--- a/docs/Relazione_Tecnica_Frontend_Applicativo_v1.0.docx
+++ b/docs/Relazione_Tecnica_Frontend_Applicativo_v1.0.docx
@@ -1,6 +1,6 @@
 
 <file path=word/document.xml><?xml version="1.0" encoding="utf-8"?>
-<w:document xmlns:wpc="http://schemas.microsoft.com/office/word/2010/wordprocessingCanvas" xmlns:cx="http://schemas.microsoft.com/office/drawing/2014/chartex" xmlns:cx1="http://schemas.microsoft.com/office/drawing/2015/9/8/chartex" xmlns:cx2="http://schemas.microsoft.com/office/drawing/2015/10/21/chartex" xmlns:cx3="http://schemas.microsoft.com/office/drawing/2016/5/9/chartex" xmlns:cx4="http://schemas.microsoft.com/office/drawing/2016/5/10/chartex" xmlns:cx5="http://schemas.microsoft.com/office/drawing/2016/5/11/chartex" xmlns:cx6="http://schemas.microsoft.com/office/drawing/2016/5/12/chartex" xmlns:cx7="http://schemas.microsoft.com/office/drawing/2016/5/13/chartex" xmlns:cx8="http://schemas.microsoft.com/office/drawing/2016/5/14/chartex" xmlns:mc="http://schemas.openxmlformats.org/markup-compatibility/2006" xmlns:aink="http://schemas.microsoft.com/office/drawing/2016/ink" xmlns:am3d="http://schemas.microsoft.com/office/drawing/2017/model3d" xmlns:o="urn:schemas-microsoft-com:office:office" xmlns:oel="http://schemas.microsoft.com/office/2019/extlst" xmlns:r="http://schemas.openxmlformats.org/officeDocument/2006/relationships" xmlns:m="http://schemas.openxmlformats.org/officeDocument/2006/math" xmlns:v="urn:schemas-microsoft-com:vml" xmlns:wp14="http://schemas.microsoft.com/office/word/2010/wordprocessingDrawing" xmlns:wp="http://schemas.openxmlformats.org/drawingml/2006/wordprocessingDrawing" xmlns:w10="urn:schemas-microsoft-com:office:word" xmlns:w="http://schemas.openxmlformats.org/wordprocessingml/2006/main" xmlns:w14="http://schemas.microsoft.com/office/word/2010/wordml" xmlns:w15="http://schemas.microsoft.com/office/word/2012/wordml" xmlns:w16cex="http://schemas.microsoft.com/office/word/2018/wordml/cex" xmlns:w16cid="http://schemas.microsoft.com/office/word/2016/wordml/cid" xmlns:w16="http://schemas.microsoft.com/office/word/2018/wordml" xmlns:w16du="http://schemas.microsoft.com/office/word/2023/wordml/word16du" xmlns:w16sdtdh="http://schemas.microsoft.com/office/word/2020/wordml/sdtdatahash" xmlns:w16sdtfl="http://schemas.microsoft.com/office/word/2024/wordml/sdtformatlock" xmlns:w16se="http://schemas.microsoft.com/office/word/2015/wordml/symex" xmlns:wpg="http://schemas.microsoft.com/office/word/2010/wordprocessingGroup" xmlns:wpi="http://schemas.microsoft.com/office/word/2010/wordprocessingInk" xmlns:wne="http://schemas.microsoft.com/office/word/2006/wordml" xmlns:wps="http://schemas.microsoft.com/office/word/2010/wordprocessingShape" mc:Ignorable="w14 w15 w16se w16cid w16 w16cex w16sdtdh w16sdtfl w16du wp14">
+<w:document xmlns:wpc="http://schemas.microsoft.com/office/word/2010/wordprocessingCanvas" xmlns:cx="http://schemas.microsoft.com/office/drawing/2014/chartex" xmlns:cx1="http://schemas.microsoft.com/office/drawing/2015/9/8/chartex" xmlns:cx2="http://schemas.microsoft.com/office/drawing/2015/10/21/chartex" xmlns:cx3="http://schemas.microsoft.com/office/drawing/2016/5/9/chartex" xmlns:cx4="http://schemas.microsoft.com/office/drawing/2016/5/10/chartex" xmlns:cx5="http://schemas.microsoft.com/office/drawing/2016/5/11/chartex" xmlns:cx6="http://schemas.microsoft.com/office/drawing/2016/5/12/chartex" xmlns:cx7="http://schemas.microsoft.com/office/drawing/2016/5/13/chartex" xmlns:cx8="http://schemas.microsoft.com/office/drawing/2016/5/14/chartex" xmlns:mc="http://schemas.openxmlformats.org/markup-compatibility/2006" xmlns:aink="http://schemas.microsoft.com/office/drawing/2016/ink" xmlns:am3d="http://schemas.microsoft.com/office/drawing/2017/model3d" xmlns:o="urn:schemas-microsoft-com:office:office" xmlns:r="http://schemas.openxmlformats.org/officeDocument/2006/relationships" xmlns:m="http://schemas.openxmlformats.org/officeDocument/2006/math" xmlns:v="urn:schemas-microsoft-com:vml" xmlns:wp14="http://schemas.microsoft.com/office/word/2010/wordprocessingDrawing" xmlns:wp="http://schemas.openxmlformats.org/drawingml/2006/wordprocessingDrawing" xmlns:w10="urn:schemas-microsoft-com:office:word" xmlns:w="http://schemas.openxmlformats.org/wordprocessingml/2006/main" xmlns:w14="http://schemas.microsoft.com/office/word/2010/wordml" xmlns:w15="http://schemas.microsoft.com/office/word/2012/wordml" xmlns:w16cex="http://schemas.microsoft.com/office/word/2018/wordml/cex" xmlns:w16cid="http://schemas.microsoft.com/office/word/2016/wordml/cid" xmlns:w16="http://schemas.microsoft.com/office/word/2018/wordml" xmlns:w16sdtdh="http://schemas.microsoft.com/office/word/2020/wordml/sdtdatahash" xmlns:w16se="http://schemas.microsoft.com/office/word/2015/wordml/symex" xmlns:wpg="http://schemas.microsoft.com/office/word/2010/wordprocessingGroup" xmlns:wpi="http://schemas.microsoft.com/office/word/2010/wordprocessingInk" xmlns:wne="http://schemas.microsoft.com/office/word/2006/wordml" xmlns:wps="http://schemas.microsoft.com/office/word/2010/wordprocessingShape" mc:Ignorable="w14 w15 w16se w16cid w16 w16cex w16sdtdh wp14">
   <w:body>
     <w:p>
       <w:pPr>
@@ -9,8 +9,6 @@
       </w:pPr>
       <w:r>
         <w:rPr>
-          <w:rFonts w:ascii="Times New Roman" w:hAnsi="Times New Roman"/>
-          <w:i w:val="0"/>
           <w:color w:val="17354A"/>
           <w:sz w:val="32"/>
         </w:rPr>
@@ -19,15 +17,12 @@
     </w:p>
     <w:p>
       <w:pPr>
-        <w:spacing w:before="0" w:after="0"/>
+        <w:spacing w:after="0"/>
         <w:jc w:val="center"/>
       </w:pPr>
       <w:r>
         <w:rPr>
-          <w:rFonts w:ascii="Times New Roman" w:hAnsi="Times New Roman"/>
-          <w:i w:val="0"/>
           <w:color w:val="536875"/>
-          <w:sz w:val="24"/>
         </w:rPr>
         <w:t>Corso di Laurea Triennale in Informatica per le aziende digitali - L-31</w:t>
       </w:r>
@@ -39,8 +34,6 @@
       </w:pPr>
       <w:r>
         <w:rPr>
-          <w:rFonts w:ascii="Times New Roman" w:hAnsi="Times New Roman"/>
-          <w:i w:val="0"/>
           <w:color w:val="17354A"/>
           <w:sz w:val="44"/>
         </w:rPr>
@@ -54,8 +47,6 @@
       </w:pPr>
       <w:r>
         <w:rPr>
-          <w:rFonts w:ascii="Times New Roman" w:hAnsi="Times New Roman"/>
-          <w:i w:val="0"/>
           <w:color w:val="2E6B7A"/>
           <w:sz w:val="30"/>
         </w:rPr>
@@ -68,25 +59,18 @@
         <w:jc w:val="center"/>
       </w:pPr>
       <w:r>
-        <w:rPr>
-          <w:rFonts w:ascii="Times New Roman" w:hAnsi="Times New Roman"/>
-          <w:i w:val="0"/>
-          <w:sz w:val="24"/>
-        </w:rPr>
-        <w:t>Project Work n. 19 - Tema 2: Privacy e sicurezza aziendale</w:t>
+        <w:t xml:space="preserve">Project Work n. 19 - Tema 2: </w:t>
+      </w:r>
+      <w:r>
+        <w:t>Privacy e sicurezza aziendale</w:t>
       </w:r>
     </w:p>
     <w:p>
       <w:pPr>
-        <w:spacing w:before="0" w:after="0"/>
+        <w:spacing w:after="0"/>
         <w:jc w:val="center"/>
       </w:pPr>
       <w:r>
-        <w:rPr>
-          <w:rFonts w:ascii="Times New Roman" w:hAnsi="Times New Roman"/>
-          <w:i w:val="0"/>
-          <w:sz w:val="24"/>
-        </w:rPr>
         <w:t>Applicazione web per la gestione centralizzata di soggetti NIS2, asset, servizi, dipendenze, incidenti e Assessment FNCSDP</w:t>
       </w:r>
     </w:p>
@@ -96,26 +80,16 @@
         <w:jc w:val="center"/>
       </w:pPr>
       <w:r>
-        <w:rPr>
-          <w:rFonts w:ascii="Times New Roman" w:hAnsi="Times New Roman"/>
-          <w:i w:val="0"/>
-          <w:sz w:val="24"/>
-        </w:rPr>
         <w:t>Autore: Gianluca Lucarelli</w:t>
       </w:r>
     </w:p>
     <w:p>
       <w:pPr>
-        <w:spacing w:before="0" w:after="0"/>
+        <w:spacing w:after="0"/>
         <w:jc w:val="center"/>
       </w:pPr>
       <w:r>
-        <w:rPr>
-          <w:rFonts w:ascii="Times New Roman" w:hAnsi="Times New Roman"/>
-          <w:i w:val="0"/>
-          <w:sz w:val="24"/>
-        </w:rPr>
-        <w:t>Versione 1.0 - Luglio 2026</w:t>
+        <w:t xml:space="preserve">Versione 1.0 </w:t>
       </w:r>
     </w:p>
     <w:p>
@@ -125,89 +99,157 @@
       </w:pPr>
       <w:r>
         <w:rPr>
-          <w:rFonts w:ascii="Times New Roman" w:hAnsi="Times New Roman"/>
           <w:i/>
           <w:color w:val="536875"/>
           <w:sz w:val="22"/>
         </w:rPr>
-        <w:t>Allegato tecnico di approfondimento al documento principale del Project Work</w:t>
+        <w:t xml:space="preserve">Allegato tecnico di approfondimento al documento </w:t>
+      </w:r>
+      <w:r>
+        <w:rPr>
+          <w:i/>
+          <w:color w:val="536875"/>
+          <w:sz w:val="22"/>
+        </w:rPr>
+        <w:t>principale del Project Work</w:t>
       </w:r>
     </w:p>
     <w:p>
       <w:r>
         <w:br w:type="page"/>
       </w:r>
-    </w:p>
-    <w:p>
-      <w:bookmarkStart w:id="1" w:name="nota"/>
-      <w:pPr>
-        <w:pStyle w:val="Titolo1"/>
-        <w:keepNext/>
-      </w:pPr>
-      <w:r>
-        <w:t>Nota sul documento</w:t>
-      </w:r>
-      <w:bookmarkEnd w:id="1"/>
     </w:p>
     <w:p>
       <w:pPr>
-        <w:spacing w:after="120" w:line="269" w:lineRule="auto"/>
-        <w:jc w:val="both"/>
+        <w:pStyle w:val="Titolo1"/>
+        <w:rPr>
+          <w:rFonts w:ascii="Times New Roman" w:hAnsi="Times New Roman" w:cs="Times New Roman"/>
+          <w:sz w:val="24"/>
+          <w:szCs w:val="24"/>
+        </w:rPr>
       </w:pPr>
-      <w:r>
-        <w:t>La presente relazione costituisce l’allegato tecnico dedicato al frontend del Project Work. Il documento principale del PW rimane il riferimento per la presentazione complessiva del progetto; questa relazione descrive invece l’architettura dell’interfaccia web, la navigazione, l’integrazione con Supabase, i moduli operativi, le esportazioni e le verifiche funzionali eseguite sulla versione pubblicata tramite GitHub Pages.</w:t>
+      <w:bookmarkStart w:id="0" w:name="nota"/>
+      <w:r>
+        <w:rPr>
+          <w:rFonts w:ascii="Times New Roman" w:hAnsi="Times New Roman" w:cs="Times New Roman"/>
+          <w:sz w:val="24"/>
+          <w:szCs w:val="24"/>
+        </w:rPr>
+        <w:lastRenderedPageBreak/>
+        <w:t xml:space="preserve">Nota </w:t>
+      </w:r>
+      <w:proofErr w:type="spellStart"/>
+      <w:r>
+        <w:rPr>
+          <w:rFonts w:ascii="Times New Roman" w:hAnsi="Times New Roman" w:cs="Times New Roman"/>
+          <w:sz w:val="24"/>
+          <w:szCs w:val="24"/>
+        </w:rPr>
+        <w:t>sul</w:t>
+      </w:r>
+      <w:proofErr w:type="spellEnd"/>
+      <w:r>
+        <w:rPr>
+          <w:rFonts w:ascii="Times New Roman" w:hAnsi="Times New Roman" w:cs="Times New Roman"/>
+          <w:sz w:val="24"/>
+          <w:szCs w:val="24"/>
+        </w:rPr>
+        <w:t xml:space="preserve"> </w:t>
+      </w:r>
+      <w:proofErr w:type="spellStart"/>
+      <w:r>
+        <w:rPr>
+          <w:rFonts w:ascii="Times New Roman" w:hAnsi="Times New Roman" w:cs="Times New Roman"/>
+          <w:sz w:val="24"/>
+          <w:szCs w:val="24"/>
+        </w:rPr>
+        <w:t>documento</w:t>
+      </w:r>
+      <w:bookmarkEnd w:id="0"/>
+      <w:proofErr w:type="spellEnd"/>
+    </w:p>
+    <w:p>
+      <w:r>
+        <w:t>La presente relazione costituisce l’allegato tecnico dedicato al frontend del Project Work. Il documento principale del PW rimane il riferimento per la presentazione complessiva del progetto; questa relazion</w:t>
+      </w:r>
+      <w:r>
+        <w:t>e descrive invece l’architettura dell’interfaccia web, la navigazione, l’integrazione con Supabase, i moduli operativi, le esportazioni e le verifiche funzionali eseguite sulla versione pubblicata tramite GitHub Pages.</w:t>
+      </w:r>
+    </w:p>
+    <w:p>
+      <w:r>
+        <w:t>La versione 1.0 documenta lo stato fi</w:t>
+      </w:r>
+      <w:r>
+        <w:t>nale collaudato il 30 luglio 2026. Il frontend è sviluppato con HTML5, CSS e JavaScript modulare, utilizza una navigazione basata su hash, integra autenticazione Supabase, livelli AAL/MFA, funzioni RPC e policy RLS del backend, e comprende i flussi complet</w:t>
+      </w:r>
+      <w:r>
+        <w:t>i per soggetti NIS2, inventario, servizi, fornitori, Supply Chain, incidenti, Audit Log e Assessment FNCSDP. La build di chiusura utilizzata per il controllo conclusivo è la 20260730-f12.</w:t>
       </w:r>
     </w:p>
     <w:p>
       <w:pPr>
-        <w:spacing w:after="120" w:line="269" w:lineRule="auto"/>
-        <w:jc w:val="both"/>
+        <w:pStyle w:val="Titolo1"/>
       </w:pPr>
-      <w:r>
-        <w:t>La versione 1.0 documenta lo stato finale collaudato il 30 luglio 2026. Il frontend è sviluppato con HTML5, CSS e JavaScript modulare, utilizza una navigazione basata su hash, integra autenticazione Supabase, livelli AAL/MFA, funzioni RPC e policy RLS del backend, e comprende i flussi completi per soggetti NIS2, inventario, servizi, fornitori, Supply Chain, incidenti, Audit Log e Assessment FNCSDP. La build di chiusura utilizzata per il controllo conclusivo è la 20260730-f12.</w:t>
-      </w:r>
-    </w:p>
-    <w:p>
-      <w:pPr>
-        <w:spacing w:after="120" w:line="269" w:lineRule="auto"/>
-        <w:jc w:val="both"/>
-      </w:pPr>
-      <w:r>
-        <w:t>Il documento mantiene la stessa impostazione grafica della relazione tecnica backend: formato A4, carattere Times New Roman, titolazione sobria, tabelle di sintesi, figure numerate e numerazione progressiva delle pagine. I contenuti riguardano esclusivamente il livello applicativo web e richiamano il backend soltanto quando necessario per spiegare i contratti di integrazione e i controlli di sicurezza.</w:t>
-      </w:r>
-    </w:p>
-    <w:p>
-      <w:bookmarkStart w:id="2" w:name="toc"/>
-      <w:pPr>
-        <w:pStyle w:val="Titolo1"/>
-        <w:keepNext/>
-      </w:pPr>
-      <w:r>
-        <w:t>Indice dei contenuti</w:t>
-      </w:r>
-      <w:bookmarkEnd w:id="2"/>
-    </w:p>
-    <w:p>
-      <w:pPr>
-        <w:spacing w:after="120" w:line="269" w:lineRule="auto"/>
-        <w:jc w:val="both"/>
-      </w:pPr>
-      <w:r>
-        <w:t>Selezionare una voce dell’indice per raggiungere direttamente la relativa sezione.</w:t>
-      </w:r>
+      <w:bookmarkStart w:id="1" w:name="toc"/>
+      <w:proofErr w:type="spellStart"/>
+      <w:r>
+        <w:rPr>
+          <w:rFonts w:ascii="Times New Roman" w:hAnsi="Times New Roman" w:cs="Times New Roman"/>
+          <w:sz w:val="24"/>
+          <w:szCs w:val="24"/>
+        </w:rPr>
+        <w:t>Indice</w:t>
+      </w:r>
+      <w:proofErr w:type="spellEnd"/>
+      <w:r>
+        <w:rPr>
+          <w:rFonts w:ascii="Times New Roman" w:hAnsi="Times New Roman" w:cs="Times New Roman"/>
+          <w:sz w:val="24"/>
+          <w:szCs w:val="24"/>
+        </w:rPr>
+        <w:t xml:space="preserve"> </w:t>
+      </w:r>
+      <w:proofErr w:type="spellStart"/>
+      <w:r>
+        <w:rPr>
+          <w:rFonts w:ascii="Times New Roman" w:hAnsi="Times New Roman" w:cs="Times New Roman"/>
+          <w:sz w:val="24"/>
+          <w:szCs w:val="24"/>
+        </w:rPr>
+        <w:t>dei</w:t>
+      </w:r>
+      <w:proofErr w:type="spellEnd"/>
+      <w:r>
+        <w:rPr>
+          <w:rFonts w:ascii="Times New Roman" w:hAnsi="Times New Roman" w:cs="Times New Roman"/>
+          <w:sz w:val="24"/>
+          <w:szCs w:val="24"/>
+        </w:rPr>
+        <w:t xml:space="preserve"> </w:t>
+      </w:r>
+      <w:proofErr w:type="spellStart"/>
+      <w:r>
+        <w:rPr>
+          <w:rFonts w:ascii="Times New Roman" w:hAnsi="Times New Roman" w:cs="Times New Roman"/>
+          <w:sz w:val="24"/>
+          <w:szCs w:val="24"/>
+        </w:rPr>
+        <w:t>contenuti</w:t>
+      </w:r>
+      <w:bookmarkEnd w:id="1"/>
+      <w:proofErr w:type="spellEnd"/>
     </w:p>
     <w:p>
       <w:pPr>
         <w:spacing w:after="0" w:line="216" w:lineRule="auto"/>
-        <w:ind w:left="0"/>
       </w:pPr>
       <w:hyperlink w:anchor="s1">
         <w:r>
           <w:rPr>
             <w:color w:val="2E6B7A"/>
+            <w:sz w:val="18"/>
             <w:u w:val="single"/>
-            <w:rFonts w:ascii="Times New Roman" w:hAnsi="Times New Roman"/>
-            <w:sz w:val="18"/>
           </w:rPr>
           <w:t>1. Finalità e perimetro della relazione</w:t>
         </w:r>
@@ -216,15 +258,13 @@
     <w:p>
       <w:pPr>
         <w:spacing w:after="0" w:line="216" w:lineRule="auto"/>
-        <w:ind w:left="0"/>
       </w:pPr>
       <w:hyperlink w:anchor="s2">
         <w:r>
           <w:rPr>
             <w:color w:val="2E6B7A"/>
+            <w:sz w:val="18"/>
             <w:u w:val="single"/>
-            <w:rFonts w:ascii="Times New Roman" w:hAnsi="Times New Roman"/>
-            <w:sz w:val="18"/>
           </w:rPr>
           <w:t>2. Architettura frontend e organizzazione del codice</w:t>
         </w:r>
@@ -239,11 +279,64 @@
         <w:r>
           <w:rPr>
             <w:color w:val="2E6B7A"/>
+            <w:sz w:val="16"/>
             <w:u w:val="single"/>
-            <w:rFonts w:ascii="Times New Roman" w:hAnsi="Times New Roman"/>
+          </w:rPr>
+          <w:t xml:space="preserve">2.1 </w:t>
+        </w:r>
+        <w:proofErr w:type="spellStart"/>
+        <w:r>
+          <w:rPr>
+            <w:color w:val="2E6B7A"/>
             <w:sz w:val="16"/>
+            <w:u w:val="single"/>
           </w:rPr>
-          <w:t>2.1 Struttura della pagina e componenti condivisi</w:t>
+          <w:t>Struttura</w:t>
+        </w:r>
+        <w:proofErr w:type="spellEnd"/>
+        <w:r>
+          <w:rPr>
+            <w:color w:val="2E6B7A"/>
+            <w:sz w:val="16"/>
+            <w:u w:val="single"/>
+          </w:rPr>
+          <w:t xml:space="preserve"> </w:t>
+        </w:r>
+        <w:proofErr w:type="spellStart"/>
+        <w:r>
+          <w:rPr>
+            <w:color w:val="2E6B7A"/>
+            <w:sz w:val="16"/>
+            <w:u w:val="single"/>
+          </w:rPr>
+          <w:t>della</w:t>
+        </w:r>
+        <w:proofErr w:type="spellEnd"/>
+        <w:r>
+          <w:rPr>
+            <w:color w:val="2E6B7A"/>
+            <w:sz w:val="16"/>
+            <w:u w:val="single"/>
+          </w:rPr>
+          <w:t xml:space="preserve"> </w:t>
+        </w:r>
+        <w:proofErr w:type="spellStart"/>
+        <w:r>
+          <w:rPr>
+            <w:color w:val="2E6B7A"/>
+            <w:sz w:val="16"/>
+            <w:u w:val="single"/>
+          </w:rPr>
+          <w:t>pagina</w:t>
+        </w:r>
+        <w:proofErr w:type="spellEnd"/>
+        <w:r>
+          <w:rPr>
+            <w:color w:val="2E6B7A"/>
+            <w:sz w:val="16"/>
+            <w:u w:val="single"/>
+          </w:rPr>
+          <w:t xml:space="preserve"> e componenti condivisi</w:t>
         </w:r>
       </w:hyperlink>
     </w:p>
@@ -256,12 +349,21 @@
         <w:r>
           <w:rPr>
             <w:color w:val="2E6B7A"/>
+            <w:sz w:val="16"/>
             <w:u w:val="single"/>
-            <w:rFonts w:ascii="Times New Roman" w:hAnsi="Times New Roman"/>
+          </w:rPr>
+          <w:t xml:space="preserve">2.2 Moduli JavaScript </w:t>
+        </w:r>
+        <w:proofErr w:type="spellStart"/>
+        <w:r>
+          <w:rPr>
+            <w:color w:val="2E6B7A"/>
             <w:sz w:val="16"/>
+            <w:u w:val="single"/>
           </w:rPr>
-          <w:t>2.2 Moduli JavaScript principali</w:t>
+          <w:t>principali</w:t>
         </w:r>
+        <w:proofErr w:type="spellEnd"/>
       </w:hyperlink>
     </w:p>
     <w:p>
@@ -273,26 +375,49 @@
         <w:r>
           <w:rPr>
             <w:color w:val="2E6B7A"/>
+            <w:sz w:val="16"/>
             <w:u w:val="single"/>
-            <w:rFonts w:ascii="Times New Roman" w:hAnsi="Times New Roman"/>
+          </w:rPr>
+          <w:t xml:space="preserve">2.3 </w:t>
+        </w:r>
+        <w:proofErr w:type="spellStart"/>
+        <w:r>
+          <w:rPr>
+            <w:color w:val="2E6B7A"/>
             <w:sz w:val="16"/>
+            <w:u w:val="single"/>
           </w:rPr>
-          <w:t>2.3 Fogli di stile e risorse grafiche</w:t>
+          <w:t>Fogli</w:t>
+        </w:r>
+        <w:proofErr w:type="spellEnd"/>
+        <w:r>
+          <w:rPr>
+            <w:color w:val="2E6B7A"/>
+            <w:sz w:val="16"/>
+            <w:u w:val="single"/>
+          </w:rPr>
+          <w:t xml:space="preserve"> di stile e r</w:t>
+        </w:r>
+        <w:r>
+          <w:rPr>
+            <w:color w:val="2E6B7A"/>
+            <w:sz w:val="16"/>
+            <w:u w:val="single"/>
+          </w:rPr>
+          <w:t>isorse grafiche</w:t>
         </w:r>
       </w:hyperlink>
     </w:p>
     <w:p>
       <w:pPr>
         <w:spacing w:after="0" w:line="216" w:lineRule="auto"/>
-        <w:ind w:left="0"/>
       </w:pPr>
       <w:hyperlink w:anchor="s3">
         <w:r>
           <w:rPr>
             <w:color w:val="2E6B7A"/>
+            <w:sz w:val="18"/>
             <w:u w:val="single"/>
-            <w:rFonts w:ascii="Times New Roman" w:hAnsi="Times New Roman"/>
-            <w:sz w:val="18"/>
           </w:rPr>
           <w:t>3. Tecnologie, pubblicazione e integrazione</w:t>
         </w:r>
@@ -301,15 +426,13 @@
     <w:p>
       <w:pPr>
         <w:spacing w:after="0" w:line="216" w:lineRule="auto"/>
-        <w:ind w:left="0"/>
       </w:pPr>
       <w:hyperlink w:anchor="s4">
         <w:r>
           <w:rPr>
             <w:color w:val="2E6B7A"/>
+            <w:sz w:val="18"/>
             <w:u w:val="single"/>
-            <w:rFonts w:ascii="Times New Roman" w:hAnsi="Times New Roman"/>
-            <w:sz w:val="18"/>
           </w:rPr>
           <w:t>4. Home pubblica, identità visiva e accesso</w:t>
         </w:r>
@@ -318,15 +441,13 @@
     <w:p>
       <w:pPr>
         <w:spacing w:after="0" w:line="216" w:lineRule="auto"/>
-        <w:ind w:left="0"/>
       </w:pPr>
       <w:hyperlink w:anchor="s5">
         <w:r>
           <w:rPr>
             <w:color w:val="2E6B7A"/>
+            <w:sz w:val="18"/>
             <w:u w:val="single"/>
-            <w:rFonts w:ascii="Times New Roman" w:hAnsi="Times New Roman"/>
-            <w:sz w:val="18"/>
           </w:rPr>
           <w:t>5. Autenticazione, sessione e controllo operativo</w:t>
         </w:r>
@@ -335,15 +456,13 @@
     <w:p>
       <w:pPr>
         <w:spacing w:after="0" w:line="216" w:lineRule="auto"/>
-        <w:ind w:left="0"/>
       </w:pPr>
       <w:hyperlink w:anchor="s6">
         <w:r>
           <w:rPr>
             <w:color w:val="2E6B7A"/>
+            <w:sz w:val="18"/>
             <w:u w:val="single"/>
-            <w:rFonts w:ascii="Times New Roman" w:hAnsi="Times New Roman"/>
-            <w:sz w:val="18"/>
           </w:rPr>
           <w:t>6. Architettura di navigazione</w:t>
         </w:r>
@@ -352,15 +471,13 @@
     <w:p>
       <w:pPr>
         <w:spacing w:after="0" w:line="216" w:lineRule="auto"/>
-        <w:ind w:left="0"/>
       </w:pPr>
       <w:hyperlink w:anchor="s7">
         <w:r>
           <w:rPr>
             <w:color w:val="2E6B7A"/>
+            <w:sz w:val="18"/>
             <w:u w:val="single"/>
-            <w:rFonts w:ascii="Times New Roman" w:hAnsi="Times New Roman"/>
-            <w:sz w:val="18"/>
           </w:rPr>
           <w:t>7. Area applicativa, layout e usabilità</w:t>
         </w:r>
@@ -369,15 +486,13 @@
     <w:p>
       <w:pPr>
         <w:spacing w:after="0" w:line="216" w:lineRule="auto"/>
-        <w:ind w:left="0"/>
       </w:pPr>
       <w:hyperlink w:anchor="s8">
         <w:r>
           <w:rPr>
             <w:color w:val="2E6B7A"/>
+            <w:sz w:val="18"/>
             <w:u w:val="single"/>
-            <w:rFonts w:ascii="Times New Roman" w:hAnsi="Times New Roman"/>
-            <w:sz w:val="18"/>
           </w:rPr>
           <w:t>8. Moduli operativi</w:t>
         </w:r>
@@ -392,12 +507,37 @@
         <w:r>
           <w:rPr>
             <w:color w:val="2E6B7A"/>
+            <w:sz w:val="16"/>
             <w:u w:val="single"/>
-            <w:rFonts w:ascii="Times New Roman" w:hAnsi="Times New Roman"/>
+          </w:rPr>
+          <w:t xml:space="preserve">8.1 </w:t>
+        </w:r>
+        <w:r>
+          <w:rPr>
+            <w:color w:val="2E6B7A"/>
             <w:sz w:val="16"/>
+            <w:u w:val="single"/>
           </w:rPr>
-          <w:t>8.1 Dashboard operativa</w:t>
+          <w:t>Dashboard</w:t>
         </w:r>
+        <w:r>
+          <w:rPr>
+            <w:color w:val="2E6B7A"/>
+            <w:sz w:val="16"/>
+            <w:u w:val="single"/>
+          </w:rPr>
+          <w:t xml:space="preserve"> </w:t>
+        </w:r>
+        <w:proofErr w:type="spellStart"/>
+        <w:r>
+          <w:rPr>
+            <w:color w:val="2E6B7A"/>
+            <w:sz w:val="16"/>
+            <w:u w:val="single"/>
+          </w:rPr>
+          <w:t>operativa</w:t>
+        </w:r>
+        <w:proofErr w:type="spellEnd"/>
       </w:hyperlink>
     </w:p>
     <w:p>
@@ -409,11 +549,54 @@
         <w:r>
           <w:rPr>
             <w:color w:val="2E6B7A"/>
+            <w:sz w:val="16"/>
             <w:u w:val="single"/>
-            <w:rFonts w:ascii="Times New Roman" w:hAnsi="Times New Roman"/>
+          </w:rPr>
+          <w:t xml:space="preserve">8.2 </w:t>
+        </w:r>
+        <w:proofErr w:type="spellStart"/>
+        <w:r>
+          <w:rPr>
+            <w:color w:val="2E6B7A"/>
             <w:sz w:val="16"/>
+            <w:u w:val="single"/>
           </w:rPr>
-          <w:t>8.2 Azienda e soggetti NIS2</w:t>
+          <w:t>Azienda</w:t>
+        </w:r>
+        <w:proofErr w:type="spellEnd"/>
+        <w:r>
+          <w:rPr>
+            <w:color w:val="2E6B7A"/>
+            <w:sz w:val="16"/>
+            <w:u w:val="single"/>
+          </w:rPr>
+          <w:t xml:space="preserve"> e </w:t>
+        </w:r>
+        <w:proofErr w:type="spellStart"/>
+        <w:r>
+          <w:rPr>
+            <w:color w:val="2E6B7A"/>
+            <w:sz w:val="16"/>
+            <w:u w:val="single"/>
+          </w:rPr>
+          <w:t>so</w:t>
+        </w:r>
+        <w:r>
+          <w:rPr>
+            <w:color w:val="2E6B7A"/>
+            <w:sz w:val="16"/>
+            <w:u w:val="single"/>
+          </w:rPr>
+          <w:t>ggetti</w:t>
+        </w:r>
+        <w:proofErr w:type="spellEnd"/>
+        <w:r>
+          <w:rPr>
+            <w:color w:val="2E6B7A"/>
+            <w:sz w:val="16"/>
+            <w:u w:val="single"/>
+          </w:rPr>
+          <w:t xml:space="preserve"> NIS2</w:t>
         </w:r>
       </w:hyperlink>
     </w:p>
@@ -426,11 +609,46 @@
         <w:r>
           <w:rPr>
             <w:color w:val="2E6B7A"/>
+            <w:sz w:val="16"/>
             <w:u w:val="single"/>
-            <w:rFonts w:ascii="Times New Roman" w:hAnsi="Times New Roman"/>
+          </w:rPr>
+          <w:t xml:space="preserve">8.3 </w:t>
+        </w:r>
+        <w:proofErr w:type="spellStart"/>
+        <w:r>
+          <w:rPr>
+            <w:color w:val="2E6B7A"/>
             <w:sz w:val="16"/>
+            <w:u w:val="single"/>
           </w:rPr>
-          <w:t>8.3 Inventario e archiviazione logica</w:t>
+          <w:t>Inventario</w:t>
+        </w:r>
+        <w:proofErr w:type="spellEnd"/>
+        <w:r>
+          <w:rPr>
+            <w:color w:val="2E6B7A"/>
+            <w:sz w:val="16"/>
+            <w:u w:val="single"/>
+          </w:rPr>
+          <w:t xml:space="preserve"> e </w:t>
+        </w:r>
+        <w:proofErr w:type="spellStart"/>
+        <w:r>
+          <w:rPr>
+            <w:color w:val="2E6B7A"/>
+            <w:sz w:val="16"/>
+            <w:u w:val="single"/>
+          </w:rPr>
+          <w:t>archiviazione</w:t>
+        </w:r>
+        <w:proofErr w:type="spellEnd"/>
+        <w:r>
+          <w:rPr>
+            <w:color w:val="2E6B7A"/>
+            <w:sz w:val="16"/>
+            <w:u w:val="single"/>
+          </w:rPr>
+          <w:t xml:space="preserve"> logica</w:t>
         </w:r>
       </w:hyperlink>
     </w:p>
@@ -443,12 +661,39 @@
         <w:r>
           <w:rPr>
             <w:color w:val="2E6B7A"/>
+            <w:sz w:val="16"/>
             <w:u w:val="single"/>
-            <w:rFonts w:ascii="Times New Roman" w:hAnsi="Times New Roman"/>
+          </w:rPr>
+          <w:t xml:space="preserve">8.4 </w:t>
+        </w:r>
+        <w:proofErr w:type="spellStart"/>
+        <w:r>
+          <w:rPr>
+            <w:color w:val="2E6B7A"/>
             <w:sz w:val="16"/>
+            <w:u w:val="single"/>
           </w:rPr>
-          <w:t>8.4 Servizi e fornitori</w:t>
+          <w:t>Servizi</w:t>
         </w:r>
+        <w:proofErr w:type="spellEnd"/>
+        <w:r>
+          <w:rPr>
+            <w:color w:val="2E6B7A"/>
+            <w:sz w:val="16"/>
+            <w:u w:val="single"/>
+          </w:rPr>
+          <w:t xml:space="preserve"> e </w:t>
+        </w:r>
+        <w:proofErr w:type="spellStart"/>
+        <w:r>
+          <w:rPr>
+            <w:color w:val="2E6B7A"/>
+            <w:sz w:val="16"/>
+            <w:u w:val="single"/>
+          </w:rPr>
+          <w:t>fornitori</w:t>
+        </w:r>
+        <w:proofErr w:type="spellEnd"/>
       </w:hyperlink>
     </w:p>
     <w:p>
@@ -460,11 +705,28 @@
         <w:r>
           <w:rPr>
             <w:color w:val="2E6B7A"/>
+            <w:sz w:val="16"/>
             <w:u w:val="single"/>
-            <w:rFonts w:ascii="Times New Roman" w:hAnsi="Times New Roman"/>
+          </w:rPr>
+          <w:t xml:space="preserve">8.5 </w:t>
+        </w:r>
+        <w:proofErr w:type="spellStart"/>
+        <w:r>
+          <w:rPr>
+            <w:color w:val="2E6B7A"/>
             <w:sz w:val="16"/>
+            <w:u w:val="single"/>
           </w:rPr>
-          <w:t>8.5 Relazioni e Supply Chain</w:t>
+          <w:t>Relazioni</w:t>
+        </w:r>
+        <w:proofErr w:type="spellEnd"/>
+        <w:r>
+          <w:rPr>
+            <w:color w:val="2E6B7A"/>
+            <w:sz w:val="16"/>
+            <w:u w:val="single"/>
+          </w:rPr>
+          <w:t xml:space="preserve"> e Supply Chain</w:t>
         </w:r>
       </w:hyperlink>
     </w:p>
@@ -477,26 +739,69 @@
         <w:r>
           <w:rPr>
             <w:color w:val="2E6B7A"/>
+            <w:sz w:val="16"/>
             <w:u w:val="single"/>
-            <w:rFonts w:ascii="Times New Roman" w:hAnsi="Times New Roman"/>
+          </w:rPr>
+          <w:t xml:space="preserve">8.6 </w:t>
+        </w:r>
+        <w:proofErr w:type="spellStart"/>
+        <w:r>
+          <w:rPr>
+            <w:color w:val="2E6B7A"/>
             <w:sz w:val="16"/>
+            <w:u w:val="single"/>
           </w:rPr>
-          <w:t>8.6 Gestione degli incidenti</w:t>
+          <w:t>Gestione</w:t>
         </w:r>
+        <w:proofErr w:type="spellEnd"/>
+        <w:r>
+          <w:rPr>
+            <w:color w:val="2E6B7A"/>
+            <w:sz w:val="16"/>
+            <w:u w:val="single"/>
+          </w:rPr>
+          <w:t xml:space="preserve"> </w:t>
+        </w:r>
+        <w:proofErr w:type="spellStart"/>
+        <w:r>
+          <w:rPr>
+            <w:color w:val="2E6B7A"/>
+            <w:sz w:val="16"/>
+            <w:u w:val="single"/>
+          </w:rPr>
+          <w:t>degli</w:t>
+        </w:r>
+        <w:proofErr w:type="spellEnd"/>
+        <w:r>
+          <w:rPr>
+            <w:color w:val="2E6B7A"/>
+            <w:sz w:val="16"/>
+            <w:u w:val="single"/>
+          </w:rPr>
+          <w:t xml:space="preserve"> </w:t>
+        </w:r>
+        <w:proofErr w:type="spellStart"/>
+        <w:r>
+          <w:rPr>
+            <w:color w:val="2E6B7A"/>
+            <w:sz w:val="16"/>
+            <w:u w:val="single"/>
+          </w:rPr>
+          <w:t>incidenti</w:t>
+        </w:r>
+        <w:proofErr w:type="spellEnd"/>
       </w:hyperlink>
     </w:p>
     <w:p>
       <w:pPr>
         <w:spacing w:after="0" w:line="216" w:lineRule="auto"/>
-        <w:ind w:left="0"/>
       </w:pPr>
       <w:hyperlink w:anchor="s9">
         <w:r>
           <w:rPr>
             <w:color w:val="2E6B7A"/>
+            <w:sz w:val="18"/>
             <w:u w:val="single"/>
-            <w:rFonts w:ascii="Times New Roman" w:hAnsi="Times New Roman"/>
-            <w:sz w:val="18"/>
           </w:rPr>
           <w:t>9. Assessment FNCSDP</w:t>
         </w:r>
@@ -511,11 +816,28 @@
         <w:r>
           <w:rPr>
             <w:color w:val="2E6B7A"/>
+            <w:sz w:val="16"/>
             <w:u w:val="single"/>
-            <w:rFonts w:ascii="Times New Roman" w:hAnsi="Times New Roman"/>
+          </w:rPr>
+          <w:t xml:space="preserve">9.1 </w:t>
+        </w:r>
+        <w:proofErr w:type="spellStart"/>
+        <w:r>
+          <w:rPr>
+            <w:color w:val="2E6B7A"/>
             <w:sz w:val="16"/>
+            <w:u w:val="single"/>
           </w:rPr>
-          <w:t>9.1 Profilo Target</w:t>
+          <w:t>Profilo</w:t>
+        </w:r>
+        <w:proofErr w:type="spellEnd"/>
+        <w:r>
+          <w:rPr>
+            <w:color w:val="2E6B7A"/>
+            <w:sz w:val="16"/>
+            <w:u w:val="single"/>
+          </w:rPr>
+          <w:t xml:space="preserve"> Target</w:t>
         </w:r>
       </w:hyperlink>
     </w:p>
@@ -528,11 +850,46 @@
         <w:r>
           <w:rPr>
             <w:color w:val="2E6B7A"/>
+            <w:sz w:val="16"/>
             <w:u w:val="single"/>
-            <w:rFonts w:ascii="Times New Roman" w:hAnsi="Times New Roman"/>
+          </w:rPr>
+          <w:t xml:space="preserve">9.2 </w:t>
+        </w:r>
+        <w:proofErr w:type="spellStart"/>
+        <w:r>
+          <w:rPr>
+            <w:color w:val="2E6B7A"/>
             <w:sz w:val="16"/>
+            <w:u w:val="single"/>
           </w:rPr>
-          <w:t>9.2 Profilo Attuale e misure</w:t>
+          <w:t>Profilo</w:t>
+        </w:r>
+        <w:proofErr w:type="spellEnd"/>
+        <w:r>
+          <w:rPr>
+            <w:color w:val="2E6B7A"/>
+            <w:sz w:val="16"/>
+            <w:u w:val="single"/>
+          </w:rPr>
+          <w:t xml:space="preserve"> </w:t>
+        </w:r>
+        <w:proofErr w:type="spellStart"/>
+        <w:r>
+          <w:rPr>
+            <w:color w:val="2E6B7A"/>
+            <w:sz w:val="16"/>
+            <w:u w:val="single"/>
+          </w:rPr>
+          <w:t>Attuale</w:t>
+        </w:r>
+        <w:proofErr w:type="spellEnd"/>
+        <w:r>
+          <w:rPr>
+            <w:color w:val="2E6B7A"/>
+            <w:sz w:val="16"/>
+            <w:u w:val="single"/>
+          </w:rPr>
+          <w:t xml:space="preserve"> e misure</w:t>
         </w:r>
       </w:hyperlink>
     </w:p>
@@ -545,11 +902,28 @@
         <w:r>
           <w:rPr>
             <w:color w:val="2E6B7A"/>
+            <w:sz w:val="16"/>
             <w:u w:val="single"/>
-            <w:rFonts w:ascii="Times New Roman" w:hAnsi="Times New Roman"/>
+          </w:rPr>
+          <w:t xml:space="preserve">9.3 </w:t>
+        </w:r>
+        <w:proofErr w:type="spellStart"/>
+        <w:r>
+          <w:rPr>
+            <w:color w:val="2E6B7A"/>
             <w:sz w:val="16"/>
+            <w:u w:val="single"/>
           </w:rPr>
-          <w:t>9.3 Valutazione, score e gap</w:t>
+          <w:t>Valutazione</w:t>
+        </w:r>
+        <w:proofErr w:type="spellEnd"/>
+        <w:r>
+          <w:rPr>
+            <w:color w:val="2E6B7A"/>
+            <w:sz w:val="16"/>
+            <w:u w:val="single"/>
+          </w:rPr>
+          <w:t>, score e gap</w:t>
         </w:r>
       </w:hyperlink>
     </w:p>
@@ -562,26 +936,41 @@
         <w:r>
           <w:rPr>
             <w:color w:val="2E6B7A"/>
+            <w:sz w:val="16"/>
             <w:u w:val="single"/>
-            <w:rFonts w:ascii="Times New Roman" w:hAnsi="Times New Roman"/>
+          </w:rPr>
+          <w:t xml:space="preserve">9.4 </w:t>
+        </w:r>
+        <w:proofErr w:type="spellStart"/>
+        <w:r>
+          <w:rPr>
+            <w:color w:val="2E6B7A"/>
             <w:sz w:val="16"/>
+            <w:u w:val="single"/>
           </w:rPr>
-          <w:t>9.4 Esportazione XLSX e sola lettura</w:t>
+          <w:t>Esportazione</w:t>
+        </w:r>
+        <w:proofErr w:type="spellEnd"/>
+        <w:r>
+          <w:rPr>
+            <w:color w:val="2E6B7A"/>
+            <w:sz w:val="16"/>
+            <w:u w:val="single"/>
+          </w:rPr>
+          <w:t xml:space="preserve"> XLSX e sola lettura</w:t>
         </w:r>
       </w:hyperlink>
     </w:p>
     <w:p>
       <w:pPr>
         <w:spacing w:after="0" w:line="216" w:lineRule="auto"/>
-        <w:ind w:left="0"/>
       </w:pPr>
       <w:hyperlink w:anchor="s10">
         <w:r>
           <w:rPr>
             <w:color w:val="2E6B7A"/>
+            <w:sz w:val="18"/>
             <w:u w:val="single"/>
-            <w:rFonts w:ascii="Times New Roman" w:hAnsi="Times New Roman"/>
-            <w:sz w:val="18"/>
           </w:rPr>
           <w:t>10. Audit Log e tracciabilità applicativa</w:t>
         </w:r>
@@ -590,15 +979,13 @@
     <w:p>
       <w:pPr>
         <w:spacing w:after="0" w:line="216" w:lineRule="auto"/>
-        <w:ind w:left="0"/>
       </w:pPr>
       <w:hyperlink w:anchor="s11">
         <w:r>
           <w:rPr>
             <w:color w:val="2E6B7A"/>
+            <w:sz w:val="18"/>
             <w:u w:val="single"/>
-            <w:rFonts w:ascii="Times New Roman" w:hAnsi="Times New Roman"/>
-            <w:sz w:val="18"/>
           </w:rPr>
           <w:t>11. Importazioni, esportazioni e reporting</w:t>
         </w:r>
@@ -607,15 +994,13 @@
     <w:p>
       <w:pPr>
         <w:spacing w:after="0" w:line="216" w:lineRule="auto"/>
-        <w:ind w:left="0"/>
       </w:pPr>
       <w:hyperlink w:anchor="s12">
         <w:r>
           <w:rPr>
             <w:color w:val="2E6B7A"/>
+            <w:sz w:val="18"/>
             <w:u w:val="single"/>
-            <w:rFonts w:ascii="Times New Roman" w:hAnsi="Times New Roman"/>
-            <w:sz w:val="18"/>
           </w:rPr>
           <w:t>12. Supporto, lingua e ringraziamenti</w:t>
         </w:r>
@@ -624,32 +1009,36 @@
     <w:p>
       <w:pPr>
         <w:spacing w:after="0" w:line="216" w:lineRule="auto"/>
-        <w:ind w:left="0"/>
       </w:pPr>
       <w:hyperlink w:anchor="s13">
         <w:r>
           <w:rPr>
             <w:color w:val="2E6B7A"/>
+            <w:sz w:val="18"/>
             <w:u w:val="single"/>
-            <w:rFonts w:ascii="Times New Roman" w:hAnsi="Times New Roman"/>
+          </w:rPr>
+          <w:t xml:space="preserve">13. Sicurezza frontend e gestione </w:t>
+        </w:r>
+        <w:r>
+          <w:rPr>
+            <w:color w:val="2E6B7A"/>
             <w:sz w:val="18"/>
+            <w:u w:val="single"/>
           </w:rPr>
-          <w:t>13. Sicurezza frontend e gestione degli errori</w:t>
+          <w:t>degli errori</w:t>
         </w:r>
       </w:hyperlink>
     </w:p>
     <w:p>
       <w:pPr>
         <w:spacing w:after="0" w:line="216" w:lineRule="auto"/>
-        <w:ind w:left="0"/>
       </w:pPr>
       <w:hyperlink w:anchor="s14">
         <w:r>
           <w:rPr>
             <w:color w:val="2E6B7A"/>
+            <w:sz w:val="18"/>
             <w:u w:val="single"/>
-            <w:rFonts w:ascii="Times New Roman" w:hAnsi="Times New Roman"/>
-            <w:sz w:val="18"/>
           </w:rPr>
           <w:t>14. Responsive design, accessibilità e coerenza visiva</w:t>
         </w:r>
@@ -658,15 +1047,13 @@
     <w:p>
       <w:pPr>
         <w:spacing w:after="0" w:line="216" w:lineRule="auto"/>
-        <w:ind w:left="0"/>
       </w:pPr>
       <w:hyperlink w:anchor="s15">
         <w:r>
           <w:rPr>
             <w:color w:val="2E6B7A"/>
+            <w:sz w:val="18"/>
             <w:u w:val="single"/>
-            <w:rFonts w:ascii="Times New Roman" w:hAnsi="Times New Roman"/>
-            <w:sz w:val="18"/>
           </w:rPr>
           <w:t>15. Collaudo funzionale conclusivo</w:t>
         </w:r>
@@ -675,15 +1062,13 @@
     <w:p>
       <w:pPr>
         <w:spacing w:after="0" w:line="216" w:lineRule="auto"/>
-        <w:ind w:left="0"/>
       </w:pPr>
       <w:hyperlink w:anchor="s16">
         <w:r>
           <w:rPr>
             <w:color w:val="2E6B7A"/>
+            <w:sz w:val="18"/>
             <w:u w:val="single"/>
-            <w:rFonts w:ascii="Times New Roman" w:hAnsi="Times New Roman"/>
-            <w:sz w:val="18"/>
           </w:rPr>
           <w:t>16. Repository, deployment e gestione delle versioni</w:t>
         </w:r>
@@ -692,15 +1077,13 @@
     <w:p>
       <w:pPr>
         <w:spacing w:after="0" w:line="216" w:lineRule="auto"/>
-        <w:ind w:left="0"/>
       </w:pPr>
       <w:hyperlink w:anchor="s17">
         <w:r>
           <w:rPr>
             <w:color w:val="2E6B7A"/>
+            <w:sz w:val="18"/>
             <w:u w:val="single"/>
-            <w:rFonts w:ascii="Times New Roman" w:hAnsi="Times New Roman"/>
-            <w:sz w:val="18"/>
           </w:rPr>
           <w:t>17. Conclusioni</w:t>
         </w:r>
@@ -709,17 +1092,43 @@
     <w:p>
       <w:pPr>
         <w:spacing w:after="0" w:line="216" w:lineRule="auto"/>
-        <w:ind w:left="0"/>
       </w:pPr>
       <w:hyperlink w:anchor="appa">
+        <w:proofErr w:type="spellStart"/>
         <w:r>
           <w:rPr>
             <w:color w:val="2E6B7A"/>
+            <w:sz w:val="18"/>
             <w:u w:val="single"/>
-            <w:rFonts w:ascii="Times New Roman" w:hAnsi="Times New Roman"/>
+          </w:rPr>
+          <w:t>Appendice</w:t>
+        </w:r>
+        <w:proofErr w:type="spellEnd"/>
+        <w:r>
+          <w:rPr>
+            <w:color w:val="2E6B7A"/>
             <w:sz w:val="18"/>
+            <w:u w:val="single"/>
           </w:rPr>
-          <w:t>Appendice A - Matrice di controllo frontend</w:t>
+          <w:t xml:space="preserve"> A - </w:t>
+        </w:r>
+        <w:proofErr w:type="spellStart"/>
+        <w:r>
+          <w:rPr>
+            <w:color w:val="2E6B7A"/>
+            <w:sz w:val="18"/>
+            <w:u w:val="single"/>
+          </w:rPr>
+          <w:t>Matrice</w:t>
+        </w:r>
+        <w:proofErr w:type="spellEnd"/>
+        <w:r>
+          <w:rPr>
+            <w:color w:val="2E6B7A"/>
+            <w:sz w:val="18"/>
+            <w:u w:val="single"/>
+          </w:rPr>
+          <w:t xml:space="preserve"> di controllo frontend</w:t>
         </w:r>
       </w:hyperlink>
     </w:p>
@@ -729,185 +1138,301 @@
       </w:r>
     </w:p>
     <w:p>
-      <w:bookmarkStart w:id="3" w:name="s1"/>
       <w:pPr>
         <w:pStyle w:val="Titolo1"/>
-        <w:keepNext/>
       </w:pPr>
-      <w:r>
+      <w:bookmarkStart w:id="2" w:name="s1"/>
+      <w:r>
+        <w:rPr>
+          <w:rFonts w:ascii="Times New Roman" w:hAnsi="Times New Roman" w:cs="Times New Roman"/>
+          <w:sz w:val="24"/>
+          <w:szCs w:val="24"/>
+        </w:rPr>
+        <w:lastRenderedPageBreak/>
         <w:t>1. Finalità e perimetro della relazione</w:t>
+      </w:r>
+      <w:bookmarkEnd w:id="2"/>
+    </w:p>
+    <w:p>
+      <w:r>
+        <w:t xml:space="preserve">Il frontend traduce il modello relazionale e i controlli di sicurezza del progetto in un ambiente operativo </w:t>
+      </w:r>
+      <w:r>
+        <w:t>accessibile da browser. La sua finalità è offrire un unico punto di accesso ai dati di asset inventory e conformità, riducendo la frammentazione delle informazioni e guidando l’utente lungo attività che, se eseguite direttamente sul database, richiederebbe</w:t>
+      </w:r>
+      <w:r>
+        <w:t>ro conoscenze tecniche non compatibili con l’uso quotidiano.</w:t>
+      </w:r>
+    </w:p>
+    <w:p>
+      <w:r>
+        <w:t xml:space="preserve">Il perimetro comprende la home pubblica, l’autenticazione, l’area applicativa riservata, il menu </w:t>
+      </w:r>
+      <w:proofErr w:type="spellStart"/>
+      <w:r>
+        <w:t>verticale</w:t>
+      </w:r>
+      <w:proofErr w:type="spellEnd"/>
+      <w:r>
+        <w:t xml:space="preserve">, la </w:t>
+      </w:r>
+      <w:r>
+        <w:t>dashboard</w:t>
+      </w:r>
+      <w:r>
+        <w:t xml:space="preserve">, le </w:t>
+      </w:r>
+      <w:proofErr w:type="spellStart"/>
+      <w:r>
+        <w:t>anagrafiche</w:t>
+      </w:r>
+      <w:proofErr w:type="spellEnd"/>
+      <w:r>
+        <w:t xml:space="preserve">, </w:t>
+      </w:r>
+      <w:proofErr w:type="spellStart"/>
+      <w:r>
+        <w:t>l’inventario</w:t>
+      </w:r>
+      <w:proofErr w:type="spellEnd"/>
+      <w:r>
+        <w:t>, le relazioni di Supply Chain, la gestione d</w:t>
+      </w:r>
+      <w:r>
+        <w:t xml:space="preserve">egli incidenti, l’Assessment FNCSDP, l’Audit Log, le esportazioni, la localizzazione italiana e inglese, il tema chiaro o scuro e la pagina dei ringraziamenti. Non rientrano invece in questo allegato la definizione fisica delle tabelle e la sequenza delle </w:t>
+      </w:r>
+      <w:r>
+        <w:t>migrazioni SQL, descritte nella relazione tecnica backend.</w:t>
+      </w:r>
+    </w:p>
+    <w:p>
+      <w:r>
+        <w:t>L’interfaccia non è un semplice visualizzatore. Essa applica controlli di stato, impedisce operazioni incoerenti, propone azioni successive, usa finestre di conferma prima delle registrazioni rilev</w:t>
+      </w:r>
+      <w:r>
+        <w:t>anti e mantiene separati i flussi di consultazione, inserimento, aggiornamento, archiviazione ed esportazione. Il risultato è un’applicazione dimostrativa completa, coerente con il Project Work e utilizzabile senza strumenti di amministrazione del database</w:t>
+      </w:r>
+      <w:r>
+        <w:t>.</w:t>
+      </w:r>
+    </w:p>
+    <w:p>
+      <w:pPr>
+        <w:pStyle w:val="Titolo1"/>
+      </w:pPr>
+      <w:bookmarkStart w:id="3" w:name="s2"/>
+      <w:r>
+        <w:rPr>
+          <w:rFonts w:ascii="Times New Roman" w:hAnsi="Times New Roman" w:cs="Times New Roman"/>
+          <w:sz w:val="24"/>
+          <w:szCs w:val="24"/>
+        </w:rPr>
+        <w:t>2. Architettura frontend e organizzazione del codice</w:t>
       </w:r>
       <w:bookmarkEnd w:id="3"/>
     </w:p>
     <w:p>
-      <w:pPr>
-        <w:spacing w:after="120" w:line="269" w:lineRule="auto"/>
-        <w:jc w:val="both"/>
-      </w:pPr>
-      <w:r>
-        <w:t>Il frontend traduce il modello relazionale e i controlli di sicurezza del progetto in un ambiente operativo accessibile da browser. La sua finalità è offrire un unico punto di accesso ai dati di asset inventory e conformità, riducendo la frammentazione delle informazioni e guidando l’utente lungo attività che, se eseguite direttamente sul database, richiederebbero conoscenze tecniche non compatibili con l’uso quotidiano.</w:t>
+      <w:r>
+        <w:t xml:space="preserve">L’applicazione adotta un’architettura client-side modulare senza framework. index.html contiene la struttura semantica generale, i contenitori delle viste, i dialoghi e i collegamenti alle risorse; il </w:t>
+      </w:r>
+      <w:r>
+        <w:t xml:space="preserve">codice JavaScript è suddiviso per responsabilità, mentre il foglio di stile centralizza identità visiva, layout, componenti, stati e adattamento responsive. La scelta riduce la complessità di distribuzione e rende il progetto compatibile con GitHub Pages, </w:t>
+      </w:r>
+      <w:r>
+        <w:t>che pubblica file statici.</w:t>
+      </w:r>
+    </w:p>
+    <w:p>
+      <w:r>
+        <w:t>Il browser esegue l’orchestrazione dell’interfaccia e comunica con Supabase mediante il relativo SDK. Il backend rimane responsabile di autenticazione, autorizzazione RLS, vincoli, funzioni transazionali e persistenza. Il fronten</w:t>
+      </w:r>
+      <w:r>
+        <w:t>d non sostituisce tali controlli: presenta le operazioni disponibili, raccoglie i dati, chiama le API o le funzioni previste e aggiorna la vista in base all’esito restituito.</w:t>
       </w:r>
     </w:p>
     <w:p>
       <w:pPr>
-        <w:spacing w:after="120" w:line="269" w:lineRule="auto"/>
-        <w:jc w:val="both"/>
+        <w:pStyle w:val="Titolo2"/>
       </w:pPr>
-      <w:r>
-        <w:t>Il perimetro comprende la home pubblica, l’autenticazione, l’area applicativa riservata, il menu verticale, la Dashboard, le anagrafiche, l’inventario, le relazioni di Supply Chain, la gestione degli incidenti, l’Assessment FNCSDP, l’Audit Log, le esportazioni, la localizzazione italiana e inglese, il tema chiaro o scuro e la pagina dei ringraziamenti. Non rientrano invece in questo allegato la definizione fisica delle tabelle e la sequenza delle migrazioni SQL, descritte nella relazione tecnica backend.</w:t>
+      <w:bookmarkStart w:id="4" w:name="s21"/>
+      <w:r>
+        <w:rPr>
+          <w:rFonts w:ascii="Times New Roman" w:hAnsi="Times New Roman" w:cs="Times New Roman"/>
+          <w:color w:val="1F5A73"/>
+          <w:sz w:val="24"/>
+          <w:szCs w:val="24"/>
+        </w:rPr>
+        <w:t>2.1 Struttura della pagina e componenti condivisi</w:t>
+      </w:r>
+      <w:bookmarkEnd w:id="4"/>
+    </w:p>
+    <w:p>
+      <w:r>
+        <w:t>La pagina è organizzata in aree</w:t>
+      </w:r>
+      <w:r>
+        <w:t xml:space="preserve"> ricorrenti. L’header contiene il marchio, il </w:t>
+      </w:r>
+      <w:proofErr w:type="spellStart"/>
+      <w:r>
+        <w:t>collegamento</w:t>
+      </w:r>
+      <w:proofErr w:type="spellEnd"/>
+      <w:r>
+        <w:t xml:space="preserve"> </w:t>
+      </w:r>
+      <w:proofErr w:type="spellStart"/>
+      <w:r>
+        <w:t>alla</w:t>
+      </w:r>
+      <w:proofErr w:type="spellEnd"/>
+      <w:r>
+        <w:t xml:space="preserve"> </w:t>
+      </w:r>
+      <w:r>
+        <w:t>d</w:t>
+      </w:r>
+      <w:r>
+        <w:t>ashboard</w:t>
+      </w:r>
+      <w:r>
+        <w:t xml:space="preserve">, il </w:t>
+      </w:r>
+      <w:proofErr w:type="spellStart"/>
+      <w:r>
+        <w:t>comando</w:t>
+      </w:r>
+      <w:proofErr w:type="spellEnd"/>
+      <w:r>
+        <w:t xml:space="preserve"> </w:t>
+      </w:r>
+      <w:proofErr w:type="spellStart"/>
+      <w:r>
+        <w:t>Informazioni</w:t>
+      </w:r>
+      <w:proofErr w:type="spellEnd"/>
+      <w:r>
+        <w:t xml:space="preserve"> e guida, l’identità della sessione, il selettore della lingua, il tema e il logout. Nell’area riservata, il menu verticale raggruppa le funzioni per dominio:</w:t>
+      </w:r>
+      <w:r>
+        <w:t xml:space="preserve"> Azienda, Inventario, Servizi, Fornitori, Relazioni, Incidenti, Sicurezza, Supporto e Ringraziamenti. Breadcrumb, etichetta di sezione e titolo corrente vengono aggiornati dalla navigazione.</w:t>
+      </w:r>
+    </w:p>
+    <w:p>
+      <w:r>
+        <w:t>Le viste utilizzano componenti coerenti: card, griglie informativ</w:t>
+      </w:r>
+      <w:r>
+        <w:t>e, tabelle, barre di avanzamento, badge di stato, dialoghi modali, pannelli di riepilogo e pulsanti primari o secondari. Gli stessi criteri grafici sono applicati alle operazioni di archiviazione, alle conferme, alle esportazioni e ai dettagli di sola lett</w:t>
+      </w:r>
+      <w:r>
+        <w:t>ura, evitando che ogni modulo introduca un comportamento visivo autonomo.</w:t>
       </w:r>
     </w:p>
     <w:p>
       <w:pPr>
-        <w:spacing w:after="120" w:line="269" w:lineRule="auto"/>
-        <w:jc w:val="both"/>
+        <w:pStyle w:val="Titolo2"/>
       </w:pPr>
-      <w:r>
-        <w:t>L’interfaccia non è un semplice visualizzatore. Essa applica controlli di stato, impedisce operazioni incoerenti, propone azioni successive, usa finestre di conferma prima delle registrazioni rilevanti e mantiene separati i flussi di consultazione, inserimento, aggiornamento, archiviazione ed esportazione. Il risultato è un’applicazione dimostrativa completa, coerente con il Project Work e utilizzabile senza strumenti di amministrazione del database.</w:t>
-      </w:r>
+      <w:bookmarkStart w:id="5" w:name="s22"/>
+      <w:r>
+        <w:rPr>
+          <w:rFonts w:ascii="Times New Roman" w:hAnsi="Times New Roman" w:cs="Times New Roman"/>
+          <w:color w:val="1F5A73"/>
+          <w:sz w:val="24"/>
+          <w:szCs w:val="24"/>
+        </w:rPr>
+        <w:t>2.2 Moduli JavaScript principali</w:t>
+      </w:r>
+      <w:bookmarkEnd w:id="5"/>
     </w:p>
     <w:p>
-      <w:bookmarkStart w:id="4" w:name="s2"/>
-      <w:pPr>
-        <w:pStyle w:val="Titolo1"/>
-        <w:keepNext/>
-      </w:pPr>
-      <w:r>
-        <w:t>2. Architettura frontend e organizzazione del codice</w:t>
-      </w:r>
-      <w:bookmarkEnd w:id="4"/>
+      <w:r>
+        <w:t>main.js coordina l’avvio dell’applicazione, la sessione e il caricamento dei moduli. router.js normalizza gli hash, controlla le rotte valide e colle</w:t>
+      </w:r>
+      <w:r>
+        <w:t xml:space="preserve">ga la cronologia del browser. ui.js attiva le viste, </w:t>
+      </w:r>
+      <w:r>
+        <w:lastRenderedPageBreak/>
+        <w:t>aggiorna breadcrumb e titoli, gestisce gli stati comuni e mantiene allineata la navigazione. auth.js e i moduli Supabase gestiscono l’accesso, il recupero della sessione e le chiamate al backend.</w:t>
+      </w:r>
+    </w:p>
+    <w:p>
+      <w:r>
+        <w:t>Le funz</w:t>
+      </w:r>
+      <w:r>
+        <w:t>ioni di dominio sono isolate in moduli dedicati. supplyChain.js ricostruisce e presenta i percorsi multilivello; incidentService.js e wizard.js supportano la gestione guidata degli incidenti; auditLog.js gestisce caricamento, filtri, dettaglio e export deg</w:t>
+      </w:r>
+      <w:r>
+        <w:t>li eventi; assessmentManagement.js e assessmentService.js implementano il ciclo Target-Attuale FNCSDP; importExport.js ed export.js producono file XLSX; i18n.js applica le traduzioni dell’interfaccia. Questa separazione limita l’accoppiamento e rende più l</w:t>
+      </w:r>
+      <w:r>
+        <w:t>eggibili le modifiche future.</w:t>
+      </w:r>
     </w:p>
     <w:p>
       <w:pPr>
-        <w:spacing w:after="120" w:line="269" w:lineRule="auto"/>
-        <w:jc w:val="both"/>
+        <w:pStyle w:val="Titolo2"/>
       </w:pPr>
-      <w:r>
-        <w:t>L’applicazione adotta un’architettura client-side modulare senza framework. index.html contiene la struttura semantica generale, i contenitori delle viste, i dialoghi e i collegamenti alle risorse; il codice JavaScript è suddiviso per responsabilità, mentre il foglio di stile centralizza identità visiva, layout, componenti, stati e adattamento responsive. La scelta riduce la complessità di distribuzione e rende il progetto compatibile con GitHub Pages, che pubblica file statici.</w:t>
-      </w:r>
-    </w:p>
-    <w:p>
-      <w:pPr>
-        <w:spacing w:after="120" w:line="269" w:lineRule="auto"/>
-        <w:jc w:val="both"/>
-      </w:pPr>
-      <w:r>
-        <w:t>Il browser esegue l’orchestrazione dell’interfaccia e comunica con Supabase mediante il relativo SDK. Il backend rimane responsabile di autenticazione, autorizzazione RLS, vincoli, funzioni transazionali e persistenza. Il frontend non sostituisce tali controlli: presenta le operazioni disponibili, raccoglie i dati, chiama le API o le funzioni previste e aggiorna la vista in base all’esito restituito.</w:t>
-      </w:r>
-    </w:p>
-    <w:p>
-      <w:bookmarkStart w:id="5" w:name="s21"/>
-      <w:pPr>
-        <w:pStyle w:val="Titolo2"/>
-        <w:keepNext/>
-      </w:pPr>
-      <w:r>
-        <w:t>2.1 Struttura della pagina e componenti condivisi</w:t>
-      </w:r>
-      <w:bookmarkEnd w:id="5"/>
-    </w:p>
-    <w:p>
-      <w:pPr>
-        <w:spacing w:after="120" w:line="269" w:lineRule="auto"/>
-        <w:jc w:val="both"/>
-      </w:pPr>
-      <w:r>
-        <w:t>La pagina è organizzata in aree ricorrenti. L’header contiene il marchio, il collegamento alla Dashboard, il comando Informazioni e guida, l’identità della sessione, il selettore della lingua, il tema e il logout. Nell’area riservata, il menu verticale raggruppa le funzioni per dominio: Azienda, Inventario, Servizi, Fornitori, Relazioni, Incidenti, Sicurezza, Supporto e Ringraziamenti. Breadcrumb, etichetta di sezione e titolo corrente vengono aggiornati dalla navigazione.</w:t>
-      </w:r>
-    </w:p>
-    <w:p>
-      <w:pPr>
-        <w:spacing w:after="120" w:line="269" w:lineRule="auto"/>
-        <w:jc w:val="both"/>
-      </w:pPr>
-      <w:r>
-        <w:t>Le viste utilizzano componenti coerenti: card, griglie informative, tabelle, barre di avanzamento, badge di stato, dialoghi modali, pannelli di riepilogo e pulsanti primari o secondari. Gli stessi criteri grafici sono applicati alle operazioni di archiviazione, alle conferme, alle esportazioni e ai dettagli di sola lettura, evitando che ogni modulo introduca un comportamento visivo autonomo.</w:t>
-      </w:r>
-    </w:p>
-    <w:p>
-      <w:bookmarkStart w:id="6" w:name="s22"/>
-      <w:pPr>
-        <w:pStyle w:val="Titolo2"/>
-        <w:keepNext/>
-      </w:pPr>
-      <w:r>
-        <w:t>2.2 Moduli JavaScript principali</w:t>
+      <w:bookmarkStart w:id="6" w:name="s23"/>
+      <w:r>
+        <w:rPr>
+          <w:rFonts w:ascii="Times New Roman" w:hAnsi="Times New Roman" w:cs="Times New Roman"/>
+          <w:color w:val="1F5A73"/>
+          <w:sz w:val="24"/>
+          <w:szCs w:val="24"/>
+        </w:rPr>
+        <w:t>2.3 Fogli di stile e risorse grafiche</w:t>
       </w:r>
       <w:bookmarkEnd w:id="6"/>
     </w:p>
     <w:p>
-      <w:pPr>
-        <w:spacing w:after="120" w:line="269" w:lineRule="auto"/>
-        <w:jc w:val="both"/>
-      </w:pPr>
-      <w:r>
-        <w:t>main.js coordina l’avvio dell’applicazione, la sessione e il caricamento dei moduli. router.js normalizza gli hash, controlla le rotte valide e collega la cronologia del browser. ui.js attiva le viste, aggiorna breadcrumb e titoli, gestisce gli stati comuni e mantiene allineata la navigazione. auth.js e i moduli Supabase gestiscono l’accesso, il recupero della sessione e le chiamate al backend.</w:t>
+      <w:r>
+        <w:t>style.css definisce la struttura visiva dell’applicazione: palette, spaziature, tipografia, layout a card, tabelle, dialoghi, stati attivi, componenti responsive e temi. wizard.css mantien</w:t>
+      </w:r>
+      <w:r>
+        <w:t>e le regole specifiche del percorso incidenti. Le correzioni finali hanno uniformato le larghezze delle aree FNCSDP, eliminato compressioni inutili, mantenuto i dialoghi entro l’altezza disponibile e garantito pulsanti raggiungibili anche su schermi ridott</w:t>
+      </w:r>
+      <w:r>
+        <w:t>i.</w:t>
       </w:r>
     </w:p>
     <w:p>
-      <w:pPr>
-        <w:spacing w:after="120" w:line="269" w:lineRule="auto"/>
-        <w:jc w:val="both"/>
-      </w:pPr>
-      <w:r>
-        <w:t>Le funzioni di dominio sono isolate in moduli dedicati. supplyChain.js ricostruisce e presenta i percorsi multilivello; incidentService.js e wizard.js supportano la gestione guidata degli incidenti; auditLog.js gestisce caricamento, filtri, dettaglio e export degli eventi; assessmentManagement.js e assessmentService.js implementano il ciclo Target-Attuale FNCSDP; importExport.js ed export.js producono file XLSX; i18n.js applica le traduzioni dell’interfaccia. Questa separazione limita l’accoppiamento e rende più leggibili le modifiche future.</w:t>
-      </w:r>
-    </w:p>
-    <w:p>
-      <w:bookmarkStart w:id="7" w:name="s23"/>
-      <w:pPr>
-        <w:pStyle w:val="Titolo2"/>
-        <w:keepNext/>
-      </w:pPr>
-      <w:r>
-        <w:t>2.3 Fogli di stile e risorse grafiche</w:t>
-      </w:r>
-      <w:bookmarkEnd w:id="7"/>
-    </w:p>
-    <w:p>
-      <w:pPr>
-        <w:spacing w:after="120" w:line="269" w:lineRule="auto"/>
-        <w:jc w:val="both"/>
-      </w:pPr>
-      <w:r>
-        <w:t>style.css definisce la struttura visiva dell’applicazione: palette, spaziature, tipografia, layout a card, tabelle, dialoghi, stati attivi, componenti responsive e temi. wizard.css mantiene le regole specifiche del percorso incidenti. Le correzioni finali hanno uniformato le larghezze delle aree FNCSDP, eliminato compressioni inutili, mantenuto i dialoghi entro l’altezza disponibile e garantito pulsanti raggiungibili anche su schermi ridotti.</w:t>
-      </w:r>
-    </w:p>
-    <w:p>
-      <w:pPr>
-        <w:spacing w:after="120" w:line="269" w:lineRule="auto"/>
-        <w:jc w:val="both"/>
-      </w:pPr>
-      <w:r>
-        <w:t>Le risorse di branding sono raccolte in assets/branding. Il simbolo scelto unisce un percorso centrale, un elemento fortificato e uno scudo, richiamando la finalità dell’applicazione: una via unica e controllata verso la sicurezza e la registrazione affidabile dei dati. Lo stesso segno è utilizzato in formato esteso nella home, in formato compatto nell’header e come favicon nella scheda del browser.</w:t>
+      <w:r>
+        <w:t>Le risorse di branding sono raccolte in assets/branding. Il simbolo scelto unisce un percorso centrale, un elemento fortificato e uno scudo, richiamando la finalità dell’applicazione: una via unica e controllata verso la sicurezza e la registrazione aff</w:t>
+      </w:r>
+      <w:r>
+        <w:t>idabile dei dati. Lo stesso segno è utilizzato in formato esteso nella home, in formato compatto nell’header e come favicon nella scheda del browser.</w:t>
       </w:r>
     </w:p>
     <w:tbl>
       <w:tblPr>
         <w:tblStyle w:val="Grigliatabella"/>
-        <w:tblW w:type="auto" w:w="0"/>
+        <w:tblW w:w="0" w:type="auto"/>
         <w:jc w:val="center"/>
         <w:tblLayout w:type="fixed"/>
-        <w:tblLook w:firstColumn="1" w:firstRow="1" w:lastColumn="0" w:lastRow="0" w:noHBand="0" w:noVBand="1" w:val="04A0"/>
+        <w:tblLook w:val="04A0" w:firstRow="1" w:lastRow="0" w:firstColumn="1" w:lastColumn="0" w:noHBand="0" w:noVBand="1"/>
       </w:tblPr>
       <w:tblGrid>
-        <w:gridCol w:w="3137"/>
-        <w:gridCol w:w="3137"/>
-        <w:gridCol w:w="3137"/>
+        <w:gridCol w:w="2088"/>
+        <w:gridCol w:w="4680"/>
+        <w:gridCol w:w="2520"/>
       </w:tblGrid>
       <w:tr>
         <w:trPr>
-          <w:tblHeader w:val="true"/>
+          <w:tblHeader/>
+          <w:jc w:val="center"/>
         </w:trPr>
         <w:tc>
           <w:tcPr>
-            <w:tcW w:type="dxa" w:w="2088"/>
-            <w:shd w:fill="1F5A73"/>
+            <w:tcW w:w="2088" w:type="dxa"/>
+            <w:shd w:val="clear" w:color="auto" w:fill="1F5A73"/>
             <w:tcMar>
               <w:top w:w="100" w:type="dxa"/>
-              <w:start w:w="120" w:type="dxa"/>
+              <w:left w:w="120" w:type="dxa"/>
               <w:bottom w:w="100" w:type="dxa"/>
-              <w:end w:w="120" w:type="dxa"/>
+              <w:right w:w="120" w:type="dxa"/>
             </w:tcMar>
             <w:vAlign w:val="center"/>
           </w:tcPr>
@@ -918,7 +1443,6 @@
             </w:pPr>
             <w:r>
               <w:rPr>
-                <w:rFonts w:ascii="Times New Roman" w:hAnsi="Times New Roman"/>
                 <w:b/>
                 <w:color w:val="FFFFFF"/>
                 <w:sz w:val="21"/>
@@ -929,13 +1453,13 @@
         </w:tc>
         <w:tc>
           <w:tcPr>
-            <w:tcW w:type="dxa" w:w="4680"/>
-            <w:shd w:fill="1F5A73"/>
+            <w:tcW w:w="4680" w:type="dxa"/>
+            <w:shd w:val="clear" w:color="auto" w:fill="1F5A73"/>
             <w:tcMar>
               <w:top w:w="100" w:type="dxa"/>
-              <w:start w:w="120" w:type="dxa"/>
+              <w:left w:w="120" w:type="dxa"/>
               <w:bottom w:w="100" w:type="dxa"/>
-              <w:end w:w="120" w:type="dxa"/>
+              <w:right w:w="120" w:type="dxa"/>
             </w:tcMar>
             <w:vAlign w:val="center"/>
           </w:tcPr>
@@ -946,7 +1470,6 @@
             </w:pPr>
             <w:r>
               <w:rPr>
-                <w:rFonts w:ascii="Times New Roman" w:hAnsi="Times New Roman"/>
                 <w:b/>
                 <w:color w:val="FFFFFF"/>
                 <w:sz w:val="21"/>
@@ -957,13 +1480,13 @@
         </w:tc>
         <w:tc>
           <w:tcPr>
-            <w:tcW w:type="dxa" w:w="2520"/>
-            <w:shd w:fill="1F5A73"/>
+            <w:tcW w:w="2520" w:type="dxa"/>
+            <w:shd w:val="clear" w:color="auto" w:fill="1F5A73"/>
             <w:tcMar>
               <w:top w:w="100" w:type="dxa"/>
-              <w:start w:w="120" w:type="dxa"/>
+              <w:left w:w="120" w:type="dxa"/>
               <w:bottom w:w="100" w:type="dxa"/>
-              <w:end w:w="120" w:type="dxa"/>
+              <w:right w:w="120" w:type="dxa"/>
             </w:tcMar>
             <w:vAlign w:val="center"/>
           </w:tcPr>
@@ -974,7 +1497,6 @@
             </w:pPr>
             <w:r>
               <w:rPr>
-                <w:rFonts w:ascii="Times New Roman" w:hAnsi="Times New Roman"/>
                 <w:b/>
                 <w:color w:val="FFFFFF"/>
                 <w:sz w:val="21"/>
@@ -985,14 +1507,17 @@
         </w:tc>
       </w:tr>
       <w:tr>
+        <w:trPr>
+          <w:jc w:val="center"/>
+        </w:trPr>
         <w:tc>
           <w:tcPr>
-            <w:tcW w:type="dxa" w:w="2088"/>
+            <w:tcW w:w="2088" w:type="dxa"/>
             <w:tcMar>
               <w:top w:w="90" w:type="dxa"/>
-              <w:start w:w="110" w:type="dxa"/>
+              <w:left w:w="110" w:type="dxa"/>
               <w:bottom w:w="90" w:type="dxa"/>
-              <w:end w:w="110" w:type="dxa"/>
+              <w:right w:w="110" w:type="dxa"/>
             </w:tcMar>
             <w:vAlign w:val="center"/>
           </w:tcPr>
@@ -1003,7 +1528,6 @@
             </w:pPr>
             <w:r>
               <w:rPr>
-                <w:rFonts w:ascii="Times New Roman" w:hAnsi="Times New Roman"/>
                 <w:sz w:val="20"/>
               </w:rPr>
               <w:t>Struttura HTML</w:t>
@@ -1012,12 +1536,12 @@
         </w:tc>
         <w:tc>
           <w:tcPr>
-            <w:tcW w:type="dxa" w:w="4680"/>
+            <w:tcW w:w="4680" w:type="dxa"/>
             <w:tcMar>
               <w:top w:w="90" w:type="dxa"/>
-              <w:start w:w="110" w:type="dxa"/>
+              <w:left w:w="110" w:type="dxa"/>
               <w:bottom w:w="90" w:type="dxa"/>
-              <w:end w:w="110" w:type="dxa"/>
+              <w:right w:w="110" w:type="dxa"/>
             </w:tcMar>
             <w:vAlign w:val="center"/>
           </w:tcPr>
@@ -1028,21 +1552,26 @@
             </w:pPr>
             <w:r>
               <w:rPr>
-                <w:rFonts w:ascii="Times New Roman" w:hAnsi="Times New Roman"/>
                 <w:sz w:val="20"/>
               </w:rPr>
-              <w:t>Home pubblica, area riservata, viste e dialoghi</w:t>
+              <w:t xml:space="preserve">Home pubblica, area riservata, viste e </w:t>
+            </w:r>
+            <w:r>
+              <w:rPr>
+                <w:sz w:val="20"/>
+              </w:rPr>
+              <w:t>dialoghi</w:t>
             </w:r>
           </w:p>
         </w:tc>
         <w:tc>
           <w:tcPr>
-            <w:tcW w:type="dxa" w:w="2520"/>
+            <w:tcW w:w="2520" w:type="dxa"/>
             <w:tcMar>
               <w:top w:w="90" w:type="dxa"/>
-              <w:start w:w="110" w:type="dxa"/>
+              <w:left w:w="110" w:type="dxa"/>
               <w:bottom w:w="90" w:type="dxa"/>
-              <w:end w:w="110" w:type="dxa"/>
+              <w:right w:w="110" w:type="dxa"/>
             </w:tcMar>
             <w:vAlign w:val="center"/>
           </w:tcPr>
@@ -1053,7 +1582,6 @@
             </w:pPr>
             <w:r>
               <w:rPr>
-                <w:rFonts w:ascii="Times New Roman" w:hAnsi="Times New Roman"/>
                 <w:sz w:val="20"/>
               </w:rPr>
               <w:t>index.html</w:t>
@@ -1062,14 +1590,17 @@
         </w:tc>
       </w:tr>
       <w:tr>
+        <w:trPr>
+          <w:jc w:val="center"/>
+        </w:trPr>
         <w:tc>
           <w:tcPr>
-            <w:tcW w:type="dxa" w:w="2088"/>
+            <w:tcW w:w="2088" w:type="dxa"/>
             <w:tcMar>
               <w:top w:w="90" w:type="dxa"/>
-              <w:start w:w="110" w:type="dxa"/>
+              <w:left w:w="110" w:type="dxa"/>
               <w:bottom w:w="90" w:type="dxa"/>
-              <w:end w:w="110" w:type="dxa"/>
+              <w:right w:w="110" w:type="dxa"/>
             </w:tcMar>
             <w:vAlign w:val="center"/>
           </w:tcPr>
@@ -1080,7 +1611,6 @@
             </w:pPr>
             <w:r>
               <w:rPr>
-                <w:rFonts w:ascii="Times New Roman" w:hAnsi="Times New Roman"/>
                 <w:sz w:val="20"/>
               </w:rPr>
               <w:t>Orchestrazione</w:t>
@@ -1089,12 +1619,12 @@
         </w:tc>
         <w:tc>
           <w:tcPr>
-            <w:tcW w:type="dxa" w:w="4680"/>
+            <w:tcW w:w="4680" w:type="dxa"/>
             <w:tcMar>
               <w:top w:w="90" w:type="dxa"/>
-              <w:start w:w="110" w:type="dxa"/>
+              <w:left w:w="110" w:type="dxa"/>
               <w:bottom w:w="90" w:type="dxa"/>
-              <w:end w:w="110" w:type="dxa"/>
+              <w:right w:w="110" w:type="dxa"/>
             </w:tcMar>
             <w:vAlign w:val="center"/>
           </w:tcPr>
@@ -1105,7 +1635,6 @@
             </w:pPr>
             <w:r>
               <w:rPr>
-                <w:rFonts w:ascii="Times New Roman" w:hAnsi="Times New Roman"/>
                 <w:sz w:val="20"/>
               </w:rPr>
               <w:t>Avvio, sessione, caricamento e coordinamento dei moduli</w:t>
@@ -1114,12 +1643,12 @@
         </w:tc>
         <w:tc>
           <w:tcPr>
-            <w:tcW w:type="dxa" w:w="2520"/>
+            <w:tcW w:w="2520" w:type="dxa"/>
             <w:tcMar>
               <w:top w:w="90" w:type="dxa"/>
-              <w:start w:w="110" w:type="dxa"/>
+              <w:left w:w="110" w:type="dxa"/>
               <w:bottom w:w="90" w:type="dxa"/>
-              <w:end w:w="110" w:type="dxa"/>
+              <w:right w:w="110" w:type="dxa"/>
             </w:tcMar>
             <w:vAlign w:val="center"/>
           </w:tcPr>
@@ -1130,7 +1659,6 @@
             </w:pPr>
             <w:r>
               <w:rPr>
-                <w:rFonts w:ascii="Times New Roman" w:hAnsi="Times New Roman"/>
                 <w:sz w:val="20"/>
               </w:rPr>
               <w:t>src/main.js</w:t>
@@ -1139,14 +1667,17 @@
         </w:tc>
       </w:tr>
       <w:tr>
+        <w:trPr>
+          <w:jc w:val="center"/>
+        </w:trPr>
         <w:tc>
           <w:tcPr>
-            <w:tcW w:type="dxa" w:w="2088"/>
+            <w:tcW w:w="2088" w:type="dxa"/>
             <w:tcMar>
               <w:top w:w="90" w:type="dxa"/>
-              <w:start w:w="110" w:type="dxa"/>
+              <w:left w:w="110" w:type="dxa"/>
               <w:bottom w:w="90" w:type="dxa"/>
-              <w:end w:w="110" w:type="dxa"/>
+              <w:right w:w="110" w:type="dxa"/>
             </w:tcMar>
             <w:vAlign w:val="center"/>
           </w:tcPr>
@@ -1157,7 +1688,6 @@
             </w:pPr>
             <w:r>
               <w:rPr>
-                <w:rFonts w:ascii="Times New Roman" w:hAnsi="Times New Roman"/>
                 <w:sz w:val="20"/>
               </w:rPr>
               <w:t>Navigazione</w:t>
@@ -1166,12 +1696,12 @@
         </w:tc>
         <w:tc>
           <w:tcPr>
-            <w:tcW w:type="dxa" w:w="4680"/>
+            <w:tcW w:w="4680" w:type="dxa"/>
             <w:tcMar>
               <w:top w:w="90" w:type="dxa"/>
-              <w:start w:w="110" w:type="dxa"/>
+              <w:left w:w="110" w:type="dxa"/>
               <w:bottom w:w="90" w:type="dxa"/>
-              <w:end w:w="110" w:type="dxa"/>
+              <w:right w:w="110" w:type="dxa"/>
             </w:tcMar>
             <w:vAlign w:val="center"/>
           </w:tcPr>
@@ -1182,7 +1712,6 @@
             </w:pPr>
             <w:r>
               <w:rPr>
-                <w:rFonts w:ascii="Times New Roman" w:hAnsi="Times New Roman"/>
                 <w:sz w:val="20"/>
               </w:rPr>
               <w:t>Rotte hash, cronologia e controllo di accesso</w:t>
@@ -1191,12 +1720,12 @@
         </w:tc>
         <w:tc>
           <w:tcPr>
-            <w:tcW w:type="dxa" w:w="2520"/>
+            <w:tcW w:w="2520" w:type="dxa"/>
             <w:tcMar>
               <w:top w:w="90" w:type="dxa"/>
-              <w:start w:w="110" w:type="dxa"/>
+              <w:left w:w="110" w:type="dxa"/>
               <w:bottom w:w="90" w:type="dxa"/>
-              <w:end w:w="110" w:type="dxa"/>
+              <w:right w:w="110" w:type="dxa"/>
             </w:tcMar>
             <w:vAlign w:val="center"/>
           </w:tcPr>
@@ -1207,7 +1736,6 @@
             </w:pPr>
             <w:r>
               <w:rPr>
-                <w:rFonts w:ascii="Times New Roman" w:hAnsi="Times New Roman"/>
                 <w:sz w:val="20"/>
               </w:rPr>
               <w:t>src/router.js</w:t>
@@ -1216,14 +1744,17 @@
         </w:tc>
       </w:tr>
       <w:tr>
+        <w:trPr>
+          <w:jc w:val="center"/>
+        </w:trPr>
         <w:tc>
           <w:tcPr>
-            <w:tcW w:type="dxa" w:w="2088"/>
+            <w:tcW w:w="2088" w:type="dxa"/>
             <w:tcMar>
               <w:top w:w="90" w:type="dxa"/>
-              <w:start w:w="110" w:type="dxa"/>
+              <w:left w:w="110" w:type="dxa"/>
               <w:bottom w:w="90" w:type="dxa"/>
-              <w:end w:w="110" w:type="dxa"/>
+              <w:right w:w="110" w:type="dxa"/>
             </w:tcMar>
             <w:vAlign w:val="center"/>
           </w:tcPr>
@@ -1234,7 +1765,6 @@
             </w:pPr>
             <w:r>
               <w:rPr>
-                <w:rFonts w:ascii="Times New Roman" w:hAnsi="Times New Roman"/>
                 <w:sz w:val="20"/>
               </w:rPr>
               <w:t>Interfaccia comune</w:t>
@@ -1243,12 +1773,12 @@
         </w:tc>
         <w:tc>
           <w:tcPr>
-            <w:tcW w:type="dxa" w:w="4680"/>
+            <w:tcW w:w="4680" w:type="dxa"/>
             <w:tcMar>
               <w:top w:w="90" w:type="dxa"/>
-              <w:start w:w="110" w:type="dxa"/>
+              <w:left w:w="110" w:type="dxa"/>
               <w:bottom w:w="90" w:type="dxa"/>
-              <w:end w:w="110" w:type="dxa"/>
+              <w:right w:w="110" w:type="dxa"/>
             </w:tcMar>
             <w:vAlign w:val="center"/>
           </w:tcPr>
@@ -1259,7 +1789,6 @@
             </w:pPr>
             <w:r>
               <w:rPr>
-                <w:rFonts w:ascii="Times New Roman" w:hAnsi="Times New Roman"/>
                 <w:sz w:val="20"/>
               </w:rPr>
               <w:t>Attivazione viste, titoli, breadcrumb e stati</w:t>
@@ -1268,12 +1797,12 @@
         </w:tc>
         <w:tc>
           <w:tcPr>
-            <w:tcW w:type="dxa" w:w="2520"/>
+            <w:tcW w:w="2520" w:type="dxa"/>
             <w:tcMar>
               <w:top w:w="90" w:type="dxa"/>
-              <w:start w:w="110" w:type="dxa"/>
+              <w:left w:w="110" w:type="dxa"/>
               <w:bottom w:w="90" w:type="dxa"/>
-              <w:end w:w="110" w:type="dxa"/>
+              <w:right w:w="110" w:type="dxa"/>
             </w:tcMar>
             <w:vAlign w:val="center"/>
           </w:tcPr>
@@ -1284,7 +1813,6 @@
             </w:pPr>
             <w:r>
               <w:rPr>
-                <w:rFonts w:ascii="Times New Roman" w:hAnsi="Times New Roman"/>
                 <w:sz w:val="20"/>
               </w:rPr>
               <w:t>src/ui.js</w:t>
@@ -1293,14 +1821,17 @@
         </w:tc>
       </w:tr>
       <w:tr>
+        <w:trPr>
+          <w:jc w:val="center"/>
+        </w:trPr>
         <w:tc>
           <w:tcPr>
-            <w:tcW w:type="dxa" w:w="2088"/>
+            <w:tcW w:w="2088" w:type="dxa"/>
             <w:tcMar>
               <w:top w:w="90" w:type="dxa"/>
-              <w:start w:w="110" w:type="dxa"/>
+              <w:left w:w="110" w:type="dxa"/>
               <w:bottom w:w="90" w:type="dxa"/>
-              <w:end w:w="110" w:type="dxa"/>
+              <w:right w:w="110" w:type="dxa"/>
             </w:tcMar>
             <w:vAlign w:val="center"/>
           </w:tcPr>
@@ -1311,7 +1842,6 @@
             </w:pPr>
             <w:r>
               <w:rPr>
-                <w:rFonts w:ascii="Times New Roman" w:hAnsi="Times New Roman"/>
                 <w:sz w:val="20"/>
               </w:rPr>
               <w:t>Dominio applicativo</w:t>
@@ -1320,12 +1850,12 @@
         </w:tc>
         <w:tc>
           <w:tcPr>
-            <w:tcW w:type="dxa" w:w="4680"/>
+            <w:tcW w:w="4680" w:type="dxa"/>
             <w:tcMar>
               <w:top w:w="90" w:type="dxa"/>
-              <w:start w:w="110" w:type="dxa"/>
+              <w:left w:w="110" w:type="dxa"/>
               <w:bottom w:w="90" w:type="dxa"/>
-              <w:end w:w="110" w:type="dxa"/>
+              <w:right w:w="110" w:type="dxa"/>
             </w:tcMar>
             <w:vAlign w:val="center"/>
           </w:tcPr>
@@ -1336,7 +1866,6 @@
             </w:pPr>
             <w:r>
               <w:rPr>
-                <w:rFonts w:ascii="Times New Roman" w:hAnsi="Times New Roman"/>
                 <w:sz w:val="20"/>
               </w:rPr>
               <w:t>Inventario, Supply Chain, incidenti, audit e assessment</w:t>
@@ -1345,12 +1874,12 @@
         </w:tc>
         <w:tc>
           <w:tcPr>
-            <w:tcW w:type="dxa" w:w="2520"/>
+            <w:tcW w:w="2520" w:type="dxa"/>
             <w:tcMar>
               <w:top w:w="90" w:type="dxa"/>
-              <w:start w:w="110" w:type="dxa"/>
+              <w:left w:w="110" w:type="dxa"/>
               <w:bottom w:w="90" w:type="dxa"/>
-              <w:end w:w="110" w:type="dxa"/>
+              <w:right w:w="110" w:type="dxa"/>
             </w:tcMar>
             <w:vAlign w:val="center"/>
           </w:tcPr>
@@ -1361,7 +1890,6 @@
             </w:pPr>
             <w:r>
               <w:rPr>
-                <w:rFonts w:ascii="Times New Roman" w:hAnsi="Times New Roman"/>
                 <w:sz w:val="20"/>
               </w:rPr>
               <w:t>src/*.js</w:t>
@@ -1370,14 +1898,17 @@
         </w:tc>
       </w:tr>
       <w:tr>
+        <w:trPr>
+          <w:jc w:val="center"/>
+        </w:trPr>
         <w:tc>
           <w:tcPr>
-            <w:tcW w:type="dxa" w:w="2088"/>
+            <w:tcW w:w="2088" w:type="dxa"/>
             <w:tcMar>
               <w:top w:w="90" w:type="dxa"/>
-              <w:start w:w="110" w:type="dxa"/>
+              <w:left w:w="110" w:type="dxa"/>
               <w:bottom w:w="90" w:type="dxa"/>
-              <w:end w:w="110" w:type="dxa"/>
+              <w:right w:w="110" w:type="dxa"/>
             </w:tcMar>
             <w:vAlign w:val="center"/>
           </w:tcPr>
@@ -1388,7 +1919,6 @@
             </w:pPr>
             <w:r>
               <w:rPr>
-                <w:rFonts w:ascii="Times New Roman" w:hAnsi="Times New Roman"/>
                 <w:sz w:val="20"/>
               </w:rPr>
               <w:t>Presentazione</w:t>
@@ -1397,12 +1927,12 @@
         </w:tc>
         <w:tc>
           <w:tcPr>
-            <w:tcW w:type="dxa" w:w="4680"/>
+            <w:tcW w:w="4680" w:type="dxa"/>
             <w:tcMar>
               <w:top w:w="90" w:type="dxa"/>
-              <w:start w:w="110" w:type="dxa"/>
+              <w:left w:w="110" w:type="dxa"/>
               <w:bottom w:w="90" w:type="dxa"/>
-              <w:end w:w="110" w:type="dxa"/>
+              <w:right w:w="110" w:type="dxa"/>
             </w:tcMar>
             <w:vAlign w:val="center"/>
           </w:tcPr>
@@ -1413,7 +1943,6 @@
             </w:pPr>
             <w:r>
               <w:rPr>
-                <w:rFonts w:ascii="Times New Roman" w:hAnsi="Times New Roman"/>
                 <w:sz w:val="20"/>
               </w:rPr>
               <w:t>Tema, layout, componenti e responsive design</w:t>
@@ -1422,12 +1951,12 @@
         </w:tc>
         <w:tc>
           <w:tcPr>
-            <w:tcW w:type="dxa" w:w="2520"/>
+            <w:tcW w:w="2520" w:type="dxa"/>
             <w:tcMar>
               <w:top w:w="90" w:type="dxa"/>
-              <w:start w:w="110" w:type="dxa"/>
+              <w:left w:w="110" w:type="dxa"/>
               <w:bottom w:w="90" w:type="dxa"/>
-              <w:end w:w="110" w:type="dxa"/>
+              <w:right w:w="110" w:type="dxa"/>
             </w:tcMar>
             <w:vAlign w:val="center"/>
           </w:tcPr>
@@ -1438,7 +1967,6 @@
             </w:pPr>
             <w:r>
               <w:rPr>
-                <w:rFonts w:ascii="Times New Roman" w:hAnsi="Times New Roman"/>
                 <w:sz w:val="20"/>
               </w:rPr>
               <w:t>src/style.css e src/wizard.css</w:t>
@@ -1447,14 +1975,17 @@
         </w:tc>
       </w:tr>
       <w:tr>
+        <w:trPr>
+          <w:jc w:val="center"/>
+        </w:trPr>
         <w:tc>
           <w:tcPr>
-            <w:tcW w:type="dxa" w:w="2088"/>
+            <w:tcW w:w="2088" w:type="dxa"/>
             <w:tcMar>
               <w:top w:w="90" w:type="dxa"/>
-              <w:start w:w="110" w:type="dxa"/>
+              <w:left w:w="110" w:type="dxa"/>
               <w:bottom w:w="90" w:type="dxa"/>
-              <w:end w:w="110" w:type="dxa"/>
+              <w:right w:w="110" w:type="dxa"/>
             </w:tcMar>
             <w:vAlign w:val="center"/>
           </w:tcPr>
@@ -1465,7 +1996,6 @@
             </w:pPr>
             <w:r>
               <w:rPr>
-                <w:rFonts w:ascii="Times New Roman" w:hAnsi="Times New Roman"/>
                 <w:sz w:val="20"/>
               </w:rPr>
               <w:t>Branding</w:t>
@@ -1474,12 +2004,12 @@
         </w:tc>
         <w:tc>
           <w:tcPr>
-            <w:tcW w:type="dxa" w:w="4680"/>
+            <w:tcW w:w="4680" w:type="dxa"/>
             <w:tcMar>
               <w:top w:w="90" w:type="dxa"/>
-              <w:start w:w="110" w:type="dxa"/>
+              <w:left w:w="110" w:type="dxa"/>
               <w:bottom w:w="90" w:type="dxa"/>
-              <w:end w:w="110" w:type="dxa"/>
+              <w:right w:w="110" w:type="dxa"/>
             </w:tcMar>
             <w:vAlign w:val="center"/>
           </w:tcPr>
@@ -1490,7 +2020,6 @@
             </w:pPr>
             <w:r>
               <w:rPr>
-                <w:rFonts w:ascii="Times New Roman" w:hAnsi="Times New Roman"/>
                 <w:sz w:val="20"/>
               </w:rPr>
               <w:t>Logo, favicon e icone applicative</w:t>
@@ -1499,12 +2028,12 @@
         </w:tc>
         <w:tc>
           <w:tcPr>
-            <w:tcW w:type="dxa" w:w="2520"/>
+            <w:tcW w:w="2520" w:type="dxa"/>
             <w:tcMar>
               <w:top w:w="90" w:type="dxa"/>
-              <w:start w:w="110" w:type="dxa"/>
+              <w:left w:w="110" w:type="dxa"/>
               <w:bottom w:w="90" w:type="dxa"/>
-              <w:end w:w="110" w:type="dxa"/>
+              <w:right w:w="110" w:type="dxa"/>
             </w:tcMar>
             <w:vAlign w:val="center"/>
           </w:tcPr>
@@ -1515,7 +2044,6 @@
             </w:pPr>
             <w:r>
               <w:rPr>
-                <w:rFonts w:ascii="Times New Roman" w:hAnsi="Times New Roman"/>
                 <w:sz w:val="20"/>
               </w:rPr>
               <w:t>assets/branding/</w:t>
@@ -1530,146 +2058,233 @@
       </w:pPr>
     </w:p>
     <w:p>
-      <w:bookmarkStart w:id="8" w:name="s3"/>
       <w:pPr>
         <w:pStyle w:val="Titolo1"/>
-        <w:keepNext/>
+        <w:rPr>
+          <w:rFonts w:ascii="Times New Roman" w:hAnsi="Times New Roman" w:cs="Times New Roman"/>
+          <w:sz w:val="24"/>
+          <w:szCs w:val="24"/>
+        </w:rPr>
       </w:pPr>
-      <w:r>
-        <w:t>3. Tecnologie, pubblicazione e integrazione</w:t>
+      <w:bookmarkStart w:id="7" w:name="s3"/>
+      <w:r>
+        <w:rPr>
+          <w:rFonts w:ascii="Times New Roman" w:hAnsi="Times New Roman" w:cs="Times New Roman"/>
+          <w:sz w:val="24"/>
+          <w:szCs w:val="24"/>
+        </w:rPr>
+        <w:t>3. Tec</w:t>
+      </w:r>
+      <w:r>
+        <w:rPr>
+          <w:rFonts w:ascii="Times New Roman" w:hAnsi="Times New Roman" w:cs="Times New Roman"/>
+          <w:sz w:val="24"/>
+          <w:szCs w:val="24"/>
+        </w:rPr>
+        <w:t>nologie, pubblicazione e integrazione</w:t>
+      </w:r>
+      <w:bookmarkEnd w:id="7"/>
+    </w:p>
+    <w:p>
+      <w:r>
+        <w:t>Il frontend utilizza HTML5, CSS3 e JavaScript ES6 con moduli nativi. La pubblicazione avviene tramite GitHub Pages a partire dal ramo main del repository. L’assenza di un processo di build complesso consente di verific</w:t>
+      </w:r>
+      <w:r>
+        <w:t>are direttamente i file versionati e rende immediata la corrispondenza tra commit, deployment e versione mostrata nell’interfaccia.</w:t>
+      </w:r>
+    </w:p>
+    <w:p>
+      <w:r>
+        <w:t>Supabase fornisce autenticazione, sessione, API REST generate sullo schema PostgreSQL e chiamate RPC. L’applicazione invia o</w:t>
+      </w:r>
+      <w:r>
+        <w:t xml:space="preserve">perazioni soltanto sulle risorse previste; privilegi e policy RLS restano applicati sul server. ExcelJS è utilizzato per i file XLSX strutturati, con fogli, intestazioni, larghezze, filtri e metadati. Le funzioni di download creano file lato browser senza </w:t>
+      </w:r>
+      <w:r>
+        <w:t>memorizzare copie permanenti sul server web statico.</w:t>
+      </w:r>
+    </w:p>
+    <w:p>
+      <w:r>
+        <w:lastRenderedPageBreak/>
+        <w:t xml:space="preserve">Il versionamento della build nel titolo, nell’header e nel footer rende riconoscibile lo stato pubblicato. Durante il collaudo, ogni patch è stata verificata dopo il completamento del workflow pages </w:t>
+      </w:r>
+      <w:r>
+        <w:t>build and deployment e un ricaricamento forzato del browser. Questo metodo ha evitato di confondere problemi di cache con errori del codice sorgente.</w:t>
+      </w:r>
+    </w:p>
+    <w:p>
+      <w:pPr>
+        <w:pStyle w:val="Titolo1"/>
+      </w:pPr>
+      <w:bookmarkStart w:id="8" w:name="s4"/>
+      <w:r>
+        <w:rPr>
+          <w:rFonts w:ascii="Times New Roman" w:hAnsi="Times New Roman" w:cs="Times New Roman"/>
+          <w:sz w:val="24"/>
+          <w:szCs w:val="24"/>
+        </w:rPr>
+        <w:t>4. Home pubblica, identità visiva e accesso</w:t>
       </w:r>
       <w:bookmarkEnd w:id="8"/>
     </w:p>
     <w:p>
-      <w:pPr>
-        <w:spacing w:after="120" w:line="269" w:lineRule="auto"/>
-        <w:jc w:val="both"/>
-      </w:pPr>
-      <w:r>
-        <w:t>Il frontend utilizza HTML5, CSS3 e JavaScript ES6 con moduli nativi. La pubblicazione avviene tramite GitHub Pages a partire dal ramo main del repository. L’assenza di un processo di build complesso consente di verificare direttamente i file versionati e rende immediata la corrispondenza tra commit, deployment e versione mostrata nell’interfaccia.</w:t>
+      <w:r>
+        <w:t>La home pubblica presenta il nome NIS2 Asset Inventory Manager</w:t>
+      </w:r>
+      <w:r>
+        <w:t xml:space="preserve">, il contesto universitario, l’autore, il corso e l’ambito del Project Work. La descrizione sintetica chiarisce che l’applicazione censisce soggetti NIS2, asset, servizi, fornitori e dipendenze, rappresenta la Supply Chain, gestisce gli incidenti e valuta </w:t>
+      </w:r>
+      <w:r>
+        <w:t>i Profili Target e Attuale secondo il FNCSDP.</w:t>
+      </w:r>
+    </w:p>
+    <w:p>
+      <w:r>
+        <w:t>La sezione Funzionalità principali è articolata in Inventario centralizzato, Dipendenze e Supply Chain, Sicurezza e tracciabilità. I testi sono stati aggiornati nella versione finale per includere persone e res</w:t>
+      </w:r>
+      <w:r>
+        <w:t>ponsabilità, subfornitori, Audit Log, incidenti e Assessment FNCSDP. Il modulo di accesso rimane distinto dalla presentazione e indica che l’area è riservata a personale autorizzato.</w:t>
+      </w:r>
+    </w:p>
+    <w:p>
+      <w:r>
+        <w:t>Il logo è collocato in dimensione maggiore accanto al titolo nella pagina</w:t>
+      </w:r>
+      <w:r>
+        <w:t xml:space="preserve"> di login e in formato compatto nell’header delle pagine successive. La favicon è disponibile nei formati necessari ai browser e ai dispositivi. Questa scelta rende il progetto riconoscibile senza sovraccaricare l’interfaccia operativa, nella quale lo spaz</w:t>
+      </w:r>
+      <w:r>
+        <w:t>io deve restare dedicato ai dati e ai comandi.</w:t>
       </w:r>
     </w:p>
     <w:p>
       <w:pPr>
-        <w:spacing w:after="120" w:line="269" w:lineRule="auto"/>
-        <w:jc w:val="both"/>
+        <w:pStyle w:val="Titolo1"/>
       </w:pPr>
-      <w:r>
-        <w:t>Supabase fornisce autenticazione, sessione, API REST generate sullo schema PostgreSQL e chiamate RPC. L’applicazione invia operazioni soltanto sulle risorse previste; privilegi e policy RLS restano applicati sul server. ExcelJS è utilizzato per i file XLSX strutturati, con fogli, intestazioni, larghezze, filtri e metadati. Le funzioni di download creano file lato browser senza memorizzare copie permanenti sul server web statico.</w:t>
+      <w:bookmarkStart w:id="9" w:name="s5"/>
+      <w:r>
+        <w:rPr>
+          <w:rFonts w:ascii="Times New Roman" w:hAnsi="Times New Roman" w:cs="Times New Roman"/>
+          <w:sz w:val="24"/>
+          <w:szCs w:val="24"/>
+        </w:rPr>
+        <w:t>5. Autenticazione, sessione e controllo operativo</w:t>
+      </w:r>
+      <w:bookmarkEnd w:id="9"/>
+    </w:p>
+    <w:p>
+      <w:r>
+        <w:t>L’accesso utilizza Supabase Auth. Il modulo raccoglie e-mail e password, avvia la sessione e verifica il livello di assurance restituito dal backend. Il compor</w:t>
+      </w:r>
+      <w:r>
+        <w:t>tamento ordinario prevede MFA e livello aal2; l’utenza docente autorizzata può operare in aal1 come eccezione controllata prevista dalle policy del progetto. L’interfaccia mostra l’identità e il livello di accesso senza esporre credenziali o token.</w:t>
+      </w:r>
+    </w:p>
+    <w:p>
+      <w:r>
+        <w:t xml:space="preserve">LOGIN, </w:t>
+      </w:r>
+      <w:r>
+        <w:t>LOGOUT e MFA_VERIFICATA vengono registrati tramite una funzione RPC dedicata. Il frontend non possiede autorizzazioni di scrittura diretta sull’Audit Log: invoca esclusivamente il contratto esposto dal backend, che registra identità, livello AAL, ruolo e o</w:t>
+      </w:r>
+      <w:r>
+        <w:t>rigine dell’evento. La separazione impedisce che il client possa generare liberamente eventi arbitrari nel registro.</w:t>
+      </w:r>
+    </w:p>
+    <w:p>
+      <w:r>
+        <w:t>Il router impedisce l’accesso alle viste riservate quando la sessione non è valida. Il logout chiude la sessione, ripristina la home e aggi</w:t>
+      </w:r>
+      <w:r>
+        <w:t>orna lo stato dell’header. Il controllo è completato dalle policy RLS, che restano decisive anche in caso di chiamata diretta alle API. L’interfaccia migliora quindi l’esperienza d’uso, ma non costituisce l’unico livello di protezione.</w:t>
       </w:r>
     </w:p>
     <w:p>
       <w:pPr>
-        <w:spacing w:after="120" w:line="269" w:lineRule="auto"/>
-        <w:jc w:val="both"/>
+        <w:pStyle w:val="Titolo1"/>
       </w:pPr>
-      <w:r>
-        <w:t>Il versionamento della build nel titolo, nell’header e nel footer rende riconoscibile lo stato pubblicato. Durante il collaudo, ogni patch è stata verificata dopo il completamento del workflow pages build and deployment e un ricaricamento forzato del browser. Questo metodo ha evitato di confondere problemi di cache con errori del codice sorgente.</w:t>
-      </w:r>
-    </w:p>
-    <w:p>
-      <w:bookmarkStart w:id="9" w:name="s4"/>
-      <w:pPr>
-        <w:pStyle w:val="Titolo1"/>
-        <w:keepNext/>
-      </w:pPr>
-      <w:r>
-        <w:t>4. Home pubblica, identità visiva e accesso</w:t>
-      </w:r>
-      <w:bookmarkEnd w:id="9"/>
-    </w:p>
-    <w:p>
-      <w:pPr>
-        <w:spacing w:after="120" w:line="269" w:lineRule="auto"/>
-        <w:jc w:val="both"/>
-      </w:pPr>
-      <w:r>
-        <w:t>La home pubblica presenta il nome NIS2 Asset Inventory Manager, il contesto universitario, l’autore, il corso e l’ambito del Project Work. La descrizione sintetica chiarisce che l’applicazione censisce soggetti NIS2, asset, servizi, fornitori e dipendenze, rappresenta la Supply Chain, gestisce gli incidenti e valuta i Profili Target e Attuale secondo il FNCSDP.</w:t>
-      </w:r>
-    </w:p>
-    <w:p>
-      <w:pPr>
-        <w:spacing w:after="120" w:line="269" w:lineRule="auto"/>
-        <w:jc w:val="both"/>
-      </w:pPr>
-      <w:r>
-        <w:t>La sezione Funzionalità principali è articolata in Inventario centralizzato, Dipendenze e Supply Chain, Sicurezza e tracciabilità. I testi sono stati aggiornati nella versione finale per includere persone e responsabilità, subfornitori, Audit Log, incidenti e Assessment FNCSDP. Il modulo di accesso rimane distinto dalla presentazione e indica che l’area è riservata a personale autorizzato.</w:t>
-      </w:r>
-    </w:p>
-    <w:p>
-      <w:pPr>
-        <w:spacing w:after="120" w:line="269" w:lineRule="auto"/>
-        <w:jc w:val="both"/>
-      </w:pPr>
-      <w:r>
-        <w:t>Il logo è collocato in dimensione maggiore accanto al titolo nella pagina di login e in formato compatto nell’header delle pagine successive. La favicon è disponibile nei formati necessari ai browser e ai dispositivi. Questa scelta rende il progetto riconoscibile senza sovraccaricare l’interfaccia operativa, nella quale lo spazio deve restare dedicato ai dati e ai comandi.</w:t>
-      </w:r>
-    </w:p>
-    <w:p>
-      <w:bookmarkStart w:id="10" w:name="s5"/>
-      <w:pPr>
-        <w:pStyle w:val="Titolo1"/>
-        <w:keepNext/>
-      </w:pPr>
-      <w:r>
-        <w:t>5. Autenticazione, sessione e controllo operativo</w:t>
+      <w:bookmarkStart w:id="10" w:name="s6"/>
+      <w:r>
+        <w:rPr>
+          <w:rFonts w:ascii="Times New Roman" w:hAnsi="Times New Roman" w:cs="Times New Roman"/>
+          <w:sz w:val="24"/>
+          <w:szCs w:val="24"/>
+        </w:rPr>
+        <w:t>6. Architettura di n</w:t>
+      </w:r>
+      <w:r>
+        <w:rPr>
+          <w:rFonts w:ascii="Times New Roman" w:hAnsi="Times New Roman" w:cs="Times New Roman"/>
+          <w:sz w:val="24"/>
+          <w:szCs w:val="24"/>
+        </w:rPr>
+        <w:t>avigazione</w:t>
       </w:r>
       <w:bookmarkEnd w:id="10"/>
     </w:p>
     <w:p>
-      <w:pPr>
-        <w:spacing w:after="120" w:line="269" w:lineRule="auto"/>
-        <w:jc w:val="both"/>
-      </w:pPr>
-      <w:r>
-        <w:t>L’accesso utilizza Supabase Auth. Il modulo raccoglie e-mail e password, avvia la sessione e verifica il livello di assurance restituito dal backend. Il comportamento ordinario prevede MFA e livello aal2; l’utenza docente autorizzata può operare in aal1 come eccezione controllata prevista dalle policy del progetto. L’interfaccia mostra l’identità e il livello di accesso senza esporre credenziali o token.</w:t>
+      <w:r>
+        <w:t>La navigazione utilizza URL con hash. Ogni rotta viene normalizzata dal router, collegata a una vista e registrata nella cronologia del browser. Il passaggio tra i moduli non richiede un ricaricamento completo della pagina; breadcrumb, titolo, v</w:t>
+      </w:r>
+      <w:r>
+        <w:t>oce attiva e contenuto vengono aggiornati in modo coordinato. Gli alias mantengono la compatibilità con collegamenti precedenti e riducono gli errori dovuti a varianti del nome della rotta.</w:t>
       </w:r>
     </w:p>
     <w:p>
-      <w:pPr>
-        <w:spacing w:after="120" w:line="269" w:lineRule="auto"/>
-        <w:jc w:val="both"/>
-      </w:pPr>
-      <w:r>
-        <w:t>LOGIN, LOGOUT e MFA_VERIFICATA vengono registrati tramite una funzione RPC dedicata. Il frontend non possiede autorizzazioni di scrittura diretta sull’Audit Log: invoca esclusivamente il contratto esposto dal backend, che registra identità, livello AAL, ruolo e origine dell’evento. La separazione impedisce che il client possa generare liberamente eventi arbitrari nel registro.</w:t>
-      </w:r>
-    </w:p>
-    <w:p>
-      <w:pPr>
-        <w:spacing w:after="120" w:line="269" w:lineRule="auto"/>
-        <w:jc w:val="both"/>
-      </w:pPr>
-      <w:r>
-        <w:t>Il router impedisce l’accesso alle viste riservate quando la sessione non è valida. Il logout chiude la sessione, ripristina la home e aggiorna lo stato dell’header. Il controllo è completato dalle policy RLS, che restano decisive anche in caso di chiamata diretta alle API. L’interfaccia migliora quindi l’esperienza d’uso, ma non costituisce l’unico livello di protezione.</w:t>
-      </w:r>
-    </w:p>
-    <w:p>
-      <w:bookmarkStart w:id="11" w:name="s6"/>
-      <w:pPr>
-        <w:pStyle w:val="Titolo1"/>
-        <w:keepNext/>
-      </w:pPr>
-      <w:r>
-        <w:t>6. Architettura di navigazione</w:t>
-      </w:r>
-      <w:bookmarkEnd w:id="11"/>
-    </w:p>
-    <w:p>
-      <w:pPr>
-        <w:spacing w:after="120" w:line="269" w:lineRule="auto"/>
-        <w:jc w:val="both"/>
-      </w:pPr>
-      <w:r>
-        <w:t>La navigazione utilizza URL con hash. Ogni rotta viene normalizzata dal router, collegata a una vista e registrata nella cronologia del browser. Il passaggio tra i moduli non richiede un ricaricamento completo della pagina; breadcrumb, titolo, voce attiva e contenuto vengono aggiornati in modo coordinato. Gli alias mantengono la compatibilità con collegamenti precedenti e riducono gli errori dovuti a varianti del nome della rotta.</w:t>
-      </w:r>
-    </w:p>
-    <w:p>
-      <w:pPr>
-        <w:spacing w:after="120" w:line="269" w:lineRule="auto"/>
-        <w:jc w:val="both"/>
-      </w:pPr>
-      <w:r>
-        <w:t>L’architettura parte dalla home pubblica, attraversa autenticazione e area applicativa, quindi raggiunge Dashboard e domini operativi. La sezione Sicurezza concentra Assessment FNCSDP e Audit Log; Supporto ospita Informazioni e guida; Ringraziamenti è mantenuto come gruppo autonomo, separato dalle funzioni operative. La figura seguente rappresenta lo stato finale V5 e aggiorna lo schema V4 con identità visiva, lingua e pagina dei ringraziamenti.</w:t>
+      <w:r>
+        <w:t>L’architettura parte dalla home pubblica, attraversa autenticazion</w:t>
+      </w:r>
+      <w:r>
+        <w:t xml:space="preserve">e e area </w:t>
+      </w:r>
+      <w:proofErr w:type="spellStart"/>
+      <w:r>
+        <w:t>applicativa</w:t>
+      </w:r>
+      <w:proofErr w:type="spellEnd"/>
+      <w:r>
+        <w:t xml:space="preserve">, </w:t>
+      </w:r>
+      <w:proofErr w:type="spellStart"/>
+      <w:r>
+        <w:t>quindi</w:t>
+      </w:r>
+      <w:proofErr w:type="spellEnd"/>
+      <w:r>
+        <w:t xml:space="preserve"> </w:t>
+      </w:r>
+      <w:proofErr w:type="spellStart"/>
+      <w:r>
+        <w:t>raggiunge</w:t>
+      </w:r>
+      <w:proofErr w:type="spellEnd"/>
+      <w:r>
+        <w:t xml:space="preserve"> </w:t>
+      </w:r>
+      <w:r>
+        <w:t>d</w:t>
+      </w:r>
+      <w:r>
+        <w:t>ashboard</w:t>
+      </w:r>
+      <w:r>
+        <w:t xml:space="preserve"> e domini </w:t>
+      </w:r>
+      <w:proofErr w:type="spellStart"/>
+      <w:r>
+        <w:t>operativi</w:t>
+      </w:r>
+      <w:proofErr w:type="spellEnd"/>
+      <w:r>
+        <w:t xml:space="preserve">. La sezione Sicurezza concentra Assessment FNCSDP e Audit Log; Supporto ospita Informazioni e guida; Ringraziamenti è mantenuto come gruppo </w:t>
+      </w:r>
+      <w:r>
+        <w:lastRenderedPageBreak/>
+        <w:t xml:space="preserve">autonomo, separato dalle funzioni operative. La </w:t>
+      </w:r>
+      <w:r>
+        <w:t>figura seguente rappresenta lo stato finale V5 e aggiorna lo schema V4 con identità visiva, lingua e pagina dei ringraziamenti.</w:t>
       </w:r>
     </w:p>
     <w:p>
@@ -1678,22 +2293,26 @@
         <w:jc w:val="center"/>
       </w:pPr>
       <w:r>
+        <w:rPr>
+          <w:noProof/>
+        </w:rPr>
         <w:drawing>
-          <wp:inline xmlns:a="http://schemas.openxmlformats.org/drawingml/2006/main" xmlns:pic="http://schemas.openxmlformats.org/drawingml/2006/picture">
+          <wp:inline distT="0" distB="0" distL="0" distR="0" wp14:anchorId="444C8684" wp14:editId="46D14707">
             <wp:extent cx="5897880" cy="3492710"/>
+            <wp:effectExtent l="0" t="0" r="0" b="0"/>
             <wp:docPr id="1" name="Picture 1"/>
             <wp:cNvGraphicFramePr>
-              <a:graphicFrameLocks noChangeAspect="1"/>
+              <a:graphicFrameLocks xmlns:a="http://schemas.openxmlformats.org/drawingml/2006/main" noChangeAspect="1"/>
             </wp:cNvGraphicFramePr>
-            <a:graphic>
+            <a:graphic xmlns:a="http://schemas.openxmlformats.org/drawingml/2006/main">
               <a:graphicData uri="http://schemas.openxmlformats.org/drawingml/2006/picture">
-                <pic:pic>
+                <pic:pic xmlns:pic="http://schemas.openxmlformats.org/drawingml/2006/picture">
                   <pic:nvPicPr>
                     <pic:cNvPr id="0" name="Diagramma_Navigazione_Frontend_v5.png"/>
                     <pic:cNvPicPr/>
                   </pic:nvPicPr>
                   <pic:blipFill>
-                    <a:blip r:embed="rId21"/>
+                    <a:blip r:embed="rId8"/>
                     <a:stretch>
                       <a:fillRect/>
                     </a:stretch>
@@ -1703,7 +2322,9 @@
                       <a:off x="0" y="0"/>
                       <a:ext cx="5897880" cy="3492710"/>
                     </a:xfrm>
-                    <a:prstGeom prst="rect"/>
+                    <a:prstGeom prst="rect">
+                      <a:avLst/>
+                    </a:prstGeom>
                   </pic:spPr>
                 </pic:pic>
               </a:graphicData>
@@ -1719,484 +2340,753 @@
       </w:pPr>
       <w:r>
         <w:rPr>
-          <w:rFonts w:ascii="Times New Roman" w:hAnsi="Times New Roman"/>
           <w:i/>
           <w:color w:val="536875"/>
           <w:sz w:val="21"/>
         </w:rPr>
-        <w:t>Figura 1 - Architettura di navigazione frontend V5: dalla home pubblica ai moduli operativi, con Assessment FNCSDP, Audit Log e Ringraziamenti.</w:t>
+        <w:t xml:space="preserve">Figura 1 - Architettura di navigazione frontend V5: dalla home pubblica ai moduli operativi, con Assessment FNCSDP, Audit Log </w:t>
+      </w:r>
+      <w:r>
+        <w:rPr>
+          <w:i/>
+          <w:color w:val="536875"/>
+          <w:sz w:val="21"/>
+        </w:rPr>
+        <w:t>e Ringraziamenti.</w:t>
       </w:r>
     </w:p>
     <w:p>
-      <w:bookmarkStart w:id="12" w:name="s7"/>
       <w:pPr>
         <w:pStyle w:val="Titolo1"/>
-        <w:keepNext/>
       </w:pPr>
-      <w:r>
+      <w:bookmarkStart w:id="11" w:name="s7"/>
+      <w:r>
+        <w:rPr>
+          <w:rFonts w:ascii="Times New Roman" w:hAnsi="Times New Roman" w:cs="Times New Roman"/>
+          <w:sz w:val="24"/>
+          <w:szCs w:val="24"/>
+        </w:rPr>
         <w:t>7. Area applicativa, layout e usabilità</w:t>
+      </w:r>
+      <w:bookmarkEnd w:id="11"/>
+    </w:p>
+    <w:p>
+      <w:r>
+        <w:t>L’area applicativa mantiene un’intestazione stabile e un menu verticale a gruppi espandibili. Questa struttura consente di individuare rapidamente il dominio corrente e di conservare una gerarchia l</w:t>
+      </w:r>
+      <w:r>
+        <w:t>eggibile anche quando le funzioni aumentano. Il titolo di pagina, il breadcrumb e l’etichetta di sezione riducono l’ambiguità, mentre i pulsanti principali sono collocati vicino al contenuto a cui si riferiscono.</w:t>
+      </w:r>
+    </w:p>
+    <w:p>
+      <w:r>
+        <w:t>Le operazioni che modificano dati usano dia</w:t>
+      </w:r>
+      <w:r>
+        <w:t>loghi con campi, spiegazioni e azioni esplicite. Nei flussi più delicati, come la creazione del Profilo Target, l’utente compila i dati, visualizza un riepilogo, può tornare alla modifica e soltanto dopo conferma la registrazione. Lo stesso principio è app</w:t>
+      </w:r>
+      <w:r>
+        <w:t>licato alle operazioni di archiviazione, approvazione e completamento.</w:t>
+      </w:r>
+    </w:p>
+    <w:p>
+      <w:r>
+        <w:t xml:space="preserve">Gli stati sono espressi con termini coerenti: BOZZA, APPROVATO, COMPLETATO, attivo o archiviato. Messaggi contestuali indicano l’esito dell’operazione e la prossima azione consigliata. </w:t>
+      </w:r>
+      <w:r>
+        <w:t>Nel modulo FNCSDP una barra di percorso mostra le otto fasi, così l’utente comprende immediatamente ciò che è stato completato e ciò che rimane da eseguire.</w:t>
+      </w:r>
+    </w:p>
+    <w:p>
+      <w:pPr>
+        <w:pStyle w:val="Titolo1"/>
+      </w:pPr>
+      <w:bookmarkStart w:id="12" w:name="s8"/>
+      <w:r>
+        <w:rPr>
+          <w:rFonts w:ascii="Times New Roman" w:hAnsi="Times New Roman" w:cs="Times New Roman"/>
+          <w:sz w:val="24"/>
+          <w:szCs w:val="24"/>
+        </w:rPr>
+        <w:t>8. Moduli operativi</w:t>
       </w:r>
       <w:bookmarkEnd w:id="12"/>
     </w:p>
     <w:p>
-      <w:pPr>
-        <w:spacing w:after="120" w:line="269" w:lineRule="auto"/>
-        <w:jc w:val="both"/>
-      </w:pPr>
-      <w:r>
-        <w:t>L’area applicativa mantiene un’intestazione stabile e un menu verticale a gruppi espandibili. Questa struttura consente di individuare rapidamente il dominio corrente e di conservare una gerarchia leggibile anche quando le funzioni aumentano. Il titolo di pagina, il breadcrumb e l’etichetta di sezione riducono l’ambiguità, mentre i pulsanti principali sono collocati vicino al contenuto a cui si riferiscono.</w:t>
+      <w:r>
+        <w:t>I moduli operativi condividono struttura e criteri di interazione, ma presentan</w:t>
+      </w:r>
+      <w:r>
+        <w:t>o funzioni specifiche per il dominio trattato. Le liste espongono ricerca, filtri, paginazione o scorrimento controllato; i dettagli separano dati identificativi, relazioni e stato; le operazioni di inserimento e aggiornamento richiamano i cataloghi già pr</w:t>
+      </w:r>
+      <w:r>
+        <w:t>esenti nel database, evitando valori duplicati o non normalizzati.</w:t>
       </w:r>
     </w:p>
     <w:p>
       <w:pPr>
-        <w:spacing w:after="120" w:line="269" w:lineRule="auto"/>
-        <w:jc w:val="both"/>
+        <w:pStyle w:val="Titolo2"/>
+        <w:rPr>
+          <w:rFonts w:ascii="Times New Roman" w:hAnsi="Times New Roman" w:cs="Times New Roman"/>
+          <w:color w:val="1F5A73"/>
+          <w:sz w:val="24"/>
+          <w:szCs w:val="24"/>
+        </w:rPr>
       </w:pPr>
-      <w:r>
-        <w:t>Le operazioni che modificano dati usano dialoghi con campi, spiegazioni e azioni esplicite. Nei flussi più delicati, come la creazione del Profilo Target, l’utente compila i dati, visualizza un riepilogo, può tornare alla modifica e soltanto dopo conferma la registrazione. Lo stesso principio è applicato alle operazioni di archiviazione, approvazione e completamento.</w:t>
+      <w:bookmarkStart w:id="13" w:name="s81"/>
+      <w:r>
+        <w:rPr>
+          <w:rFonts w:ascii="Times New Roman" w:hAnsi="Times New Roman" w:cs="Times New Roman"/>
+          <w:color w:val="1F5A73"/>
+          <w:sz w:val="24"/>
+          <w:szCs w:val="24"/>
+        </w:rPr>
+        <w:lastRenderedPageBreak/>
+        <w:t xml:space="preserve">8.1 </w:t>
+      </w:r>
+      <w:r>
+        <w:rPr>
+          <w:rFonts w:ascii="Times New Roman" w:hAnsi="Times New Roman" w:cs="Times New Roman"/>
+          <w:color w:val="1F5A73"/>
+          <w:sz w:val="24"/>
+          <w:szCs w:val="24"/>
+        </w:rPr>
+        <w:t>Dashboard</w:t>
+      </w:r>
+      <w:r>
+        <w:rPr>
+          <w:rFonts w:ascii="Times New Roman" w:hAnsi="Times New Roman" w:cs="Times New Roman"/>
+          <w:color w:val="1F5A73"/>
+          <w:sz w:val="24"/>
+          <w:szCs w:val="24"/>
+        </w:rPr>
+        <w:t xml:space="preserve"> </w:t>
+      </w:r>
+      <w:proofErr w:type="spellStart"/>
+      <w:r>
+        <w:rPr>
+          <w:rFonts w:ascii="Times New Roman" w:hAnsi="Times New Roman" w:cs="Times New Roman"/>
+          <w:color w:val="1F5A73"/>
+          <w:sz w:val="24"/>
+          <w:szCs w:val="24"/>
+        </w:rPr>
+        <w:t>operativa</w:t>
+      </w:r>
+      <w:bookmarkEnd w:id="13"/>
+      <w:proofErr w:type="spellEnd"/>
+    </w:p>
+    <w:p>
+      <w:r>
+        <w:t xml:space="preserve">La </w:t>
+      </w:r>
+      <w:r>
+        <w:t>d</w:t>
+      </w:r>
+      <w:r>
+        <w:t>ashboard</w:t>
+      </w:r>
+      <w:r>
+        <w:t xml:space="preserve"> </w:t>
+      </w:r>
+      <w:proofErr w:type="spellStart"/>
+      <w:r>
+        <w:t>sintetizza</w:t>
+      </w:r>
+      <w:proofErr w:type="spellEnd"/>
+      <w:r>
+        <w:t xml:space="preserve"> lo </w:t>
+      </w:r>
+      <w:proofErr w:type="spellStart"/>
+      <w:r>
+        <w:t>stato</w:t>
+      </w:r>
+      <w:proofErr w:type="spellEnd"/>
+      <w:r>
+        <w:t xml:space="preserve"> dell’organizzazione mediante indicatori relativi ad asset, criticità, servizi, fornitori, Supply Chain, incidenti e Audit Log. Le </w:t>
+      </w:r>
+      <w:r>
+        <w:t>card fungono da punto di ingresso ai moduli e consentono di rilevare rapidamente elementi che richiedono attenzione. I dati derivano dalle viste e dalle query applicative, quindi rispettano la sessione e le policy RLS.</w:t>
+      </w:r>
+    </w:p>
+    <w:p>
+      <w:r>
+        <w:t xml:space="preserve">La </w:t>
+      </w:r>
+      <w:r>
+        <w:t>d</w:t>
+      </w:r>
+      <w:r>
+        <w:t>ashboard</w:t>
+      </w:r>
+      <w:r>
+        <w:t xml:space="preserve"> non </w:t>
+      </w:r>
+      <w:proofErr w:type="spellStart"/>
+      <w:r>
+        <w:t>sostituisce</w:t>
+      </w:r>
+      <w:proofErr w:type="spellEnd"/>
+      <w:r>
+        <w:t xml:space="preserve"> le viste</w:t>
+      </w:r>
+      <w:r>
+        <w:t xml:space="preserve"> analitiche: presenta conteggi e priorità, mentre il dettaglio rimane nei moduli di dominio. Questa separazione limita la densità informativa e mantiene la pagina iniziale utilizzabile anche quando il dataset cresce.</w:t>
       </w:r>
     </w:p>
     <w:p>
       <w:pPr>
-        <w:spacing w:after="120" w:line="269" w:lineRule="auto"/>
-        <w:jc w:val="both"/>
+        <w:pStyle w:val="Titolo2"/>
+        <w:rPr>
+          <w:rFonts w:ascii="Times New Roman" w:hAnsi="Times New Roman" w:cs="Times New Roman"/>
+          <w:color w:val="1F5A73"/>
+          <w:sz w:val="24"/>
+          <w:szCs w:val="24"/>
+        </w:rPr>
       </w:pPr>
-      <w:r>
-        <w:t>Gli stati sono espressi con termini coerenti: BOZZA, APPROVATO, COMPLETATO, attivo o archiviato. Messaggi contestuali indicano l’esito dell’operazione e la prossima azione consigliata. Nel modulo FNCSDP una barra di percorso mostra le otto fasi, così l’utente comprende immediatamente ciò che è stato completato e ciò che rimane da eseguire.</w:t>
-      </w:r>
+      <w:bookmarkStart w:id="14" w:name="s82"/>
+      <w:r>
+        <w:rPr>
+          <w:rFonts w:ascii="Times New Roman" w:hAnsi="Times New Roman" w:cs="Times New Roman"/>
+          <w:color w:val="1F5A73"/>
+          <w:sz w:val="24"/>
+          <w:szCs w:val="24"/>
+        </w:rPr>
+        <w:t>8.2 Azienda e soggetti NIS2</w:t>
+      </w:r>
+      <w:bookmarkEnd w:id="14"/>
     </w:p>
     <w:p>
-      <w:bookmarkStart w:id="13" w:name="s8"/>
-      <w:pPr>
-        <w:pStyle w:val="Titolo1"/>
-        <w:keepNext/>
-      </w:pPr>
-      <w:r>
-        <w:t>8. Moduli operativi</w:t>
-      </w:r>
-      <w:bookmarkEnd w:id="13"/>
+      <w:r>
+        <w:t xml:space="preserve">La sezione </w:t>
+      </w:r>
+      <w:r>
+        <w:t>Azienda gestisce i soggetti NIS2 già censiti, le persone, i ruoli e gli incarichi. L’organizzazione selezionata viene riutilizzata nei moduli successivi, compreso il Profilo Target FNCSDP. L’utente non deve ricreare anagrafiche duplicate: i campi di selezi</w:t>
+      </w:r>
+      <w:r>
+        <w:t>one leggono i record attivi e mostrano codice, denominazione e classificazione.</w:t>
+      </w:r>
+    </w:p>
+    <w:p>
+      <w:r>
+        <w:t xml:space="preserve">Le entità archiviate sono separate dalle liste operative. Gli incarichi e le responsabilità mantengono la loro dimensione temporale, mentre l’interfaccia distingue chiaramente </w:t>
+      </w:r>
+      <w:r>
+        <w:t>record correnti e storici. Questo comportamento rispecchia il modello backend senza esporre all’utente la complessità delle relazioni sottostanti.</w:t>
+      </w:r>
     </w:p>
     <w:p>
       <w:pPr>
-        <w:spacing w:after="120" w:line="269" w:lineRule="auto"/>
-        <w:jc w:val="both"/>
+        <w:pStyle w:val="Titolo2"/>
       </w:pPr>
-      <w:r>
-        <w:t>I moduli operativi condividono struttura e criteri di interazione, ma presentano funzioni specifiche per il dominio trattato. Le liste espongono ricerca, filtri, paginazione o scorrimento controllato; i dettagli separano dati identificativi, relazioni e stato; le operazioni di inserimento e aggiornamento richiamano i cataloghi già presenti nel database, evitando valori duplicati o non normalizzati.</w:t>
-      </w:r>
+      <w:bookmarkStart w:id="15" w:name="s83"/>
+      <w:r>
+        <w:rPr>
+          <w:rFonts w:ascii="Times New Roman" w:hAnsi="Times New Roman" w:cs="Times New Roman"/>
+          <w:color w:val="1F5A73"/>
+          <w:sz w:val="24"/>
+          <w:szCs w:val="24"/>
+        </w:rPr>
+        <w:t>8.3 Inventario e archiviazione logica</w:t>
+      </w:r>
+      <w:bookmarkEnd w:id="15"/>
     </w:p>
     <w:p>
-      <w:bookmarkStart w:id="14" w:name="s81"/>
-      <w:pPr>
-        <w:pStyle w:val="Titolo2"/>
-        <w:keepNext/>
-      </w:pPr>
-      <w:r>
-        <w:t>8.1 Dashboard operativa</w:t>
-      </w:r>
-      <w:bookmarkEnd w:id="14"/>
+      <w:r>
+        <w:t xml:space="preserve">L’Inventario Asset consente consultazione, ricerca, filtri, </w:t>
+      </w:r>
+      <w:r>
+        <w:t>inserimento, modifica, dettaglio ed esportazione. I campi collegano asset a categoria, organizzazione e responsabile, utilizzando cataloghi e anagrafiche esistenti. Le criticità NIS2 e le informazioni tecniche sono presentate in forma leggibile, mentre i d</w:t>
+      </w:r>
+      <w:r>
+        <w:t>ettagli estesi rimangono disponibili senza appesantire la tabella principale.</w:t>
+      </w:r>
+    </w:p>
+    <w:p>
+      <w:r>
+        <w:t>L’archiviazione logica sostituisce la cancellazione fisica. Gli asset archiviati sono esclusi dalle viste operative e consultabili in una sezione separata, con data, utente e mot</w:t>
+      </w:r>
+      <w:r>
+        <w:t>ivazione. L’export dedicato agli archiviati è di sola consultazione e non introduce funzioni di ripristino non previste dal progetto.</w:t>
+      </w:r>
     </w:p>
     <w:p>
       <w:pPr>
-        <w:spacing w:after="120" w:line="269" w:lineRule="auto"/>
-        <w:jc w:val="both"/>
+        <w:pStyle w:val="Titolo2"/>
       </w:pPr>
-      <w:r>
-        <w:t>La Dashboard sintetizza lo stato dell’organizzazione mediante indicatori relativi ad asset, criticità, servizi, fornitori, Supply Chain, incidenti e Audit Log. Le card fungono da punto di ingresso ai moduli e consentono di rilevare rapidamente elementi che richiedono attenzione. I dati derivano dalle viste e dalle query applicative, quindi rispettano la sessione e le policy RLS.</w:t>
+      <w:bookmarkStart w:id="16" w:name="s84"/>
+      <w:r>
+        <w:rPr>
+          <w:rFonts w:ascii="Times New Roman" w:hAnsi="Times New Roman" w:cs="Times New Roman"/>
+          <w:color w:val="1F5A73"/>
+          <w:sz w:val="24"/>
+          <w:szCs w:val="24"/>
+        </w:rPr>
+        <w:t>8.4 Servizi e fornitori</w:t>
+      </w:r>
+      <w:bookmarkEnd w:id="16"/>
+    </w:p>
+    <w:p>
+      <w:r>
+        <w:t xml:space="preserve">I moduli Servizi e Fornitori utilizzano lo stesso impianto dell’inventario: elenco, nuovo record, </w:t>
+      </w:r>
+      <w:r>
+        <w:t>dettaglio, cessazione o archiviazione. I servizi possono essere collegati a organizzazione, asset e fornitori; i fornitori possono partecipare a relazioni gerarchiche e di subfornitura. L’interfaccia presenta codici applicativi stabili e descrizioni, mentr</w:t>
+      </w:r>
+      <w:r>
+        <w:t>e i vincoli di integrità restano applicati dal database.</w:t>
+      </w:r>
+    </w:p>
+    <w:p>
+      <w:r>
+        <w:t>Le liste dei cessati mantengono lo storico separato dal lavoro corrente. Questa distinzione è importante per la Supply Chain, poiché una relazione chiusa deve rimanere ricostruibile ma non deve esser</w:t>
+      </w:r>
+      <w:r>
+        <w:t>e proposta come dipendenza attiva.</w:t>
       </w:r>
     </w:p>
     <w:p>
       <w:pPr>
-        <w:spacing w:after="120" w:line="269" w:lineRule="auto"/>
-        <w:jc w:val="both"/>
+        <w:pStyle w:val="Titolo2"/>
       </w:pPr>
-      <w:r>
-        <w:t>La Dashboard non sostituisce le viste analitiche: presenta conteggi e priorità, mentre il dettaglio rimane nei moduli di dominio. Questa separazione limita la densità informativa e mantiene la pagina iniziale utilizzabile anche quando il dataset cresce.</w:t>
-      </w:r>
+      <w:bookmarkStart w:id="17" w:name="s85"/>
+      <w:r>
+        <w:rPr>
+          <w:rFonts w:ascii="Times New Roman" w:hAnsi="Times New Roman" w:cs="Times New Roman"/>
+          <w:color w:val="1F5A73"/>
+          <w:sz w:val="24"/>
+          <w:szCs w:val="24"/>
+        </w:rPr>
+        <w:t>8.5 Relazioni e Supply Chain</w:t>
+      </w:r>
+      <w:bookmarkEnd w:id="17"/>
     </w:p>
     <w:p>
-      <w:bookmarkStart w:id="15" w:name="s82"/>
-      <w:pPr>
-        <w:pStyle w:val="Titolo2"/>
-        <w:keepNext/>
-      </w:pPr>
-      <w:r>
-        <w:t>8.2 Azienda e soggetti NIS2</w:t>
-      </w:r>
-      <w:bookmarkEnd w:id="15"/>
+      <w:r>
+        <w:t>La sezione Relazioni rappresenta le dipendenze tra servizi, asset, fornitori e subfornitori. La Supply Chain distingue percorsi diretti e derivati e presenta livelli, origine, elemento effetti</w:t>
+      </w:r>
+      <w:r>
+        <w:t>vo, tipologia della dipendenza ed eventuale ereditarietà. Il modulo utilizza le viste gerarchiche del backend, evitando di ricostruire nel browser regole che appartengono al database.</w:t>
+      </w:r>
+    </w:p>
+    <w:p>
+      <w:r>
+        <w:lastRenderedPageBreak/>
+        <w:t>L’esportazione XLSX produce un foglio leggibile con colonne dedicate a s</w:t>
+      </w:r>
+      <w:r>
+        <w:t>ervizio radice, servizio origine, asset, fornitore, relazione, percorso e descrizioni. Le larghezze e il ritorno a capo sono impostati per consentire la consultazione anche quando le catene sono articolate.</w:t>
+      </w:r>
     </w:p>
     <w:p>
       <w:pPr>
-        <w:spacing w:after="120" w:line="269" w:lineRule="auto"/>
-        <w:jc w:val="both"/>
+        <w:pStyle w:val="Titolo2"/>
       </w:pPr>
-      <w:r>
-        <w:t>La sezione Azienda gestisce i soggetti NIS2 già censiti, le persone, i ruoli e gli incarichi. L’organizzazione selezionata viene riutilizzata nei moduli successivi, compreso il Profilo Target FNCSDP. L’utente non deve ricreare anagrafiche duplicate: i campi di selezione leggono i record attivi e mostrano codice, denominazione e classificazione.</w:t>
+      <w:bookmarkStart w:id="18" w:name="s86"/>
+      <w:r>
+        <w:rPr>
+          <w:rFonts w:ascii="Times New Roman" w:hAnsi="Times New Roman" w:cs="Times New Roman"/>
+          <w:color w:val="1F5A73"/>
+          <w:sz w:val="24"/>
+          <w:szCs w:val="24"/>
+        </w:rPr>
+        <w:t>8.6 Gestione degli incidenti</w:t>
+      </w:r>
+      <w:bookmarkEnd w:id="18"/>
+    </w:p>
+    <w:p>
+      <w:r>
+        <w:t xml:space="preserve">Il modulo Incidenti </w:t>
+      </w:r>
+      <w:r>
+        <w:t>separa segnalazioni aperte e chiuse e include un percorso guidato per la nuova registrazione. Il wizard raccoglie progressivamente contesto, servizio interessato, tassonomia ACN, descrizione, impatto e riepilogo. La scelta di una procedura guidata riduce i</w:t>
+      </w:r>
+      <w:r>
+        <w:t>l rischio di eventi incompleti e rende più comprensibile la classificazione.</w:t>
+      </w:r>
+    </w:p>
+    <w:p>
+      <w:r>
+        <w:t>Il riepilogo finale può essere copiato o esportato e rimane collegato al record persistito. La chiusura dell’incidente è un’operazione esplicita; gli eventi storici restano consul</w:t>
+      </w:r>
+      <w:r>
+        <w:t>tabili e tracciati. Le regole di accesso sono le stesse delle altre tabelle operative.</w:t>
       </w:r>
     </w:p>
     <w:p>
       <w:pPr>
-        <w:spacing w:after="120" w:line="269" w:lineRule="auto"/>
-        <w:jc w:val="both"/>
+        <w:pStyle w:val="Titolo2"/>
+        <w:rPr>
+          <w:rFonts w:ascii="Times New Roman" w:hAnsi="Times New Roman" w:cs="Times New Roman"/>
+          <w:color w:val="1F5A73"/>
+          <w:sz w:val="24"/>
+          <w:szCs w:val="24"/>
+        </w:rPr>
       </w:pPr>
-      <w:r>
-        <w:t>Le entità archiviate sono separate dalle liste operative. Gli incarichi e le responsabilità mantengono la loro dimensione temporale, mentre l’interfaccia distingue chiaramente record correnti e storici. Questo comportamento rispecchia il modello backend senza esporre all’utente la complessità delle relazioni sottostanti.</w:t>
-      </w:r>
+      <w:bookmarkStart w:id="19" w:name="s9"/>
+      <w:r>
+        <w:rPr>
+          <w:rFonts w:ascii="Times New Roman" w:hAnsi="Times New Roman" w:cs="Times New Roman"/>
+          <w:color w:val="1F5A73"/>
+          <w:sz w:val="24"/>
+          <w:szCs w:val="24"/>
+        </w:rPr>
+        <w:t>9. Assessment FNCSDP</w:t>
+      </w:r>
+      <w:bookmarkEnd w:id="19"/>
     </w:p>
     <w:p>
-      <w:bookmarkStart w:id="16" w:name="s83"/>
-      <w:pPr>
-        <w:pStyle w:val="Titolo2"/>
-        <w:keepNext/>
-      </w:pPr>
-      <w:r>
-        <w:t>8.3 Inventario e archiviazione logica</w:t>
-      </w:r>
-      <w:bookmarkEnd w:id="16"/>
+      <w:r>
+        <w:t xml:space="preserve">Il modulo Assessment FNCSDP è </w:t>
+      </w:r>
+      <w:proofErr w:type="spellStart"/>
+      <w:r>
+        <w:t>stato</w:t>
+      </w:r>
+      <w:proofErr w:type="spellEnd"/>
+      <w:r>
+        <w:t xml:space="preserve"> </w:t>
+      </w:r>
+      <w:proofErr w:type="spellStart"/>
+      <w:r>
+        <w:t>aggiunto</w:t>
+      </w:r>
+      <w:proofErr w:type="spellEnd"/>
+      <w:r>
+        <w:t xml:space="preserve"> </w:t>
+      </w:r>
+      <w:r>
+        <w:t>requisite del</w:t>
+      </w:r>
+      <w:r>
+        <w:t xml:space="preserve"> Project Work </w:t>
+      </w:r>
+      <w:proofErr w:type="spellStart"/>
+      <w:r>
+        <w:t>relativo</w:t>
+      </w:r>
+      <w:proofErr w:type="spellEnd"/>
+      <w:r>
+        <w:t xml:space="preserve"> ai Profili Target e Attuale. Il fro</w:t>
+      </w:r>
+      <w:r>
+        <w:t xml:space="preserve">ntend traduce il modello normalizzato del backend in un percorso guidato composto da otto passaggi: creazione del Target, verifica dei sei controlli, approvazione, creazione dell’assessment, compilazione del Profilo Attuale, completamento, visualizzazione </w:t>
+      </w:r>
+      <w:r>
+        <w:t>di score e gap, esportazione XLSX.</w:t>
+      </w:r>
+    </w:p>
+    <w:p>
+      <w:r>
+        <w:t>I sei controlli iniziali corrispondono alle Subcategory ID.AM-1 - ID.AM-6: sistemi e apparati fisici; piattaforme e applicazioni software; flussi di dati e comunicazioni; sistemi informativi esterni; classificazione e pri</w:t>
+      </w:r>
+      <w:r>
+        <w:t>oritizzazione delle risorse; ruoli e responsabilità cybersecurity. Il sistema li genera automaticamente per evitare inserimenti ripetitivi e mantenere la coerenza con il catalogo backend.</w:t>
+      </w:r>
     </w:p>
     <w:p>
       <w:pPr>
-        <w:spacing w:after="120" w:line="269" w:lineRule="auto"/>
-        <w:jc w:val="both"/>
+        <w:pStyle w:val="Titolo2"/>
       </w:pPr>
-      <w:r>
-        <w:t>L’Inventario Asset consente consultazione, ricerca, filtri, inserimento, modifica, dettaglio ed esportazione. I campi collegano asset a categoria, organizzazione e responsabile, utilizzando cataloghi e anagrafiche esistenti. Le criticità NIS2 e le informazioni tecniche sono presentate in forma leggibile, mentre i dettagli estesi rimangono disponibili senza appesantire la tabella principale.</w:t>
+      <w:bookmarkStart w:id="20" w:name="s91"/>
+      <w:r>
+        <w:rPr>
+          <w:rFonts w:ascii="Times New Roman" w:hAnsi="Times New Roman" w:cs="Times New Roman"/>
+          <w:color w:val="1F5A73"/>
+          <w:sz w:val="24"/>
+          <w:szCs w:val="24"/>
+        </w:rPr>
+        <w:t>9.1 Profilo Target</w:t>
+      </w:r>
+      <w:bookmarkEnd w:id="20"/>
+    </w:p>
+    <w:p>
+      <w:r>
+        <w:t>La creazione del Profilo Target richiede la selez</w:t>
+      </w:r>
+      <w:r>
+        <w:t>ione di un soggetto NIS2 già presente, codice, nome, perimetro e descrizione. Prima della registrazione viene mostrato un riepilogo; l’utente può modificare i dati oppure confermare. Dopo la creazione, i sei controlli sono disponibili con copertura desider</w:t>
+      </w:r>
+      <w:r>
+        <w:t>ata e descrizione. Finché il Target è in bozza, le informazioni possono essere corrette.</w:t>
+      </w:r>
+    </w:p>
+    <w:p>
+      <w:r>
+        <w:t>L’approvazione rende il Target immutabile e abilita la creazione del Profilo Attuale. L’interfaccia non presenta più campi modificabili ma testi leggibili e stato APPR</w:t>
+      </w:r>
+      <w:r>
+        <w:t>OVATO. Il collegamento al soggetto NIS2 rimane visibile nel riepilogo e consente di comprendere immediatamente il perimetro dell’assessment.</w:t>
       </w:r>
     </w:p>
     <w:p>
       <w:pPr>
-        <w:spacing w:after="120" w:line="269" w:lineRule="auto"/>
-        <w:jc w:val="both"/>
+        <w:pStyle w:val="Titolo2"/>
       </w:pPr>
-      <w:r>
-        <w:t>L’archiviazione logica sostituisce la cancellazione fisica. Gli asset archiviati sono esclusi dalle viste operative e consultabili in una sezione separata, con data, utente e motivazione. L’export dedicato agli archiviati è di sola consultazione e non introduce funzioni di ripristino non previste dal progetto.</w:t>
-      </w:r>
+      <w:bookmarkStart w:id="21" w:name="s92"/>
+      <w:r>
+        <w:rPr>
+          <w:rFonts w:ascii="Times New Roman" w:hAnsi="Times New Roman" w:cs="Times New Roman"/>
+          <w:color w:val="1F5A73"/>
+          <w:sz w:val="24"/>
+          <w:szCs w:val="24"/>
+        </w:rPr>
+        <w:t>9.2 Profilo Attuale e misure</w:t>
+      </w:r>
+      <w:bookmarkEnd w:id="21"/>
     </w:p>
     <w:p>
-      <w:bookmarkStart w:id="17" w:name="s84"/>
-      <w:pPr>
-        <w:pStyle w:val="Titolo2"/>
-        <w:keepNext/>
-      </w:pPr>
-      <w:r>
-        <w:t>8.4 Servizi e fornitori</w:t>
-      </w:r>
-      <w:bookmarkEnd w:id="17"/>
+      <w:r>
+        <w:t>L’assessment è creato a partire da un Target approvato. La prima misura incompleta vie</w:t>
+      </w:r>
+      <w:r>
+        <w:t>ne aperta automaticamente e il comando Salva e prossimo accompagna l’utente fino al sesto controllo. Ogni misura raccoglie risposta dell’intervistato, grado di copertura, maturità CMMI, note, evidenze e osservazioni dell’assessor.</w:t>
+      </w:r>
+    </w:p>
+    <w:p>
+      <w:r>
+        <w:t>La maturità è coerente co</w:t>
+      </w:r>
+      <w:r>
+        <w:t>n la copertura: quando la copertura è zero, la maturità diventa non applicabile. L’avanzamento è calcolato sul numero di misure completate e aggiornato dopo ogni salvataggio. Questa impostazione riduce le operazioni manuali e rende evidente lo stato del la</w:t>
+      </w:r>
+      <w:r>
+        <w:t>voro.</w:t>
+      </w:r>
     </w:p>
     <w:p>
       <w:pPr>
-        <w:spacing w:after="120" w:line="269" w:lineRule="auto"/>
-        <w:jc w:val="both"/>
+        <w:pStyle w:val="Titolo2"/>
+        <w:rPr>
+          <w:rFonts w:ascii="Times New Roman" w:hAnsi="Times New Roman" w:cs="Times New Roman"/>
+          <w:color w:val="1F5A73"/>
+          <w:sz w:val="24"/>
+          <w:szCs w:val="24"/>
+        </w:rPr>
       </w:pPr>
-      <w:r>
-        <w:t>I moduli Servizi e Fornitori utilizzano lo stesso impianto dell’inventario: elenco, nuovo record, dettaglio, cessazione o archiviazione. I servizi possono essere collegati a organizzazione, asset e fornitori; i fornitori possono partecipare a relazioni gerarchiche e di subfornitura. L’interfaccia presenta codici applicativi stabili e descrizioni, mentre i vincoli di integrità restano applicati dal database.</w:t>
+      <w:bookmarkStart w:id="22" w:name="s93"/>
+      <w:r>
+        <w:rPr>
+          <w:rFonts w:ascii="Times New Roman" w:hAnsi="Times New Roman" w:cs="Times New Roman"/>
+          <w:color w:val="1F5A73"/>
+          <w:sz w:val="24"/>
+          <w:szCs w:val="24"/>
+        </w:rPr>
+        <w:lastRenderedPageBreak/>
+        <w:t xml:space="preserve">9.3 </w:t>
+      </w:r>
+      <w:proofErr w:type="spellStart"/>
+      <w:r>
+        <w:rPr>
+          <w:rFonts w:ascii="Times New Roman" w:hAnsi="Times New Roman" w:cs="Times New Roman"/>
+          <w:color w:val="1F5A73"/>
+          <w:sz w:val="24"/>
+          <w:szCs w:val="24"/>
+        </w:rPr>
+        <w:t>Valutazione</w:t>
+      </w:r>
+      <w:proofErr w:type="spellEnd"/>
+      <w:r>
+        <w:rPr>
+          <w:rFonts w:ascii="Times New Roman" w:hAnsi="Times New Roman" w:cs="Times New Roman"/>
+          <w:color w:val="1F5A73"/>
+          <w:sz w:val="24"/>
+          <w:szCs w:val="24"/>
+        </w:rPr>
+        <w:t>, score e gap</w:t>
+      </w:r>
+      <w:bookmarkEnd w:id="22"/>
+    </w:p>
+    <w:p>
+      <w:r>
+        <w:t>Dopo il completamento delle sei misure, il sistema presenta avanzamento, score, gap e maturità media indicativa. La tabella analitica confronta Target e copertura attuale per ciascun controllo, mostra la maturità e consen</w:t>
+      </w:r>
+      <w:r>
+        <w:t>te di visualizzare il dettaglio. Score e gap derivano dalle viste del backend e non vengono ricalcolati con formule autonome nel browser.</w:t>
+      </w:r>
+    </w:p>
+    <w:p>
+      <w:r>
+        <w:t>Nel collaudo conclusivo l’assessment ASS-2026-01 collegato al Target PT-2026-01 ha raggiunto il 100 per cento di avanz</w:t>
+      </w:r>
+      <w:r>
+        <w:t>amento, score 67 per cento, gap 33 per cento e maturità media 3,17 su 5. I valori sono stati verificati dopo ricaricamento della pagina e riapertura del dettaglio, confermando la persistenza dei dati.</w:t>
       </w:r>
     </w:p>
     <w:p>
       <w:pPr>
-        <w:spacing w:after="120" w:line="269" w:lineRule="auto"/>
-        <w:jc w:val="both"/>
+        <w:pStyle w:val="Titolo2"/>
       </w:pPr>
-      <w:r>
-        <w:t>Le liste dei cessati mantengono lo storico separato dal lavoro corrente. Questa distinzione è importante per la Supply Chain, poiché una relazione chiusa deve rimanere ricostruibile ma non deve essere proposta come dipendenza attiva.</w:t>
-      </w:r>
+      <w:bookmarkStart w:id="23" w:name="s94"/>
+      <w:r>
+        <w:rPr>
+          <w:rFonts w:ascii="Times New Roman" w:hAnsi="Times New Roman" w:cs="Times New Roman"/>
+          <w:color w:val="1F5A73"/>
+          <w:sz w:val="24"/>
+          <w:szCs w:val="24"/>
+        </w:rPr>
+        <w:t>9.4 Esportazione XLSX e sola lettura</w:t>
+      </w:r>
+      <w:bookmarkEnd w:id="23"/>
     </w:p>
     <w:p>
-      <w:bookmarkStart w:id="18" w:name="s85"/>
-      <w:pPr>
-        <w:pStyle w:val="Titolo2"/>
-        <w:keepNext/>
-      </w:pPr>
-      <w:r>
-        <w:t>8.5 Relazioni e Supply Chain</w:t>
-      </w:r>
-      <w:bookmarkEnd w:id="18"/>
+      <w:r>
+        <w:t>L’esportazione del</w:t>
+      </w:r>
+      <w:r>
+        <w:t>l’assessment produce cinque fogli: Riepilogo, Profilo Target, Profilo Attuale, Mapping FNCSDP e Metadati. Il file conserva le informazioni necessarie a ricostruire il confronto tra postura desiderata e misurata, senza dipendere dalla visualizzazione web.</w:t>
+      </w:r>
+    </w:p>
+    <w:p>
+      <w:r>
+        <w:t>D</w:t>
+      </w:r>
+      <w:r>
+        <w:t>opo il completamento, i comandi Compila diventano Visualizza. Copertura, maturità, risposte, note ed evidenze restano consultabili ma non modificabili. Il test di sola lettura è stato eseguito su più controlli, chiudendo e riaprendo il dialogo senza perdit</w:t>
+      </w:r>
+      <w:r>
+        <w:t>a di dati e senza possibilità di alterare la misura.</w:t>
+      </w:r>
     </w:p>
     <w:p>
       <w:pPr>
-        <w:spacing w:after="120" w:line="269" w:lineRule="auto"/>
-        <w:jc w:val="both"/>
+        <w:pStyle w:val="Titolo2"/>
+        <w:rPr>
+          <w:rFonts w:ascii="Times New Roman" w:hAnsi="Times New Roman" w:cs="Times New Roman"/>
+          <w:color w:val="1F5A73"/>
+          <w:sz w:val="24"/>
+          <w:szCs w:val="24"/>
+        </w:rPr>
       </w:pPr>
-      <w:r>
-        <w:t>La sezione Relazioni rappresenta le dipendenze tra servizi, asset, fornitori e subfornitori. La Supply Chain distingue percorsi diretti e derivati e presenta livelli, origine, elemento effettivo, tipologia della dipendenza ed eventuale ereditarietà. Il modulo utilizza le viste gerarchiche del backend, evitando di ricostruire nel browser regole che appartengono al database.</w:t>
+      <w:bookmarkStart w:id="24" w:name="s10"/>
+      <w:r>
+        <w:rPr>
+          <w:rFonts w:ascii="Times New Roman" w:hAnsi="Times New Roman" w:cs="Times New Roman"/>
+          <w:color w:val="1F5A73"/>
+          <w:sz w:val="24"/>
+          <w:szCs w:val="24"/>
+        </w:rPr>
+        <w:t>10. Audit Log e tracciabilità applicativa</w:t>
+      </w:r>
+      <w:bookmarkEnd w:id="24"/>
+    </w:p>
+    <w:p>
+      <w:r>
+        <w:t>L’Audit Log espone gli eventi prodotti dal backend in una vista leggibile. La pagina consente ricerca libera, filtro per tabella, entità, operazione, utente e in</w:t>
+      </w:r>
+      <w:r>
+        <w:t>tervallo temporale, paginazione e export dei risultati filtrati. Il dettaglio presenta data, tabella, entità, record, utente, AAL, ruoli e payload JSON precedente e successivo.</w:t>
+      </w:r>
+    </w:p>
+    <w:p>
+      <w:r>
+        <w:t xml:space="preserve">L’integrazione FNCSDP raggruppa le sei tabelle sotto l’entità </w:t>
+      </w:r>
+      <w:r>
+        <w:t>Assessment FNCSDP. La ricerca per codice ASS recupera assessment e misure collegate; la ricerca per codice PT ricostruisce Target, controlli, assessment e misure; la ricerca fncsdp restituisce l’intero perimetro del modulo. I record delle misure sono mostr</w:t>
+      </w:r>
+      <w:r>
+        <w:t>ati con controllo e codice assessment, rendendo il registro comprensibile anche senza conoscere gli identificativi tecnici.</w:t>
+      </w:r>
+    </w:p>
+    <w:p>
+      <w:r>
+        <w:t>L’esportazione Audit Log applica gli stessi filtri mostrati a video. Il collaudo ha verificato 28 eventi nel perimetro FNCSDP e il d</w:t>
+      </w:r>
+      <w:r>
+        <w:t xml:space="preserve">ettaglio di </w:t>
+      </w:r>
+      <w:proofErr w:type="spellStart"/>
+      <w:r>
+        <w:t>eventi</w:t>
+      </w:r>
+      <w:proofErr w:type="spellEnd"/>
+      <w:r>
+        <w:t xml:space="preserve"> </w:t>
+      </w:r>
+      <w:proofErr w:type="spellStart"/>
+      <w:r>
+        <w:t>associati</w:t>
+      </w:r>
+      <w:proofErr w:type="spellEnd"/>
+      <w:r>
+        <w:t xml:space="preserve"> </w:t>
+      </w:r>
+      <w:proofErr w:type="spellStart"/>
+      <w:r>
+        <w:t>all’utente</w:t>
+      </w:r>
+      <w:proofErr w:type="spellEnd"/>
+      <w:r>
+        <w:t xml:space="preserve"> docentepegaso@gmail.com</w:t>
+      </w:r>
+      <w:r>
+        <w:t>.</w:t>
       </w:r>
     </w:p>
     <w:p>
       <w:pPr>
-        <w:spacing w:after="120" w:line="269" w:lineRule="auto"/>
-        <w:jc w:val="both"/>
+        <w:pStyle w:val="Titolo1"/>
       </w:pPr>
-      <w:r>
-        <w:t>L’esportazione XLSX produce un foglio leggibile con colonne dedicate a servizio radice, servizio origine, asset, fornitore, relazione, percorso e descrizioni. Le larghezze e il ritorno a capo sono impostati per consentire la consultazione anche quando le catene sono articolate.</w:t>
-      </w:r>
-    </w:p>
-    <w:p>
-      <w:bookmarkStart w:id="19" w:name="s86"/>
-      <w:pPr>
-        <w:pStyle w:val="Titolo2"/>
-        <w:keepNext/>
-      </w:pPr>
-      <w:r>
-        <w:t>8.6 Gestione degli incidenti</w:t>
-      </w:r>
-      <w:bookmarkEnd w:id="19"/>
-    </w:p>
-    <w:p>
-      <w:pPr>
-        <w:spacing w:after="120" w:line="269" w:lineRule="auto"/>
-        <w:jc w:val="both"/>
-      </w:pPr>
-      <w:r>
-        <w:t>Il modulo Incidenti separa segnalazioni aperte e chiuse e include un percorso guidato per la nuova registrazione. Il wizard raccoglie progressivamente contesto, servizio interessato, tassonomia ACN, descrizione, impatto e riepilogo. La scelta di una procedura guidata riduce il rischio di eventi incompleti e rende più comprensibile la classificazione.</w:t>
-      </w:r>
-    </w:p>
-    <w:p>
-      <w:pPr>
-        <w:spacing w:after="120" w:line="269" w:lineRule="auto"/>
-        <w:jc w:val="both"/>
-      </w:pPr>
-      <w:r>
-        <w:t>Il riepilogo finale può essere copiato o esportato e rimane collegato al record persistito. La chiusura dell’incidente è un’operazione esplicita; gli eventi storici restano consultabili e tracciati. Le regole di accesso sono le stesse delle altre tabelle operative.</w:t>
-      </w:r>
-    </w:p>
-    <w:p>
-      <w:bookmarkStart w:id="20" w:name="s9"/>
-      <w:pPr>
-        <w:pStyle w:val="Titolo1"/>
-        <w:keepNext/>
-      </w:pPr>
-      <w:r>
-        <w:t>9. Assessment FNCSDP</w:t>
-      </w:r>
-      <w:bookmarkEnd w:id="20"/>
-    </w:p>
-    <w:p>
-      <w:pPr>
-        <w:spacing w:after="120" w:line="269" w:lineRule="auto"/>
-        <w:jc w:val="both"/>
-      </w:pPr>
-      <w:r>
-        <w:t>Il modulo Assessment FNCSDP è stato aggiunto per recepire il suggerimento di revisione del Project Work relativo ai Profili Target e Attuale. Il frontend traduce il modello normalizzato del backend in un percorso guidato composto da otto passaggi: creazione del Target, verifica dei sei controlli, approvazione, creazione dell’assessment, compilazione del Profilo Attuale, completamento, visualizzazione di score e gap, esportazione XLSX.</w:t>
-      </w:r>
-    </w:p>
-    <w:p>
-      <w:pPr>
-        <w:spacing w:after="120" w:line="269" w:lineRule="auto"/>
-        <w:jc w:val="both"/>
-      </w:pPr>
-      <w:r>
-        <w:t>I sei controlli iniziali corrispondono alle Subcategory ID.AM-1 - ID.AM-6: sistemi e apparati fisici; piattaforme e applicazioni software; flussi di dati e comunicazioni; sistemi informativi esterni; classificazione e prioritizzazione delle risorse; ruoli e responsabilità cybersecurity. Il sistema li genera automaticamente per evitare inserimenti ripetitivi e mantenere la coerenza con il catalogo backend.</w:t>
-      </w:r>
-    </w:p>
-    <w:p>
-      <w:bookmarkStart w:id="21" w:name="s91"/>
-      <w:pPr>
-        <w:pStyle w:val="Titolo2"/>
-        <w:keepNext/>
-      </w:pPr>
-      <w:r>
-        <w:t>9.1 Profilo Target</w:t>
-      </w:r>
-      <w:bookmarkEnd w:id="21"/>
-    </w:p>
-    <w:p>
-      <w:pPr>
-        <w:spacing w:after="120" w:line="269" w:lineRule="auto"/>
-        <w:jc w:val="both"/>
-      </w:pPr>
-      <w:r>
-        <w:t>La creazione del Profilo Target richiede la selezione di un soggetto NIS2 già presente, codice, nome, perimetro e descrizione. Prima della registrazione viene mostrato un riepilogo; l’utente può modificare i dati oppure confermare. Dopo la creazione, i sei controlli sono disponibili con copertura desiderata e descrizione. Finché il Target è in bozza, le informazioni possono essere corrette.</w:t>
-      </w:r>
-    </w:p>
-    <w:p>
-      <w:pPr>
-        <w:spacing w:after="120" w:line="269" w:lineRule="auto"/>
-        <w:jc w:val="both"/>
-      </w:pPr>
-      <w:r>
-        <w:t>L’approvazione rende il Target immutabile e abilita la creazione del Profilo Attuale. L’interfaccia non presenta più campi modificabili ma testi leggibili e stato APPROVATO. Il collegamento al soggetto NIS2 rimane visibile nel riepilogo e consente di comprendere immediatamente il perimetro dell’assessment.</w:t>
-      </w:r>
-    </w:p>
-    <w:p>
-      <w:bookmarkStart w:id="22" w:name="s92"/>
-      <w:pPr>
-        <w:pStyle w:val="Titolo2"/>
-        <w:keepNext/>
-      </w:pPr>
-      <w:r>
-        <w:t>9.2 Profilo Attuale e misure</w:t>
-      </w:r>
-      <w:bookmarkEnd w:id="22"/>
-    </w:p>
-    <w:p>
-      <w:pPr>
-        <w:spacing w:after="120" w:line="269" w:lineRule="auto"/>
-        <w:jc w:val="both"/>
-      </w:pPr>
-      <w:r>
-        <w:t>L’assessment è creato a partire da un Target approvato. La prima misura incompleta viene aperta automaticamente e il comando Salva e prossimo accompagna l’utente fino al sesto controllo. Ogni misura raccoglie risposta dell’intervistato, grado di copertura, maturità CMMI, note, evidenze e osservazioni dell’assessor.</w:t>
-      </w:r>
-    </w:p>
-    <w:p>
-      <w:pPr>
-        <w:spacing w:after="120" w:line="269" w:lineRule="auto"/>
-        <w:jc w:val="both"/>
-      </w:pPr>
-      <w:r>
-        <w:t>La maturità è coerente con la copertura: quando la copertura è zero, la maturità diventa non applicabile. L’avanzamento è calcolato sul numero di misure completate e aggiornato dopo ogni salvataggio. Questa impostazione riduce le operazioni manuali e rende evidente lo stato del lavoro.</w:t>
-      </w:r>
-    </w:p>
-    <w:p>
-      <w:bookmarkStart w:id="23" w:name="s93"/>
-      <w:pPr>
-        <w:pStyle w:val="Titolo2"/>
-        <w:keepNext/>
-      </w:pPr>
-      <w:r>
-        <w:t>9.3 Valutazione, score e gap</w:t>
-      </w:r>
-      <w:bookmarkEnd w:id="23"/>
-    </w:p>
-    <w:p>
-      <w:pPr>
-        <w:spacing w:after="120" w:line="269" w:lineRule="auto"/>
-        <w:jc w:val="both"/>
-      </w:pPr>
-      <w:r>
-        <w:t>Dopo il completamento delle sei misure, il sistema presenta avanzamento, score, gap e maturità media indicativa. La tabella analitica confronta Target e copertura attuale per ciascun controllo, mostra la maturità e consente di visualizzare il dettaglio. Score e gap derivano dalle viste del backend e non vengono ricalcolati con formule autonome nel browser.</w:t>
-      </w:r>
-    </w:p>
-    <w:p>
-      <w:pPr>
-        <w:spacing w:after="120" w:line="269" w:lineRule="auto"/>
-        <w:jc w:val="both"/>
-      </w:pPr>
-      <w:r>
-        <w:t>Nel collaudo conclusivo l’assessment ASS-2026-01 collegato al Target PT-2026-01 ha raggiunto il 100 per cento di avanzamento, score 67 per cento, gap 33 per cento e maturità media 3,17 su 5. I valori sono stati verificati dopo ricaricamento della pagina e riapertura del dettaglio, confermando la persistenza dei dati.</w:t>
-      </w:r>
-    </w:p>
-    <w:p>
-      <w:bookmarkStart w:id="24" w:name="s94"/>
-      <w:pPr>
-        <w:pStyle w:val="Titolo2"/>
-        <w:keepNext/>
-      </w:pPr>
-      <w:r>
-        <w:t>9.4 Esportazione XLSX e sola lettura</w:t>
-      </w:r>
-      <w:bookmarkEnd w:id="24"/>
-    </w:p>
-    <w:p>
-      <w:pPr>
-        <w:spacing w:after="120" w:line="269" w:lineRule="auto"/>
-        <w:jc w:val="both"/>
-      </w:pPr>
-      <w:r>
-        <w:t>L’esportazione dell’assessment produce cinque fogli: Riepilogo, Profilo Target, Profilo Attuale, Mapping FNCSDP e Metadati. Il file conserva le informazioni necessarie a ricostruire il confronto tra postura desiderata e misurata, senza dipendere dalla visualizzazione web.</w:t>
-      </w:r>
-    </w:p>
-    <w:p>
-      <w:pPr>
-        <w:spacing w:after="120" w:line="269" w:lineRule="auto"/>
-        <w:jc w:val="both"/>
-      </w:pPr>
-      <w:r>
-        <w:t>Dopo il completamento, i comandi Compila diventano Visualizza. Copertura, maturità, risposte, note ed evidenze restano consultabili ma non modificabili. Il test di sola lettura è stato eseguito su più controlli, chiudendo e riaprendo il dialogo senza perdita di dati e senza possibilità di alterare la misura.</w:t>
-      </w:r>
-    </w:p>
-    <w:p>
-      <w:bookmarkStart w:id="25" w:name="s10"/>
-      <w:pPr>
-        <w:pStyle w:val="Titolo1"/>
-        <w:keepNext/>
-      </w:pPr>
-      <w:r>
-        <w:t>10. Audit Log e tracciabilità applicativa</w:t>
+      <w:bookmarkStart w:id="25" w:name="s11"/>
+      <w:r>
+        <w:rPr>
+          <w:rFonts w:ascii="Times New Roman" w:hAnsi="Times New Roman" w:cs="Times New Roman"/>
+          <w:sz w:val="24"/>
+          <w:szCs w:val="24"/>
+        </w:rPr>
+        <w:t>11. Importazioni, esportazioni e reporting</w:t>
       </w:r>
       <w:bookmarkEnd w:id="25"/>
     </w:p>
     <w:p>
-      <w:pPr>
-        <w:spacing w:after="120" w:line="269" w:lineRule="auto"/>
-        <w:jc w:val="both"/>
-      </w:pPr>
-      <w:r>
-        <w:t>L’Audit Log espone gli eventi prodotti dal backend in una vista leggibile. La pagina consente ricerca libera, filtro per tabella, entità, operazione, utente e intervallo temporale, paginazione e export dei risultati filtrati. Il dettaglio presenta data, tabella, entità, record, utente, AAL, ruoli e payload JSON precedente e successivo.</w:t>
+      <w:r>
+        <w:t>Le funzioni di esportazion</w:t>
+      </w:r>
+      <w:r>
+        <w:t>e sono distribuite nei moduli in cui producono valore operativo. Inventario, archiviati, Supply Chain, incidenti, Audit Log e Assessment generano file distinti e coerenti con il contenuto visualizzato. I fogli includono intestazioni, filtri, larghezze deli</w:t>
+      </w:r>
+      <w:r>
+        <w:t>berate, ritorno a capo, metadati e criteri applicati, così il file rimane interpretabile fuori dall’applicazione.</w:t>
       </w:r>
     </w:p>
     <w:p>
-      <w:pPr>
-        <w:spacing w:after="120" w:line="269" w:lineRule="auto"/>
-        <w:jc w:val="both"/>
-      </w:pPr>
-      <w:r>
-        <w:t>L’integrazione FNCSDP raggruppa le sei tabelle sotto l’entità Assessment FNCSDP. La ricerca per codice ASS recupera assessment e misure collegate; la ricerca per codice PT ricostruisce Target, controlli, assessment e misure; la ricerca fncsdp restituisce l’intero perimetro del modulo. I record delle misure sono mostrati con controllo e codice assessment, rendendo il registro comprensibile anche senza conoscere gli identificativi tecnici.</w:t>
-      </w:r>
-    </w:p>
-    <w:p>
-      <w:pPr>
-        <w:spacing w:after="120" w:line="269" w:lineRule="auto"/>
-        <w:jc w:val="both"/>
-      </w:pPr>
-      <w:r>
-        <w:t>L’esportazione Audit Log applica gli stessi filtri mostrati a video. Il collaudo ha verificato 28 eventi nel perimetro FNCSDP e il dettaglio di eventi associati all’utente docentepegaso@gmail.com. Gli avvisi di console osservati durante il test provenivano dall’estensione Bitwarden e non dal codice dell’applicazione.</w:t>
-      </w:r>
-    </w:p>
-    <w:p>
-      <w:bookmarkStart w:id="26" w:name="s11"/>
-      <w:pPr>
-        <w:pStyle w:val="Titolo1"/>
-        <w:keepNext/>
-      </w:pPr>
-      <w:r>
-        <w:t>11. Importazioni, esportazioni e reporting</w:t>
-      </w:r>
-      <w:bookmarkEnd w:id="26"/>
-    </w:p>
-    <w:p>
-      <w:pPr>
-        <w:spacing w:after="120" w:line="269" w:lineRule="auto"/>
-        <w:jc w:val="both"/>
-      </w:pPr>
-      <w:r>
-        <w:t>Le funzioni di esportazione sono distribuite nei moduli in cui producono valore operativo. Inventario, archiviati, Supply Chain, incidenti, Audit Log e Assessment generano file distinti e coerenti con il contenuto visualizzato. I fogli includono intestazioni, filtri, larghezze deliberate, ritorno a capo, metadati e criteri applicati, così il file rimane interpretabile fuori dall’applicazione.</w:t>
-      </w:r>
-    </w:p>
-    <w:p>
-      <w:pPr>
-        <w:spacing w:after="120" w:line="269" w:lineRule="auto"/>
-        <w:jc w:val="both"/>
-      </w:pPr>
-      <w:r>
-        <w:t>Il modello ufficiale di importazione asset separa il foglio di inserimento dai valori di supporto ricavati dal database. Questa impostazione guida l’utente nella scelta di categoria, organizzazione e responsabile, riduce gli errori di digitazione e conserva il controllo finale sul backend. Le importazioni non aggirano i vincoli: ogni riga viene comunque sottoposta alle regole previste dalle API e dal database.</w:t>
+      <w:r>
+        <w:t>Il modello ufficiale di importazione asset separa il foglio di inserimento dai valori di supporto ricavati dal database. Questa impostazione g</w:t>
+      </w:r>
+      <w:r>
+        <w:t xml:space="preserve">uida l’utente nella scelta di categoria, organizzazione e responsabile, riduce gli errori di digitazione e conserva il controllo finale sul backend. Le importazioni non aggirano i vincoli: ogni riga viene comunque sottoposta alle regole previste dalle API </w:t>
+      </w:r>
+      <w:r>
+        <w:t>e dal database.</w:t>
       </w:r>
     </w:p>
     <w:tbl>
       <w:tblPr>
         <w:tblStyle w:val="Grigliatabella"/>
-        <w:tblW w:type="auto" w:w="0"/>
+        <w:tblW w:w="0" w:type="auto"/>
         <w:jc w:val="center"/>
         <w:tblLayout w:type="fixed"/>
-        <w:tblLook w:firstColumn="1" w:firstRow="1" w:lastColumn="0" w:lastRow="0" w:noHBand="0" w:noVBand="1" w:val="04A0"/>
+        <w:tblLook w:val="04A0" w:firstRow="1" w:lastRow="0" w:firstColumn="1" w:lastColumn="0" w:noHBand="0" w:noVBand="1"/>
       </w:tblPr>
       <w:tblGrid>
-        <w:gridCol w:w="3137"/>
-        <w:gridCol w:w="3137"/>
-        <w:gridCol w:w="3137"/>
+        <w:gridCol w:w="2376"/>
+        <w:gridCol w:w="1944"/>
+        <w:gridCol w:w="4968"/>
       </w:tblGrid>
       <w:tr>
         <w:trPr>
-          <w:tblHeader w:val="true"/>
+          <w:tblHeader/>
+          <w:jc w:val="center"/>
         </w:trPr>
         <w:tc>
           <w:tcPr>
-            <w:tcW w:type="dxa" w:w="2376"/>
-            <w:shd w:fill="1F5A73"/>
+            <w:tcW w:w="2376" w:type="dxa"/>
+            <w:shd w:val="clear" w:color="auto" w:fill="1F5A73"/>
             <w:tcMar>
               <w:top w:w="100" w:type="dxa"/>
-              <w:start w:w="120" w:type="dxa"/>
+              <w:left w:w="120" w:type="dxa"/>
               <w:bottom w:w="100" w:type="dxa"/>
-              <w:end w:w="120" w:type="dxa"/>
+              <w:right w:w="120" w:type="dxa"/>
             </w:tcMar>
             <w:vAlign w:val="center"/>
           </w:tcPr>
@@ -2207,24 +3097,24 @@
             </w:pPr>
             <w:r>
               <w:rPr>
-                <w:rFonts w:ascii="Times New Roman" w:hAnsi="Times New Roman"/>
                 <w:b/>
                 <w:color w:val="FFFFFF"/>
                 <w:sz w:val="21"/>
               </w:rPr>
+              <w:lastRenderedPageBreak/>
               <w:t>Ambito</w:t>
             </w:r>
           </w:p>
         </w:tc>
         <w:tc>
           <w:tcPr>
-            <w:tcW w:type="dxa" w:w="1944"/>
-            <w:shd w:fill="1F5A73"/>
+            <w:tcW w:w="1944" w:type="dxa"/>
+            <w:shd w:val="clear" w:color="auto" w:fill="1F5A73"/>
             <w:tcMar>
               <w:top w:w="100" w:type="dxa"/>
-              <w:start w:w="120" w:type="dxa"/>
+              <w:left w:w="120" w:type="dxa"/>
               <w:bottom w:w="100" w:type="dxa"/>
-              <w:end w:w="120" w:type="dxa"/>
+              <w:right w:w="120" w:type="dxa"/>
             </w:tcMar>
             <w:vAlign w:val="center"/>
           </w:tcPr>
@@ -2235,7 +3125,6 @@
             </w:pPr>
             <w:r>
               <w:rPr>
-                <w:rFonts w:ascii="Times New Roman" w:hAnsi="Times New Roman"/>
                 <w:b/>
                 <w:color w:val="FFFFFF"/>
                 <w:sz w:val="21"/>
@@ -2246,13 +3135,13 @@
         </w:tc>
         <w:tc>
           <w:tcPr>
-            <w:tcW w:type="dxa" w:w="4968"/>
-            <w:shd w:fill="1F5A73"/>
+            <w:tcW w:w="4968" w:type="dxa"/>
+            <w:shd w:val="clear" w:color="auto" w:fill="1F5A73"/>
             <w:tcMar>
               <w:top w:w="100" w:type="dxa"/>
-              <w:start w:w="120" w:type="dxa"/>
+              <w:left w:w="120" w:type="dxa"/>
               <w:bottom w:w="100" w:type="dxa"/>
-              <w:end w:w="120" w:type="dxa"/>
+              <w:right w:w="120" w:type="dxa"/>
             </w:tcMar>
             <w:vAlign w:val="center"/>
           </w:tcPr>
@@ -2263,7 +3152,6 @@
             </w:pPr>
             <w:r>
               <w:rPr>
-                <w:rFonts w:ascii="Times New Roman" w:hAnsi="Times New Roman"/>
                 <w:b/>
                 <w:color w:val="FFFFFF"/>
                 <w:sz w:val="21"/>
@@ -2274,14 +3162,17 @@
         </w:tc>
       </w:tr>
       <w:tr>
+        <w:trPr>
+          <w:jc w:val="center"/>
+        </w:trPr>
         <w:tc>
           <w:tcPr>
-            <w:tcW w:type="dxa" w:w="2376"/>
+            <w:tcW w:w="2376" w:type="dxa"/>
             <w:tcMar>
               <w:top w:w="90" w:type="dxa"/>
-              <w:start w:w="110" w:type="dxa"/>
+              <w:left w:w="110" w:type="dxa"/>
               <w:bottom w:w="90" w:type="dxa"/>
-              <w:end w:w="110" w:type="dxa"/>
+              <w:right w:w="110" w:type="dxa"/>
             </w:tcMar>
             <w:vAlign w:val="center"/>
           </w:tcPr>
@@ -2292,7 +3183,6 @@
             </w:pPr>
             <w:r>
               <w:rPr>
-                <w:rFonts w:ascii="Times New Roman" w:hAnsi="Times New Roman"/>
                 <w:sz w:val="20"/>
               </w:rPr>
               <w:t>Inventario filtrato</w:t>
@@ -2301,12 +3191,12 @@
         </w:tc>
         <w:tc>
           <w:tcPr>
-            <w:tcW w:type="dxa" w:w="1944"/>
+            <w:tcW w:w="1944" w:type="dxa"/>
             <w:tcMar>
               <w:top w:w="90" w:type="dxa"/>
-              <w:start w:w="110" w:type="dxa"/>
+              <w:left w:w="110" w:type="dxa"/>
               <w:bottom w:w="90" w:type="dxa"/>
-              <w:end w:w="110" w:type="dxa"/>
+              <w:right w:w="110" w:type="dxa"/>
             </w:tcMar>
             <w:vAlign w:val="center"/>
           </w:tcPr>
@@ -2317,7 +3207,6 @@
             </w:pPr>
             <w:r>
               <w:rPr>
-                <w:rFonts w:ascii="Times New Roman" w:hAnsi="Times New Roman"/>
                 <w:sz w:val="20"/>
               </w:rPr>
               <w:t>XLSX</w:t>
@@ -2326,12 +3215,12 @@
         </w:tc>
         <w:tc>
           <w:tcPr>
-            <w:tcW w:type="dxa" w:w="4968"/>
+            <w:tcW w:w="4968" w:type="dxa"/>
             <w:tcMar>
               <w:top w:w="90" w:type="dxa"/>
-              <w:start w:w="110" w:type="dxa"/>
+              <w:left w:w="110" w:type="dxa"/>
               <w:bottom w:w="90" w:type="dxa"/>
-              <w:end w:w="110" w:type="dxa"/>
+              <w:right w:w="110" w:type="dxa"/>
             </w:tcMar>
             <w:vAlign w:val="center"/>
           </w:tcPr>
@@ -2342,7 +3231,6 @@
             </w:pPr>
             <w:r>
               <w:rPr>
-                <w:rFonts w:ascii="Times New Roman" w:hAnsi="Times New Roman"/>
                 <w:sz w:val="20"/>
               </w:rPr>
               <w:t>Asset visualizzati e criteri di ricerca</w:t>
@@ -2351,14 +3239,17 @@
         </w:tc>
       </w:tr>
       <w:tr>
+        <w:trPr>
+          <w:jc w:val="center"/>
+        </w:trPr>
         <w:tc>
           <w:tcPr>
-            <w:tcW w:type="dxa" w:w="2376"/>
+            <w:tcW w:w="2376" w:type="dxa"/>
             <w:tcMar>
               <w:top w:w="90" w:type="dxa"/>
-              <w:start w:w="110" w:type="dxa"/>
+              <w:left w:w="110" w:type="dxa"/>
               <w:bottom w:w="90" w:type="dxa"/>
-              <w:end w:w="110" w:type="dxa"/>
+              <w:right w:w="110" w:type="dxa"/>
             </w:tcMar>
             <w:vAlign w:val="center"/>
           </w:tcPr>
@@ -2369,7 +3260,6 @@
             </w:pPr>
             <w:r>
               <w:rPr>
-                <w:rFonts w:ascii="Times New Roman" w:hAnsi="Times New Roman"/>
                 <w:sz w:val="20"/>
               </w:rPr>
               <w:t>Asset archiviati</w:t>
@@ -2378,12 +3268,12 @@
         </w:tc>
         <w:tc>
           <w:tcPr>
-            <w:tcW w:type="dxa" w:w="1944"/>
+            <w:tcW w:w="1944" w:type="dxa"/>
             <w:tcMar>
               <w:top w:w="90" w:type="dxa"/>
-              <w:start w:w="110" w:type="dxa"/>
+              <w:left w:w="110" w:type="dxa"/>
               <w:bottom w:w="90" w:type="dxa"/>
-              <w:end w:w="110" w:type="dxa"/>
+              <w:right w:w="110" w:type="dxa"/>
             </w:tcMar>
             <w:vAlign w:val="center"/>
           </w:tcPr>
@@ -2394,7 +3284,6 @@
             </w:pPr>
             <w:r>
               <w:rPr>
-                <w:rFonts w:ascii="Times New Roman" w:hAnsi="Times New Roman"/>
                 <w:sz w:val="20"/>
               </w:rPr>
               <w:t>XLSX</w:t>
@@ -2403,12 +3292,12 @@
         </w:tc>
         <w:tc>
           <w:tcPr>
-            <w:tcW w:type="dxa" w:w="4968"/>
+            <w:tcW w:w="4968" w:type="dxa"/>
             <w:tcMar>
               <w:top w:w="90" w:type="dxa"/>
-              <w:start w:w="110" w:type="dxa"/>
+              <w:left w:w="110" w:type="dxa"/>
               <w:bottom w:w="90" w:type="dxa"/>
-              <w:end w:w="110" w:type="dxa"/>
+              <w:right w:w="110" w:type="dxa"/>
             </w:tcMar>
             <w:vAlign w:val="center"/>
           </w:tcPr>
@@ -2419,7 +3308,6 @@
             </w:pPr>
             <w:r>
               <w:rPr>
-                <w:rFonts w:ascii="Times New Roman" w:hAnsi="Times New Roman"/>
                 <w:sz w:val="20"/>
               </w:rPr>
               <w:t>Record storici e metadati di archiviazione</w:t>
@@ -2428,14 +3316,17 @@
         </w:tc>
       </w:tr>
       <w:tr>
+        <w:trPr>
+          <w:jc w:val="center"/>
+        </w:trPr>
         <w:tc>
           <w:tcPr>
-            <w:tcW w:type="dxa" w:w="2376"/>
+            <w:tcW w:w="2376" w:type="dxa"/>
             <w:tcMar>
               <w:top w:w="90" w:type="dxa"/>
-              <w:start w:w="110" w:type="dxa"/>
+              <w:left w:w="110" w:type="dxa"/>
               <w:bottom w:w="90" w:type="dxa"/>
-              <w:end w:w="110" w:type="dxa"/>
+              <w:right w:w="110" w:type="dxa"/>
             </w:tcMar>
             <w:vAlign w:val="center"/>
           </w:tcPr>
@@ -2446,7 +3337,6 @@
             </w:pPr>
             <w:r>
               <w:rPr>
-                <w:rFonts w:ascii="Times New Roman" w:hAnsi="Times New Roman"/>
                 <w:sz w:val="20"/>
               </w:rPr>
               <w:t>Supply Chain</w:t>
@@ -2455,12 +3345,12 @@
         </w:tc>
         <w:tc>
           <w:tcPr>
-            <w:tcW w:type="dxa" w:w="1944"/>
+            <w:tcW w:w="1944" w:type="dxa"/>
             <w:tcMar>
               <w:top w:w="90" w:type="dxa"/>
-              <w:start w:w="110" w:type="dxa"/>
+              <w:left w:w="110" w:type="dxa"/>
               <w:bottom w:w="90" w:type="dxa"/>
-              <w:end w:w="110" w:type="dxa"/>
+              <w:right w:w="110" w:type="dxa"/>
             </w:tcMar>
             <w:vAlign w:val="center"/>
           </w:tcPr>
@@ -2471,7 +3361,6 @@
             </w:pPr>
             <w:r>
               <w:rPr>
-                <w:rFonts w:ascii="Times New Roman" w:hAnsi="Times New Roman"/>
                 <w:sz w:val="20"/>
               </w:rPr>
               <w:t>XLSX</w:t>
@@ -2480,12 +3369,12 @@
         </w:tc>
         <w:tc>
           <w:tcPr>
-            <w:tcW w:type="dxa" w:w="4968"/>
+            <w:tcW w:w="4968" w:type="dxa"/>
             <w:tcMar>
               <w:top w:w="90" w:type="dxa"/>
-              <w:start w:w="110" w:type="dxa"/>
+              <w:left w:w="110" w:type="dxa"/>
               <w:bottom w:w="90" w:type="dxa"/>
-              <w:end w:w="110" w:type="dxa"/>
+              <w:right w:w="110" w:type="dxa"/>
             </w:tcMar>
             <w:vAlign w:val="center"/>
           </w:tcPr>
@@ -2496,23 +3385,31 @@
             </w:pPr>
             <w:r>
               <w:rPr>
-                <w:rFonts w:ascii="Times New Roman" w:hAnsi="Times New Roman"/>
                 <w:sz w:val="20"/>
               </w:rPr>
-              <w:t>Percorsi diretti e derivati con livelli e relazioni</w:t>
+              <w:t xml:space="preserve">Percorsi diretti e derivati con livelli e </w:t>
+            </w:r>
+            <w:r>
+              <w:rPr>
+                <w:sz w:val="20"/>
+              </w:rPr>
+              <w:t>relazioni</w:t>
             </w:r>
           </w:p>
         </w:tc>
       </w:tr>
       <w:tr>
+        <w:trPr>
+          <w:jc w:val="center"/>
+        </w:trPr>
         <w:tc>
           <w:tcPr>
-            <w:tcW w:type="dxa" w:w="2376"/>
+            <w:tcW w:w="2376" w:type="dxa"/>
             <w:tcMar>
               <w:top w:w="90" w:type="dxa"/>
-              <w:start w:w="110" w:type="dxa"/>
+              <w:left w:w="110" w:type="dxa"/>
               <w:bottom w:w="90" w:type="dxa"/>
-              <w:end w:w="110" w:type="dxa"/>
+              <w:right w:w="110" w:type="dxa"/>
             </w:tcMar>
             <w:vAlign w:val="center"/>
           </w:tcPr>
@@ -2523,7 +3420,6 @@
             </w:pPr>
             <w:r>
               <w:rPr>
-                <w:rFonts w:ascii="Times New Roman" w:hAnsi="Times New Roman"/>
                 <w:sz w:val="20"/>
               </w:rPr>
               <w:t>Incidenti</w:t>
@@ -2532,12 +3428,12 @@
         </w:tc>
         <w:tc>
           <w:tcPr>
-            <w:tcW w:type="dxa" w:w="1944"/>
+            <w:tcW w:w="1944" w:type="dxa"/>
             <w:tcMar>
               <w:top w:w="90" w:type="dxa"/>
-              <w:start w:w="110" w:type="dxa"/>
+              <w:left w:w="110" w:type="dxa"/>
               <w:bottom w:w="90" w:type="dxa"/>
-              <w:end w:w="110" w:type="dxa"/>
+              <w:right w:w="110" w:type="dxa"/>
             </w:tcMar>
             <w:vAlign w:val="center"/>
           </w:tcPr>
@@ -2548,7 +3444,6 @@
             </w:pPr>
             <w:r>
               <w:rPr>
-                <w:rFonts w:ascii="Times New Roman" w:hAnsi="Times New Roman"/>
                 <w:sz w:val="20"/>
               </w:rPr>
               <w:t>Testo/XLSX secondo funzione</w:t>
@@ -2557,12 +3452,12 @@
         </w:tc>
         <w:tc>
           <w:tcPr>
-            <w:tcW w:type="dxa" w:w="4968"/>
+            <w:tcW w:w="4968" w:type="dxa"/>
             <w:tcMar>
               <w:top w:w="90" w:type="dxa"/>
-              <w:start w:w="110" w:type="dxa"/>
+              <w:left w:w="110" w:type="dxa"/>
               <w:bottom w:w="90" w:type="dxa"/>
-              <w:end w:w="110" w:type="dxa"/>
+              <w:right w:w="110" w:type="dxa"/>
             </w:tcMar>
             <w:vAlign w:val="center"/>
           </w:tcPr>
@@ -2573,7 +3468,6 @@
             </w:pPr>
             <w:r>
               <w:rPr>
-                <w:rFonts w:ascii="Times New Roman" w:hAnsi="Times New Roman"/>
                 <w:sz w:val="20"/>
               </w:rPr>
               <w:t>Riepilogo e dati della segnalazione</w:t>
@@ -2582,14 +3476,17 @@
         </w:tc>
       </w:tr>
       <w:tr>
+        <w:trPr>
+          <w:jc w:val="center"/>
+        </w:trPr>
         <w:tc>
           <w:tcPr>
-            <w:tcW w:type="dxa" w:w="2376"/>
+            <w:tcW w:w="2376" w:type="dxa"/>
             <w:tcMar>
               <w:top w:w="90" w:type="dxa"/>
-              <w:start w:w="110" w:type="dxa"/>
+              <w:left w:w="110" w:type="dxa"/>
               <w:bottom w:w="90" w:type="dxa"/>
-              <w:end w:w="110" w:type="dxa"/>
+              <w:right w:w="110" w:type="dxa"/>
             </w:tcMar>
             <w:vAlign w:val="center"/>
           </w:tcPr>
@@ -2600,7 +3497,6 @@
             </w:pPr>
             <w:r>
               <w:rPr>
-                <w:rFonts w:ascii="Times New Roman" w:hAnsi="Times New Roman"/>
                 <w:sz w:val="20"/>
               </w:rPr>
               <w:t>Assessment FNCSDP</w:t>
@@ -2609,12 +3505,12 @@
         </w:tc>
         <w:tc>
           <w:tcPr>
-            <w:tcW w:type="dxa" w:w="1944"/>
+            <w:tcW w:w="1944" w:type="dxa"/>
             <w:tcMar>
               <w:top w:w="90" w:type="dxa"/>
-              <w:start w:w="110" w:type="dxa"/>
+              <w:left w:w="110" w:type="dxa"/>
               <w:bottom w:w="90" w:type="dxa"/>
-              <w:end w:w="110" w:type="dxa"/>
+              <w:right w:w="110" w:type="dxa"/>
             </w:tcMar>
             <w:vAlign w:val="center"/>
           </w:tcPr>
@@ -2625,7 +3521,6 @@
             </w:pPr>
             <w:r>
               <w:rPr>
-                <w:rFonts w:ascii="Times New Roman" w:hAnsi="Times New Roman"/>
                 <w:sz w:val="20"/>
               </w:rPr>
               <w:t>XLSX a cinque fogli</w:t>
@@ -2634,12 +3529,12 @@
         </w:tc>
         <w:tc>
           <w:tcPr>
-            <w:tcW w:type="dxa" w:w="4968"/>
+            <w:tcW w:w="4968" w:type="dxa"/>
             <w:tcMar>
               <w:top w:w="90" w:type="dxa"/>
-              <w:start w:w="110" w:type="dxa"/>
+              <w:left w:w="110" w:type="dxa"/>
               <w:bottom w:w="90" w:type="dxa"/>
-              <w:end w:w="110" w:type="dxa"/>
+              <w:right w:w="110" w:type="dxa"/>
             </w:tcMar>
             <w:vAlign w:val="center"/>
           </w:tcPr>
@@ -2650,7 +3545,6 @@
             </w:pPr>
             <w:r>
               <w:rPr>
-                <w:rFonts w:ascii="Times New Roman" w:hAnsi="Times New Roman"/>
                 <w:sz w:val="20"/>
               </w:rPr>
               <w:t>Target, Attuale, mapping, risultati e metadati</w:t>
@@ -2659,14 +3553,17 @@
         </w:tc>
       </w:tr>
       <w:tr>
+        <w:trPr>
+          <w:jc w:val="center"/>
+        </w:trPr>
         <w:tc>
           <w:tcPr>
-            <w:tcW w:type="dxa" w:w="2376"/>
+            <w:tcW w:w="2376" w:type="dxa"/>
             <w:tcMar>
               <w:top w:w="90" w:type="dxa"/>
-              <w:start w:w="110" w:type="dxa"/>
+              <w:left w:w="110" w:type="dxa"/>
               <w:bottom w:w="90" w:type="dxa"/>
-              <w:end w:w="110" w:type="dxa"/>
+              <w:right w:w="110" w:type="dxa"/>
             </w:tcMar>
             <w:vAlign w:val="center"/>
           </w:tcPr>
@@ -2677,7 +3574,6 @@
             </w:pPr>
             <w:r>
               <w:rPr>
-                <w:rFonts w:ascii="Times New Roman" w:hAnsi="Times New Roman"/>
                 <w:sz w:val="20"/>
               </w:rPr>
               <w:t>Audit Log</w:t>
@@ -2686,12 +3582,12 @@
         </w:tc>
         <w:tc>
           <w:tcPr>
-            <w:tcW w:type="dxa" w:w="1944"/>
+            <w:tcW w:w="1944" w:type="dxa"/>
             <w:tcMar>
               <w:top w:w="90" w:type="dxa"/>
-              <w:start w:w="110" w:type="dxa"/>
+              <w:left w:w="110" w:type="dxa"/>
               <w:bottom w:w="90" w:type="dxa"/>
-              <w:end w:w="110" w:type="dxa"/>
+              <w:right w:w="110" w:type="dxa"/>
             </w:tcMar>
             <w:vAlign w:val="center"/>
           </w:tcPr>
@@ -2702,7 +3598,6 @@
             </w:pPr>
             <w:r>
               <w:rPr>
-                <w:rFonts w:ascii="Times New Roman" w:hAnsi="Times New Roman"/>
                 <w:sz w:val="20"/>
               </w:rPr>
               <w:t>XLSX</w:t>
@@ -2711,12 +3606,12 @@
         </w:tc>
         <w:tc>
           <w:tcPr>
-            <w:tcW w:type="dxa" w:w="4968"/>
+            <w:tcW w:w="4968" w:type="dxa"/>
             <w:tcMar>
               <w:top w:w="90" w:type="dxa"/>
-              <w:start w:w="110" w:type="dxa"/>
+              <w:left w:w="110" w:type="dxa"/>
               <w:bottom w:w="90" w:type="dxa"/>
-              <w:end w:w="110" w:type="dxa"/>
+              <w:right w:w="110" w:type="dxa"/>
             </w:tcMar>
             <w:vAlign w:val="center"/>
           </w:tcPr>
@@ -2727,7 +3622,6 @@
             </w:pPr>
             <w:r>
               <w:rPr>
-                <w:rFonts w:ascii="Times New Roman" w:hAnsi="Times New Roman"/>
                 <w:sz w:val="20"/>
               </w:rPr>
               <w:t>Eventi corrispondenti ai filtri correnti</w:t>
@@ -2742,165 +3636,224 @@
       </w:pPr>
     </w:p>
     <w:p>
-      <w:bookmarkStart w:id="27" w:name="s12"/>
       <w:pPr>
         <w:pStyle w:val="Titolo1"/>
-        <w:keepNext/>
+        <w:rPr>
+          <w:rFonts w:ascii="Times New Roman" w:hAnsi="Times New Roman" w:cs="Times New Roman"/>
+          <w:sz w:val="24"/>
+          <w:szCs w:val="24"/>
+        </w:rPr>
       </w:pPr>
-      <w:r>
-        <w:t>12. Supporto, lingua e ringraziamenti</w:t>
+      <w:bookmarkStart w:id="26" w:name="s12"/>
+      <w:r>
+        <w:rPr>
+          <w:rFonts w:ascii="Times New Roman" w:hAnsi="Times New Roman" w:cs="Times New Roman"/>
+          <w:sz w:val="24"/>
+          <w:szCs w:val="24"/>
+        </w:rPr>
+        <w:t xml:space="preserve">12. Supporto, lingua e </w:t>
+      </w:r>
+      <w:r>
+        <w:rPr>
+          <w:rFonts w:ascii="Times New Roman" w:hAnsi="Times New Roman" w:cs="Times New Roman"/>
+          <w:sz w:val="24"/>
+          <w:szCs w:val="24"/>
+        </w:rPr>
+        <w:t>ringraziamenti</w:t>
+      </w:r>
+      <w:bookmarkEnd w:id="26"/>
+    </w:p>
+    <w:p>
+      <w:r>
+        <w:t>La pagina Informazioni e guida descrive finalità, architettura, sicurezza e contesto del Project Work. La versione finale riporta 36 tabelle in 3FN, 11 viste principali, autenticazione, RLS, Audit Log, archiviazione logica e metodologia FNCS</w:t>
+      </w:r>
+      <w:r>
+        <w:t>DP. Un riquadro Percorso operativo sintetizza la sequenza Soggetti NIS2, Inventario, Servizi e fornitori, Relazioni e Supply Chain, Incidenti, Assessment FNCSDP, Audit Log ed esportazioni.</w:t>
+      </w:r>
+    </w:p>
+    <w:p>
+      <w:r>
+        <w:t>Il selettore IT/EN applica le stringhe disponibili senza modificare</w:t>
+      </w:r>
+      <w:r>
+        <w:t xml:space="preserve"> i dati. Il tema chiaro o scuro viene gestito come preferenza di interfaccia. Queste funzioni sono collocate nell’header e restano accessibili in tutte le viste, senza interferire con il contenuto operativo.</w:t>
+      </w:r>
+    </w:p>
+    <w:p>
+      <w:r>
+        <w:t xml:space="preserve">La sezione Ringraziamenti è separata dai gruppi </w:t>
+      </w:r>
+      <w:r>
+        <w:t xml:space="preserve">funzionali. </w:t>
+      </w:r>
+      <w:r>
+        <w:t xml:space="preserve">La </w:t>
+      </w:r>
+      <w:proofErr w:type="spellStart"/>
+      <w:r>
+        <w:t>pagina</w:t>
+      </w:r>
+      <w:proofErr w:type="spellEnd"/>
+      <w:r>
+        <w:t xml:space="preserve"> </w:t>
+      </w:r>
+      <w:proofErr w:type="spellStart"/>
+      <w:r>
+        <w:t>mantiene</w:t>
+      </w:r>
+      <w:proofErr w:type="spellEnd"/>
+      <w:r>
+        <w:t xml:space="preserve"> lo s</w:t>
+      </w:r>
+      <w:r>
+        <w:t>tile del progetto e introduce un elemento personale senza confonderlo con le funzioni applicative.</w:t>
+      </w:r>
+    </w:p>
+    <w:p>
+      <w:pPr>
+        <w:pStyle w:val="Titolo1"/>
+      </w:pPr>
+      <w:bookmarkStart w:id="27" w:name="s13"/>
+      <w:r>
+        <w:rPr>
+          <w:rFonts w:ascii="Times New Roman" w:hAnsi="Times New Roman" w:cs="Times New Roman"/>
+          <w:sz w:val="24"/>
+          <w:szCs w:val="24"/>
+        </w:rPr>
+        <w:t>13. Sicurezza frontend e gestione degli errori</w:t>
       </w:r>
       <w:bookmarkEnd w:id="27"/>
     </w:p>
     <w:p>
-      <w:pPr>
-        <w:spacing w:after="120" w:line="269" w:lineRule="auto"/>
-        <w:jc w:val="both"/>
-      </w:pPr>
-      <w:r>
-        <w:t>La pagina Informazioni e guida descrive finalità, architettura, sicurezza e contesto del Project Work. La versione finale riporta 36 tabelle in 3FN, 11 viste principali, autenticazione, RLS, Audit Log, archiviazione logica e metodologia FNCSDP. Un riquadro Percorso operativo sintetizza la sequenza Soggetti NIS2, Inventario, Servizi e fornitori, Relazioni e Supply Chain, Incidenti, Assessment FNCSDP, Audit Log ed esportazioni.</w:t>
+      <w:r>
+        <w:t>La sicurezza del client è basata sul principio che il browser non è un ambiente affidabile. Il frontend contro</w:t>
+      </w:r>
+      <w:r>
+        <w:t>lla sessione, rotta e stato dei comandi, ma le autorizzazioni decisive sono applicate dal backend tramite privilegi PostgreSQL, RLS, funzioni controllate e trigger. La chiave pubblica utilizzata dal client non concede da sola accesso ai dati; ogni richiest</w:t>
+      </w:r>
+      <w:r>
+        <w:t>a rimane soggetta all’identità e alle policy.</w:t>
+      </w:r>
+    </w:p>
+    <w:p>
+      <w:r>
+        <w:t>Le operazioni sensibili richiedono stati coerenti: un Target deve essere approvato prima di creare un assessment; un assessment deve contenere tutte le misure prima del completamento; un assessment completato e</w:t>
+      </w:r>
+      <w:r>
+        <w:t xml:space="preserve"> un Target approvato diventano di sola lettura. I pulsanti sono abilitati o disabilitati in base allo stato restituito, mentre il backend impedisce comunque transizioni non ammesse.</w:t>
+      </w:r>
+    </w:p>
+    <w:p>
+      <w:r>
+        <w:t>Gli errori vengono riportati con messaggi comprensibili e i pulsanti tempo</w:t>
+      </w:r>
+      <w:r>
+        <w:t xml:space="preserve">raneamente disabilitati durante operazioni asincrone. La console finale non ha mostrato errori provenienti da index.html, dai moduli src, da Supabase o dalle risorse del progetto. </w:t>
       </w:r>
     </w:p>
     <w:p>
       <w:pPr>
-        <w:spacing w:after="120" w:line="269" w:lineRule="auto"/>
-        <w:jc w:val="both"/>
+        <w:pStyle w:val="Titolo1"/>
+        <w:rPr>
+          <w:rFonts w:ascii="Times New Roman" w:hAnsi="Times New Roman" w:cs="Times New Roman"/>
+          <w:sz w:val="24"/>
+          <w:szCs w:val="24"/>
+        </w:rPr>
       </w:pPr>
-      <w:r>
-        <w:t>Il selettore IT/EN applica le stringhe disponibili senza modificare i dati. Il tema chiaro o scuro viene gestito come preferenza di interfaccia. Queste funzioni sono collocate nell’header e restano accessibili in tutte le viste, senza interferire con il contenuto operativo.</w:t>
+      <w:bookmarkStart w:id="28" w:name="s14"/>
+      <w:r>
+        <w:rPr>
+          <w:rFonts w:ascii="Times New Roman" w:hAnsi="Times New Roman" w:cs="Times New Roman"/>
+          <w:sz w:val="24"/>
+          <w:szCs w:val="24"/>
+        </w:rPr>
+        <w:t>14. Responsive design, accessibilità e coerenza visiva</w:t>
+      </w:r>
+      <w:bookmarkEnd w:id="28"/>
+    </w:p>
+    <w:p>
+      <w:r>
+        <w:t>Il layout è progettato per desktop, tablet e smartphone. Le griglie riducono il numero di colonne quando lo spazio diminuisce, le tab</w:t>
+      </w:r>
+      <w:r>
+        <w:t>elle utilizzano il ritorno a capo o lo scorrimento controllato, i dialoghi limitano l’altezza e mantengono le azioni raggiungibili. Nel modulo FNCSDP, Profilo Target e Profilo Attuale occupano la larghezza necessaria senza comprimere descrizioni e valori.</w:t>
+      </w:r>
+    </w:p>
+    <w:p>
+      <w:r>
+        <w:lastRenderedPageBreak/>
+        <w:t>La struttura HTML utilizza header, nav, main, section, article, footer, titoli gerarchici e label. Il collegamento Vai al contenuto principale consente di saltare la navigazione; i controlli possiedono etichette accessibili; la voce attiva usa aria-current</w:t>
+      </w:r>
+      <w:r>
+        <w:t>; i dialoghi possono essere chiusi con comandi visibili. Il contrasto tra fondo, testo e pulsanti è coerente con il tema scuro e con la variante chiara.</w:t>
+      </w:r>
+    </w:p>
+    <w:p>
+      <w:r>
+        <w:t>La coerenza visiva è stata mantenuta anche dopo l’introduzione del logo. Il simbolo è più grande soltan</w:t>
+      </w:r>
+      <w:r>
+        <w:t>to nella home pubblica, mentre nell’header rimane compatto. Card, badge, pulsanti, tabelle e finestre conservano la stessa palette blu, ciano e tonalità di supporto. Il risultato evita sia l’eccesso decorativo sia l’aspetto di un prototipo non rifinito.</w:t>
       </w:r>
     </w:p>
     <w:p>
       <w:pPr>
-        <w:spacing w:after="120" w:line="269" w:lineRule="auto"/>
-        <w:jc w:val="both"/>
+        <w:pStyle w:val="Titolo1"/>
       </w:pPr>
-      <w:r>
-        <w:t>La sezione Ringraziamenti è separata dai gruppi funzionali. Esprime riconoscenza all’Università Telematica Pegaso per gli insegnamenti ricevuti, a Cristina per il supporto, la pazienza e la fiducia, a Mattia per la vicinanza, e al Maestro Alessandro D’ORIA del Tempio del Tai Chi. La pagina mantiene lo stile del progetto e introduce un elemento personale senza confonderlo con le funzioni applicative.</w:t>
-      </w:r>
-    </w:p>
-    <w:p>
-      <w:bookmarkStart w:id="28" w:name="s13"/>
-      <w:pPr>
-        <w:pStyle w:val="Titolo1"/>
-        <w:keepNext/>
-      </w:pPr>
-      <w:r>
-        <w:t>13. Sicurezza frontend e gestione degli errori</w:t>
-      </w:r>
-      <w:bookmarkEnd w:id="28"/>
-    </w:p>
-    <w:p>
-      <w:pPr>
-        <w:spacing w:after="120" w:line="269" w:lineRule="auto"/>
-        <w:jc w:val="both"/>
-      </w:pPr>
-      <w:r>
-        <w:t>La sicurezza del client è basata sul principio che il browser non è un ambiente affidabile. Il frontend controlla sessione, rotta e stato dei comandi, ma le autorizzazioni decisive sono applicate dal backend tramite privilegi PostgreSQL, RLS, funzioni controllate e trigger. La chiave pubblica utilizzata dal client non concede da sola accesso ai dati; ogni richiesta rimane soggetta all’identità e alle policy.</w:t>
-      </w:r>
-    </w:p>
-    <w:p>
-      <w:pPr>
-        <w:spacing w:after="120" w:line="269" w:lineRule="auto"/>
-        <w:jc w:val="both"/>
-      </w:pPr>
-      <w:r>
-        <w:t>Le operazioni sensibili richiedono stati coerenti: un Target deve essere approvato prima di creare un assessment; un assessment deve contenere tutte le misure prima del completamento; un assessment completato e un Target approvato diventano di sola lettura. I pulsanti sono abilitati o disabilitati in base allo stato restituito, mentre il backend impedisce comunque transizioni non ammesse.</w:t>
-      </w:r>
-    </w:p>
-    <w:p>
-      <w:pPr>
-        <w:spacing w:after="120" w:line="269" w:lineRule="auto"/>
-        <w:jc w:val="both"/>
-      </w:pPr>
-      <w:r>
-        <w:t>Gli errori vengono riportati con messaggi comprensibili e i pulsanti temporaneamente disabilitati durante operazioni asincrone. La console finale non ha mostrato errori provenienti da index.html, dai moduli src, da Supabase o dalle risorse del progetto. I messaggi SignalR, background.js e runtime.lastError rilevati in Edge appartenevano a Bitwarden e sono stati esclusi dal collaudo applicativo.</w:t>
-      </w:r>
-    </w:p>
-    <w:p>
-      <w:bookmarkStart w:id="29" w:name="s14"/>
-      <w:pPr>
-        <w:pStyle w:val="Titolo1"/>
-        <w:keepNext/>
-      </w:pPr>
-      <w:r>
-        <w:t>14. Responsive design, accessibilità e coerenza visiva</w:t>
+      <w:bookmarkStart w:id="29" w:name="s15"/>
+      <w:r>
+        <w:rPr>
+          <w:rFonts w:ascii="Times New Roman" w:hAnsi="Times New Roman" w:cs="Times New Roman"/>
+          <w:sz w:val="24"/>
+          <w:szCs w:val="24"/>
+        </w:rPr>
+        <w:t>15</w:t>
+      </w:r>
+      <w:r>
+        <w:rPr>
+          <w:rFonts w:ascii="Times New Roman" w:hAnsi="Times New Roman" w:cs="Times New Roman"/>
+          <w:sz w:val="24"/>
+          <w:szCs w:val="24"/>
+        </w:rPr>
+        <w:t>. Collaudo funzionale conclusivo</w:t>
       </w:r>
       <w:bookmarkEnd w:id="29"/>
     </w:p>
     <w:p>
-      <w:pPr>
-        <w:spacing w:after="120" w:line="269" w:lineRule="auto"/>
-        <w:jc w:val="both"/>
-      </w:pPr>
-      <w:r>
-        <w:t>Il layout è progettato per desktop, tablet e smartphone. Le griglie riducono il numero di colonne quando lo spazio diminuisce, le tabelle utilizzano il ritorno a capo o lo scorrimento controllato, i dialoghi limitano l’altezza e mantengono le azioni raggiungibili. Nel modulo FNCSDP, Profilo Target e Profilo Attuale occupano la larghezza necessaria senza comprimere descrizioni e valori.</w:t>
-      </w:r>
-    </w:p>
-    <w:p>
-      <w:pPr>
-        <w:spacing w:after="120" w:line="269" w:lineRule="auto"/>
-        <w:jc w:val="both"/>
-      </w:pPr>
-      <w:r>
-        <w:t>La struttura HTML utilizza header, nav, main, section, article, footer, titoli gerarchici e label. Il collegamento Vai al contenuto principale consente di saltare la navigazione; i controlli possiedono etichette accessibili; la voce attiva usa aria-current; i dialoghi possono essere chiusi con comandi visibili. Il contrasto tra fondo, testo e pulsanti è coerente con il tema scuro e con la variante chiara.</w:t>
-      </w:r>
-    </w:p>
-    <w:p>
-      <w:pPr>
-        <w:spacing w:after="120" w:line="269" w:lineRule="auto"/>
-        <w:jc w:val="both"/>
-      </w:pPr>
-      <w:r>
-        <w:t>La coerenza visiva è stata mantenuta anche dopo l’introduzione del logo. Il simbolo è più grande soltanto nella home pubblica, mentre nell’header rimane compatto. Card, badge, pulsanti, tabelle e finestre conservano la stessa palette blu, ciano e tonalità di supporto. Il risultato evita sia l’eccesso decorativo sia l’aspetto di un prototipo non rifinito.</w:t>
-      </w:r>
-    </w:p>
-    <w:p>
-      <w:bookmarkStart w:id="30" w:name="s15"/>
-      <w:pPr>
-        <w:pStyle w:val="Titolo1"/>
-        <w:keepNext/>
-      </w:pPr>
-      <w:r>
-        <w:t>15. Collaudo funzionale conclusivo</w:t>
-      </w:r>
-      <w:bookmarkEnd w:id="30"/>
-    </w:p>
-    <w:p>
-      <w:pPr>
-        <w:spacing w:after="120" w:line="269" w:lineRule="auto"/>
-        <w:jc w:val="both"/>
-      </w:pPr>
-      <w:r>
-        <w:t>Il collaudo è stato eseguito progressivamente durante lo sviluppo e ripetuto sulla build finale. Le verifiche hanno riguardato accesso, navigazione, persistenza, operazioni principali, esportazioni, tracciamento e console. Ogni correzione è stata pubblicata tramite GitHub Pages e verificata dopo il completamento del relativo workflow.</w:t>
+      <w:r>
+        <w:t xml:space="preserve">Il collaudo è stato eseguito progressivamente durante lo sviluppo e ripetuto sulla build finale. Le verifiche hanno riguardato accesso, navigazione, persistenza, operazioni principali, esportazioni, tracciamento e console. </w:t>
+      </w:r>
+      <w:r>
+        <w:t>Ogni correzione è stata pubblicata tramite GitHub Pages e verificata dopo il completamento del relativo workflow.</w:t>
       </w:r>
     </w:p>
     <w:tbl>
       <w:tblPr>
         <w:tblStyle w:val="Grigliatabella"/>
-        <w:tblW w:type="auto" w:w="0"/>
+        <w:tblW w:w="0" w:type="auto"/>
         <w:jc w:val="center"/>
         <w:tblLayout w:type="fixed"/>
-        <w:tblLook w:firstColumn="1" w:firstRow="1" w:lastColumn="0" w:lastRow="0" w:noHBand="0" w:noVBand="1" w:val="04A0"/>
+        <w:tblLook w:val="04A0" w:firstRow="1" w:lastRow="0" w:firstColumn="1" w:lastColumn="0" w:noHBand="0" w:noVBand="1"/>
       </w:tblPr>
       <w:tblGrid>
-        <w:gridCol w:w="3137"/>
-        <w:gridCol w:w="3137"/>
-        <w:gridCol w:w="3137"/>
+        <w:gridCol w:w="1944"/>
+        <w:gridCol w:w="5832"/>
+        <w:gridCol w:w="1512"/>
       </w:tblGrid>
       <w:tr>
         <w:trPr>
-          <w:tblHeader w:val="true"/>
+          <w:tblHeader/>
+          <w:jc w:val="center"/>
         </w:trPr>
         <w:tc>
           <w:tcPr>
-            <w:tcW w:type="dxa" w:w="1944"/>
-            <w:shd w:fill="1F5A73"/>
+            <w:tcW w:w="1944" w:type="dxa"/>
+            <w:shd w:val="clear" w:color="auto" w:fill="1F5A73"/>
             <w:tcMar>
               <w:top w:w="100" w:type="dxa"/>
-              <w:start w:w="120" w:type="dxa"/>
+              <w:left w:w="120" w:type="dxa"/>
               <w:bottom w:w="100" w:type="dxa"/>
-              <w:end w:w="120" w:type="dxa"/>
+              <w:right w:w="120" w:type="dxa"/>
             </w:tcMar>
             <w:vAlign w:val="center"/>
           </w:tcPr>
@@ -2911,7 +3864,6 @@
             </w:pPr>
             <w:r>
               <w:rPr>
-                <w:rFonts w:ascii="Times New Roman" w:hAnsi="Times New Roman"/>
                 <w:b/>
                 <w:color w:val="FFFFFF"/>
                 <w:sz w:val="21"/>
@@ -2922,13 +3874,13 @@
         </w:tc>
         <w:tc>
           <w:tcPr>
-            <w:tcW w:type="dxa" w:w="5832"/>
-            <w:shd w:fill="1F5A73"/>
+            <w:tcW w:w="5832" w:type="dxa"/>
+            <w:shd w:val="clear" w:color="auto" w:fill="1F5A73"/>
             <w:tcMar>
               <w:top w:w="100" w:type="dxa"/>
-              <w:start w:w="120" w:type="dxa"/>
+              <w:left w:w="120" w:type="dxa"/>
               <w:bottom w:w="100" w:type="dxa"/>
-              <w:end w:w="120" w:type="dxa"/>
+              <w:right w:w="120" w:type="dxa"/>
             </w:tcMar>
             <w:vAlign w:val="center"/>
           </w:tcPr>
@@ -2939,7 +3891,6 @@
             </w:pPr>
             <w:r>
               <w:rPr>
-                <w:rFonts w:ascii="Times New Roman" w:hAnsi="Times New Roman"/>
                 <w:b/>
                 <w:color w:val="FFFFFF"/>
                 <w:sz w:val="21"/>
@@ -2950,13 +3901,13 @@
         </w:tc>
         <w:tc>
           <w:tcPr>
-            <w:tcW w:type="dxa" w:w="1512"/>
-            <w:shd w:fill="1F5A73"/>
+            <w:tcW w:w="1512" w:type="dxa"/>
+            <w:shd w:val="clear" w:color="auto" w:fill="1F5A73"/>
             <w:tcMar>
               <w:top w:w="100" w:type="dxa"/>
-              <w:start w:w="120" w:type="dxa"/>
+              <w:left w:w="120" w:type="dxa"/>
               <w:bottom w:w="100" w:type="dxa"/>
-              <w:end w:w="120" w:type="dxa"/>
+              <w:right w:w="120" w:type="dxa"/>
             </w:tcMar>
             <w:vAlign w:val="center"/>
           </w:tcPr>
@@ -2967,7 +3918,6 @@
             </w:pPr>
             <w:r>
               <w:rPr>
-                <w:rFonts w:ascii="Times New Roman" w:hAnsi="Times New Roman"/>
                 <w:b/>
                 <w:color w:val="FFFFFF"/>
                 <w:sz w:val="21"/>
@@ -2978,14 +3928,17 @@
         </w:tc>
       </w:tr>
       <w:tr>
+        <w:trPr>
+          <w:jc w:val="center"/>
+        </w:trPr>
         <w:tc>
           <w:tcPr>
-            <w:tcW w:type="dxa" w:w="1944"/>
+            <w:tcW w:w="1944" w:type="dxa"/>
             <w:tcMar>
               <w:top w:w="90" w:type="dxa"/>
-              <w:start w:w="110" w:type="dxa"/>
+              <w:left w:w="110" w:type="dxa"/>
               <w:bottom w:w="90" w:type="dxa"/>
-              <w:end w:w="110" w:type="dxa"/>
+              <w:right w:w="110" w:type="dxa"/>
             </w:tcMar>
             <w:vAlign w:val="center"/>
           </w:tcPr>
@@ -2996,7 +3949,6 @@
             </w:pPr>
             <w:r>
               <w:rPr>
-                <w:rFonts w:ascii="Times New Roman" w:hAnsi="Times New Roman"/>
                 <w:sz w:val="20"/>
               </w:rPr>
               <w:t>Home e branding</w:t>
@@ -3005,12 +3957,12 @@
         </w:tc>
         <w:tc>
           <w:tcPr>
-            <w:tcW w:type="dxa" w:w="5832"/>
+            <w:tcW w:w="5832" w:type="dxa"/>
             <w:tcMar>
               <w:top w:w="90" w:type="dxa"/>
-              <w:start w:w="110" w:type="dxa"/>
+              <w:left w:w="110" w:type="dxa"/>
               <w:bottom w:w="90" w:type="dxa"/>
-              <w:end w:w="110" w:type="dxa"/>
+              <w:right w:w="110" w:type="dxa"/>
             </w:tcMar>
             <w:vAlign w:val="center"/>
           </w:tcPr>
@@ -3021,7 +3973,6 @@
             </w:pPr>
             <w:r>
               <w:rPr>
-                <w:rFonts w:ascii="Times New Roman" w:hAnsi="Times New Roman"/>
                 <w:sz w:val="20"/>
               </w:rPr>
               <w:t>Logo esteso, logo header, favicon, testi e tema</w:t>
@@ -3030,12 +3981,12 @@
         </w:tc>
         <w:tc>
           <w:tcPr>
-            <w:tcW w:type="dxa" w:w="1512"/>
+            <w:tcW w:w="1512" w:type="dxa"/>
             <w:tcMar>
               <w:top w:w="90" w:type="dxa"/>
-              <w:start w:w="110" w:type="dxa"/>
+              <w:left w:w="110" w:type="dxa"/>
               <w:bottom w:w="90" w:type="dxa"/>
-              <w:end w:w="110" w:type="dxa"/>
+              <w:right w:w="110" w:type="dxa"/>
             </w:tcMar>
             <w:vAlign w:val="center"/>
           </w:tcPr>
@@ -3046,7 +3997,6 @@
             </w:pPr>
             <w:r>
               <w:rPr>
-                <w:rFonts w:ascii="Times New Roman" w:hAnsi="Times New Roman"/>
                 <w:sz w:val="20"/>
               </w:rPr>
               <w:t>Superata</w:t>
@@ -3055,14 +4005,17 @@
         </w:tc>
       </w:tr>
       <w:tr>
+        <w:trPr>
+          <w:jc w:val="center"/>
+        </w:trPr>
         <w:tc>
           <w:tcPr>
-            <w:tcW w:type="dxa" w:w="1944"/>
+            <w:tcW w:w="1944" w:type="dxa"/>
             <w:tcMar>
               <w:top w:w="90" w:type="dxa"/>
-              <w:start w:w="110" w:type="dxa"/>
+              <w:left w:w="110" w:type="dxa"/>
               <w:bottom w:w="90" w:type="dxa"/>
-              <w:end w:w="110" w:type="dxa"/>
+              <w:right w:w="110" w:type="dxa"/>
             </w:tcMar>
             <w:vAlign w:val="center"/>
           </w:tcPr>
@@ -3073,7 +4026,6 @@
             </w:pPr>
             <w:r>
               <w:rPr>
-                <w:rFonts w:ascii="Times New Roman" w:hAnsi="Times New Roman"/>
                 <w:sz w:val="20"/>
               </w:rPr>
               <w:t>Autenticazione</w:t>
@@ -3082,12 +4034,12 @@
         </w:tc>
         <w:tc>
           <w:tcPr>
-            <w:tcW w:type="dxa" w:w="5832"/>
+            <w:tcW w:w="5832" w:type="dxa"/>
             <w:tcMar>
               <w:top w:w="90" w:type="dxa"/>
-              <w:start w:w="110" w:type="dxa"/>
+              <w:left w:w="110" w:type="dxa"/>
               <w:bottom w:w="90" w:type="dxa"/>
-              <w:end w:w="110" w:type="dxa"/>
+              <w:right w:w="110" w:type="dxa"/>
             </w:tcMar>
             <w:vAlign w:val="center"/>
           </w:tcPr>
@@ -3098,21 +4050,26 @@
             </w:pPr>
             <w:r>
               <w:rPr>
-                <w:rFonts w:ascii="Times New Roman" w:hAnsi="Times New Roman"/>
                 <w:sz w:val="20"/>
               </w:rPr>
-              <w:t>Login, sessione, identità, logout e audit accessi</w:t>
+              <w:t xml:space="preserve">Login, </w:t>
+            </w:r>
+            <w:r>
+              <w:rPr>
+                <w:sz w:val="20"/>
+              </w:rPr>
+              <w:t>sessione, identità, logout e audit accessi</w:t>
             </w:r>
           </w:p>
         </w:tc>
         <w:tc>
           <w:tcPr>
-            <w:tcW w:type="dxa" w:w="1512"/>
+            <w:tcW w:w="1512" w:type="dxa"/>
             <w:tcMar>
               <w:top w:w="90" w:type="dxa"/>
-              <w:start w:w="110" w:type="dxa"/>
+              <w:left w:w="110" w:type="dxa"/>
               <w:bottom w:w="90" w:type="dxa"/>
-              <w:end w:w="110" w:type="dxa"/>
+              <w:right w:w="110" w:type="dxa"/>
             </w:tcMar>
             <w:vAlign w:val="center"/>
           </w:tcPr>
@@ -3123,7 +4080,6 @@
             </w:pPr>
             <w:r>
               <w:rPr>
-                <w:rFonts w:ascii="Times New Roman" w:hAnsi="Times New Roman"/>
                 <w:sz w:val="20"/>
               </w:rPr>
               <w:t>Superata</w:t>
@@ -3132,14 +4088,17 @@
         </w:tc>
       </w:tr>
       <w:tr>
+        <w:trPr>
+          <w:jc w:val="center"/>
+        </w:trPr>
         <w:tc>
           <w:tcPr>
-            <w:tcW w:type="dxa" w:w="1944"/>
+            <w:tcW w:w="1944" w:type="dxa"/>
             <w:tcMar>
               <w:top w:w="90" w:type="dxa"/>
-              <w:start w:w="110" w:type="dxa"/>
+              <w:left w:w="110" w:type="dxa"/>
               <w:bottom w:w="90" w:type="dxa"/>
-              <w:end w:w="110" w:type="dxa"/>
+              <w:right w:w="110" w:type="dxa"/>
             </w:tcMar>
             <w:vAlign w:val="center"/>
           </w:tcPr>
@@ -3150,7 +4109,6 @@
             </w:pPr>
             <w:r>
               <w:rPr>
-                <w:rFonts w:ascii="Times New Roman" w:hAnsi="Times New Roman"/>
                 <w:sz w:val="20"/>
               </w:rPr>
               <w:t>Navigazione</w:t>
@@ -3159,12 +4117,12 @@
         </w:tc>
         <w:tc>
           <w:tcPr>
-            <w:tcW w:type="dxa" w:w="5832"/>
+            <w:tcW w:w="5832" w:type="dxa"/>
             <w:tcMar>
               <w:top w:w="90" w:type="dxa"/>
-              <w:start w:w="110" w:type="dxa"/>
+              <w:left w:w="110" w:type="dxa"/>
               <w:bottom w:w="90" w:type="dxa"/>
-              <w:end w:w="110" w:type="dxa"/>
+              <w:right w:w="110" w:type="dxa"/>
             </w:tcMar>
             <w:vAlign w:val="center"/>
           </w:tcPr>
@@ -3175,7 +4133,6 @@
             </w:pPr>
             <w:r>
               <w:rPr>
-                <w:rFonts w:ascii="Times New Roman" w:hAnsi="Times New Roman"/>
                 <w:sz w:val="20"/>
               </w:rPr>
               <w:t>Menu verticale, hash, breadcrumb, refresh e cronologia</w:t>
@@ -3184,12 +4141,12 @@
         </w:tc>
         <w:tc>
           <w:tcPr>
-            <w:tcW w:type="dxa" w:w="1512"/>
+            <w:tcW w:w="1512" w:type="dxa"/>
             <w:tcMar>
               <w:top w:w="90" w:type="dxa"/>
-              <w:start w:w="110" w:type="dxa"/>
+              <w:left w:w="110" w:type="dxa"/>
               <w:bottom w:w="90" w:type="dxa"/>
-              <w:end w:w="110" w:type="dxa"/>
+              <w:right w:w="110" w:type="dxa"/>
             </w:tcMar>
             <w:vAlign w:val="center"/>
           </w:tcPr>
@@ -3200,7 +4157,6 @@
             </w:pPr>
             <w:r>
               <w:rPr>
-                <w:rFonts w:ascii="Times New Roman" w:hAnsi="Times New Roman"/>
                 <w:sz w:val="20"/>
               </w:rPr>
               <w:t>Superata</w:t>
@@ -3209,14 +4165,17 @@
         </w:tc>
       </w:tr>
       <w:tr>
+        <w:trPr>
+          <w:jc w:val="center"/>
+        </w:trPr>
         <w:tc>
           <w:tcPr>
-            <w:tcW w:type="dxa" w:w="1944"/>
+            <w:tcW w:w="1944" w:type="dxa"/>
             <w:tcMar>
               <w:top w:w="90" w:type="dxa"/>
-              <w:start w:w="110" w:type="dxa"/>
+              <w:left w:w="110" w:type="dxa"/>
               <w:bottom w:w="90" w:type="dxa"/>
-              <w:end w:w="110" w:type="dxa"/>
+              <w:right w:w="110" w:type="dxa"/>
             </w:tcMar>
             <w:vAlign w:val="center"/>
           </w:tcPr>
@@ -3227,7 +4186,6 @@
             </w:pPr>
             <w:r>
               <w:rPr>
-                <w:rFonts w:ascii="Times New Roman" w:hAnsi="Times New Roman"/>
                 <w:sz w:val="20"/>
               </w:rPr>
               <w:t>Anagrafiche</w:t>
@@ -3236,12 +4194,12 @@
         </w:tc>
         <w:tc>
           <w:tcPr>
-            <w:tcW w:type="dxa" w:w="5832"/>
+            <w:tcW w:w="5832" w:type="dxa"/>
             <w:tcMar>
               <w:top w:w="90" w:type="dxa"/>
-              <w:start w:w="110" w:type="dxa"/>
+              <w:left w:w="110" w:type="dxa"/>
               <w:bottom w:w="90" w:type="dxa"/>
-              <w:end w:w="110" w:type="dxa"/>
+              <w:right w:w="110" w:type="dxa"/>
             </w:tcMar>
             <w:vAlign w:val="center"/>
           </w:tcPr>
@@ -3252,7 +4210,6 @@
             </w:pPr>
             <w:r>
               <w:rPr>
-                <w:rFonts w:ascii="Times New Roman" w:hAnsi="Times New Roman"/>
                 <w:sz w:val="20"/>
               </w:rPr>
               <w:t>Consultazione, inserimento, modifica e archiviazione</w:t>
@@ -3261,12 +4218,12 @@
         </w:tc>
         <w:tc>
           <w:tcPr>
-            <w:tcW w:type="dxa" w:w="1512"/>
+            <w:tcW w:w="1512" w:type="dxa"/>
             <w:tcMar>
               <w:top w:w="90" w:type="dxa"/>
-              <w:start w:w="110" w:type="dxa"/>
+              <w:left w:w="110" w:type="dxa"/>
               <w:bottom w:w="90" w:type="dxa"/>
-              <w:end w:w="110" w:type="dxa"/>
+              <w:right w:w="110" w:type="dxa"/>
             </w:tcMar>
             <w:vAlign w:val="center"/>
           </w:tcPr>
@@ -3277,7 +4234,6 @@
             </w:pPr>
             <w:r>
               <w:rPr>
-                <w:rFonts w:ascii="Times New Roman" w:hAnsi="Times New Roman"/>
                 <w:sz w:val="20"/>
               </w:rPr>
               <w:t>Superata</w:t>
@@ -3286,14 +4242,17 @@
         </w:tc>
       </w:tr>
       <w:tr>
+        <w:trPr>
+          <w:jc w:val="center"/>
+        </w:trPr>
         <w:tc>
           <w:tcPr>
-            <w:tcW w:type="dxa" w:w="1944"/>
+            <w:tcW w:w="1944" w:type="dxa"/>
             <w:tcMar>
               <w:top w:w="90" w:type="dxa"/>
-              <w:start w:w="110" w:type="dxa"/>
+              <w:left w:w="110" w:type="dxa"/>
               <w:bottom w:w="90" w:type="dxa"/>
-              <w:end w:w="110" w:type="dxa"/>
+              <w:right w:w="110" w:type="dxa"/>
             </w:tcMar>
             <w:vAlign w:val="center"/>
           </w:tcPr>
@@ -3304,7 +4263,6 @@
             </w:pPr>
             <w:r>
               <w:rPr>
-                <w:rFonts w:ascii="Times New Roman" w:hAnsi="Times New Roman"/>
                 <w:sz w:val="20"/>
               </w:rPr>
               <w:t>Supply Chain</w:t>
@@ -3313,12 +4271,12 @@
         </w:tc>
         <w:tc>
           <w:tcPr>
-            <w:tcW w:type="dxa" w:w="5832"/>
+            <w:tcW w:w="5832" w:type="dxa"/>
             <w:tcMar>
               <w:top w:w="90" w:type="dxa"/>
-              <w:start w:w="110" w:type="dxa"/>
+              <w:left w:w="110" w:type="dxa"/>
               <w:bottom w:w="90" w:type="dxa"/>
-              <w:end w:w="110" w:type="dxa"/>
+              <w:right w:w="110" w:type="dxa"/>
             </w:tcMar>
             <w:vAlign w:val="center"/>
           </w:tcPr>
@@ -3329,21 +4287,26 @@
             </w:pPr>
             <w:r>
               <w:rPr>
-                <w:rFonts w:ascii="Times New Roman" w:hAnsi="Times New Roman"/>
                 <w:sz w:val="20"/>
               </w:rPr>
-              <w:t>Percorsi multilivello e export XLSX</w:t>
+              <w:t xml:space="preserve">Percorsi multilivello e export </w:t>
+            </w:r>
+            <w:r>
+              <w:rPr>
+                <w:sz w:val="20"/>
+              </w:rPr>
+              <w:t>XLSX</w:t>
             </w:r>
           </w:p>
         </w:tc>
         <w:tc>
           <w:tcPr>
-            <w:tcW w:type="dxa" w:w="1512"/>
+            <w:tcW w:w="1512" w:type="dxa"/>
             <w:tcMar>
               <w:top w:w="90" w:type="dxa"/>
-              <w:start w:w="110" w:type="dxa"/>
+              <w:left w:w="110" w:type="dxa"/>
               <w:bottom w:w="90" w:type="dxa"/>
-              <w:end w:w="110" w:type="dxa"/>
+              <w:right w:w="110" w:type="dxa"/>
             </w:tcMar>
             <w:vAlign w:val="center"/>
           </w:tcPr>
@@ -3354,7 +4317,6 @@
             </w:pPr>
             <w:r>
               <w:rPr>
-                <w:rFonts w:ascii="Times New Roman" w:hAnsi="Times New Roman"/>
                 <w:sz w:val="20"/>
               </w:rPr>
               <w:t>Superata</w:t>
@@ -3363,14 +4325,17 @@
         </w:tc>
       </w:tr>
       <w:tr>
+        <w:trPr>
+          <w:jc w:val="center"/>
+        </w:trPr>
         <w:tc>
           <w:tcPr>
-            <w:tcW w:type="dxa" w:w="1944"/>
+            <w:tcW w:w="1944" w:type="dxa"/>
             <w:tcMar>
               <w:top w:w="90" w:type="dxa"/>
-              <w:start w:w="110" w:type="dxa"/>
+              <w:left w:w="110" w:type="dxa"/>
               <w:bottom w:w="90" w:type="dxa"/>
-              <w:end w:w="110" w:type="dxa"/>
+              <w:right w:w="110" w:type="dxa"/>
             </w:tcMar>
             <w:vAlign w:val="center"/>
           </w:tcPr>
@@ -3381,7 +4346,6 @@
             </w:pPr>
             <w:r>
               <w:rPr>
-                <w:rFonts w:ascii="Times New Roman" w:hAnsi="Times New Roman"/>
                 <w:sz w:val="20"/>
               </w:rPr>
               <w:t>Incidenti</w:t>
@@ -3390,12 +4354,12 @@
         </w:tc>
         <w:tc>
           <w:tcPr>
-            <w:tcW w:type="dxa" w:w="5832"/>
+            <w:tcW w:w="5832" w:type="dxa"/>
             <w:tcMar>
               <w:top w:w="90" w:type="dxa"/>
-              <w:start w:w="110" w:type="dxa"/>
+              <w:left w:w="110" w:type="dxa"/>
               <w:bottom w:w="90" w:type="dxa"/>
-              <w:end w:w="110" w:type="dxa"/>
+              <w:right w:w="110" w:type="dxa"/>
             </w:tcMar>
             <w:vAlign w:val="center"/>
           </w:tcPr>
@@ -3406,7 +4370,6 @@
             </w:pPr>
             <w:r>
               <w:rPr>
-                <w:rFonts w:ascii="Times New Roman" w:hAnsi="Times New Roman"/>
                 <w:sz w:val="20"/>
               </w:rPr>
               <w:t>Wizard, riepilogo, aperti e chiusi</w:t>
@@ -3415,12 +4378,12 @@
         </w:tc>
         <w:tc>
           <w:tcPr>
-            <w:tcW w:type="dxa" w:w="1512"/>
+            <w:tcW w:w="1512" w:type="dxa"/>
             <w:tcMar>
               <w:top w:w="90" w:type="dxa"/>
-              <w:start w:w="110" w:type="dxa"/>
+              <w:left w:w="110" w:type="dxa"/>
               <w:bottom w:w="90" w:type="dxa"/>
-              <w:end w:w="110" w:type="dxa"/>
+              <w:right w:w="110" w:type="dxa"/>
             </w:tcMar>
             <w:vAlign w:val="center"/>
           </w:tcPr>
@@ -3431,7 +4394,6 @@
             </w:pPr>
             <w:r>
               <w:rPr>
-                <w:rFonts w:ascii="Times New Roman" w:hAnsi="Times New Roman"/>
                 <w:sz w:val="20"/>
               </w:rPr>
               <w:t>Superata</w:t>
@@ -3440,14 +4402,17 @@
         </w:tc>
       </w:tr>
       <w:tr>
+        <w:trPr>
+          <w:jc w:val="center"/>
+        </w:trPr>
         <w:tc>
           <w:tcPr>
-            <w:tcW w:type="dxa" w:w="1944"/>
+            <w:tcW w:w="1944" w:type="dxa"/>
             <w:tcMar>
               <w:top w:w="90" w:type="dxa"/>
-              <w:start w:w="110" w:type="dxa"/>
+              <w:left w:w="110" w:type="dxa"/>
               <w:bottom w:w="90" w:type="dxa"/>
-              <w:end w:w="110" w:type="dxa"/>
+              <w:right w:w="110" w:type="dxa"/>
             </w:tcMar>
             <w:vAlign w:val="center"/>
           </w:tcPr>
@@ -3458,7 +4423,6 @@
             </w:pPr>
             <w:r>
               <w:rPr>
-                <w:rFonts w:ascii="Times New Roman" w:hAnsi="Times New Roman"/>
                 <w:sz w:val="20"/>
               </w:rPr>
               <w:t>Assessment</w:t>
@@ -3467,12 +4431,12 @@
         </w:tc>
         <w:tc>
           <w:tcPr>
-            <w:tcW w:type="dxa" w:w="5832"/>
+            <w:tcW w:w="5832" w:type="dxa"/>
             <w:tcMar>
               <w:top w:w="90" w:type="dxa"/>
-              <w:start w:w="110" w:type="dxa"/>
+              <w:left w:w="110" w:type="dxa"/>
               <w:bottom w:w="90" w:type="dxa"/>
-              <w:end w:w="110" w:type="dxa"/>
+              <w:right w:w="110" w:type="dxa"/>
             </w:tcMar>
             <w:vAlign w:val="center"/>
           </w:tcPr>
@@ -3483,7 +4447,6 @@
             </w:pPr>
             <w:r>
               <w:rPr>
-                <w:rFonts w:ascii="Times New Roman" w:hAnsi="Times New Roman"/>
                 <w:sz w:val="20"/>
               </w:rPr>
               <w:t>Target, sei misure, completamento, score e gap</w:t>
@@ -3492,12 +4455,12 @@
         </w:tc>
         <w:tc>
           <w:tcPr>
-            <w:tcW w:type="dxa" w:w="1512"/>
+            <w:tcW w:w="1512" w:type="dxa"/>
             <w:tcMar>
               <w:top w:w="90" w:type="dxa"/>
-              <w:start w:w="110" w:type="dxa"/>
+              <w:left w:w="110" w:type="dxa"/>
               <w:bottom w:w="90" w:type="dxa"/>
-              <w:end w:w="110" w:type="dxa"/>
+              <w:right w:w="110" w:type="dxa"/>
             </w:tcMar>
             <w:vAlign w:val="center"/>
           </w:tcPr>
@@ -3508,7 +4471,6 @@
             </w:pPr>
             <w:r>
               <w:rPr>
-                <w:rFonts w:ascii="Times New Roman" w:hAnsi="Times New Roman"/>
                 <w:sz w:val="20"/>
               </w:rPr>
               <w:t>Superata</w:t>
@@ -3517,14 +4479,17 @@
         </w:tc>
       </w:tr>
       <w:tr>
+        <w:trPr>
+          <w:jc w:val="center"/>
+        </w:trPr>
         <w:tc>
           <w:tcPr>
-            <w:tcW w:type="dxa" w:w="1944"/>
+            <w:tcW w:w="1944" w:type="dxa"/>
             <w:tcMar>
               <w:top w:w="90" w:type="dxa"/>
-              <w:start w:w="110" w:type="dxa"/>
+              <w:left w:w="110" w:type="dxa"/>
               <w:bottom w:w="90" w:type="dxa"/>
-              <w:end w:w="110" w:type="dxa"/>
+              <w:right w:w="110" w:type="dxa"/>
             </w:tcMar>
             <w:vAlign w:val="center"/>
           </w:tcPr>
@@ -3535,7 +4500,6 @@
             </w:pPr>
             <w:r>
               <w:rPr>
-                <w:rFonts w:ascii="Times New Roman" w:hAnsi="Times New Roman"/>
                 <w:sz w:val="20"/>
               </w:rPr>
               <w:t>Sola lettura</w:t>
@@ -3544,12 +4508,12 @@
         </w:tc>
         <w:tc>
           <w:tcPr>
-            <w:tcW w:type="dxa" w:w="5832"/>
+            <w:tcW w:w="5832" w:type="dxa"/>
             <w:tcMar>
               <w:top w:w="90" w:type="dxa"/>
-              <w:start w:w="110" w:type="dxa"/>
+              <w:left w:w="110" w:type="dxa"/>
               <w:bottom w:w="90" w:type="dxa"/>
-              <w:end w:w="110" w:type="dxa"/>
+              <w:right w:w="110" w:type="dxa"/>
             </w:tcMar>
             <w:vAlign w:val="center"/>
           </w:tcPr>
@@ -3560,7 +4524,6 @@
             </w:pPr>
             <w:r>
               <w:rPr>
-                <w:rFonts w:ascii="Times New Roman" w:hAnsi="Times New Roman"/>
                 <w:sz w:val="20"/>
               </w:rPr>
               <w:t>Visualizzazione misure dopo completamento</w:t>
@@ -3569,12 +4532,12 @@
         </w:tc>
         <w:tc>
           <w:tcPr>
-            <w:tcW w:type="dxa" w:w="1512"/>
+            <w:tcW w:w="1512" w:type="dxa"/>
             <w:tcMar>
               <w:top w:w="90" w:type="dxa"/>
-              <w:start w:w="110" w:type="dxa"/>
+              <w:left w:w="110" w:type="dxa"/>
               <w:bottom w:w="90" w:type="dxa"/>
-              <w:end w:w="110" w:type="dxa"/>
+              <w:right w:w="110" w:type="dxa"/>
             </w:tcMar>
             <w:vAlign w:val="center"/>
           </w:tcPr>
@@ -3585,7 +4548,6 @@
             </w:pPr>
             <w:r>
               <w:rPr>
-                <w:rFonts w:ascii="Times New Roman" w:hAnsi="Times New Roman"/>
                 <w:sz w:val="20"/>
               </w:rPr>
               <w:t>Superata</w:t>
@@ -3594,14 +4556,17 @@
         </w:tc>
       </w:tr>
       <w:tr>
+        <w:trPr>
+          <w:jc w:val="center"/>
+        </w:trPr>
         <w:tc>
           <w:tcPr>
-            <w:tcW w:type="dxa" w:w="1944"/>
+            <w:tcW w:w="1944" w:type="dxa"/>
             <w:tcMar>
               <w:top w:w="90" w:type="dxa"/>
-              <w:start w:w="110" w:type="dxa"/>
+              <w:left w:w="110" w:type="dxa"/>
               <w:bottom w:w="90" w:type="dxa"/>
-              <w:end w:w="110" w:type="dxa"/>
+              <w:right w:w="110" w:type="dxa"/>
             </w:tcMar>
             <w:vAlign w:val="center"/>
           </w:tcPr>
@@ -3612,7 +4577,6 @@
             </w:pPr>
             <w:r>
               <w:rPr>
-                <w:rFonts w:ascii="Times New Roman" w:hAnsi="Times New Roman"/>
                 <w:sz w:val="20"/>
               </w:rPr>
               <w:t>Audit Log</w:t>
@@ -3621,12 +4585,12 @@
         </w:tc>
         <w:tc>
           <w:tcPr>
-            <w:tcW w:type="dxa" w:w="5832"/>
+            <w:tcW w:w="5832" w:type="dxa"/>
             <w:tcMar>
               <w:top w:w="90" w:type="dxa"/>
-              <w:start w:w="110" w:type="dxa"/>
+              <w:left w:w="110" w:type="dxa"/>
               <w:bottom w:w="90" w:type="dxa"/>
-              <w:end w:w="110" w:type="dxa"/>
+              <w:right w:w="110" w:type="dxa"/>
             </w:tcMar>
             <w:vAlign w:val="center"/>
           </w:tcPr>
@@ -3637,21 +4601,26 @@
             </w:pPr>
             <w:r>
               <w:rPr>
-                <w:rFonts w:ascii="Times New Roman" w:hAnsi="Times New Roman"/>
                 <w:sz w:val="20"/>
               </w:rPr>
-              <w:t>Filtri PT/ASS/FNCSDP, dettaglio JSON ed export</w:t>
+              <w:t xml:space="preserve">Filtri PT/ASS/FNCSDP, dettaglio JSON ed </w:t>
+            </w:r>
+            <w:r>
+              <w:rPr>
+                <w:sz w:val="20"/>
+              </w:rPr>
+              <w:t>export</w:t>
             </w:r>
           </w:p>
         </w:tc>
         <w:tc>
           <w:tcPr>
-            <w:tcW w:type="dxa" w:w="1512"/>
+            <w:tcW w:w="1512" w:type="dxa"/>
             <w:tcMar>
               <w:top w:w="90" w:type="dxa"/>
-              <w:start w:w="110" w:type="dxa"/>
+              <w:left w:w="110" w:type="dxa"/>
               <w:bottom w:w="90" w:type="dxa"/>
-              <w:end w:w="110" w:type="dxa"/>
+              <w:right w:w="110" w:type="dxa"/>
             </w:tcMar>
             <w:vAlign w:val="center"/>
           </w:tcPr>
@@ -3662,7 +4631,6 @@
             </w:pPr>
             <w:r>
               <w:rPr>
-                <w:rFonts w:ascii="Times New Roman" w:hAnsi="Times New Roman"/>
                 <w:sz w:val="20"/>
               </w:rPr>
               <w:t>Superata</w:t>
@@ -3671,14 +4639,17 @@
         </w:tc>
       </w:tr>
       <w:tr>
+        <w:trPr>
+          <w:jc w:val="center"/>
+        </w:trPr>
         <w:tc>
           <w:tcPr>
-            <w:tcW w:type="dxa" w:w="1944"/>
+            <w:tcW w:w="1944" w:type="dxa"/>
             <w:tcMar>
               <w:top w:w="90" w:type="dxa"/>
-              <w:start w:w="110" w:type="dxa"/>
+              <w:left w:w="110" w:type="dxa"/>
               <w:bottom w:w="90" w:type="dxa"/>
-              <w:end w:w="110" w:type="dxa"/>
+              <w:right w:w="110" w:type="dxa"/>
             </w:tcMar>
             <w:vAlign w:val="center"/>
           </w:tcPr>
@@ -3689,7 +4660,6 @@
             </w:pPr>
             <w:r>
               <w:rPr>
-                <w:rFonts w:ascii="Times New Roman" w:hAnsi="Times New Roman"/>
                 <w:sz w:val="20"/>
               </w:rPr>
               <w:t>Persistenza</w:t>
@@ -3698,12 +4668,12 @@
         </w:tc>
         <w:tc>
           <w:tcPr>
-            <w:tcW w:type="dxa" w:w="5832"/>
+            <w:tcW w:w="5832" w:type="dxa"/>
             <w:tcMar>
               <w:top w:w="90" w:type="dxa"/>
-              <w:start w:w="110" w:type="dxa"/>
+              <w:left w:w="110" w:type="dxa"/>
               <w:bottom w:w="90" w:type="dxa"/>
-              <w:end w:w="110" w:type="dxa"/>
+              <w:right w:w="110" w:type="dxa"/>
             </w:tcMar>
             <w:vAlign w:val="center"/>
           </w:tcPr>
@@ -3714,7 +4684,6 @@
             </w:pPr>
             <w:r>
               <w:rPr>
-                <w:rFonts w:ascii="Times New Roman" w:hAnsi="Times New Roman"/>
                 <w:sz w:val="20"/>
               </w:rPr>
               <w:t>F5 e riapertura di Target e assessment</w:t>
@@ -3723,12 +4692,12 @@
         </w:tc>
         <w:tc>
           <w:tcPr>
-            <w:tcW w:type="dxa" w:w="1512"/>
+            <w:tcW w:w="1512" w:type="dxa"/>
             <w:tcMar>
               <w:top w:w="90" w:type="dxa"/>
-              <w:start w:w="110" w:type="dxa"/>
+              <w:left w:w="110" w:type="dxa"/>
               <w:bottom w:w="90" w:type="dxa"/>
-              <w:end w:w="110" w:type="dxa"/>
+              <w:right w:w="110" w:type="dxa"/>
             </w:tcMar>
             <w:vAlign w:val="center"/>
           </w:tcPr>
@@ -3739,7 +4708,6 @@
             </w:pPr>
             <w:r>
               <w:rPr>
-                <w:rFonts w:ascii="Times New Roman" w:hAnsi="Times New Roman"/>
                 <w:sz w:val="20"/>
               </w:rPr>
               <w:t>Superata</w:t>
@@ -3748,14 +4716,17 @@
         </w:tc>
       </w:tr>
       <w:tr>
+        <w:trPr>
+          <w:jc w:val="center"/>
+        </w:trPr>
         <w:tc>
           <w:tcPr>
-            <w:tcW w:type="dxa" w:w="1944"/>
+            <w:tcW w:w="1944" w:type="dxa"/>
             <w:tcMar>
               <w:top w:w="90" w:type="dxa"/>
-              <w:start w:w="110" w:type="dxa"/>
+              <w:left w:w="110" w:type="dxa"/>
               <w:bottom w:w="90" w:type="dxa"/>
-              <w:end w:w="110" w:type="dxa"/>
+              <w:right w:w="110" w:type="dxa"/>
             </w:tcMar>
             <w:vAlign w:val="center"/>
           </w:tcPr>
@@ -3766,7 +4737,6 @@
             </w:pPr>
             <w:r>
               <w:rPr>
-                <w:rFonts w:ascii="Times New Roman" w:hAnsi="Times New Roman"/>
                 <w:sz w:val="20"/>
               </w:rPr>
               <w:t>Console</w:t>
@@ -3775,12 +4745,12 @@
         </w:tc>
         <w:tc>
           <w:tcPr>
-            <w:tcW w:type="dxa" w:w="5832"/>
+            <w:tcW w:w="5832" w:type="dxa"/>
             <w:tcMar>
               <w:top w:w="90" w:type="dxa"/>
-              <w:start w:w="110" w:type="dxa"/>
+              <w:left w:w="110" w:type="dxa"/>
               <w:bottom w:w="90" w:type="dxa"/>
-              <w:end w:w="110" w:type="dxa"/>
+              <w:right w:w="110" w:type="dxa"/>
             </w:tcMar>
             <w:vAlign w:val="center"/>
           </w:tcPr>
@@ -3791,7 +4761,6 @@
             </w:pPr>
             <w:r>
               <w:rPr>
-                <w:rFonts w:ascii="Times New Roman" w:hAnsi="Times New Roman"/>
                 <w:sz w:val="20"/>
               </w:rPr>
               <w:t>Assenza di errori applicativi; estensioni escluse</w:t>
@@ -3800,12 +4769,12 @@
         </w:tc>
         <w:tc>
           <w:tcPr>
-            <w:tcW w:type="dxa" w:w="1512"/>
+            <w:tcW w:w="1512" w:type="dxa"/>
             <w:tcMar>
               <w:top w:w="90" w:type="dxa"/>
-              <w:start w:w="110" w:type="dxa"/>
+              <w:left w:w="110" w:type="dxa"/>
               <w:bottom w:w="90" w:type="dxa"/>
-              <w:end w:w="110" w:type="dxa"/>
+              <w:right w:w="110" w:type="dxa"/>
             </w:tcMar>
             <w:vAlign w:val="center"/>
           </w:tcPr>
@@ -3816,7 +4785,6 @@
             </w:pPr>
             <w:r>
               <w:rPr>
-                <w:rFonts w:ascii="Times New Roman" w:hAnsi="Times New Roman"/>
                 <w:sz w:val="20"/>
               </w:rPr>
               <w:t>Superata</w:t>
@@ -3825,14 +4793,17 @@
         </w:tc>
       </w:tr>
       <w:tr>
+        <w:trPr>
+          <w:jc w:val="center"/>
+        </w:trPr>
         <w:tc>
           <w:tcPr>
-            <w:tcW w:type="dxa" w:w="1944"/>
+            <w:tcW w:w="1944" w:type="dxa"/>
             <w:tcMar>
               <w:top w:w="90" w:type="dxa"/>
-              <w:start w:w="110" w:type="dxa"/>
+              <w:left w:w="110" w:type="dxa"/>
               <w:bottom w:w="90" w:type="dxa"/>
-              <w:end w:w="110" w:type="dxa"/>
+              <w:right w:w="110" w:type="dxa"/>
             </w:tcMar>
             <w:vAlign w:val="center"/>
           </w:tcPr>
@@ -3843,7 +4814,6 @@
             </w:pPr>
             <w:r>
               <w:rPr>
-                <w:rFonts w:ascii="Times New Roman" w:hAnsi="Times New Roman"/>
                 <w:sz w:val="20"/>
               </w:rPr>
               <w:t>Deployment</w:t>
@@ -3852,12 +4822,12 @@
         </w:tc>
         <w:tc>
           <w:tcPr>
-            <w:tcW w:type="dxa" w:w="5832"/>
+            <w:tcW w:w="5832" w:type="dxa"/>
             <w:tcMar>
               <w:top w:w="90" w:type="dxa"/>
-              <w:start w:w="110" w:type="dxa"/>
+              <w:left w:w="110" w:type="dxa"/>
               <w:bottom w:w="90" w:type="dxa"/>
-              <w:end w:w="110" w:type="dxa"/>
+              <w:right w:w="110" w:type="dxa"/>
             </w:tcMar>
             <w:vAlign w:val="center"/>
           </w:tcPr>
@@ -3868,7 +4838,6 @@
             </w:pPr>
             <w:r>
               <w:rPr>
-                <w:rFonts w:ascii="Times New Roman" w:hAnsi="Times New Roman"/>
                 <w:sz w:val="20"/>
               </w:rPr>
               <w:t>Workflow GitHub Pages e build 20260730-f12</w:t>
@@ -3877,12 +4846,12 @@
         </w:tc>
         <w:tc>
           <w:tcPr>
-            <w:tcW w:type="dxa" w:w="1512"/>
+            <w:tcW w:w="1512" w:type="dxa"/>
             <w:tcMar>
               <w:top w:w="90" w:type="dxa"/>
-              <w:start w:w="110" w:type="dxa"/>
+              <w:left w:w="110" w:type="dxa"/>
               <w:bottom w:w="90" w:type="dxa"/>
-              <w:end w:w="110" w:type="dxa"/>
+              <w:right w:w="110" w:type="dxa"/>
             </w:tcMar>
             <w:vAlign w:val="center"/>
           </w:tcPr>
@@ -3893,7 +4862,6 @@
             </w:pPr>
             <w:r>
               <w:rPr>
-                <w:rFonts w:ascii="Times New Roman" w:hAnsi="Times New Roman"/>
                 <w:sz w:val="20"/>
               </w:rPr>
               <w:t>Superata</w:t>
@@ -3908,133 +4876,162 @@
       </w:pPr>
     </w:p>
     <w:p>
-      <w:pPr>
-        <w:spacing w:after="120" w:line="269" w:lineRule="auto"/>
-        <w:jc w:val="both"/>
-      </w:pPr>
-      <w:r>
-        <w:t>Il caso FNCSDP utilizzato come evidenza finale comprende Target PT-2026-01 in stato APPROVATO e assessment ASS-2026-01 in stato COMPLETATO. L’avanzamento è 100 per cento, lo score 67 per cento, il gap 33 per cento e la maturità media indicativa 3,17 su 5. L’export a cinque fogli, la sola lettura e gli eventi dell’Audit Log sono stati verificati con esito positivo.</w:t>
+      <w:r>
+        <w:t xml:space="preserve">Il caso FNCSDP utilizzato come </w:t>
+      </w:r>
+      <w:r>
+        <w:t>evidenza finale comprende Target PT-2026-01 in stato APPROVATO e assessment ASS-2026-01 in stato COMPLETATO. L’avanzamento è 100 per cento, lo score 67 per cento, il gap 33 per cento e la maturità media indicativa 3,17 su 5. L’export a cinque fogli, la sol</w:t>
+      </w:r>
+      <w:r>
+        <w:t>a lettura e gli eventi dell’Audit Log sono stati verificati con esito positivo.</w:t>
       </w:r>
     </w:p>
     <w:p>
-      <w:bookmarkStart w:id="31" w:name="s16"/>
       <w:pPr>
         <w:pStyle w:val="Titolo1"/>
-        <w:keepNext/>
       </w:pPr>
-      <w:r>
+      <w:bookmarkStart w:id="30" w:name="s16"/>
+      <w:r>
+        <w:rPr>
+          <w:rFonts w:ascii="Times New Roman" w:hAnsi="Times New Roman" w:cs="Times New Roman"/>
+          <w:sz w:val="24"/>
+          <w:szCs w:val="24"/>
+        </w:rPr>
         <w:t>16. Repository, deployment e gestione delle versioni</w:t>
+      </w:r>
+      <w:bookmarkEnd w:id="30"/>
+    </w:p>
+    <w:p>
+      <w:r>
+        <w:t>Il repository conserva index.html e README.md nella radice, il codice applicativo in src, le risorse grafiche in assets/bra</w:t>
+      </w:r>
+      <w:r>
+        <w:t>nding, gli script in sql e la documentazione in docs. La pubblicazione deriva dal ramo main. Il numero di build è aggiornato nei punti visibili dell’interfaccia per rendere riconoscibile la versione effettivamente distribuita.</w:t>
+      </w:r>
+    </w:p>
+    <w:p>
+      <w:r>
+        <w:t>Il flusso adottato è sviluppo</w:t>
+      </w:r>
+      <w:r>
+        <w:t xml:space="preserve"> e verifica dei file, commit descrittivo, attesa del workflow pages build and deployment, ricaricamento forzato e collaudo. Quando più workflow sono in coda, si attende </w:t>
+      </w:r>
+      <w:r>
+        <w:lastRenderedPageBreak/>
+        <w:t>il completamento dell’ultimo commit invece di generare modifiche prive di contenuto. Lo</w:t>
+      </w:r>
+      <w:r>
+        <w:t xml:space="preserve"> ZIP locale viene scaricato dopo la chiusura delle modifiche e rappresenta la copia completa allineata al repository.</w:t>
+      </w:r>
+    </w:p>
+    <w:p>
+      <w:r>
+        <w:t>La documentazione frontend deve essere conservata in docs insieme al diagramma di navigazione. README.md e docs/README.md saranno rialline</w:t>
+      </w:r>
+      <w:r>
+        <w:t>ati in una fase successiva per riportare la relazione, il modello ER, la pipeline backend, il diagramma frontend e il documento principale del PW.</w:t>
+      </w:r>
+    </w:p>
+    <w:p>
+      <w:pPr>
+        <w:pStyle w:val="Titolo1"/>
+        <w:rPr>
+          <w:rFonts w:ascii="Times New Roman" w:hAnsi="Times New Roman" w:cs="Times New Roman"/>
+          <w:sz w:val="24"/>
+          <w:szCs w:val="24"/>
+        </w:rPr>
+      </w:pPr>
+      <w:bookmarkStart w:id="31" w:name="s17"/>
+      <w:r>
+        <w:rPr>
+          <w:rFonts w:ascii="Times New Roman" w:hAnsi="Times New Roman" w:cs="Times New Roman"/>
+          <w:sz w:val="24"/>
+          <w:szCs w:val="24"/>
+        </w:rPr>
+        <w:t>17. Conclusioni</w:t>
       </w:r>
       <w:bookmarkEnd w:id="31"/>
     </w:p>
     <w:p>
-      <w:pPr>
-        <w:spacing w:after="120" w:line="269" w:lineRule="auto"/>
-        <w:jc w:val="both"/>
-      </w:pPr>
-      <w:r>
-        <w:t>Il repository conserva index.html e README.md nella radice, il codice applicativo in src, le risorse grafiche in assets/branding, gli script in sql e la documentazione in docs. La pubblicazione deriva dal ramo main. Il numero di build è aggiornato nei punti visibili dell’interfaccia per rendere riconoscibile la versione effettivamente distribuita.</w:t>
+      <w:r>
+        <w:t>Il frontend del NIS2 Asset Inventory Manager realizza un’interfaccia unitaria per dati operat</w:t>
+      </w:r>
+      <w:r>
+        <w:t>ivi e conformità. L’architettura modulare, la navigazione coerente e l’integrazione con Supabase consentono di utilizzare un backend articolato senza esporre la complessità delle tabelle, delle policy e delle funzioni. Inventario, servizi, fornitori, dipen</w:t>
+      </w:r>
+      <w:r>
+        <w:t>denze, incidenti, Assessment FNCSDP e Audit Log sono riuniti in un percorso comprensibile e verificabile.</w:t>
+      </w:r>
+    </w:p>
+    <w:p>
+      <w:r>
+        <w:t>Il valore dell’interfaccia non deriva soltanto dal numero di schermate, ma dalla capacità di guidare gli stati e prevenire incoerenze: selezione di so</w:t>
+      </w:r>
+      <w:r>
+        <w:t>ggetti già censiti, conferma prima della creazione, approvazione del Target, compilazione progressiva delle misure, sola lettura dopo il completamento, esportazioni strutturate e ricerca correlata nell’Audit Log. Questi elementi semplificano il lavoro dell</w:t>
+      </w:r>
+      <w:r>
+        <w:t>’utente senza indebolire i controlli del backend.</w:t>
+      </w:r>
+    </w:p>
+    <w:p>
+      <w:r>
+        <w:t>La build 20260730-f1</w:t>
+      </w:r>
+      <w:r>
+        <w:t>1</w:t>
+      </w:r>
+      <w:r>
+        <w:t xml:space="preserve"> conclude il collaudo tecnico e funzionale del frontend. Le attività residue riguardano l’allineamento del README, dell’indice docs e del documento principale del Project Work. La prese</w:t>
+      </w:r>
+      <w:r>
+        <w:t>nte relazione e il diagramma di navigazione V5 costituiscono gli allegati tecnici definitivi dedicati all’applicativo web.</w:t>
+      </w:r>
+    </w:p>
+    <w:p>
+      <w:r>
+        <w:br w:type="page"/>
       </w:r>
     </w:p>
     <w:p>
       <w:pPr>
-        <w:spacing w:after="120" w:line="269" w:lineRule="auto"/>
-        <w:jc w:val="both"/>
+        <w:pStyle w:val="Titolo1"/>
       </w:pPr>
-      <w:r>
-        <w:t>Il flusso adottato è sviluppo e verifica dei file, commit descrittivo, attesa del workflow pages build and deployment, ricaricamento forzato e collaudo. Quando più workflow sono in coda, si attende il completamento dell’ultimo commit invece di generare modifiche prive di contenuto. Lo ZIP locale viene scaricato dopo la chiusura delle modifiche e rappresenta la copia completa allineata al repository.</w:t>
-      </w:r>
-    </w:p>
-    <w:p>
-      <w:pPr>
-        <w:spacing w:after="120" w:line="269" w:lineRule="auto"/>
-        <w:jc w:val="both"/>
-      </w:pPr>
-      <w:r>
-        <w:t>La documentazione frontend deve essere conservata in docs insieme al diagramma di navigazione. README.md e docs/README.md saranno riallineati in una fase successiva per riportare la relazione, il modello ER, la pipeline backend, il diagramma frontend e il documento principale del PW.</w:t>
-      </w:r>
-    </w:p>
-    <w:p>
-      <w:bookmarkStart w:id="32" w:name="s17"/>
-      <w:pPr>
-        <w:pStyle w:val="Titolo1"/>
-        <w:keepNext/>
-      </w:pPr>
-      <w:r>
-        <w:t>17. Conclusioni</w:t>
+      <w:bookmarkStart w:id="32" w:name="appa"/>
+      <w:r>
+        <w:lastRenderedPageBreak/>
+        <w:t>Appendice A - Matrice di controllo frontend</w:t>
       </w:r>
       <w:bookmarkEnd w:id="32"/>
-    </w:p>
-    <w:p>
-      <w:pPr>
-        <w:spacing w:after="120" w:line="269" w:lineRule="auto"/>
-        <w:jc w:val="both"/>
-      </w:pPr>
-      <w:r>
-        <w:t>Il frontend del NIS2 Asset Inventory Manager realizza un’interfaccia unitaria per dati operativi e conformità. L’architettura modulare, la navigazione coerente e l’integrazione con Supabase consentono di utilizzare un backend articolato senza esporre la complessità delle tabelle, delle policy e delle funzioni. Inventario, servizi, fornitori, dipendenze, incidenti, Assessment FNCSDP e Audit Log sono riuniti in un percorso comprensibile e verificabile.</w:t>
-      </w:r>
-    </w:p>
-    <w:p>
-      <w:pPr>
-        <w:spacing w:after="120" w:line="269" w:lineRule="auto"/>
-        <w:jc w:val="both"/>
-      </w:pPr>
-      <w:r>
-        <w:t>Il valore dell’interfaccia non deriva soltanto dal numero di schermate, ma dalla capacità di guidare gli stati e prevenire incoerenze: selezione di soggetti già censiti, conferma prima della creazione, approvazione del Target, compilazione progressiva delle misure, sola lettura dopo il completamento, esportazioni strutturate e ricerca correlata nell’Audit Log. Questi elementi semplificano il lavoro dell’utente senza indebolire i controlli del backend.</w:t>
-      </w:r>
-    </w:p>
-    <w:p>
-      <w:pPr>
-        <w:spacing w:after="120" w:line="269" w:lineRule="auto"/>
-        <w:jc w:val="both"/>
-      </w:pPr>
-      <w:r>
-        <w:t>La build 20260730-f12 conclude il collaudo tecnico e funzionale del frontend. Le attività residue riguardano l’allineamento del README, dell’indice docs e del documento principale del Project Work. La presente relazione e il diagramma di navigazione V5 costituiscono gli allegati tecnici definitivi dedicati all’applicativo web.</w:t>
-      </w:r>
-    </w:p>
-    <w:p>
-      <w:r>
-        <w:br w:type="page"/>
-      </w:r>
-    </w:p>
-    <w:p>
-      <w:bookmarkStart w:id="33" w:name="appa"/>
-      <w:pPr>
-        <w:pStyle w:val="Titolo1"/>
-        <w:keepNext/>
-      </w:pPr>
-      <w:r>
-        <w:t>Appendice A - Matrice di controllo frontend</w:t>
-      </w:r>
-      <w:bookmarkEnd w:id="33"/>
     </w:p>
     <w:tbl>
       <w:tblPr>
         <w:tblStyle w:val="Grigliatabella"/>
-        <w:tblW w:type="auto" w:w="0"/>
+        <w:tblW w:w="0" w:type="auto"/>
         <w:jc w:val="center"/>
         <w:tblLayout w:type="fixed"/>
-        <w:tblLook w:firstColumn="1" w:firstRow="1" w:lastColumn="0" w:lastRow="0" w:noHBand="0" w:noVBand="1" w:val="04A0"/>
+        <w:tblLook w:val="04A0" w:firstRow="1" w:lastRow="0" w:firstColumn="1" w:lastColumn="0" w:noHBand="0" w:noVBand="1"/>
       </w:tblPr>
       <w:tblGrid>
-        <w:gridCol w:w="2353"/>
-        <w:gridCol w:w="2353"/>
-        <w:gridCol w:w="2353"/>
-        <w:gridCol w:w="2353"/>
+        <w:gridCol w:w="2088"/>
+        <w:gridCol w:w="3384"/>
+        <w:gridCol w:w="1656"/>
+        <w:gridCol w:w="2376"/>
       </w:tblGrid>
       <w:tr>
         <w:trPr>
-          <w:tblHeader w:val="true"/>
+          <w:tblHeader/>
+          <w:jc w:val="center"/>
         </w:trPr>
         <w:tc>
           <w:tcPr>
-            <w:tcW w:type="dxa" w:w="2088"/>
-            <w:shd w:fill="1F5A73"/>
+            <w:tcW w:w="2088" w:type="dxa"/>
+            <w:shd w:val="clear" w:color="auto" w:fill="1F5A73"/>
             <w:tcMar>
               <w:top w:w="100" w:type="dxa"/>
-              <w:start w:w="120" w:type="dxa"/>
+              <w:left w:w="120" w:type="dxa"/>
               <w:bottom w:w="100" w:type="dxa"/>
-              <w:end w:w="120" w:type="dxa"/>
+              <w:right w:w="120" w:type="dxa"/>
             </w:tcMar>
             <w:vAlign w:val="center"/>
           </w:tcPr>
@@ -4045,7 +5042,6 @@
             </w:pPr>
             <w:r>
               <w:rPr>
-                <w:rFonts w:ascii="Times New Roman" w:hAnsi="Times New Roman"/>
                 <w:b/>
                 <w:color w:val="FFFFFF"/>
                 <w:sz w:val="21"/>
@@ -4056,13 +5052,13 @@
         </w:tc>
         <w:tc>
           <w:tcPr>
-            <w:tcW w:type="dxa" w:w="3384"/>
-            <w:shd w:fill="1F5A73"/>
+            <w:tcW w:w="3384" w:type="dxa"/>
+            <w:shd w:val="clear" w:color="auto" w:fill="1F5A73"/>
             <w:tcMar>
               <w:top w:w="100" w:type="dxa"/>
-              <w:start w:w="120" w:type="dxa"/>
+              <w:left w:w="120" w:type="dxa"/>
               <w:bottom w:w="100" w:type="dxa"/>
-              <w:end w:w="120" w:type="dxa"/>
+              <w:right w:w="120" w:type="dxa"/>
             </w:tcMar>
             <w:vAlign w:val="center"/>
           </w:tcPr>
@@ -4073,7 +5069,6 @@
             </w:pPr>
             <w:r>
               <w:rPr>
-                <w:rFonts w:ascii="Times New Roman" w:hAnsi="Times New Roman"/>
                 <w:b/>
                 <w:color w:val="FFFFFF"/>
                 <w:sz w:val="21"/>
@@ -4084,13 +5079,13 @@
         </w:tc>
         <w:tc>
           <w:tcPr>
-            <w:tcW w:type="dxa" w:w="1656"/>
-            <w:shd w:fill="1F5A73"/>
+            <w:tcW w:w="1656" w:type="dxa"/>
+            <w:shd w:val="clear" w:color="auto" w:fill="1F5A73"/>
             <w:tcMar>
               <w:top w:w="100" w:type="dxa"/>
-              <w:start w:w="120" w:type="dxa"/>
+              <w:left w:w="120" w:type="dxa"/>
               <w:bottom w:w="100" w:type="dxa"/>
-              <w:end w:w="120" w:type="dxa"/>
+              <w:right w:w="120" w:type="dxa"/>
             </w:tcMar>
             <w:vAlign w:val="center"/>
           </w:tcPr>
@@ -4101,7 +5096,6 @@
             </w:pPr>
             <w:r>
               <w:rPr>
-                <w:rFonts w:ascii="Times New Roman" w:hAnsi="Times New Roman"/>
                 <w:b/>
                 <w:color w:val="FFFFFF"/>
                 <w:sz w:val="21"/>
@@ -4112,13 +5106,13 @@
         </w:tc>
         <w:tc>
           <w:tcPr>
-            <w:tcW w:type="dxa" w:w="2376"/>
-            <w:shd w:fill="1F5A73"/>
+            <w:tcW w:w="2376" w:type="dxa"/>
+            <w:shd w:val="clear" w:color="auto" w:fill="1F5A73"/>
             <w:tcMar>
               <w:top w:w="100" w:type="dxa"/>
-              <w:start w:w="120" w:type="dxa"/>
+              <w:left w:w="120" w:type="dxa"/>
               <w:bottom w:w="100" w:type="dxa"/>
-              <w:end w:w="120" w:type="dxa"/>
+              <w:right w:w="120" w:type="dxa"/>
             </w:tcMar>
             <w:vAlign w:val="center"/>
           </w:tcPr>
@@ -4129,7 +5123,6 @@
             </w:pPr>
             <w:r>
               <w:rPr>
-                <w:rFonts w:ascii="Times New Roman" w:hAnsi="Times New Roman"/>
                 <w:b/>
                 <w:color w:val="FFFFFF"/>
                 <w:sz w:val="21"/>
@@ -4140,14 +5133,17 @@
         </w:tc>
       </w:tr>
       <w:tr>
+        <w:trPr>
+          <w:jc w:val="center"/>
+        </w:trPr>
         <w:tc>
           <w:tcPr>
-            <w:tcW w:type="dxa" w:w="2088"/>
+            <w:tcW w:w="2088" w:type="dxa"/>
             <w:tcMar>
               <w:top w:w="90" w:type="dxa"/>
-              <w:start w:w="110" w:type="dxa"/>
+              <w:left w:w="110" w:type="dxa"/>
               <w:bottom w:w="90" w:type="dxa"/>
-              <w:end w:w="110" w:type="dxa"/>
+              <w:right w:w="110" w:type="dxa"/>
             </w:tcMar>
             <w:vAlign w:val="center"/>
           </w:tcPr>
@@ -4158,7 +5154,6 @@
             </w:pPr>
             <w:r>
               <w:rPr>
-                <w:rFonts w:ascii="Times New Roman" w:hAnsi="Times New Roman"/>
                 <w:sz w:val="20"/>
               </w:rPr>
               <w:t>Home pubblica e login</w:t>
@@ -4167,12 +5162,12 @@
         </w:tc>
         <w:tc>
           <w:tcPr>
-            <w:tcW w:type="dxa" w:w="3384"/>
+            <w:tcW w:w="3384" w:type="dxa"/>
             <w:tcMar>
               <w:top w:w="90" w:type="dxa"/>
-              <w:start w:w="110" w:type="dxa"/>
+              <w:left w:w="110" w:type="dxa"/>
               <w:bottom w:w="90" w:type="dxa"/>
-              <w:end w:w="110" w:type="dxa"/>
+              <w:right w:w="110" w:type="dxa"/>
             </w:tcMar>
             <w:vAlign w:val="center"/>
           </w:tcPr>
@@ -4183,21 +5178,26 @@
             </w:pPr>
             <w:r>
               <w:rPr>
-                <w:rFonts w:ascii="Times New Roman" w:hAnsi="Times New Roman"/>
                 <w:sz w:val="20"/>
               </w:rPr>
-              <w:t>index.html e style.css</w:t>
+              <w:t xml:space="preserve">index.html e </w:t>
+            </w:r>
+            <w:r>
+              <w:rPr>
+                <w:sz w:val="20"/>
+              </w:rPr>
+              <w:t>style.css</w:t>
             </w:r>
           </w:p>
         </w:tc>
         <w:tc>
           <w:tcPr>
-            <w:tcW w:type="dxa" w:w="1656"/>
+            <w:tcW w:w="1656" w:type="dxa"/>
             <w:tcMar>
               <w:top w:w="90" w:type="dxa"/>
-              <w:start w:w="110" w:type="dxa"/>
+              <w:left w:w="110" w:type="dxa"/>
               <w:bottom w:w="90" w:type="dxa"/>
-              <w:end w:w="110" w:type="dxa"/>
+              <w:right w:w="110" w:type="dxa"/>
             </w:tcMar>
             <w:vAlign w:val="center"/>
           </w:tcPr>
@@ -4208,7 +5208,6 @@
             </w:pPr>
             <w:r>
               <w:rPr>
-                <w:rFonts w:ascii="Times New Roman" w:hAnsi="Times New Roman"/>
                 <w:sz w:val="20"/>
               </w:rPr>
               <w:t>Completata</w:t>
@@ -4217,12 +5216,12 @@
         </w:tc>
         <w:tc>
           <w:tcPr>
-            <w:tcW w:type="dxa" w:w="2376"/>
+            <w:tcW w:w="2376" w:type="dxa"/>
             <w:tcMar>
               <w:top w:w="90" w:type="dxa"/>
-              <w:start w:w="110" w:type="dxa"/>
+              <w:left w:w="110" w:type="dxa"/>
               <w:bottom w:w="90" w:type="dxa"/>
-              <w:end w:w="110" w:type="dxa"/>
+              <w:right w:w="110" w:type="dxa"/>
             </w:tcMar>
             <w:vAlign w:val="center"/>
           </w:tcPr>
@@ -4233,7 +5232,6 @@
             </w:pPr>
             <w:r>
               <w:rPr>
-                <w:rFonts w:ascii="Times New Roman" w:hAnsi="Times New Roman"/>
                 <w:sz w:val="20"/>
               </w:rPr>
               <w:t>Presentazione, accesso, branding e tema</w:t>
@@ -4242,14 +5240,17 @@
         </w:tc>
       </w:tr>
       <w:tr>
+        <w:trPr>
+          <w:jc w:val="center"/>
+        </w:trPr>
         <w:tc>
           <w:tcPr>
-            <w:tcW w:type="dxa" w:w="2088"/>
+            <w:tcW w:w="2088" w:type="dxa"/>
             <w:tcMar>
               <w:top w:w="90" w:type="dxa"/>
-              <w:start w:w="110" w:type="dxa"/>
+              <w:left w:w="110" w:type="dxa"/>
               <w:bottom w:w="90" w:type="dxa"/>
-              <w:end w:w="110" w:type="dxa"/>
+              <w:right w:w="110" w:type="dxa"/>
             </w:tcMar>
             <w:vAlign w:val="center"/>
           </w:tcPr>
@@ -4260,7 +5261,6 @@
             </w:pPr>
             <w:r>
               <w:rPr>
-                <w:rFonts w:ascii="Times New Roman" w:hAnsi="Times New Roman"/>
                 <w:sz w:val="20"/>
               </w:rPr>
               <w:t>Navigazione hash</w:t>
@@ -4269,12 +5269,12 @@
         </w:tc>
         <w:tc>
           <w:tcPr>
-            <w:tcW w:type="dxa" w:w="3384"/>
+            <w:tcW w:w="3384" w:type="dxa"/>
             <w:tcMar>
               <w:top w:w="90" w:type="dxa"/>
-              <w:start w:w="110" w:type="dxa"/>
+              <w:left w:w="110" w:type="dxa"/>
               <w:bottom w:w="90" w:type="dxa"/>
-              <w:end w:w="110" w:type="dxa"/>
+              <w:right w:w="110" w:type="dxa"/>
             </w:tcMar>
             <w:vAlign w:val="center"/>
           </w:tcPr>
@@ -4285,7 +5285,6 @@
             </w:pPr>
             <w:r>
               <w:rPr>
-                <w:rFonts w:ascii="Times New Roman" w:hAnsi="Times New Roman"/>
                 <w:sz w:val="20"/>
               </w:rPr>
               <w:t>src/router.js</w:t>
@@ -4294,12 +5293,12 @@
         </w:tc>
         <w:tc>
           <w:tcPr>
-            <w:tcW w:type="dxa" w:w="1656"/>
+            <w:tcW w:w="1656" w:type="dxa"/>
             <w:tcMar>
               <w:top w:w="90" w:type="dxa"/>
-              <w:start w:w="110" w:type="dxa"/>
+              <w:left w:w="110" w:type="dxa"/>
               <w:bottom w:w="90" w:type="dxa"/>
-              <w:end w:w="110" w:type="dxa"/>
+              <w:right w:w="110" w:type="dxa"/>
             </w:tcMar>
             <w:vAlign w:val="center"/>
           </w:tcPr>
@@ -4310,7 +5309,6 @@
             </w:pPr>
             <w:r>
               <w:rPr>
-                <w:rFonts w:ascii="Times New Roman" w:hAnsi="Times New Roman"/>
                 <w:sz w:val="20"/>
               </w:rPr>
               <w:t>Completata</w:t>
@@ -4319,12 +5317,12 @@
         </w:tc>
         <w:tc>
           <w:tcPr>
-            <w:tcW w:type="dxa" w:w="2376"/>
+            <w:tcW w:w="2376" w:type="dxa"/>
             <w:tcMar>
               <w:top w:w="90" w:type="dxa"/>
-              <w:start w:w="110" w:type="dxa"/>
+              <w:left w:w="110" w:type="dxa"/>
               <w:bottom w:w="90" w:type="dxa"/>
-              <w:end w:w="110" w:type="dxa"/>
+              <w:right w:w="110" w:type="dxa"/>
             </w:tcMar>
             <w:vAlign w:val="center"/>
           </w:tcPr>
@@ -4335,7 +5333,6 @@
             </w:pPr>
             <w:r>
               <w:rPr>
-                <w:rFonts w:ascii="Times New Roman" w:hAnsi="Times New Roman"/>
                 <w:sz w:val="20"/>
               </w:rPr>
               <w:t>Rotte, cronologia e protezione delle viste</w:t>
@@ -4344,14 +5341,17 @@
         </w:tc>
       </w:tr>
       <w:tr>
+        <w:trPr>
+          <w:jc w:val="center"/>
+        </w:trPr>
         <w:tc>
           <w:tcPr>
-            <w:tcW w:type="dxa" w:w="2088"/>
+            <w:tcW w:w="2088" w:type="dxa"/>
             <w:tcMar>
               <w:top w:w="90" w:type="dxa"/>
-              <w:start w:w="110" w:type="dxa"/>
+              <w:left w:w="110" w:type="dxa"/>
               <w:bottom w:w="90" w:type="dxa"/>
-              <w:end w:w="110" w:type="dxa"/>
+              <w:right w:w="110" w:type="dxa"/>
             </w:tcMar>
             <w:vAlign w:val="center"/>
           </w:tcPr>
@@ -4362,7 +5362,6 @@
             </w:pPr>
             <w:r>
               <w:rPr>
-                <w:rFonts w:ascii="Times New Roman" w:hAnsi="Times New Roman"/>
                 <w:sz w:val="20"/>
               </w:rPr>
               <w:t>Orchestrazione UI</w:t>
@@ -4371,12 +5370,12 @@
         </w:tc>
         <w:tc>
           <w:tcPr>
-            <w:tcW w:type="dxa" w:w="3384"/>
+            <w:tcW w:w="3384" w:type="dxa"/>
             <w:tcMar>
               <w:top w:w="90" w:type="dxa"/>
-              <w:start w:w="110" w:type="dxa"/>
+              <w:left w:w="110" w:type="dxa"/>
               <w:bottom w:w="90" w:type="dxa"/>
-              <w:end w:w="110" w:type="dxa"/>
+              <w:right w:w="110" w:type="dxa"/>
             </w:tcMar>
             <w:vAlign w:val="center"/>
           </w:tcPr>
@@ -4387,7 +5386,6 @@
             </w:pPr>
             <w:r>
               <w:rPr>
-                <w:rFonts w:ascii="Times New Roman" w:hAnsi="Times New Roman"/>
                 <w:sz w:val="20"/>
               </w:rPr>
               <w:t>src/main.js e src/ui.js</w:t>
@@ -4396,12 +5394,12 @@
         </w:tc>
         <w:tc>
           <w:tcPr>
-            <w:tcW w:type="dxa" w:w="1656"/>
+            <w:tcW w:w="1656" w:type="dxa"/>
             <w:tcMar>
               <w:top w:w="90" w:type="dxa"/>
-              <w:start w:w="110" w:type="dxa"/>
+              <w:left w:w="110" w:type="dxa"/>
               <w:bottom w:w="90" w:type="dxa"/>
-              <w:end w:w="110" w:type="dxa"/>
+              <w:right w:w="110" w:type="dxa"/>
             </w:tcMar>
             <w:vAlign w:val="center"/>
           </w:tcPr>
@@ -4412,7 +5410,6 @@
             </w:pPr>
             <w:r>
               <w:rPr>
-                <w:rFonts w:ascii="Times New Roman" w:hAnsi="Times New Roman"/>
                 <w:sz w:val="20"/>
               </w:rPr>
               <w:t>Completata</w:t>
@@ -4421,12 +5418,12 @@
         </w:tc>
         <w:tc>
           <w:tcPr>
-            <w:tcW w:type="dxa" w:w="2376"/>
+            <w:tcW w:w="2376" w:type="dxa"/>
             <w:tcMar>
               <w:top w:w="90" w:type="dxa"/>
-              <w:start w:w="110" w:type="dxa"/>
+              <w:left w:w="110" w:type="dxa"/>
               <w:bottom w:w="90" w:type="dxa"/>
-              <w:end w:w="110" w:type="dxa"/>
+              <w:right w:w="110" w:type="dxa"/>
             </w:tcMar>
             <w:vAlign w:val="center"/>
           </w:tcPr>
@@ -4437,7 +5434,6 @@
             </w:pPr>
             <w:r>
               <w:rPr>
-                <w:rFonts w:ascii="Times New Roman" w:hAnsi="Times New Roman"/>
                 <w:sz w:val="20"/>
               </w:rPr>
               <w:t>Sessione, viste, breadcrumb e stati</w:t>
@@ -4446,14 +5442,17 @@
         </w:tc>
       </w:tr>
       <w:tr>
+        <w:trPr>
+          <w:jc w:val="center"/>
+        </w:trPr>
         <w:tc>
           <w:tcPr>
-            <w:tcW w:type="dxa" w:w="2088"/>
+            <w:tcW w:w="2088" w:type="dxa"/>
             <w:tcMar>
               <w:top w:w="90" w:type="dxa"/>
-              <w:start w:w="110" w:type="dxa"/>
+              <w:left w:w="110" w:type="dxa"/>
               <w:bottom w:w="90" w:type="dxa"/>
-              <w:end w:w="110" w:type="dxa"/>
+              <w:right w:w="110" w:type="dxa"/>
             </w:tcMar>
             <w:vAlign w:val="center"/>
           </w:tcPr>
@@ -4464,7 +5463,6 @@
             </w:pPr>
             <w:r>
               <w:rPr>
-                <w:rFonts w:ascii="Times New Roman" w:hAnsi="Times New Roman"/>
                 <w:sz w:val="20"/>
               </w:rPr>
               <w:t>Autenticazione</w:t>
@@ -4473,12 +5471,12 @@
         </w:tc>
         <w:tc>
           <w:tcPr>
-            <w:tcW w:type="dxa" w:w="3384"/>
+            <w:tcW w:w="3384" w:type="dxa"/>
             <w:tcMar>
               <w:top w:w="90" w:type="dxa"/>
-              <w:start w:w="110" w:type="dxa"/>
+              <w:left w:w="110" w:type="dxa"/>
               <w:bottom w:w="90" w:type="dxa"/>
-              <w:end w:w="110" w:type="dxa"/>
+              <w:right w:w="110" w:type="dxa"/>
             </w:tcMar>
             <w:vAlign w:val="center"/>
           </w:tcPr>
@@ -4489,7 +5487,6 @@
             </w:pPr>
             <w:r>
               <w:rPr>
-                <w:rFonts w:ascii="Times New Roman" w:hAnsi="Times New Roman"/>
                 <w:sz w:val="20"/>
               </w:rPr>
               <w:t>src/auth.js e moduli Supabase</w:t>
@@ -4498,12 +5495,12 @@
         </w:tc>
         <w:tc>
           <w:tcPr>
-            <w:tcW w:type="dxa" w:w="1656"/>
+            <w:tcW w:w="1656" w:type="dxa"/>
             <w:tcMar>
               <w:top w:w="90" w:type="dxa"/>
-              <w:start w:w="110" w:type="dxa"/>
+              <w:left w:w="110" w:type="dxa"/>
               <w:bottom w:w="90" w:type="dxa"/>
-              <w:end w:w="110" w:type="dxa"/>
+              <w:right w:w="110" w:type="dxa"/>
             </w:tcMar>
             <w:vAlign w:val="center"/>
           </w:tcPr>
@@ -4514,7 +5511,6 @@
             </w:pPr>
             <w:r>
               <w:rPr>
-                <w:rFonts w:ascii="Times New Roman" w:hAnsi="Times New Roman"/>
                 <w:sz w:val="20"/>
               </w:rPr>
               <w:t>Completata</w:t>
@@ -4523,12 +5519,12 @@
         </w:tc>
         <w:tc>
           <w:tcPr>
-            <w:tcW w:type="dxa" w:w="2376"/>
+            <w:tcW w:w="2376" w:type="dxa"/>
             <w:tcMar>
               <w:top w:w="90" w:type="dxa"/>
-              <w:start w:w="110" w:type="dxa"/>
+              <w:left w:w="110" w:type="dxa"/>
               <w:bottom w:w="90" w:type="dxa"/>
-              <w:end w:w="110" w:type="dxa"/>
+              <w:right w:w="110" w:type="dxa"/>
             </w:tcMar>
             <w:vAlign w:val="center"/>
           </w:tcPr>
@@ -4539,7 +5535,6 @@
             </w:pPr>
             <w:r>
               <w:rPr>
-                <w:rFonts w:ascii="Times New Roman" w:hAnsi="Times New Roman"/>
                 <w:sz w:val="20"/>
               </w:rPr>
               <w:t>Login, logout, AAL/MFA e sessione</w:t>
@@ -4548,14 +5543,17 @@
         </w:tc>
       </w:tr>
       <w:tr>
+        <w:trPr>
+          <w:jc w:val="center"/>
+        </w:trPr>
         <w:tc>
           <w:tcPr>
-            <w:tcW w:type="dxa" w:w="2088"/>
+            <w:tcW w:w="2088" w:type="dxa"/>
             <w:tcMar>
               <w:top w:w="90" w:type="dxa"/>
-              <w:start w:w="110" w:type="dxa"/>
+              <w:left w:w="110" w:type="dxa"/>
               <w:bottom w:w="90" w:type="dxa"/>
-              <w:end w:w="110" w:type="dxa"/>
+              <w:right w:w="110" w:type="dxa"/>
             </w:tcMar>
             <w:vAlign w:val="center"/>
           </w:tcPr>
@@ -4566,7 +5564,6 @@
             </w:pPr>
             <w:r>
               <w:rPr>
-                <w:rFonts w:ascii="Times New Roman" w:hAnsi="Times New Roman"/>
                 <w:sz w:val="20"/>
               </w:rPr>
               <w:t>Inventario e anagrafiche</w:t>
@@ -4575,12 +5572,12 @@
         </w:tc>
         <w:tc>
           <w:tcPr>
-            <w:tcW w:type="dxa" w:w="3384"/>
+            <w:tcW w:w="3384" w:type="dxa"/>
             <w:tcMar>
               <w:top w:w="90" w:type="dxa"/>
-              <w:start w:w="110" w:type="dxa"/>
+              <w:left w:w="110" w:type="dxa"/>
               <w:bottom w:w="90" w:type="dxa"/>
-              <w:end w:w="110" w:type="dxa"/>
+              <w:right w:w="110" w:type="dxa"/>
             </w:tcMar>
             <w:vAlign w:val="center"/>
           </w:tcPr>
@@ -4591,7 +5588,6 @@
             </w:pPr>
             <w:r>
               <w:rPr>
-                <w:rFonts w:ascii="Times New Roman" w:hAnsi="Times New Roman"/>
                 <w:sz w:val="20"/>
               </w:rPr>
               <w:t>index.html e moduli src</w:t>
@@ -4600,12 +5596,12 @@
         </w:tc>
         <w:tc>
           <w:tcPr>
-            <w:tcW w:type="dxa" w:w="1656"/>
+            <w:tcW w:w="1656" w:type="dxa"/>
             <w:tcMar>
               <w:top w:w="90" w:type="dxa"/>
-              <w:start w:w="110" w:type="dxa"/>
+              <w:left w:w="110" w:type="dxa"/>
               <w:bottom w:w="90" w:type="dxa"/>
-              <w:end w:w="110" w:type="dxa"/>
+              <w:right w:w="110" w:type="dxa"/>
             </w:tcMar>
             <w:vAlign w:val="center"/>
           </w:tcPr>
@@ -4616,7 +5612,6 @@
             </w:pPr>
             <w:r>
               <w:rPr>
-                <w:rFonts w:ascii="Times New Roman" w:hAnsi="Times New Roman"/>
                 <w:sz w:val="20"/>
               </w:rPr>
               <w:t>Completata</w:t>
@@ -4625,12 +5620,12 @@
         </w:tc>
         <w:tc>
           <w:tcPr>
-            <w:tcW w:type="dxa" w:w="2376"/>
+            <w:tcW w:w="2376" w:type="dxa"/>
             <w:tcMar>
               <w:top w:w="90" w:type="dxa"/>
-              <w:start w:w="110" w:type="dxa"/>
+              <w:left w:w="110" w:type="dxa"/>
               <w:bottom w:w="90" w:type="dxa"/>
-              <w:end w:w="110" w:type="dxa"/>
+              <w:right w:w="110" w:type="dxa"/>
             </w:tcMar>
             <w:vAlign w:val="center"/>
           </w:tcPr>
@@ -4641,7 +5636,6 @@
             </w:pPr>
             <w:r>
               <w:rPr>
-                <w:rFonts w:ascii="Times New Roman" w:hAnsi="Times New Roman"/>
                 <w:sz w:val="20"/>
               </w:rPr>
               <w:t>Gestione dati operativi e archiviazione</w:t>
@@ -4650,14 +5644,17 @@
         </w:tc>
       </w:tr>
       <w:tr>
+        <w:trPr>
+          <w:jc w:val="center"/>
+        </w:trPr>
         <w:tc>
           <w:tcPr>
-            <w:tcW w:type="dxa" w:w="2088"/>
+            <w:tcW w:w="2088" w:type="dxa"/>
             <w:tcMar>
               <w:top w:w="90" w:type="dxa"/>
-              <w:start w:w="110" w:type="dxa"/>
+              <w:left w:w="110" w:type="dxa"/>
               <w:bottom w:w="90" w:type="dxa"/>
-              <w:end w:w="110" w:type="dxa"/>
+              <w:right w:w="110" w:type="dxa"/>
             </w:tcMar>
             <w:vAlign w:val="center"/>
           </w:tcPr>
@@ -4668,7 +5665,6 @@
             </w:pPr>
             <w:r>
               <w:rPr>
-                <w:rFonts w:ascii="Times New Roman" w:hAnsi="Times New Roman"/>
                 <w:sz w:val="20"/>
               </w:rPr>
               <w:t>Supply Chain</w:t>
@@ -4677,12 +5673,12 @@
         </w:tc>
         <w:tc>
           <w:tcPr>
-            <w:tcW w:type="dxa" w:w="3384"/>
+            <w:tcW w:w="3384" w:type="dxa"/>
             <w:tcMar>
               <w:top w:w="90" w:type="dxa"/>
-              <w:start w:w="110" w:type="dxa"/>
+              <w:left w:w="110" w:type="dxa"/>
               <w:bottom w:w="90" w:type="dxa"/>
-              <w:end w:w="110" w:type="dxa"/>
+              <w:right w:w="110" w:type="dxa"/>
             </w:tcMar>
             <w:vAlign w:val="center"/>
           </w:tcPr>
@@ -4693,7 +5689,6 @@
             </w:pPr>
             <w:r>
               <w:rPr>
-                <w:rFonts w:ascii="Times New Roman" w:hAnsi="Times New Roman"/>
                 <w:sz w:val="20"/>
               </w:rPr>
               <w:t>src/supplyChain.js</w:t>
@@ -4702,12 +5697,12 @@
         </w:tc>
         <w:tc>
           <w:tcPr>
-            <w:tcW w:type="dxa" w:w="1656"/>
+            <w:tcW w:w="1656" w:type="dxa"/>
             <w:tcMar>
               <w:top w:w="90" w:type="dxa"/>
-              <w:start w:w="110" w:type="dxa"/>
+              <w:left w:w="110" w:type="dxa"/>
               <w:bottom w:w="90" w:type="dxa"/>
-              <w:end w:w="110" w:type="dxa"/>
+              <w:right w:w="110" w:type="dxa"/>
             </w:tcMar>
             <w:vAlign w:val="center"/>
           </w:tcPr>
@@ -4718,7 +5713,6 @@
             </w:pPr>
             <w:r>
               <w:rPr>
-                <w:rFonts w:ascii="Times New Roman" w:hAnsi="Times New Roman"/>
                 <w:sz w:val="20"/>
               </w:rPr>
               <w:t>Completata</w:t>
@@ -4727,12 +5721,12 @@
         </w:tc>
         <w:tc>
           <w:tcPr>
-            <w:tcW w:type="dxa" w:w="2376"/>
+            <w:tcW w:w="2376" w:type="dxa"/>
             <w:tcMar>
               <w:top w:w="90" w:type="dxa"/>
-              <w:start w:w="110" w:type="dxa"/>
+              <w:left w:w="110" w:type="dxa"/>
               <w:bottom w:w="90" w:type="dxa"/>
-              <w:end w:w="110" w:type="dxa"/>
+              <w:right w:w="110" w:type="dxa"/>
             </w:tcMar>
             <w:vAlign w:val="center"/>
           </w:tcPr>
@@ -4743,23 +5737,31 @@
             </w:pPr>
             <w:r>
               <w:rPr>
-                <w:rFonts w:ascii="Times New Roman" w:hAnsi="Times New Roman"/>
                 <w:sz w:val="20"/>
               </w:rPr>
-              <w:t>Percorsi multilivello ed esportazione</w:t>
+              <w:t xml:space="preserve">Percorsi </w:t>
+            </w:r>
+            <w:r>
+              <w:rPr>
+                <w:sz w:val="20"/>
+              </w:rPr>
+              <w:t>multilivello ed esportazione</w:t>
             </w:r>
           </w:p>
         </w:tc>
       </w:tr>
       <w:tr>
+        <w:trPr>
+          <w:jc w:val="center"/>
+        </w:trPr>
         <w:tc>
           <w:tcPr>
-            <w:tcW w:type="dxa" w:w="2088"/>
+            <w:tcW w:w="2088" w:type="dxa"/>
             <w:tcMar>
               <w:top w:w="90" w:type="dxa"/>
-              <w:start w:w="110" w:type="dxa"/>
+              <w:left w:w="110" w:type="dxa"/>
               <w:bottom w:w="90" w:type="dxa"/>
-              <w:end w:w="110" w:type="dxa"/>
+              <w:right w:w="110" w:type="dxa"/>
             </w:tcMar>
             <w:vAlign w:val="center"/>
           </w:tcPr>
@@ -4770,7 +5772,6 @@
             </w:pPr>
             <w:r>
               <w:rPr>
-                <w:rFonts w:ascii="Times New Roman" w:hAnsi="Times New Roman"/>
                 <w:sz w:val="20"/>
               </w:rPr>
               <w:t>Incidenti</w:t>
@@ -4779,12 +5780,12 @@
         </w:tc>
         <w:tc>
           <w:tcPr>
-            <w:tcW w:type="dxa" w:w="3384"/>
+            <w:tcW w:w="3384" w:type="dxa"/>
             <w:tcMar>
               <w:top w:w="90" w:type="dxa"/>
-              <w:start w:w="110" w:type="dxa"/>
+              <w:left w:w="110" w:type="dxa"/>
               <w:bottom w:w="90" w:type="dxa"/>
-              <w:end w:w="110" w:type="dxa"/>
+              <w:right w:w="110" w:type="dxa"/>
             </w:tcMar>
             <w:vAlign w:val="center"/>
           </w:tcPr>
@@ -4795,7 +5796,6 @@
             </w:pPr>
             <w:r>
               <w:rPr>
-                <w:rFonts w:ascii="Times New Roman" w:hAnsi="Times New Roman"/>
                 <w:sz w:val="20"/>
               </w:rPr>
               <w:t>src/incidentService.js, wizard.js e wizard.css</w:t>
@@ -4804,12 +5804,12 @@
         </w:tc>
         <w:tc>
           <w:tcPr>
-            <w:tcW w:type="dxa" w:w="1656"/>
+            <w:tcW w:w="1656" w:type="dxa"/>
             <w:tcMar>
               <w:top w:w="90" w:type="dxa"/>
-              <w:start w:w="110" w:type="dxa"/>
+              <w:left w:w="110" w:type="dxa"/>
               <w:bottom w:w="90" w:type="dxa"/>
-              <w:end w:w="110" w:type="dxa"/>
+              <w:right w:w="110" w:type="dxa"/>
             </w:tcMar>
             <w:vAlign w:val="center"/>
           </w:tcPr>
@@ -4820,7 +5820,6 @@
             </w:pPr>
             <w:r>
               <w:rPr>
-                <w:rFonts w:ascii="Times New Roman" w:hAnsi="Times New Roman"/>
                 <w:sz w:val="20"/>
               </w:rPr>
               <w:t>Completata</w:t>
@@ -4829,12 +5828,12 @@
         </w:tc>
         <w:tc>
           <w:tcPr>
-            <w:tcW w:type="dxa" w:w="2376"/>
+            <w:tcW w:w="2376" w:type="dxa"/>
             <w:tcMar>
               <w:top w:w="90" w:type="dxa"/>
-              <w:start w:w="110" w:type="dxa"/>
+              <w:left w:w="110" w:type="dxa"/>
               <w:bottom w:w="90" w:type="dxa"/>
-              <w:end w:w="110" w:type="dxa"/>
+              <w:right w:w="110" w:type="dxa"/>
             </w:tcMar>
             <w:vAlign w:val="center"/>
           </w:tcPr>
@@ -4845,7 +5844,6 @@
             </w:pPr>
             <w:r>
               <w:rPr>
-                <w:rFonts w:ascii="Times New Roman" w:hAnsi="Times New Roman"/>
                 <w:sz w:val="20"/>
               </w:rPr>
               <w:t>Segnalazione guidata e riepilogo</w:t>
@@ -4854,14 +5852,17 @@
         </w:tc>
       </w:tr>
       <w:tr>
+        <w:trPr>
+          <w:jc w:val="center"/>
+        </w:trPr>
         <w:tc>
           <w:tcPr>
-            <w:tcW w:type="dxa" w:w="2088"/>
+            <w:tcW w:w="2088" w:type="dxa"/>
             <w:tcMar>
               <w:top w:w="90" w:type="dxa"/>
-              <w:start w:w="110" w:type="dxa"/>
+              <w:left w:w="110" w:type="dxa"/>
               <w:bottom w:w="90" w:type="dxa"/>
-              <w:end w:w="110" w:type="dxa"/>
+              <w:right w:w="110" w:type="dxa"/>
             </w:tcMar>
             <w:vAlign w:val="center"/>
           </w:tcPr>
@@ -4872,7 +5873,6 @@
             </w:pPr>
             <w:r>
               <w:rPr>
-                <w:rFonts w:ascii="Times New Roman" w:hAnsi="Times New Roman"/>
                 <w:sz w:val="20"/>
               </w:rPr>
               <w:t>Assessment FNCSDP</w:t>
@@ -4881,12 +5881,12 @@
         </w:tc>
         <w:tc>
           <w:tcPr>
-            <w:tcW w:type="dxa" w:w="3384"/>
+            <w:tcW w:w="3384" w:type="dxa"/>
             <w:tcMar>
               <w:top w:w="90" w:type="dxa"/>
-              <w:start w:w="110" w:type="dxa"/>
+              <w:left w:w="110" w:type="dxa"/>
               <w:bottom w:w="90" w:type="dxa"/>
-              <w:end w:w="110" w:type="dxa"/>
+              <w:right w:w="110" w:type="dxa"/>
             </w:tcMar>
             <w:vAlign w:val="center"/>
           </w:tcPr>
@@ -4897,7 +5897,6 @@
             </w:pPr>
             <w:r>
               <w:rPr>
-                <w:rFonts w:ascii="Times New Roman" w:hAnsi="Times New Roman"/>
                 <w:sz w:val="20"/>
               </w:rPr>
               <w:t>assessmentManagement.js e assessmentService.js</w:t>
@@ -4906,12 +5905,12 @@
         </w:tc>
         <w:tc>
           <w:tcPr>
-            <w:tcW w:type="dxa" w:w="1656"/>
+            <w:tcW w:w="1656" w:type="dxa"/>
             <w:tcMar>
               <w:top w:w="90" w:type="dxa"/>
-              <w:start w:w="110" w:type="dxa"/>
+              <w:left w:w="110" w:type="dxa"/>
               <w:bottom w:w="90" w:type="dxa"/>
-              <w:end w:w="110" w:type="dxa"/>
+              <w:right w:w="110" w:type="dxa"/>
             </w:tcMar>
             <w:vAlign w:val="center"/>
           </w:tcPr>
@@ -4922,7 +5921,6 @@
             </w:pPr>
             <w:r>
               <w:rPr>
-                <w:rFonts w:ascii="Times New Roman" w:hAnsi="Times New Roman"/>
                 <w:sz w:val="20"/>
               </w:rPr>
               <w:t>Completata</w:t>
@@ -4931,12 +5929,12 @@
         </w:tc>
         <w:tc>
           <w:tcPr>
-            <w:tcW w:type="dxa" w:w="2376"/>
+            <w:tcW w:w="2376" w:type="dxa"/>
             <w:tcMar>
               <w:top w:w="90" w:type="dxa"/>
-              <w:start w:w="110" w:type="dxa"/>
+              <w:left w:w="110" w:type="dxa"/>
               <w:bottom w:w="90" w:type="dxa"/>
-              <w:end w:w="110" w:type="dxa"/>
+              <w:right w:w="110" w:type="dxa"/>
             </w:tcMar>
             <w:vAlign w:val="center"/>
           </w:tcPr>
@@ -4947,7 +5945,6 @@
             </w:pPr>
             <w:r>
               <w:rPr>
-                <w:rFonts w:ascii="Times New Roman" w:hAnsi="Times New Roman"/>
                 <w:sz w:val="20"/>
               </w:rPr>
               <w:t>Target, Attuale, score, gap e XLSX</w:t>
@@ -4956,14 +5953,17 @@
         </w:tc>
       </w:tr>
       <w:tr>
+        <w:trPr>
+          <w:jc w:val="center"/>
+        </w:trPr>
         <w:tc>
           <w:tcPr>
-            <w:tcW w:type="dxa" w:w="2088"/>
+            <w:tcW w:w="2088" w:type="dxa"/>
             <w:tcMar>
               <w:top w:w="90" w:type="dxa"/>
-              <w:start w:w="110" w:type="dxa"/>
+              <w:left w:w="110" w:type="dxa"/>
               <w:bottom w:w="90" w:type="dxa"/>
-              <w:end w:w="110" w:type="dxa"/>
+              <w:right w:w="110" w:type="dxa"/>
             </w:tcMar>
             <w:vAlign w:val="center"/>
           </w:tcPr>
@@ -4974,7 +5974,6 @@
             </w:pPr>
             <w:r>
               <w:rPr>
-                <w:rFonts w:ascii="Times New Roman" w:hAnsi="Times New Roman"/>
                 <w:sz w:val="20"/>
               </w:rPr>
               <w:t>Audit Log</w:t>
@@ -4983,12 +5982,12 @@
         </w:tc>
         <w:tc>
           <w:tcPr>
-            <w:tcW w:type="dxa" w:w="3384"/>
+            <w:tcW w:w="3384" w:type="dxa"/>
             <w:tcMar>
               <w:top w:w="90" w:type="dxa"/>
-              <w:start w:w="110" w:type="dxa"/>
+              <w:left w:w="110" w:type="dxa"/>
               <w:bottom w:w="90" w:type="dxa"/>
-              <w:end w:w="110" w:type="dxa"/>
+              <w:right w:w="110" w:type="dxa"/>
             </w:tcMar>
             <w:vAlign w:val="center"/>
           </w:tcPr>
@@ -4999,7 +5998,6 @@
             </w:pPr>
             <w:r>
               <w:rPr>
-                <w:rFonts w:ascii="Times New Roman" w:hAnsi="Times New Roman"/>
                 <w:sz w:val="20"/>
               </w:rPr>
               <w:t>src/auditLog.js</w:t>
@@ -5008,12 +6006,12 @@
         </w:tc>
         <w:tc>
           <w:tcPr>
-            <w:tcW w:type="dxa" w:w="1656"/>
+            <w:tcW w:w="1656" w:type="dxa"/>
             <w:tcMar>
               <w:top w:w="90" w:type="dxa"/>
-              <w:start w:w="110" w:type="dxa"/>
+              <w:left w:w="110" w:type="dxa"/>
               <w:bottom w:w="90" w:type="dxa"/>
-              <w:end w:w="110" w:type="dxa"/>
+              <w:right w:w="110" w:type="dxa"/>
             </w:tcMar>
             <w:vAlign w:val="center"/>
           </w:tcPr>
@@ -5024,7 +6022,6 @@
             </w:pPr>
             <w:r>
               <w:rPr>
-                <w:rFonts w:ascii="Times New Roman" w:hAnsi="Times New Roman"/>
                 <w:sz w:val="20"/>
               </w:rPr>
               <w:t>Completata</w:t>
@@ -5033,12 +6030,12 @@
         </w:tc>
         <w:tc>
           <w:tcPr>
-            <w:tcW w:type="dxa" w:w="2376"/>
+            <w:tcW w:w="2376" w:type="dxa"/>
             <w:tcMar>
               <w:top w:w="90" w:type="dxa"/>
-              <w:start w:w="110" w:type="dxa"/>
+              <w:left w:w="110" w:type="dxa"/>
               <w:bottom w:w="90" w:type="dxa"/>
-              <w:end w:w="110" w:type="dxa"/>
+              <w:right w:w="110" w:type="dxa"/>
             </w:tcMar>
             <w:vAlign w:val="center"/>
           </w:tcPr>
@@ -5049,7 +6046,6 @@
             </w:pPr>
             <w:r>
               <w:rPr>
-                <w:rFonts w:ascii="Times New Roman" w:hAnsi="Times New Roman"/>
                 <w:sz w:val="20"/>
               </w:rPr>
               <w:t>Filtri, dettaglio JSON, correlazioni ed export</w:t>
@@ -5058,14 +6054,17 @@
         </w:tc>
       </w:tr>
       <w:tr>
+        <w:trPr>
+          <w:jc w:val="center"/>
+        </w:trPr>
         <w:tc>
           <w:tcPr>
-            <w:tcW w:type="dxa" w:w="2088"/>
+            <w:tcW w:w="2088" w:type="dxa"/>
             <w:tcMar>
               <w:top w:w="90" w:type="dxa"/>
-              <w:start w:w="110" w:type="dxa"/>
+              <w:left w:w="110" w:type="dxa"/>
               <w:bottom w:w="90" w:type="dxa"/>
-              <w:end w:w="110" w:type="dxa"/>
+              <w:right w:w="110" w:type="dxa"/>
             </w:tcMar>
             <w:vAlign w:val="center"/>
           </w:tcPr>
@@ -5076,7 +6075,6 @@
             </w:pPr>
             <w:r>
               <w:rPr>
-                <w:rFonts w:ascii="Times New Roman" w:hAnsi="Times New Roman"/>
                 <w:sz w:val="20"/>
               </w:rPr>
               <w:t>Import/export</w:t>
@@ -5085,12 +6083,12 @@
         </w:tc>
         <w:tc>
           <w:tcPr>
-            <w:tcW w:type="dxa" w:w="3384"/>
+            <w:tcW w:w="3384" w:type="dxa"/>
             <w:tcMar>
               <w:top w:w="90" w:type="dxa"/>
-              <w:start w:w="110" w:type="dxa"/>
+              <w:left w:w="110" w:type="dxa"/>
               <w:bottom w:w="90" w:type="dxa"/>
-              <w:end w:w="110" w:type="dxa"/>
+              <w:right w:w="110" w:type="dxa"/>
             </w:tcMar>
             <w:vAlign w:val="center"/>
           </w:tcPr>
@@ -5101,7 +6099,6 @@
             </w:pPr>
             <w:r>
               <w:rPr>
-                <w:rFonts w:ascii="Times New Roman" w:hAnsi="Times New Roman"/>
                 <w:sz w:val="20"/>
               </w:rPr>
               <w:t>src/importExport.js ed export.js</w:t>
@@ -5110,12 +6107,12 @@
         </w:tc>
         <w:tc>
           <w:tcPr>
-            <w:tcW w:type="dxa" w:w="1656"/>
+            <w:tcW w:w="1656" w:type="dxa"/>
             <w:tcMar>
               <w:top w:w="90" w:type="dxa"/>
-              <w:start w:w="110" w:type="dxa"/>
+              <w:left w:w="110" w:type="dxa"/>
               <w:bottom w:w="90" w:type="dxa"/>
-              <w:end w:w="110" w:type="dxa"/>
+              <w:right w:w="110" w:type="dxa"/>
             </w:tcMar>
             <w:vAlign w:val="center"/>
           </w:tcPr>
@@ -5126,7 +6123,6 @@
             </w:pPr>
             <w:r>
               <w:rPr>
-                <w:rFonts w:ascii="Times New Roman" w:hAnsi="Times New Roman"/>
                 <w:sz w:val="20"/>
               </w:rPr>
               <w:t>Completata</w:t>
@@ -5135,12 +6131,12 @@
         </w:tc>
         <w:tc>
           <w:tcPr>
-            <w:tcW w:type="dxa" w:w="2376"/>
+            <w:tcW w:w="2376" w:type="dxa"/>
             <w:tcMar>
               <w:top w:w="90" w:type="dxa"/>
-              <w:start w:w="110" w:type="dxa"/>
+              <w:left w:w="110" w:type="dxa"/>
               <w:bottom w:w="90" w:type="dxa"/>
-              <w:end w:w="110" w:type="dxa"/>
+              <w:right w:w="110" w:type="dxa"/>
             </w:tcMar>
             <w:vAlign w:val="center"/>
           </w:tcPr>
@@ -5151,7 +6147,6 @@
             </w:pPr>
             <w:r>
               <w:rPr>
-                <w:rFonts w:ascii="Times New Roman" w:hAnsi="Times New Roman"/>
                 <w:sz w:val="20"/>
               </w:rPr>
               <w:t>Fogli XLSX e modelli operativi</w:t>
@@ -5160,14 +6155,17 @@
         </w:tc>
       </w:tr>
       <w:tr>
+        <w:trPr>
+          <w:jc w:val="center"/>
+        </w:trPr>
         <w:tc>
           <w:tcPr>
-            <w:tcW w:type="dxa" w:w="2088"/>
+            <w:tcW w:w="2088" w:type="dxa"/>
             <w:tcMar>
               <w:top w:w="90" w:type="dxa"/>
-              <w:start w:w="110" w:type="dxa"/>
+              <w:left w:w="110" w:type="dxa"/>
               <w:bottom w:w="90" w:type="dxa"/>
-              <w:end w:w="110" w:type="dxa"/>
+              <w:right w:w="110" w:type="dxa"/>
             </w:tcMar>
             <w:vAlign w:val="center"/>
           </w:tcPr>
@@ -5178,7 +6176,6 @@
             </w:pPr>
             <w:r>
               <w:rPr>
-                <w:rFonts w:ascii="Times New Roman" w:hAnsi="Times New Roman"/>
                 <w:sz w:val="20"/>
               </w:rPr>
               <w:t>Lingue</w:t>
@@ -5187,12 +6184,12 @@
         </w:tc>
         <w:tc>
           <w:tcPr>
-            <w:tcW w:type="dxa" w:w="3384"/>
+            <w:tcW w:w="3384" w:type="dxa"/>
             <w:tcMar>
               <w:top w:w="90" w:type="dxa"/>
-              <w:start w:w="110" w:type="dxa"/>
+              <w:left w:w="110" w:type="dxa"/>
               <w:bottom w:w="90" w:type="dxa"/>
-              <w:end w:w="110" w:type="dxa"/>
+              <w:right w:w="110" w:type="dxa"/>
             </w:tcMar>
             <w:vAlign w:val="center"/>
           </w:tcPr>
@@ -5203,7 +6200,6 @@
             </w:pPr>
             <w:r>
               <w:rPr>
-                <w:rFonts w:ascii="Times New Roman" w:hAnsi="Times New Roman"/>
                 <w:sz w:val="20"/>
               </w:rPr>
               <w:t>src/i18n.js</w:t>
@@ -5212,12 +6208,12 @@
         </w:tc>
         <w:tc>
           <w:tcPr>
-            <w:tcW w:type="dxa" w:w="1656"/>
+            <w:tcW w:w="1656" w:type="dxa"/>
             <w:tcMar>
               <w:top w:w="90" w:type="dxa"/>
-              <w:start w:w="110" w:type="dxa"/>
+              <w:left w:w="110" w:type="dxa"/>
               <w:bottom w:w="90" w:type="dxa"/>
-              <w:end w:w="110" w:type="dxa"/>
+              <w:right w:w="110" w:type="dxa"/>
             </w:tcMar>
             <w:vAlign w:val="center"/>
           </w:tcPr>
@@ -5228,7 +6224,6 @@
             </w:pPr>
             <w:r>
               <w:rPr>
-                <w:rFonts w:ascii="Times New Roman" w:hAnsi="Times New Roman"/>
                 <w:sz w:val="20"/>
               </w:rPr>
               <w:t>Completata</w:t>
@@ -5237,12 +6232,12 @@
         </w:tc>
         <w:tc>
           <w:tcPr>
-            <w:tcW w:type="dxa" w:w="2376"/>
+            <w:tcW w:w="2376" w:type="dxa"/>
             <w:tcMar>
               <w:top w:w="90" w:type="dxa"/>
-              <w:start w:w="110" w:type="dxa"/>
+              <w:left w:w="110" w:type="dxa"/>
               <w:bottom w:w="90" w:type="dxa"/>
-              <w:end w:w="110" w:type="dxa"/>
+              <w:right w:w="110" w:type="dxa"/>
             </w:tcMar>
             <w:vAlign w:val="center"/>
           </w:tcPr>
@@ -5253,7 +6248,6 @@
             </w:pPr>
             <w:r>
               <w:rPr>
-                <w:rFonts w:ascii="Times New Roman" w:hAnsi="Times New Roman"/>
                 <w:sz w:val="20"/>
               </w:rPr>
               <w:t>Interfaccia italiana e inglese</w:t>
@@ -5262,14 +6256,17 @@
         </w:tc>
       </w:tr>
       <w:tr>
+        <w:trPr>
+          <w:jc w:val="center"/>
+        </w:trPr>
         <w:tc>
           <w:tcPr>
-            <w:tcW w:type="dxa" w:w="2088"/>
+            <w:tcW w:w="2088" w:type="dxa"/>
             <w:tcMar>
               <w:top w:w="90" w:type="dxa"/>
-              <w:start w:w="110" w:type="dxa"/>
+              <w:left w:w="110" w:type="dxa"/>
               <w:bottom w:w="90" w:type="dxa"/>
-              <w:end w:w="110" w:type="dxa"/>
+              <w:right w:w="110" w:type="dxa"/>
             </w:tcMar>
             <w:vAlign w:val="center"/>
           </w:tcPr>
@@ -5280,7 +6277,6 @@
             </w:pPr>
             <w:r>
               <w:rPr>
-                <w:rFonts w:ascii="Times New Roman" w:hAnsi="Times New Roman"/>
                 <w:sz w:val="20"/>
               </w:rPr>
               <w:t>Logo e favicon</w:t>
@@ -5289,12 +6285,12 @@
         </w:tc>
         <w:tc>
           <w:tcPr>
-            <w:tcW w:type="dxa" w:w="3384"/>
+            <w:tcW w:w="3384" w:type="dxa"/>
             <w:tcMar>
               <w:top w:w="90" w:type="dxa"/>
-              <w:start w:w="110" w:type="dxa"/>
+              <w:left w:w="110" w:type="dxa"/>
               <w:bottom w:w="90" w:type="dxa"/>
-              <w:end w:w="110" w:type="dxa"/>
+              <w:right w:w="110" w:type="dxa"/>
             </w:tcMar>
             <w:vAlign w:val="center"/>
           </w:tcPr>
@@ -5305,7 +6301,6 @@
             </w:pPr>
             <w:r>
               <w:rPr>
-                <w:rFonts w:ascii="Times New Roman" w:hAnsi="Times New Roman"/>
                 <w:sz w:val="20"/>
               </w:rPr>
               <w:t>assets/branding/</w:t>
@@ -5314,12 +6309,12 @@
         </w:tc>
         <w:tc>
           <w:tcPr>
-            <w:tcW w:type="dxa" w:w="1656"/>
+            <w:tcW w:w="1656" w:type="dxa"/>
             <w:tcMar>
               <w:top w:w="90" w:type="dxa"/>
-              <w:start w:w="110" w:type="dxa"/>
+              <w:left w:w="110" w:type="dxa"/>
               <w:bottom w:w="90" w:type="dxa"/>
-              <w:end w:w="110" w:type="dxa"/>
+              <w:right w:w="110" w:type="dxa"/>
             </w:tcMar>
             <w:vAlign w:val="center"/>
           </w:tcPr>
@@ -5330,7 +6325,6 @@
             </w:pPr>
             <w:r>
               <w:rPr>
-                <w:rFonts w:ascii="Times New Roman" w:hAnsi="Times New Roman"/>
                 <w:sz w:val="20"/>
               </w:rPr>
               <w:t>Completata</w:t>
@@ -5339,12 +6333,12 @@
         </w:tc>
         <w:tc>
           <w:tcPr>
-            <w:tcW w:type="dxa" w:w="2376"/>
+            <w:tcW w:w="2376" w:type="dxa"/>
             <w:tcMar>
               <w:top w:w="90" w:type="dxa"/>
-              <w:start w:w="110" w:type="dxa"/>
+              <w:left w:w="110" w:type="dxa"/>
               <w:bottom w:w="90" w:type="dxa"/>
-              <w:end w:w="110" w:type="dxa"/>
+              <w:right w:w="110" w:type="dxa"/>
             </w:tcMar>
             <w:vAlign w:val="center"/>
           </w:tcPr>
@@ -5355,7 +6349,6 @@
             </w:pPr>
             <w:r>
               <w:rPr>
-                <w:rFonts w:ascii="Times New Roman" w:hAnsi="Times New Roman"/>
                 <w:sz w:val="20"/>
               </w:rPr>
               <w:t>Identità visiva della home, header e browser</w:t>
@@ -5364,14 +6357,17 @@
         </w:tc>
       </w:tr>
       <w:tr>
+        <w:trPr>
+          <w:jc w:val="center"/>
+        </w:trPr>
         <w:tc>
           <w:tcPr>
-            <w:tcW w:type="dxa" w:w="2088"/>
+            <w:tcW w:w="2088" w:type="dxa"/>
             <w:tcMar>
               <w:top w:w="90" w:type="dxa"/>
-              <w:start w:w="110" w:type="dxa"/>
+              <w:left w:w="110" w:type="dxa"/>
               <w:bottom w:w="90" w:type="dxa"/>
-              <w:end w:w="110" w:type="dxa"/>
+              <w:right w:w="110" w:type="dxa"/>
             </w:tcMar>
             <w:vAlign w:val="center"/>
           </w:tcPr>
@@ -5382,7 +6378,6 @@
             </w:pPr>
             <w:r>
               <w:rPr>
-                <w:rFonts w:ascii="Times New Roman" w:hAnsi="Times New Roman"/>
                 <w:sz w:val="20"/>
               </w:rPr>
               <w:t>Ringraziamenti</w:t>
@@ -5391,12 +6386,12 @@
         </w:tc>
         <w:tc>
           <w:tcPr>
-            <w:tcW w:type="dxa" w:w="3384"/>
+            <w:tcW w:w="3384" w:type="dxa"/>
             <w:tcMar>
               <w:top w:w="90" w:type="dxa"/>
-              <w:start w:w="110" w:type="dxa"/>
+              <w:left w:w="110" w:type="dxa"/>
               <w:bottom w:w="90" w:type="dxa"/>
-              <w:end w:w="110" w:type="dxa"/>
+              <w:right w:w="110" w:type="dxa"/>
             </w:tcMar>
             <w:vAlign w:val="center"/>
           </w:tcPr>
@@ -5407,7 +6402,6 @@
             </w:pPr>
             <w:r>
               <w:rPr>
-                <w:rFonts w:ascii="Times New Roman" w:hAnsi="Times New Roman"/>
                 <w:sz w:val="20"/>
               </w:rPr>
               <w:t>rotta e vista dedicate</w:t>
@@ -5416,12 +6410,12 @@
         </w:tc>
         <w:tc>
           <w:tcPr>
-            <w:tcW w:type="dxa" w:w="1656"/>
+            <w:tcW w:w="1656" w:type="dxa"/>
             <w:tcMar>
               <w:top w:w="90" w:type="dxa"/>
-              <w:start w:w="110" w:type="dxa"/>
+              <w:left w:w="110" w:type="dxa"/>
               <w:bottom w:w="90" w:type="dxa"/>
-              <w:end w:w="110" w:type="dxa"/>
+              <w:right w:w="110" w:type="dxa"/>
             </w:tcMar>
             <w:vAlign w:val="center"/>
           </w:tcPr>
@@ -5432,7 +6426,6 @@
             </w:pPr>
             <w:r>
               <w:rPr>
-                <w:rFonts w:ascii="Times New Roman" w:hAnsi="Times New Roman"/>
                 <w:sz w:val="20"/>
               </w:rPr>
               <w:t>Completata</w:t>
@@ -5441,12 +6434,12 @@
         </w:tc>
         <w:tc>
           <w:tcPr>
-            <w:tcW w:type="dxa" w:w="2376"/>
+            <w:tcW w:w="2376" w:type="dxa"/>
             <w:tcMar>
               <w:top w:w="90" w:type="dxa"/>
-              <w:start w:w="110" w:type="dxa"/>
+              <w:left w:w="110" w:type="dxa"/>
               <w:bottom w:w="90" w:type="dxa"/>
-              <w:end w:w="110" w:type="dxa"/>
+              <w:right w:w="110" w:type="dxa"/>
             </w:tcMar>
             <w:vAlign w:val="center"/>
           </w:tcPr>
@@ -5457,7 +6450,6 @@
             </w:pPr>
             <w:r>
               <w:rPr>
-                <w:rFonts w:ascii="Times New Roman" w:hAnsi="Times New Roman"/>
                 <w:sz w:val="20"/>
               </w:rPr>
               <w:t>Sezione personale separata dai moduli</w:t>
@@ -5466,14 +6458,17 @@
         </w:tc>
       </w:tr>
       <w:tr>
+        <w:trPr>
+          <w:jc w:val="center"/>
+        </w:trPr>
         <w:tc>
           <w:tcPr>
-            <w:tcW w:type="dxa" w:w="2088"/>
+            <w:tcW w:w="2088" w:type="dxa"/>
             <w:tcMar>
               <w:top w:w="90" w:type="dxa"/>
-              <w:start w:w="110" w:type="dxa"/>
+              <w:left w:w="110" w:type="dxa"/>
               <w:bottom w:w="90" w:type="dxa"/>
-              <w:end w:w="110" w:type="dxa"/>
+              <w:right w:w="110" w:type="dxa"/>
             </w:tcMar>
             <w:vAlign w:val="center"/>
           </w:tcPr>
@@ -5484,7 +6479,6 @@
             </w:pPr>
             <w:r>
               <w:rPr>
-                <w:rFonts w:ascii="Times New Roman" w:hAnsi="Times New Roman"/>
                 <w:sz w:val="20"/>
               </w:rPr>
               <w:t>Deployment</w:t>
@@ -5493,12 +6487,12 @@
         </w:tc>
         <w:tc>
           <w:tcPr>
-            <w:tcW w:type="dxa" w:w="3384"/>
+            <w:tcW w:w="3384" w:type="dxa"/>
             <w:tcMar>
               <w:top w:w="90" w:type="dxa"/>
-              <w:start w:w="110" w:type="dxa"/>
+              <w:left w:w="110" w:type="dxa"/>
               <w:bottom w:w="90" w:type="dxa"/>
-              <w:end w:w="110" w:type="dxa"/>
+              <w:right w:w="110" w:type="dxa"/>
             </w:tcMar>
             <w:vAlign w:val="center"/>
           </w:tcPr>
@@ -5509,7 +6503,6 @@
             </w:pPr>
             <w:r>
               <w:rPr>
-                <w:rFonts w:ascii="Times New Roman" w:hAnsi="Times New Roman"/>
                 <w:sz w:val="20"/>
               </w:rPr>
               <w:t>GitHub Pages - main</w:t>
@@ -5518,12 +6511,12 @@
         </w:tc>
         <w:tc>
           <w:tcPr>
-            <w:tcW w:type="dxa" w:w="1656"/>
+            <w:tcW w:w="1656" w:type="dxa"/>
             <w:tcMar>
               <w:top w:w="90" w:type="dxa"/>
-              <w:start w:w="110" w:type="dxa"/>
+              <w:left w:w="110" w:type="dxa"/>
               <w:bottom w:w="90" w:type="dxa"/>
-              <w:end w:w="110" w:type="dxa"/>
+              <w:right w:w="110" w:type="dxa"/>
             </w:tcMar>
             <w:vAlign w:val="center"/>
           </w:tcPr>
@@ -5534,7 +6527,6 @@
             </w:pPr>
             <w:r>
               <w:rPr>
-                <w:rFonts w:ascii="Times New Roman" w:hAnsi="Times New Roman"/>
                 <w:sz w:val="20"/>
               </w:rPr>
               <w:t>Verificato</w:t>
@@ -5543,12 +6535,12 @@
         </w:tc>
         <w:tc>
           <w:tcPr>
-            <w:tcW w:type="dxa" w:w="2376"/>
+            <w:tcW w:w="2376" w:type="dxa"/>
             <w:tcMar>
               <w:top w:w="90" w:type="dxa"/>
-              <w:start w:w="110" w:type="dxa"/>
+              <w:left w:w="110" w:type="dxa"/>
               <w:bottom w:w="90" w:type="dxa"/>
-              <w:end w:w="110" w:type="dxa"/>
+              <w:right w:w="110" w:type="dxa"/>
             </w:tcMar>
             <w:vAlign w:val="center"/>
           </w:tcPr>
@@ -5559,7 +6551,6 @@
             </w:pPr>
             <w:r>
               <w:rPr>
-                <w:rFonts w:ascii="Times New Roman" w:hAnsi="Times New Roman"/>
                 <w:sz w:val="20"/>
               </w:rPr>
               <w:t>Pubblicazione della build 20260730-f12</w:t>
@@ -5568,14 +6559,17 @@
         </w:tc>
       </w:tr>
       <w:tr>
+        <w:trPr>
+          <w:jc w:val="center"/>
+        </w:trPr>
         <w:tc>
           <w:tcPr>
-            <w:tcW w:type="dxa" w:w="2088"/>
+            <w:tcW w:w="2088" w:type="dxa"/>
             <w:tcMar>
               <w:top w:w="90" w:type="dxa"/>
-              <w:start w:w="110" w:type="dxa"/>
+              <w:left w:w="110" w:type="dxa"/>
               <w:bottom w:w="90" w:type="dxa"/>
-              <w:end w:w="110" w:type="dxa"/>
+              <w:right w:w="110" w:type="dxa"/>
             </w:tcMar>
             <w:vAlign w:val="center"/>
           </w:tcPr>
@@ -5586,21 +6580,26 @@
             </w:pPr>
             <w:r>
               <w:rPr>
-                <w:rFonts w:ascii="Times New Roman" w:hAnsi="Times New Roman"/>
                 <w:sz w:val="20"/>
               </w:rPr>
-              <w:t>Relazione frontend v1.0</w:t>
+              <w:t>Relazione fr</w:t>
+            </w:r>
+            <w:r>
+              <w:rPr>
+                <w:sz w:val="20"/>
+              </w:rPr>
+              <w:t>ontend v1.0</w:t>
             </w:r>
           </w:p>
         </w:tc>
         <w:tc>
           <w:tcPr>
-            <w:tcW w:type="dxa" w:w="3384"/>
+            <w:tcW w:w="3384" w:type="dxa"/>
             <w:tcMar>
               <w:top w:w="90" w:type="dxa"/>
-              <w:start w:w="110" w:type="dxa"/>
+              <w:left w:w="110" w:type="dxa"/>
               <w:bottom w:w="90" w:type="dxa"/>
-              <w:end w:w="110" w:type="dxa"/>
+              <w:right w:w="110" w:type="dxa"/>
             </w:tcMar>
             <w:vAlign w:val="center"/>
           </w:tcPr>
@@ -5611,7 +6610,6 @@
             </w:pPr>
             <w:r>
               <w:rPr>
-                <w:rFonts w:ascii="Times New Roman" w:hAnsi="Times New Roman"/>
                 <w:sz w:val="20"/>
               </w:rPr>
               <w:t>docs/Relazione_Tecnica_Frontend_Applicativo_v1.0.docx</w:t>
@@ -5620,12 +6618,12 @@
         </w:tc>
         <w:tc>
           <w:tcPr>
-            <w:tcW w:type="dxa" w:w="1656"/>
+            <w:tcW w:w="1656" w:type="dxa"/>
             <w:tcMar>
               <w:top w:w="90" w:type="dxa"/>
-              <w:start w:w="110" w:type="dxa"/>
+              <w:left w:w="110" w:type="dxa"/>
               <w:bottom w:w="90" w:type="dxa"/>
-              <w:end w:w="110" w:type="dxa"/>
+              <w:right w:w="110" w:type="dxa"/>
             </w:tcMar>
             <w:vAlign w:val="center"/>
           </w:tcPr>
@@ -5636,7 +6634,6 @@
             </w:pPr>
             <w:r>
               <w:rPr>
-                <w:rFonts w:ascii="Times New Roman" w:hAnsi="Times New Roman"/>
                 <w:sz w:val="20"/>
               </w:rPr>
               <w:t>Completata</w:t>
@@ -5645,12 +6642,12 @@
         </w:tc>
         <w:tc>
           <w:tcPr>
-            <w:tcW w:type="dxa" w:w="2376"/>
+            <w:tcW w:w="2376" w:type="dxa"/>
             <w:tcMar>
               <w:top w:w="90" w:type="dxa"/>
-              <w:start w:w="110" w:type="dxa"/>
+              <w:left w:w="110" w:type="dxa"/>
               <w:bottom w:w="90" w:type="dxa"/>
-              <w:end w:w="110" w:type="dxa"/>
+              <w:right w:w="110" w:type="dxa"/>
             </w:tcMar>
             <w:vAlign w:val="center"/>
           </w:tcPr>
@@ -5661,7 +6658,6 @@
             </w:pPr>
             <w:r>
               <w:rPr>
-                <w:rFonts w:ascii="Times New Roman" w:hAnsi="Times New Roman"/>
                 <w:sz w:val="20"/>
               </w:rPr>
               <w:t>Allegato tecnico applicativo</w:t>
@@ -5670,14 +6666,17 @@
         </w:tc>
       </w:tr>
       <w:tr>
+        <w:trPr>
+          <w:jc w:val="center"/>
+        </w:trPr>
         <w:tc>
           <w:tcPr>
-            <w:tcW w:type="dxa" w:w="2088"/>
+            <w:tcW w:w="2088" w:type="dxa"/>
             <w:tcMar>
               <w:top w:w="90" w:type="dxa"/>
-              <w:start w:w="110" w:type="dxa"/>
+              <w:left w:w="110" w:type="dxa"/>
               <w:bottom w:w="90" w:type="dxa"/>
-              <w:end w:w="110" w:type="dxa"/>
+              <w:right w:w="110" w:type="dxa"/>
             </w:tcMar>
             <w:vAlign w:val="center"/>
           </w:tcPr>
@@ -5688,7 +6687,6 @@
             </w:pPr>
             <w:r>
               <w:rPr>
-                <w:rFonts w:ascii="Times New Roman" w:hAnsi="Times New Roman"/>
                 <w:sz w:val="20"/>
               </w:rPr>
               <w:t>Diagramma navigazione V5</w:t>
@@ -5697,12 +6695,12 @@
         </w:tc>
         <w:tc>
           <w:tcPr>
-            <w:tcW w:type="dxa" w:w="3384"/>
+            <w:tcW w:w="3384" w:type="dxa"/>
             <w:tcMar>
               <w:top w:w="90" w:type="dxa"/>
-              <w:start w:w="110" w:type="dxa"/>
+              <w:left w:w="110" w:type="dxa"/>
               <w:bottom w:w="90" w:type="dxa"/>
-              <w:end w:w="110" w:type="dxa"/>
+              <w:right w:w="110" w:type="dxa"/>
             </w:tcMar>
             <w:vAlign w:val="center"/>
           </w:tcPr>
@@ -5713,7 +6711,6 @@
             </w:pPr>
             <w:r>
               <w:rPr>
-                <w:rFonts w:ascii="Times New Roman" w:hAnsi="Times New Roman"/>
                 <w:sz w:val="20"/>
               </w:rPr>
               <w:t>docs/diagrammi/Diagramma_Navigazione_Frontend_v5.pdf</w:t>
@@ -5722,12 +6719,12 @@
         </w:tc>
         <w:tc>
           <w:tcPr>
-            <w:tcW w:type="dxa" w:w="1656"/>
+            <w:tcW w:w="1656" w:type="dxa"/>
             <w:tcMar>
               <w:top w:w="90" w:type="dxa"/>
-              <w:start w:w="110" w:type="dxa"/>
+              <w:left w:w="110" w:type="dxa"/>
               <w:bottom w:w="90" w:type="dxa"/>
-              <w:end w:w="110" w:type="dxa"/>
+              <w:right w:w="110" w:type="dxa"/>
             </w:tcMar>
             <w:vAlign w:val="center"/>
           </w:tcPr>
@@ -5738,7 +6735,6 @@
             </w:pPr>
             <w:r>
               <w:rPr>
-                <w:rFonts w:ascii="Times New Roman" w:hAnsi="Times New Roman"/>
                 <w:sz w:val="20"/>
               </w:rPr>
               <w:t>Completato</w:t>
@@ -5747,12 +6743,12 @@
         </w:tc>
         <w:tc>
           <w:tcPr>
-            <w:tcW w:type="dxa" w:w="2376"/>
+            <w:tcW w:w="2376" w:type="dxa"/>
             <w:tcMar>
               <w:top w:w="90" w:type="dxa"/>
-              <w:start w:w="110" w:type="dxa"/>
+              <w:left w:w="110" w:type="dxa"/>
               <w:bottom w:w="90" w:type="dxa"/>
-              <w:end w:w="110" w:type="dxa"/>
+              <w:right w:w="110" w:type="dxa"/>
             </w:tcMar>
             <w:vAlign w:val="center"/>
           </w:tcPr>
@@ -5763,7 +6759,6 @@
             </w:pPr>
             <w:r>
               <w:rPr>
-                <w:rFonts w:ascii="Times New Roman" w:hAnsi="Times New Roman"/>
                 <w:sz w:val="20"/>
               </w:rPr>
               <w:t>Mappa dei flussi e dei moduli</w:t>
@@ -5772,14 +6767,17 @@
         </w:tc>
       </w:tr>
       <w:tr>
+        <w:trPr>
+          <w:jc w:val="center"/>
+        </w:trPr>
         <w:tc>
           <w:tcPr>
-            <w:tcW w:type="dxa" w:w="2088"/>
+            <w:tcW w:w="2088" w:type="dxa"/>
             <w:tcMar>
               <w:top w:w="90" w:type="dxa"/>
-              <w:start w:w="110" w:type="dxa"/>
+              <w:left w:w="110" w:type="dxa"/>
               <w:bottom w:w="90" w:type="dxa"/>
-              <w:end w:w="110" w:type="dxa"/>
+              <w:right w:w="110" w:type="dxa"/>
             </w:tcMar>
             <w:vAlign w:val="center"/>
           </w:tcPr>
@@ -5790,7 +6788,6 @@
             </w:pPr>
             <w:r>
               <w:rPr>
-                <w:rFonts w:ascii="Times New Roman" w:hAnsi="Times New Roman"/>
                 <w:sz w:val="20"/>
               </w:rPr>
               <w:t>README principale</w:t>
@@ -5799,12 +6796,12 @@
         </w:tc>
         <w:tc>
           <w:tcPr>
-            <w:tcW w:type="dxa" w:w="3384"/>
+            <w:tcW w:w="3384" w:type="dxa"/>
             <w:tcMar>
               <w:top w:w="90" w:type="dxa"/>
-              <w:start w:w="110" w:type="dxa"/>
+              <w:left w:w="110" w:type="dxa"/>
               <w:bottom w:w="90" w:type="dxa"/>
-              <w:end w:w="110" w:type="dxa"/>
+              <w:right w:w="110" w:type="dxa"/>
             </w:tcMar>
             <w:vAlign w:val="center"/>
           </w:tcPr>
@@ -5815,7 +6812,6 @@
             </w:pPr>
             <w:r>
               <w:rPr>
-                <w:rFonts w:ascii="Times New Roman" w:hAnsi="Times New Roman"/>
                 <w:sz w:val="20"/>
               </w:rPr>
               <w:t>README.md</w:t>
@@ -5824,12 +6820,12 @@
         </w:tc>
         <w:tc>
           <w:tcPr>
-            <w:tcW w:type="dxa" w:w="1656"/>
+            <w:tcW w:w="1656" w:type="dxa"/>
             <w:tcMar>
               <w:top w:w="90" w:type="dxa"/>
-              <w:start w:w="110" w:type="dxa"/>
+              <w:left w:w="110" w:type="dxa"/>
               <w:bottom w:w="90" w:type="dxa"/>
-              <w:end w:w="110" w:type="dxa"/>
+              <w:right w:w="110" w:type="dxa"/>
             </w:tcMar>
             <w:vAlign w:val="center"/>
           </w:tcPr>
@@ -5840,7 +6836,6 @@
             </w:pPr>
             <w:r>
               <w:rPr>
-                <w:rFonts w:ascii="Times New Roman" w:hAnsi="Times New Roman"/>
                 <w:sz w:val="20"/>
               </w:rPr>
               <w:t>Da aggiornare</w:t>
@@ -5849,12 +6844,12 @@
         </w:tc>
         <w:tc>
           <w:tcPr>
-            <w:tcW w:type="dxa" w:w="2376"/>
+            <w:tcW w:w="2376" w:type="dxa"/>
             <w:tcMar>
               <w:top w:w="90" w:type="dxa"/>
-              <w:start w:w="110" w:type="dxa"/>
+              <w:left w:w="110" w:type="dxa"/>
               <w:bottom w:w="90" w:type="dxa"/>
-              <w:end w:w="110" w:type="dxa"/>
+              <w:right w:w="110" w:type="dxa"/>
             </w:tcMar>
             <w:vAlign w:val="center"/>
           </w:tcPr>
@@ -5865,7 +6860,6 @@
             </w:pPr>
             <w:r>
               <w:rPr>
-                <w:rFonts w:ascii="Times New Roman" w:hAnsi="Times New Roman"/>
                 <w:sz w:val="20"/>
               </w:rPr>
               <w:t>Sintesi e accesso alla documentazione</w:t>
@@ -5874,14 +6868,17 @@
         </w:tc>
       </w:tr>
       <w:tr>
+        <w:trPr>
+          <w:jc w:val="center"/>
+        </w:trPr>
         <w:tc>
           <w:tcPr>
-            <w:tcW w:type="dxa" w:w="2088"/>
+            <w:tcW w:w="2088" w:type="dxa"/>
             <w:tcMar>
               <w:top w:w="90" w:type="dxa"/>
-              <w:start w:w="110" w:type="dxa"/>
+              <w:left w:w="110" w:type="dxa"/>
               <w:bottom w:w="90" w:type="dxa"/>
-              <w:end w:w="110" w:type="dxa"/>
+              <w:right w:w="110" w:type="dxa"/>
             </w:tcMar>
             <w:vAlign w:val="center"/>
           </w:tcPr>
@@ -5892,7 +6889,6 @@
             </w:pPr>
             <w:r>
               <w:rPr>
-                <w:rFonts w:ascii="Times New Roman" w:hAnsi="Times New Roman"/>
                 <w:sz w:val="20"/>
               </w:rPr>
               <w:t>Indice documentale</w:t>
@@ -5901,12 +6897,12 @@
         </w:tc>
         <w:tc>
           <w:tcPr>
-            <w:tcW w:type="dxa" w:w="3384"/>
+            <w:tcW w:w="3384" w:type="dxa"/>
             <w:tcMar>
               <w:top w:w="90" w:type="dxa"/>
-              <w:start w:w="110" w:type="dxa"/>
+              <w:left w:w="110" w:type="dxa"/>
               <w:bottom w:w="90" w:type="dxa"/>
-              <w:end w:w="110" w:type="dxa"/>
+              <w:right w:w="110" w:type="dxa"/>
             </w:tcMar>
             <w:vAlign w:val="center"/>
           </w:tcPr>
@@ -5917,7 +6913,6 @@
             </w:pPr>
             <w:r>
               <w:rPr>
-                <w:rFonts w:ascii="Times New Roman" w:hAnsi="Times New Roman"/>
                 <w:sz w:val="20"/>
               </w:rPr>
               <w:t>docs/README.md</w:t>
@@ -5926,12 +6921,12 @@
         </w:tc>
         <w:tc>
           <w:tcPr>
-            <w:tcW w:type="dxa" w:w="1656"/>
+            <w:tcW w:w="1656" w:type="dxa"/>
             <w:tcMar>
               <w:top w:w="90" w:type="dxa"/>
-              <w:start w:w="110" w:type="dxa"/>
+              <w:left w:w="110" w:type="dxa"/>
               <w:bottom w:w="90" w:type="dxa"/>
-              <w:end w:w="110" w:type="dxa"/>
+              <w:right w:w="110" w:type="dxa"/>
             </w:tcMar>
             <w:vAlign w:val="center"/>
           </w:tcPr>
@@ -5942,7 +6937,6 @@
             </w:pPr>
             <w:r>
               <w:rPr>
-                <w:rFonts w:ascii="Times New Roman" w:hAnsi="Times New Roman"/>
                 <w:sz w:val="20"/>
               </w:rPr>
               <w:t>Da aggiornare</w:t>
@@ -5951,12 +6945,12 @@
         </w:tc>
         <w:tc>
           <w:tcPr>
-            <w:tcW w:type="dxa" w:w="2376"/>
+            <w:tcW w:w="2376" w:type="dxa"/>
             <w:tcMar>
               <w:top w:w="90" w:type="dxa"/>
-              <w:start w:w="110" w:type="dxa"/>
+              <w:left w:w="110" w:type="dxa"/>
               <w:bottom w:w="90" w:type="dxa"/>
-              <w:end w:w="110" w:type="dxa"/>
+              <w:right w:w="110" w:type="dxa"/>
             </w:tcMar>
             <w:vAlign w:val="center"/>
           </w:tcPr>
@@ -5967,7 +6961,6 @@
             </w:pPr>
             <w:r>
               <w:rPr>
-                <w:rFonts w:ascii="Times New Roman" w:hAnsi="Times New Roman"/>
                 <w:sz w:val="20"/>
               </w:rPr>
               <w:t>Mappa dei file in docs</w:t>
@@ -5976,14 +6969,17 @@
         </w:tc>
       </w:tr>
       <w:tr>
+        <w:trPr>
+          <w:jc w:val="center"/>
+        </w:trPr>
         <w:tc>
           <w:tcPr>
-            <w:tcW w:type="dxa" w:w="2088"/>
+            <w:tcW w:w="2088" w:type="dxa"/>
             <w:tcMar>
               <w:top w:w="90" w:type="dxa"/>
-              <w:start w:w="110" w:type="dxa"/>
+              <w:left w:w="110" w:type="dxa"/>
               <w:bottom w:w="90" w:type="dxa"/>
-              <w:end w:w="110" w:type="dxa"/>
+              <w:right w:w="110" w:type="dxa"/>
             </w:tcMar>
             <w:vAlign w:val="center"/>
           </w:tcPr>
@@ -5994,7 +6990,6 @@
             </w:pPr>
             <w:r>
               <w:rPr>
-                <w:rFonts w:ascii="Times New Roman" w:hAnsi="Times New Roman"/>
                 <w:sz w:val="20"/>
               </w:rPr>
               <w:t>Documento principale PW</w:t>
@@ -6003,12 +6998,12 @@
         </w:tc>
         <w:tc>
           <w:tcPr>
-            <w:tcW w:type="dxa" w:w="3384"/>
+            <w:tcW w:w="3384" w:type="dxa"/>
             <w:tcMar>
               <w:top w:w="90" w:type="dxa"/>
-              <w:start w:w="110" w:type="dxa"/>
+              <w:left w:w="110" w:type="dxa"/>
               <w:bottom w:w="90" w:type="dxa"/>
-              <w:end w:w="110" w:type="dxa"/>
+              <w:right w:w="110" w:type="dxa"/>
             </w:tcMar>
             <w:vAlign w:val="center"/>
           </w:tcPr>
@@ -6019,7 +7014,6 @@
             </w:pPr>
             <w:r>
               <w:rPr>
-                <w:rFonts w:ascii="Times New Roman" w:hAnsi="Times New Roman"/>
                 <w:sz w:val="20"/>
               </w:rPr>
               <w:t>Template ufficiale</w:t>
@@ -6028,12 +7022,12 @@
         </w:tc>
         <w:tc>
           <w:tcPr>
-            <w:tcW w:type="dxa" w:w="1656"/>
+            <w:tcW w:w="1656" w:type="dxa"/>
             <w:tcMar>
               <w:top w:w="90" w:type="dxa"/>
-              <w:start w:w="110" w:type="dxa"/>
+              <w:left w:w="110" w:type="dxa"/>
               <w:bottom w:w="90" w:type="dxa"/>
-              <w:end w:w="110" w:type="dxa"/>
+              <w:right w:w="110" w:type="dxa"/>
             </w:tcMar>
             <w:vAlign w:val="center"/>
           </w:tcPr>
@@ -6044,7 +7038,6 @@
             </w:pPr>
             <w:r>
               <w:rPr>
-                <w:rFonts w:ascii="Times New Roman" w:hAnsi="Times New Roman"/>
                 <w:sz w:val="20"/>
               </w:rPr>
               <w:t>Da riallineare</w:t>
@@ -6053,12 +7046,12 @@
         </w:tc>
         <w:tc>
           <w:tcPr>
-            <w:tcW w:type="dxa" w:w="2376"/>
+            <w:tcW w:w="2376" w:type="dxa"/>
             <w:tcMar>
               <w:top w:w="90" w:type="dxa"/>
-              <w:start w:w="110" w:type="dxa"/>
+              <w:left w:w="110" w:type="dxa"/>
               <w:bottom w:w="90" w:type="dxa"/>
-              <w:end w:w="110" w:type="dxa"/>
+              <w:right w:w="110" w:type="dxa"/>
             </w:tcMar>
             <w:vAlign w:val="center"/>
           </w:tcPr>
@@ -6069,7 +7062,6 @@
             </w:pPr>
             <w:r>
               <w:rPr>
-                <w:rFonts w:ascii="Times New Roman" w:hAnsi="Times New Roman"/>
                 <w:sz w:val="20"/>
               </w:rPr>
               <w:t>Presentazione complessiva del progetto</w:t>
@@ -6084,8 +7076,8 @@
       </w:pPr>
     </w:p>
     <w:sectPr>
-      <w:headerReference w:type="default" r:id="rId10"/>
-      <w:footerReference w:type="default" r:id="rId11"/>
+      <w:headerReference w:type="default" r:id="rId9"/>
+      <w:footerReference w:type="default" r:id="rId10"/>
       <w:pgSz w:w="11906" w:h="16838"/>
       <w:pgMar w:top="1134" w:right="1247" w:bottom="1020" w:left="1247" w:header="720" w:footer="720" w:gutter="0"/>
       <w:cols w:space="720"/>
@@ -6096,7 +7088,7 @@
 </file>
 
 <file path=word/endnotes.xml><?xml version="1.0" encoding="utf-8"?>
-<w:endnotes xmlns:wpc="http://schemas.microsoft.com/office/word/2010/wordprocessingCanvas" xmlns:cx="http://schemas.microsoft.com/office/drawing/2014/chartex" xmlns:cx1="http://schemas.microsoft.com/office/drawing/2015/9/8/chartex" xmlns:cx2="http://schemas.microsoft.com/office/drawing/2015/10/21/chartex" xmlns:cx3="http://schemas.microsoft.com/office/drawing/2016/5/9/chartex" xmlns:cx4="http://schemas.microsoft.com/office/drawing/2016/5/10/chartex" xmlns:cx5="http://schemas.microsoft.com/office/drawing/2016/5/11/chartex" xmlns:cx6="http://schemas.microsoft.com/office/drawing/2016/5/12/chartex" xmlns:cx7="http://schemas.microsoft.com/office/drawing/2016/5/13/chartex" xmlns:cx8="http://schemas.microsoft.com/office/drawing/2016/5/14/chartex" xmlns:mc="http://schemas.openxmlformats.org/markup-compatibility/2006" xmlns:aink="http://schemas.microsoft.com/office/drawing/2016/ink" xmlns:am3d="http://schemas.microsoft.com/office/drawing/2017/model3d" xmlns:o="urn:schemas-microsoft-com:office:office" xmlns:oel="http://schemas.microsoft.com/office/2019/extlst" xmlns:r="http://schemas.openxmlformats.org/officeDocument/2006/relationships" xmlns:m="http://schemas.openxmlformats.org/officeDocument/2006/math" xmlns:v="urn:schemas-microsoft-com:vml" xmlns:wp14="http://schemas.microsoft.com/office/word/2010/wordprocessingDrawing" xmlns:wp="http://schemas.openxmlformats.org/drawingml/2006/wordprocessingDrawing" xmlns:w10="urn:schemas-microsoft-com:office:word" xmlns:w="http://schemas.openxmlformats.org/wordprocessingml/2006/main" xmlns:w14="http://schemas.microsoft.com/office/word/2010/wordml" xmlns:w15="http://schemas.microsoft.com/office/word/2012/wordml" xmlns:w16cex="http://schemas.microsoft.com/office/word/2018/wordml/cex" xmlns:w16cid="http://schemas.microsoft.com/office/word/2016/wordml/cid" xmlns:w16="http://schemas.microsoft.com/office/word/2018/wordml" xmlns:w16du="http://schemas.microsoft.com/office/word/2023/wordml/word16du" xmlns:w16sdtdh="http://schemas.microsoft.com/office/word/2020/wordml/sdtdatahash" xmlns:w16sdtfl="http://schemas.microsoft.com/office/word/2024/wordml/sdtformatlock" xmlns:w16se="http://schemas.microsoft.com/office/word/2015/wordml/symex" xmlns:wpg="http://schemas.microsoft.com/office/word/2010/wordprocessingGroup" xmlns:wpi="http://schemas.microsoft.com/office/word/2010/wordprocessingInk" xmlns:wne="http://schemas.microsoft.com/office/word/2006/wordml" xmlns:wps="http://schemas.microsoft.com/office/word/2010/wordprocessingShape" mc:Ignorable="w14 w15 w16se w16cid w16 w16cex w16sdtdh w16sdtfl w16du wp14">
+<w:endnotes xmlns:wpc="http://schemas.microsoft.com/office/word/2010/wordprocessingCanvas" xmlns:cx="http://schemas.microsoft.com/office/drawing/2014/chartex" xmlns:cx1="http://schemas.microsoft.com/office/drawing/2015/9/8/chartex" xmlns:cx2="http://schemas.microsoft.com/office/drawing/2015/10/21/chartex" xmlns:cx3="http://schemas.microsoft.com/office/drawing/2016/5/9/chartex" xmlns:cx4="http://schemas.microsoft.com/office/drawing/2016/5/10/chartex" xmlns:cx5="http://schemas.microsoft.com/office/drawing/2016/5/11/chartex" xmlns:cx6="http://schemas.microsoft.com/office/drawing/2016/5/12/chartex" xmlns:cx7="http://schemas.microsoft.com/office/drawing/2016/5/13/chartex" xmlns:cx8="http://schemas.microsoft.com/office/drawing/2016/5/14/chartex" xmlns:mc="http://schemas.openxmlformats.org/markup-compatibility/2006" xmlns:aink="http://schemas.microsoft.com/office/drawing/2016/ink" xmlns:am3d="http://schemas.microsoft.com/office/drawing/2017/model3d" xmlns:o="urn:schemas-microsoft-com:office:office" xmlns:r="http://schemas.openxmlformats.org/officeDocument/2006/relationships" xmlns:m="http://schemas.openxmlformats.org/officeDocument/2006/math" xmlns:v="urn:schemas-microsoft-com:vml" xmlns:wp14="http://schemas.microsoft.com/office/word/2010/wordprocessingDrawing" xmlns:wp="http://schemas.openxmlformats.org/drawingml/2006/wordprocessingDrawing" xmlns:w10="urn:schemas-microsoft-com:office:word" xmlns:w="http://schemas.openxmlformats.org/wordprocessingml/2006/main" xmlns:w14="http://schemas.microsoft.com/office/word/2010/wordml" xmlns:w15="http://schemas.microsoft.com/office/word/2012/wordml" xmlns:w16cex="http://schemas.microsoft.com/office/word/2018/wordml/cex" xmlns:w16cid="http://schemas.microsoft.com/office/word/2016/wordml/cid" xmlns:w16="http://schemas.microsoft.com/office/word/2018/wordml" xmlns:w16sdtdh="http://schemas.microsoft.com/office/word/2020/wordml/sdtdatahash" xmlns:w16se="http://schemas.microsoft.com/office/word/2015/wordml/symex" xmlns:wpg="http://schemas.microsoft.com/office/word/2010/wordprocessingGroup" xmlns:wpi="http://schemas.microsoft.com/office/word/2010/wordprocessingInk" xmlns:wne="http://schemas.microsoft.com/office/word/2006/wordml" xmlns:wps="http://schemas.microsoft.com/office/word/2010/wordprocessingShape" mc:Ignorable="w14 w15 w16se w16cid w16 w16cex w16sdtdh wp14">
   <w:endnote w:type="separator" w:id="-1">
     <w:p>
       <w:pPr>
@@ -6121,7 +7113,7 @@
 </file>
 
 <file path=word/footer1.xml><?xml version="1.0" encoding="utf-8"?>
-<w:ftr xmlns:wpc="http://schemas.microsoft.com/office/word/2010/wordprocessingCanvas" xmlns:cx="http://schemas.microsoft.com/office/drawing/2014/chartex" xmlns:cx1="http://schemas.microsoft.com/office/drawing/2015/9/8/chartex" xmlns:cx2="http://schemas.microsoft.com/office/drawing/2015/10/21/chartex" xmlns:cx3="http://schemas.microsoft.com/office/drawing/2016/5/9/chartex" xmlns:cx4="http://schemas.microsoft.com/office/drawing/2016/5/10/chartex" xmlns:cx5="http://schemas.microsoft.com/office/drawing/2016/5/11/chartex" xmlns:cx6="http://schemas.microsoft.com/office/drawing/2016/5/12/chartex" xmlns:cx7="http://schemas.microsoft.com/office/drawing/2016/5/13/chartex" xmlns:cx8="http://schemas.microsoft.com/office/drawing/2016/5/14/chartex" xmlns:mc="http://schemas.openxmlformats.org/markup-compatibility/2006" xmlns:aink="http://schemas.microsoft.com/office/drawing/2016/ink" xmlns:am3d="http://schemas.microsoft.com/office/drawing/2017/model3d" xmlns:o="urn:schemas-microsoft-com:office:office" xmlns:oel="http://schemas.microsoft.com/office/2019/extlst" xmlns:r="http://schemas.openxmlformats.org/officeDocument/2006/relationships" xmlns:m="http://schemas.openxmlformats.org/officeDocument/2006/math" xmlns:v="urn:schemas-microsoft-com:vml" xmlns:wp14="http://schemas.microsoft.com/office/word/2010/wordprocessingDrawing" xmlns:wp="http://schemas.openxmlformats.org/drawingml/2006/wordprocessingDrawing" xmlns:w10="urn:schemas-microsoft-com:office:word" xmlns:w="http://schemas.openxmlformats.org/wordprocessingml/2006/main" xmlns:w14="http://schemas.microsoft.com/office/word/2010/wordml" xmlns:w15="http://schemas.microsoft.com/office/word/2012/wordml" xmlns:w16cex="http://schemas.microsoft.com/office/word/2018/wordml/cex" xmlns:w16cid="http://schemas.microsoft.com/office/word/2016/wordml/cid" xmlns:w16="http://schemas.microsoft.com/office/word/2018/wordml" xmlns:w16du="http://schemas.microsoft.com/office/word/2023/wordml/word16du" xmlns:w16sdtdh="http://schemas.microsoft.com/office/word/2020/wordml/sdtdatahash" xmlns:w16sdtfl="http://schemas.microsoft.com/office/word/2024/wordml/sdtformatlock" xmlns:w16se="http://schemas.microsoft.com/office/word/2015/wordml/symex" xmlns:wpg="http://schemas.microsoft.com/office/word/2010/wordprocessingGroup" xmlns:wpi="http://schemas.microsoft.com/office/word/2010/wordprocessingInk" xmlns:wne="http://schemas.microsoft.com/office/word/2006/wordml" xmlns:wps="http://schemas.microsoft.com/office/word/2010/wordprocessingShape" mc:Ignorable="w14 w15 w16se w16cid w16 w16cex w16sdtdh w16sdtfl w16du wp14">
+<w:ftr xmlns:wpc="http://schemas.microsoft.com/office/word/2010/wordprocessingCanvas" xmlns:cx="http://schemas.microsoft.com/office/drawing/2014/chartex" xmlns:cx1="http://schemas.microsoft.com/office/drawing/2015/9/8/chartex" xmlns:cx2="http://schemas.microsoft.com/office/drawing/2015/10/21/chartex" xmlns:cx3="http://schemas.microsoft.com/office/drawing/2016/5/9/chartex" xmlns:cx4="http://schemas.microsoft.com/office/drawing/2016/5/10/chartex" xmlns:cx5="http://schemas.microsoft.com/office/drawing/2016/5/11/chartex" xmlns:cx6="http://schemas.microsoft.com/office/drawing/2016/5/12/chartex" xmlns:cx7="http://schemas.microsoft.com/office/drawing/2016/5/13/chartex" xmlns:cx8="http://schemas.microsoft.com/office/drawing/2016/5/14/chartex" xmlns:mc="http://schemas.openxmlformats.org/markup-compatibility/2006" xmlns:aink="http://schemas.microsoft.com/office/drawing/2016/ink" xmlns:am3d="http://schemas.microsoft.com/office/drawing/2017/model3d" xmlns:o="urn:schemas-microsoft-com:office:office" xmlns:r="http://schemas.openxmlformats.org/officeDocument/2006/relationships" xmlns:m="http://schemas.openxmlformats.org/officeDocument/2006/math" xmlns:v="urn:schemas-microsoft-com:vml" xmlns:wp14="http://schemas.microsoft.com/office/word/2010/wordprocessingDrawing" xmlns:wp="http://schemas.openxmlformats.org/drawingml/2006/wordprocessingDrawing" xmlns:w10="urn:schemas-microsoft-com:office:word" xmlns:w="http://schemas.openxmlformats.org/wordprocessingml/2006/main" xmlns:w14="http://schemas.microsoft.com/office/word/2010/wordml" xmlns:w15="http://schemas.microsoft.com/office/word/2012/wordml" xmlns:w16cex="http://schemas.microsoft.com/office/word/2018/wordml/cex" xmlns:w16cid="http://schemas.microsoft.com/office/word/2016/wordml/cid" xmlns:w16="http://schemas.microsoft.com/office/word/2018/wordml" xmlns:w16sdtdh="http://schemas.microsoft.com/office/word/2020/wordml/sdtdatahash" xmlns:w16se="http://schemas.microsoft.com/office/word/2015/wordml/symex" xmlns:wpg="http://schemas.microsoft.com/office/word/2010/wordprocessingGroup" xmlns:wpi="http://schemas.microsoft.com/office/word/2010/wordprocessingInk" xmlns:wne="http://schemas.microsoft.com/office/word/2006/wordml" xmlns:wps="http://schemas.microsoft.com/office/word/2010/wordprocessingShape" mc:Ignorable="w14 w15 w16se w16cid w16 w16cex w16sdtdh wp14">
   <w:p>
     <w:pPr>
       <w:pStyle w:val="Pidipagina"/>
@@ -6129,14 +7121,26 @@
     </w:pPr>
     <w:r>
       <w:rPr>
-        <w:rFonts w:ascii="Times New Roman" w:hAnsi="Times New Roman"/>
         <w:sz w:val="20"/>
       </w:rPr>
       <w:t xml:space="preserve">Relazione Tecnica Frontend Applicativo - Pagina </w:t>
     </w:r>
     <w:r>
       <w:fldChar w:fldCharType="begin"/>
+    </w:r>
+    <w:r>
       <w:instrText xml:space="preserve"> PAGE </w:instrText>
+    </w:r>
+    <w:r>
+      <w:fldChar w:fldCharType="separate"/>
+    </w:r>
+    <w:r>
+      <w:rPr>
+        <w:noProof/>
+      </w:rPr>
+      <w:t>1</w:t>
+    </w:r>
+    <w:r>
       <w:fldChar w:fldCharType="end"/>
     </w:r>
   </w:p>
@@ -6144,7 +7148,7 @@
 </file>
 
 <file path=word/footnotes.xml><?xml version="1.0" encoding="utf-8"?>
-<w:footnotes xmlns:wpc="http://schemas.microsoft.com/office/word/2010/wordprocessingCanvas" xmlns:cx="http://schemas.microsoft.com/office/drawing/2014/chartex" xmlns:cx1="http://schemas.microsoft.com/office/drawing/2015/9/8/chartex" xmlns:cx2="http://schemas.microsoft.com/office/drawing/2015/10/21/chartex" xmlns:cx3="http://schemas.microsoft.com/office/drawing/2016/5/9/chartex" xmlns:cx4="http://schemas.microsoft.com/office/drawing/2016/5/10/chartex" xmlns:cx5="http://schemas.microsoft.com/office/drawing/2016/5/11/chartex" xmlns:cx6="http://schemas.microsoft.com/office/drawing/2016/5/12/chartex" xmlns:cx7="http://schemas.microsoft.com/office/drawing/2016/5/13/chartex" xmlns:cx8="http://schemas.microsoft.com/office/drawing/2016/5/14/chartex" xmlns:mc="http://schemas.openxmlformats.org/markup-compatibility/2006" xmlns:aink="http://schemas.microsoft.com/office/drawing/2016/ink" xmlns:am3d="http://schemas.microsoft.com/office/drawing/2017/model3d" xmlns:o="urn:schemas-microsoft-com:office:office" xmlns:oel="http://schemas.microsoft.com/office/2019/extlst" xmlns:r="http://schemas.openxmlformats.org/officeDocument/2006/relationships" xmlns:m="http://schemas.openxmlformats.org/officeDocument/2006/math" xmlns:v="urn:schemas-microsoft-com:vml" xmlns:wp14="http://schemas.microsoft.com/office/word/2010/wordprocessingDrawing" xmlns:wp="http://schemas.openxmlformats.org/drawingml/2006/wordprocessingDrawing" xmlns:w10="urn:schemas-microsoft-com:office:word" xmlns:w="http://schemas.openxmlformats.org/wordprocessingml/2006/main" xmlns:w14="http://schemas.microsoft.com/office/word/2010/wordml" xmlns:w15="http://schemas.microsoft.com/office/word/2012/wordml" xmlns:w16cex="http://schemas.microsoft.com/office/word/2018/wordml/cex" xmlns:w16cid="http://schemas.microsoft.com/office/word/2016/wordml/cid" xmlns:w16="http://schemas.microsoft.com/office/word/2018/wordml" xmlns:w16du="http://schemas.microsoft.com/office/word/2023/wordml/word16du" xmlns:w16sdtdh="http://schemas.microsoft.com/office/word/2020/wordml/sdtdatahash" xmlns:w16sdtfl="http://schemas.microsoft.com/office/word/2024/wordml/sdtformatlock" xmlns:w16se="http://schemas.microsoft.com/office/word/2015/wordml/symex" xmlns:wpg="http://schemas.microsoft.com/office/word/2010/wordprocessingGroup" xmlns:wpi="http://schemas.microsoft.com/office/word/2010/wordprocessingInk" xmlns:wne="http://schemas.microsoft.com/office/word/2006/wordml" xmlns:wps="http://schemas.microsoft.com/office/word/2010/wordprocessingShape" mc:Ignorable="w14 w15 w16se w16cid w16 w16cex w16sdtdh w16sdtfl w16du wp14">
+<w:footnotes xmlns:wpc="http://schemas.microsoft.com/office/word/2010/wordprocessingCanvas" xmlns:cx="http://schemas.microsoft.com/office/drawing/2014/chartex" xmlns:cx1="http://schemas.microsoft.com/office/drawing/2015/9/8/chartex" xmlns:cx2="http://schemas.microsoft.com/office/drawing/2015/10/21/chartex" xmlns:cx3="http://schemas.microsoft.com/office/drawing/2016/5/9/chartex" xmlns:cx4="http://schemas.microsoft.com/office/drawing/2016/5/10/chartex" xmlns:cx5="http://schemas.microsoft.com/office/drawing/2016/5/11/chartex" xmlns:cx6="http://schemas.microsoft.com/office/drawing/2016/5/12/chartex" xmlns:cx7="http://schemas.microsoft.com/office/drawing/2016/5/13/chartex" xmlns:cx8="http://schemas.microsoft.com/office/drawing/2016/5/14/chartex" xmlns:mc="http://schemas.openxmlformats.org/markup-compatibility/2006" xmlns:aink="http://schemas.microsoft.com/office/drawing/2016/ink" xmlns:am3d="http://schemas.microsoft.com/office/drawing/2017/model3d" xmlns:o="urn:schemas-microsoft-com:office:office" xmlns:r="http://schemas.openxmlformats.org/officeDocument/2006/relationships" xmlns:m="http://schemas.openxmlformats.org/officeDocument/2006/math" xmlns:v="urn:schemas-microsoft-com:vml" xmlns:wp14="http://schemas.microsoft.com/office/word/2010/wordprocessingDrawing" xmlns:wp="http://schemas.openxmlformats.org/drawingml/2006/wordprocessingDrawing" xmlns:w10="urn:schemas-microsoft-com:office:word" xmlns:w="http://schemas.openxmlformats.org/wordprocessingml/2006/main" xmlns:w14="http://schemas.microsoft.com/office/word/2010/wordml" xmlns:w15="http://schemas.microsoft.com/office/word/2012/wordml" xmlns:w16cex="http://schemas.microsoft.com/office/word/2018/wordml/cex" xmlns:w16cid="http://schemas.microsoft.com/office/word/2016/wordml/cid" xmlns:w16="http://schemas.microsoft.com/office/word/2018/wordml" xmlns:w16sdtdh="http://schemas.microsoft.com/office/word/2020/wordml/sdtdatahash" xmlns:w16se="http://schemas.microsoft.com/office/word/2015/wordml/symex" xmlns:wpg="http://schemas.microsoft.com/office/word/2010/wordprocessingGroup" xmlns:wpi="http://schemas.microsoft.com/office/word/2010/wordprocessingInk" xmlns:wne="http://schemas.microsoft.com/office/word/2006/wordml" xmlns:wps="http://schemas.microsoft.com/office/word/2010/wordprocessingShape" mc:Ignorable="w14 w15 w16se w16cid w16 w16cex w16sdtdh wp14">
   <w:footnote w:type="separator" w:id="-1">
     <w:p>
       <w:pPr>
@@ -6169,13 +7173,13 @@
 </file>
 
 <file path=word/header1.xml><?xml version="1.0" encoding="utf-8"?>
-<w:hdr xmlns:wpc="http://schemas.microsoft.com/office/word/2010/wordprocessingCanvas" xmlns:cx="http://schemas.microsoft.com/office/drawing/2014/chartex" xmlns:cx1="http://schemas.microsoft.com/office/drawing/2015/9/8/chartex" xmlns:cx2="http://schemas.microsoft.com/office/drawing/2015/10/21/chartex" xmlns:cx3="http://schemas.microsoft.com/office/drawing/2016/5/9/chartex" xmlns:cx4="http://schemas.microsoft.com/office/drawing/2016/5/10/chartex" xmlns:cx5="http://schemas.microsoft.com/office/drawing/2016/5/11/chartex" xmlns:cx6="http://schemas.microsoft.com/office/drawing/2016/5/12/chartex" xmlns:cx7="http://schemas.microsoft.com/office/drawing/2016/5/13/chartex" xmlns:cx8="http://schemas.microsoft.com/office/drawing/2016/5/14/chartex" xmlns:mc="http://schemas.openxmlformats.org/markup-compatibility/2006" xmlns:aink="http://schemas.microsoft.com/office/drawing/2016/ink" xmlns:am3d="http://schemas.microsoft.com/office/drawing/2017/model3d" xmlns:o="urn:schemas-microsoft-com:office:office" xmlns:oel="http://schemas.microsoft.com/office/2019/extlst" xmlns:r="http://schemas.openxmlformats.org/officeDocument/2006/relationships" xmlns:m="http://schemas.openxmlformats.org/officeDocument/2006/math" xmlns:v="urn:schemas-microsoft-com:vml" xmlns:wp14="http://schemas.microsoft.com/office/word/2010/wordprocessingDrawing" xmlns:wp="http://schemas.openxmlformats.org/drawingml/2006/wordprocessingDrawing" xmlns:w10="urn:schemas-microsoft-com:office:word" xmlns:w="http://schemas.openxmlformats.org/wordprocessingml/2006/main" xmlns:w14="http://schemas.microsoft.com/office/word/2010/wordml" xmlns:w15="http://schemas.microsoft.com/office/word/2012/wordml" xmlns:w16cex="http://schemas.microsoft.com/office/word/2018/wordml/cex" xmlns:w16cid="http://schemas.microsoft.com/office/word/2016/wordml/cid" xmlns:w16="http://schemas.microsoft.com/office/word/2018/wordml" xmlns:w16du="http://schemas.microsoft.com/office/word/2023/wordml/word16du" xmlns:w16sdtdh="http://schemas.microsoft.com/office/word/2020/wordml/sdtdatahash" xmlns:w16sdtfl="http://schemas.microsoft.com/office/word/2024/wordml/sdtformatlock" xmlns:w16se="http://schemas.microsoft.com/office/word/2015/wordml/symex" xmlns:wpg="http://schemas.microsoft.com/office/word/2010/wordprocessingGroup" xmlns:wpi="http://schemas.microsoft.com/office/word/2010/wordprocessingInk" xmlns:wne="http://schemas.microsoft.com/office/word/2006/wordml" xmlns:wps="http://schemas.microsoft.com/office/word/2010/wordprocessingShape" mc:Ignorable="w14 w15 w16se w16cid w16 w16cex w16sdtdh w16sdtfl w16du wp14">
+<w:hdr xmlns:wpc="http://schemas.microsoft.com/office/word/2010/wordprocessingCanvas" xmlns:cx="http://schemas.microsoft.com/office/drawing/2014/chartex" xmlns:cx1="http://schemas.microsoft.com/office/drawing/2015/9/8/chartex" xmlns:cx2="http://schemas.microsoft.com/office/drawing/2015/10/21/chartex" xmlns:cx3="http://schemas.microsoft.com/office/drawing/2016/5/9/chartex" xmlns:cx4="http://schemas.microsoft.com/office/drawing/2016/5/10/chartex" xmlns:cx5="http://schemas.microsoft.com/office/drawing/2016/5/11/chartex" xmlns:cx6="http://schemas.microsoft.com/office/drawing/2016/5/12/chartex" xmlns:cx7="http://schemas.microsoft.com/office/drawing/2016/5/13/chartex" xmlns:cx8="http://schemas.microsoft.com/office/drawing/2016/5/14/chartex" xmlns:mc="http://schemas.openxmlformats.org/markup-compatibility/2006" xmlns:aink="http://schemas.microsoft.com/office/drawing/2016/ink" xmlns:am3d="http://schemas.microsoft.com/office/drawing/2017/model3d" xmlns:o="urn:schemas-microsoft-com:office:office" xmlns:r="http://schemas.openxmlformats.org/officeDocument/2006/relationships" xmlns:m="http://schemas.openxmlformats.org/officeDocument/2006/math" xmlns:v="urn:schemas-microsoft-com:vml" xmlns:wp14="http://schemas.microsoft.com/office/word/2010/wordprocessingDrawing" xmlns:wp="http://schemas.openxmlformats.org/drawingml/2006/wordprocessingDrawing" xmlns:w10="urn:schemas-microsoft-com:office:word" xmlns:w="http://schemas.openxmlformats.org/wordprocessingml/2006/main" xmlns:w14="http://schemas.microsoft.com/office/word/2010/wordml" xmlns:w15="http://schemas.microsoft.com/office/word/2012/wordml" xmlns:w16cex="http://schemas.microsoft.com/office/word/2018/wordml/cex" xmlns:w16cid="http://schemas.microsoft.com/office/word/2016/wordml/cid" xmlns:w16="http://schemas.microsoft.com/office/word/2018/wordml" xmlns:w16sdtdh="http://schemas.microsoft.com/office/word/2020/wordml/sdtdatahash" xmlns:w16se="http://schemas.microsoft.com/office/word/2015/wordml/symex" xmlns:wpg="http://schemas.microsoft.com/office/word/2010/wordprocessingGroup" xmlns:wpi="http://schemas.microsoft.com/office/word/2010/wordprocessingInk" xmlns:wne="http://schemas.microsoft.com/office/word/2006/wordml" xmlns:wps="http://schemas.microsoft.com/office/word/2010/wordprocessingShape" mc:Ignorable="w14 w15 w16se w16cid w16 w16cex w16sdtdh wp14">
   <w:p/>
 </w:hdr>
 </file>
 
 <file path=word/numbering.xml><?xml version="1.0" encoding="utf-8"?>
-<w:numbering xmlns:wpc="http://schemas.microsoft.com/office/word/2010/wordprocessingCanvas" xmlns:cx="http://schemas.microsoft.com/office/drawing/2014/chartex" xmlns:cx1="http://schemas.microsoft.com/office/drawing/2015/9/8/chartex" xmlns:cx2="http://schemas.microsoft.com/office/drawing/2015/10/21/chartex" xmlns:cx3="http://schemas.microsoft.com/office/drawing/2016/5/9/chartex" xmlns:cx4="http://schemas.microsoft.com/office/drawing/2016/5/10/chartex" xmlns:cx5="http://schemas.microsoft.com/office/drawing/2016/5/11/chartex" xmlns:cx6="http://schemas.microsoft.com/office/drawing/2016/5/12/chartex" xmlns:cx7="http://schemas.microsoft.com/office/drawing/2016/5/13/chartex" xmlns:cx8="http://schemas.microsoft.com/office/drawing/2016/5/14/chartex" xmlns:mc="http://schemas.openxmlformats.org/markup-compatibility/2006" xmlns:aink="http://schemas.microsoft.com/office/drawing/2016/ink" xmlns:am3d="http://schemas.microsoft.com/office/drawing/2017/model3d" xmlns:o="urn:schemas-microsoft-com:office:office" xmlns:oel="http://schemas.microsoft.com/office/2019/extlst" xmlns:r="http://schemas.openxmlformats.org/officeDocument/2006/relationships" xmlns:m="http://schemas.openxmlformats.org/officeDocument/2006/math" xmlns:v="urn:schemas-microsoft-com:vml" xmlns:wp14="http://schemas.microsoft.com/office/word/2010/wordprocessingDrawing" xmlns:wp="http://schemas.openxmlformats.org/drawingml/2006/wordprocessingDrawing" xmlns:w10="urn:schemas-microsoft-com:office:word" xmlns:w="http://schemas.openxmlformats.org/wordprocessingml/2006/main" xmlns:w14="http://schemas.microsoft.com/office/word/2010/wordml" xmlns:w15="http://schemas.microsoft.com/office/word/2012/wordml" xmlns:w16cex="http://schemas.microsoft.com/office/word/2018/wordml/cex" xmlns:w16cid="http://schemas.microsoft.com/office/word/2016/wordml/cid" xmlns:w16="http://schemas.microsoft.com/office/word/2018/wordml" xmlns:w16du="http://schemas.microsoft.com/office/word/2023/wordml/word16du" xmlns:w16sdtdh="http://schemas.microsoft.com/office/word/2020/wordml/sdtdatahash" xmlns:w16sdtfl="http://schemas.microsoft.com/office/word/2024/wordml/sdtformatlock" xmlns:w16se="http://schemas.microsoft.com/office/word/2015/wordml/symex" xmlns:wpg="http://schemas.microsoft.com/office/word/2010/wordprocessingGroup" xmlns:wpi="http://schemas.microsoft.com/office/word/2010/wordprocessingInk" xmlns:wne="http://schemas.microsoft.com/office/word/2006/wordml" xmlns:wps="http://schemas.microsoft.com/office/word/2010/wordprocessingShape" mc:Ignorable="w14 w15 w16se w16cid w16 w16cex w16sdtdh w16sdtfl w16du wp14">
+<w:numbering xmlns:wpc="http://schemas.microsoft.com/office/word/2010/wordprocessingCanvas" xmlns:cx="http://schemas.microsoft.com/office/drawing/2014/chartex" xmlns:cx1="http://schemas.microsoft.com/office/drawing/2015/9/8/chartex" xmlns:cx2="http://schemas.microsoft.com/office/drawing/2015/10/21/chartex" xmlns:cx3="http://schemas.microsoft.com/office/drawing/2016/5/9/chartex" xmlns:cx4="http://schemas.microsoft.com/office/drawing/2016/5/10/chartex" xmlns:cx5="http://schemas.microsoft.com/office/drawing/2016/5/11/chartex" xmlns:cx6="http://schemas.microsoft.com/office/drawing/2016/5/12/chartex" xmlns:cx7="http://schemas.microsoft.com/office/drawing/2016/5/13/chartex" xmlns:cx8="http://schemas.microsoft.com/office/drawing/2016/5/14/chartex" xmlns:mc="http://schemas.openxmlformats.org/markup-compatibility/2006" xmlns:aink="http://schemas.microsoft.com/office/drawing/2016/ink" xmlns:am3d="http://schemas.microsoft.com/office/drawing/2017/model3d" xmlns:o="urn:schemas-microsoft-com:office:office" xmlns:r="http://schemas.openxmlformats.org/officeDocument/2006/relationships" xmlns:m="http://schemas.openxmlformats.org/officeDocument/2006/math" xmlns:v="urn:schemas-microsoft-com:vml" xmlns:wp14="http://schemas.microsoft.com/office/word/2010/wordprocessingDrawing" xmlns:wp="http://schemas.openxmlformats.org/drawingml/2006/wordprocessingDrawing" xmlns:w10="urn:schemas-microsoft-com:office:word" xmlns:w="http://schemas.openxmlformats.org/wordprocessingml/2006/main" xmlns:w14="http://schemas.microsoft.com/office/word/2010/wordml" xmlns:w15="http://schemas.microsoft.com/office/word/2012/wordml" xmlns:w16cex="http://schemas.microsoft.com/office/word/2018/wordml/cex" xmlns:w16cid="http://schemas.microsoft.com/office/word/2016/wordml/cid" xmlns:w16="http://schemas.microsoft.com/office/word/2018/wordml" xmlns:w16sdtdh="http://schemas.microsoft.com/office/word/2020/wordml/sdtdatahash" xmlns:w16se="http://schemas.microsoft.com/office/word/2015/wordml/symex" xmlns:wpg="http://schemas.microsoft.com/office/word/2010/wordprocessingGroup" xmlns:wpi="http://schemas.microsoft.com/office/word/2010/wordprocessingInk" xmlns:wne="http://schemas.microsoft.com/office/word/2006/wordml" xmlns:wps="http://schemas.microsoft.com/office/word/2010/wordprocessingShape" mc:Ignorable="w14 w15 w16se w16cid w16 w16cex w16sdtdh wp14">
   <w:abstractNum w:abstractNumId="0" w15:restartNumberingAfterBreak="0">
     <w:nsid w:val="FFFFFF7C"/>
     <w:multiLevelType w:val="singleLevel"/>
@@ -6347,38 +7351,38 @@
       </w:rPr>
     </w:lvl>
   </w:abstractNum>
-  <w:num w:numId="1" w16cid:durableId="2003654281">
+  <w:num w:numId="1">
     <w:abstractNumId w:val="8"/>
   </w:num>
-  <w:num w:numId="2" w16cid:durableId="622886482">
+  <w:num w:numId="2">
     <w:abstractNumId w:val="6"/>
   </w:num>
-  <w:num w:numId="3" w16cid:durableId="1632587607">
+  <w:num w:numId="3">
     <w:abstractNumId w:val="5"/>
   </w:num>
-  <w:num w:numId="4" w16cid:durableId="1215655687">
+  <w:num w:numId="4">
     <w:abstractNumId w:val="4"/>
   </w:num>
-  <w:num w:numId="5" w16cid:durableId="612903818">
+  <w:num w:numId="5">
     <w:abstractNumId w:val="7"/>
   </w:num>
-  <w:num w:numId="6" w16cid:durableId="414669854">
+  <w:num w:numId="6">
     <w:abstractNumId w:val="3"/>
   </w:num>
-  <w:num w:numId="7" w16cid:durableId="64492388">
+  <w:num w:numId="7">
     <w:abstractNumId w:val="2"/>
   </w:num>
-  <w:num w:numId="8" w16cid:durableId="93863921">
+  <w:num w:numId="8">
     <w:abstractNumId w:val="1"/>
   </w:num>
-  <w:num w:numId="9" w16cid:durableId="646709801">
+  <w:num w:numId="9">
     <w:abstractNumId w:val="0"/>
   </w:num>
 </w:numbering>
 </file>
 
 <file path=word/styles.xml><?xml version="1.0" encoding="utf-8"?>
-<w:styles xmlns:mc="http://schemas.openxmlformats.org/markup-compatibility/2006" xmlns:r="http://schemas.openxmlformats.org/officeDocument/2006/relationships" xmlns:w="http://schemas.openxmlformats.org/wordprocessingml/2006/main" xmlns:w14="http://schemas.microsoft.com/office/word/2010/wordml" xmlns:w15="http://schemas.microsoft.com/office/word/2012/wordml" xmlns:w16cex="http://schemas.microsoft.com/office/word/2018/wordml/cex" xmlns:w16cid="http://schemas.microsoft.com/office/word/2016/wordml/cid" xmlns:w16="http://schemas.microsoft.com/office/word/2018/wordml" xmlns:w16du="http://schemas.microsoft.com/office/word/2023/wordml/word16du" xmlns:w16sdtdh="http://schemas.microsoft.com/office/word/2020/wordml/sdtdatahash" xmlns:w16sdtfl="http://schemas.microsoft.com/office/word/2024/wordml/sdtformatlock" xmlns:w16se="http://schemas.microsoft.com/office/word/2015/wordml/symex" mc:Ignorable="w14 w15 w16se w16cid w16 w16cex w16sdtdh w16sdtfl w16du">
+<w:styles xmlns:mc="http://schemas.openxmlformats.org/markup-compatibility/2006" xmlns:r="http://schemas.openxmlformats.org/officeDocument/2006/relationships" xmlns:w="http://schemas.openxmlformats.org/wordprocessingml/2006/main" xmlns:w14="http://schemas.microsoft.com/office/word/2010/wordml" xmlns:w15="http://schemas.microsoft.com/office/word/2012/wordml" xmlns:w16cex="http://schemas.microsoft.com/office/word/2018/wordml/cex" xmlns:w16cid="http://schemas.microsoft.com/office/word/2016/wordml/cid" xmlns:w16="http://schemas.microsoft.com/office/word/2018/wordml" xmlns:w16sdtdh="http://schemas.microsoft.com/office/word/2020/wordml/sdtdatahash" xmlns:w16se="http://schemas.microsoft.com/office/word/2015/wordml/symex" mc:Ignorable="w14 w15 w16se w16cid w16 w16cex w16sdtdh">
   <w:docDefaults>
     <w:rPrDefault>
       <w:rPr>
@@ -6791,8 +7795,7 @@
       <w:outlineLvl w:val="0"/>
     </w:pPr>
     <w:rPr>
-      <w:rFonts w:asciiTheme="majorHAnsi" w:eastAsiaTheme="majorEastAsia" w:hAnsiTheme="majorHAnsi" w:cstheme="majorBidi" w:ascii="Times New Roman" w:hAnsi="Times New Roman"/>
-      <w:b w:val="0"/>
+      <w:rFonts w:asciiTheme="majorHAnsi" w:eastAsiaTheme="majorEastAsia" w:hAnsiTheme="majorHAnsi" w:cstheme="majorBidi"/>
       <w:bCs/>
       <w:color w:val="1F5A73"/>
       <w:sz w:val="30"/>
@@ -6815,8 +7818,7 @@
       <w:outlineLvl w:val="1"/>
     </w:pPr>
     <w:rPr>
-      <w:rFonts w:asciiTheme="majorHAnsi" w:eastAsiaTheme="majorEastAsia" w:hAnsiTheme="majorHAnsi" w:cstheme="majorBidi" w:ascii="Times New Roman" w:hAnsi="Times New Roman"/>
-      <w:b w:val="0"/>
+      <w:rFonts w:asciiTheme="majorHAnsi" w:eastAsiaTheme="majorEastAsia" w:hAnsiTheme="majorHAnsi" w:cstheme="majorBidi"/>
       <w:bCs/>
       <w:color w:val="2E6B7A"/>
       <w:sz w:val="26"/>
@@ -6839,8 +7841,7 @@
       <w:outlineLvl w:val="2"/>
     </w:pPr>
     <w:rPr>
-      <w:rFonts w:asciiTheme="majorHAnsi" w:eastAsiaTheme="majorEastAsia" w:hAnsiTheme="majorHAnsi" w:cstheme="majorBidi" w:ascii="Times New Roman" w:hAnsi="Times New Roman"/>
-      <w:b w:val="0"/>
+      <w:rFonts w:asciiTheme="majorHAnsi" w:eastAsiaTheme="majorEastAsia" w:hAnsiTheme="majorHAnsi" w:cstheme="majorBidi"/>
       <w:bCs/>
       <w:color w:val="365E6A"/>
       <w:sz w:val="23"/>

--- a/docs/Relazione_Tecnica_Frontend_Applicativo_v1.0.docx
+++ b/docs/Relazione_Tecnica_Frontend_Applicativo_v1.0.docx
@@ -59,10 +59,7 @@
         <w:jc w:val="center"/>
       </w:pPr>
       <w:r>
-        <w:t xml:space="preserve">Project Work n. 19 - Tema 2: </w:t>
-      </w:r>
-      <w:r>
-        <w:t>Privacy e sicurezza aziendale</w:t>
+        <w:t>Project Work n. 19 - Tema 2: Privacy e sicurezza aziendale</w:t>
       </w:r>
     </w:p>
     <w:p>
@@ -103,15 +100,7 @@
           <w:color w:val="536875"/>
           <w:sz w:val="22"/>
         </w:rPr>
-        <w:t xml:space="preserve">Allegato tecnico di approfondimento al documento </w:t>
-      </w:r>
-      <w:r>
-        <w:rPr>
-          <w:i/>
-          <w:color w:val="536875"/>
-          <w:sz w:val="22"/>
-        </w:rPr>
-        <w:t>principale del Project Work</w:t>
+        <w:t>Allegato tecnico di approfondimento al documento principale del Project Work</w:t>
       </w:r>
     </w:p>
     <w:p>
@@ -170,21 +159,26 @@
     </w:p>
     <w:p>
       <w:r>
-        <w:t>La presente relazione costituisce l’allegato tecnico dedicato al frontend del Project Work. Il documento principale del PW rimane il riferimento per la presentazione complessiva del progetto; questa relazion</w:t>
-      </w:r>
-      <w:r>
-        <w:t>e descrive invece l’architettura dell’interfaccia web, la navigazione, l’integrazione con Supabase, i moduli operativi, le esportazioni e le verifiche funzionali eseguite sulla versione pubblicata tramite GitHub Pages.</w:t>
+        <w:t>La presente relazione costituisce l’allegato tecnico dedicato al frontend del Project Work. Il documento principale del PW rimane il riferimento per la presentazione complessiva del progetto; questa relazione descrive invece l’architettura dell’interfaccia web, la navigazione, l’integrazione con Supabase, i moduli operativi, le esportazioni e le verifiche funzionali eseguite sulla versione pubblicata tramite GitHub Pages.</w:t>
       </w:r>
     </w:p>
     <w:p>
       <w:r>
-        <w:t>La versione 1.0 documenta lo stato fi</w:t>
-      </w:r>
-      <w:r>
-        <w:t>nale collaudato il 30 luglio 2026. Il frontend è sviluppato con HTML5, CSS e JavaScript modulare, utilizza una navigazione basata su hash, integra autenticazione Supabase, livelli AAL/MFA, funzioni RPC e policy RLS del backend, e comprende i flussi complet</w:t>
-      </w:r>
-      <w:r>
-        <w:t>i per soggetti NIS2, inventario, servizi, fornitori, Supply Chain, incidenti, Audit Log e Assessment FNCSDP. La build di chiusura utilizzata per il controllo conclusivo è la 20260730-f12.</w:t>
+        <w:t xml:space="preserve">La versione 1.0 documenta lo stato finale collaudato il 30 luglio 2026. Il frontend è sviluppato con HTML5, CSS e JavaScript modulare, utilizza una navigazione basata su hash, integra autenticazione Supabase, livelli AAL/MFA, funzioni RPC e policy RLS del backend, e comprende i flussi completi per soggetti NIS2, inventario, servizi, fornitori, Supply Chain, incidenti, Audit Log e Assessment FNCSDP. La build di chiusura utilizzata per il controllo </w:t>
+      </w:r>
+      <w:proofErr w:type="spellStart"/>
+      <w:r>
+        <w:t>conclusivo</w:t>
+      </w:r>
+      <w:proofErr w:type="spellEnd"/>
+      <w:r>
+        <w:t xml:space="preserve"> è la </w:t>
+      </w:r>
+      <w:r>
+        <w:t>20260730-f11</w:t>
+      </w:r>
+      <w:r>
+        <w:t>.</w:t>
       </w:r>
     </w:p>
     <w:p>
@@ -396,15 +390,7 @@
             <w:sz w:val="16"/>
             <w:u w:val="single"/>
           </w:rPr>
-          <w:t xml:space="preserve"> di stile e r</w:t>
-        </w:r>
-        <w:r>
-          <w:rPr>
-            <w:color w:val="2E6B7A"/>
-            <w:sz w:val="16"/>
-            <w:u w:val="single"/>
-          </w:rPr>
-          <w:t>isorse grafiche</w:t>
+          <w:t xml:space="preserve"> di stile e risorse grafiche</w:t>
         </w:r>
       </w:hyperlink>
     </w:p>
@@ -579,15 +565,7 @@
             <w:sz w:val="16"/>
             <w:u w:val="single"/>
           </w:rPr>
-          <w:t>so</w:t>
-        </w:r>
-        <w:r>
-          <w:rPr>
-            <w:color w:val="2E6B7A"/>
-            <w:sz w:val="16"/>
-            <w:u w:val="single"/>
-          </w:rPr>
-          <w:t>ggetti</w:t>
+          <w:t>soggetti</w:t>
         </w:r>
         <w:proofErr w:type="spellEnd"/>
         <w:r>
@@ -648,8 +626,18 @@
             <w:sz w:val="16"/>
             <w:u w:val="single"/>
           </w:rPr>
-          <w:t xml:space="preserve"> logica</w:t>
+          <w:t xml:space="preserve"> </w:t>
         </w:r>
+        <w:proofErr w:type="spellStart"/>
+        <w:r>
+          <w:rPr>
+            <w:color w:val="2E6B7A"/>
+            <w:sz w:val="16"/>
+            <w:u w:val="single"/>
+          </w:rPr>
+          <w:t>logica</w:t>
+        </w:r>
+        <w:proofErr w:type="spellEnd"/>
       </w:hyperlink>
     </w:p>
     <w:p>
@@ -889,8 +877,18 @@
             <w:sz w:val="16"/>
             <w:u w:val="single"/>
           </w:rPr>
-          <w:t xml:space="preserve"> e misure</w:t>
+          <w:t xml:space="preserve"> e </w:t>
         </w:r>
+        <w:proofErr w:type="spellStart"/>
+        <w:r>
+          <w:rPr>
+            <w:color w:val="2E6B7A"/>
+            <w:sz w:val="16"/>
+            <w:u w:val="single"/>
+          </w:rPr>
+          <w:t>misure</w:t>
+        </w:r>
+        <w:proofErr w:type="spellEnd"/>
       </w:hyperlink>
     </w:p>
     <w:p>
@@ -1017,15 +1015,7 @@
             <w:sz w:val="18"/>
             <w:u w:val="single"/>
           </w:rPr>
-          <w:t xml:space="preserve">13. Sicurezza frontend e gestione </w:t>
-        </w:r>
-        <w:r>
-          <w:rPr>
-            <w:color w:val="2E6B7A"/>
-            <w:sz w:val="18"/>
-            <w:u w:val="single"/>
-          </w:rPr>
-          <w:t>degli errori</w:t>
+          <w:t>13. Sicurezza frontend e gestione degli errori</w:t>
         </w:r>
       </w:hyperlink>
     </w:p>
@@ -1155,21 +1145,23 @@
     </w:p>
     <w:p>
       <w:r>
-        <w:t xml:space="preserve">Il frontend traduce il modello relazionale e i controlli di sicurezza del progetto in un ambiente operativo </w:t>
-      </w:r>
-      <w:r>
-        <w:t>accessibile da browser. La sua finalità è offrire un unico punto di accesso ai dati di asset inventory e conformità, riducendo la frammentazione delle informazioni e guidando l’utente lungo attività che, se eseguite direttamente sul database, richiederebbe</w:t>
-      </w:r>
-      <w:r>
-        <w:t>ro conoscenze tecniche non compatibili con l’uso quotidiano.</w:t>
+        <w:t>Il frontend traduce il modello relazionale e i controlli di sicurezza del progetto in un ambiente operativo accessibile da browser. La sua finalità è offrire un unico punto di accesso ai dati di asset inventory e conformità, riducendo la frammentazione delle informazioni e guidando l’utente lungo attività che, se eseguite direttamente sul database, richiederebbero conoscenze tecniche non compatibili con l’uso quotidiano.</w:t>
       </w:r>
     </w:p>
     <w:p>
       <w:r>
-        <w:t xml:space="preserve">Il perimetro comprende la home pubblica, l’autenticazione, l’area applicativa riservata, il menu </w:t>
+        <w:t xml:space="preserve">Il perimetro comprende la home pubblica, l’autenticazione, l’area applicativa </w:t>
       </w:r>
       <w:proofErr w:type="spellStart"/>
       <w:r>
+        <w:t>riservata</w:t>
+      </w:r>
+      <w:proofErr w:type="spellEnd"/>
+      <w:r>
+        <w:t xml:space="preserve">, il menu </w:t>
+      </w:r>
+      <w:proofErr w:type="spellStart"/>
+      <w:r>
         <w:t>verticale</w:t>
       </w:r>
       <w:proofErr w:type="spellEnd"/>
@@ -1196,24 +1188,20 @@
       </w:r>
       <w:proofErr w:type="spellEnd"/>
       <w:r>
-        <w:t>, le relazioni di Supply Chain, la gestione d</w:t>
-      </w:r>
-      <w:r>
-        <w:t xml:space="preserve">egli incidenti, l’Assessment FNCSDP, l’Audit Log, le esportazioni, la localizzazione italiana e inglese, il tema chiaro o scuro e la pagina dei ringraziamenti. Non rientrano invece in questo allegato la definizione fisica delle tabelle e la sequenza delle </w:t>
-      </w:r>
-      <w:r>
-        <w:t>migrazioni SQL, descritte nella relazione tecnica backend.</w:t>
+        <w:t xml:space="preserve">, le </w:t>
+      </w:r>
+      <w:proofErr w:type="spellStart"/>
+      <w:r>
+        <w:t>relazioni</w:t>
+      </w:r>
+      <w:proofErr w:type="spellEnd"/>
+      <w:r>
+        <w:t xml:space="preserve"> di Supply Chain, la gestione degli incidenti, l’Assessment FNCSDP, l’Audit Log, le esportazioni, la localizzazione italiana e inglese, il tema chiaro o scuro e la pagina dei ringraziamenti. Non rientrano invece in questo allegato la definizione fisica delle tabelle e la sequenza delle migrazioni SQL, descritte nella relazione tecnica backend.</w:t>
       </w:r>
     </w:p>
     <w:p>
       <w:r>
-        <w:t>L’interfaccia non è un semplice visualizzatore. Essa applica controlli di stato, impedisce operazioni incoerenti, propone azioni successive, usa finestre di conferma prima delle registrazioni rilev</w:t>
-      </w:r>
-      <w:r>
-        <w:t>anti e mantiene separati i flussi di consultazione, inserimento, aggiornamento, archiviazione ed esportazione. Il risultato è un’applicazione dimostrativa completa, coerente con il Project Work e utilizzabile senza strumenti di amministrazione del database</w:t>
-      </w:r>
-      <w:r>
-        <w:t>.</w:t>
+        <w:t>L’interfaccia non è un semplice visualizzatore. Essa applica controlli di stato, impedisce operazioni incoerenti, propone azioni successive, usa finestre di conferma prima delle registrazioni rilevanti e mantiene separati i flussi di consultazione, inserimento, aggiornamento, archiviazione ed esportazione. Il risultato è un’applicazione dimostrativa completa, coerente con il Project Work e utilizzabile senza strumenti di amministrazione del database.</w:t>
       </w:r>
     </w:p>
     <w:p>
@@ -1233,21 +1221,12 @@
     </w:p>
     <w:p>
       <w:r>
-        <w:t xml:space="preserve">L’applicazione adotta un’architettura client-side modulare senza framework. index.html contiene la struttura semantica generale, i contenitori delle viste, i dialoghi e i collegamenti alle risorse; il </w:t>
-      </w:r>
-      <w:r>
-        <w:t xml:space="preserve">codice JavaScript è suddiviso per responsabilità, mentre il foglio di stile centralizza identità visiva, layout, componenti, stati e adattamento responsive. La scelta riduce la complessità di distribuzione e rende il progetto compatibile con GitHub Pages, </w:t>
-      </w:r>
-      <w:r>
-        <w:t>che pubblica file statici.</w:t>
+        <w:t>L’applicazione adotta un’architettura client-side modulare senza framework. index.html contiene la struttura semantica generale, i contenitori delle viste, i dialoghi e i collegamenti alle risorse; il codice JavaScript è suddiviso per responsabilità, mentre il foglio di stile centralizza identità visiva, layout, componenti, stati e adattamento responsive. La scelta riduce la complessità di distribuzione e rende il progetto compatibile con GitHub Pages, che pubblica file statici.</w:t>
       </w:r>
     </w:p>
     <w:p>
       <w:r>
-        <w:t>Il browser esegue l’orchestrazione dell’interfaccia e comunica con Supabase mediante il relativo SDK. Il backend rimane responsabile di autenticazione, autorizzazione RLS, vincoli, funzioni transazionali e persistenza. Il fronten</w:t>
-      </w:r>
-      <w:r>
-        <w:t>d non sostituisce tali controlli: presenta le operazioni disponibili, raccoglie i dati, chiama le API o le funzioni previste e aggiorna la vista in base all’esito restituito.</w:t>
+        <w:t>Il browser esegue l’orchestrazione dell’interfaccia e comunica con Supabase mediante il relativo SDK. Il backend rimane responsabile di autenticazione, autorizzazione RLS, vincoli, funzioni transazionali e persistenza. Il frontend non sostituisce tali controlli: presenta le operazioni disponibili, raccoglie i dati, chiama le API o le funzioni previste e aggiorna la vista in base all’esito restituito.</w:t>
       </w:r>
     </w:p>
     <w:p>
@@ -1268,13 +1247,18 @@
     </w:p>
     <w:p>
       <w:r>
-        <w:t>La pagina è organizzata in aree</w:t>
-      </w:r>
-      <w:r>
-        <w:t xml:space="preserve"> ricorrenti. L’header contiene il marchio, il </w:t>
+        <w:t xml:space="preserve">La pagina è organizzata in aree ricorrenti. L’header contiene il </w:t>
       </w:r>
       <w:proofErr w:type="spellStart"/>
       <w:r>
+        <w:t>marchio</w:t>
+      </w:r>
+      <w:proofErr w:type="spellEnd"/>
+      <w:r>
+        <w:t xml:space="preserve">, il </w:t>
+      </w:r>
+      <w:proofErr w:type="spellStart"/>
+      <w:r>
         <w:t>collegamento</w:t>
       </w:r>
       <w:proofErr w:type="spellEnd"/>
@@ -1312,21 +1296,20 @@
       </w:r>
       <w:proofErr w:type="spellEnd"/>
       <w:r>
-        <w:t xml:space="preserve"> e guida, l’identità della sessione, il selettore della lingua, il tema e il logout. Nell’area riservata, il menu verticale raggruppa le funzioni per dominio:</w:t>
-      </w:r>
-      <w:r>
-        <w:t xml:space="preserve"> Azienda, Inventario, Servizi, Fornitori, Relazioni, Incidenti, Sicurezza, Supporto e Ringraziamenti. Breadcrumb, etichetta di sezione e titolo corrente vengono aggiornati dalla navigazione.</w:t>
+        <w:t xml:space="preserve"> e </w:t>
+      </w:r>
+      <w:proofErr w:type="spellStart"/>
+      <w:r>
+        <w:t>guida</w:t>
+      </w:r>
+      <w:proofErr w:type="spellEnd"/>
+      <w:r>
+        <w:t>, l’identità della sessione, il selettore della lingua, il tema e il logout. Nell’area riservata, il menu verticale raggruppa le funzioni per dominio: Azienda, Inventario, Servizi, Fornitori, Relazioni, Incidenti, Sicurezza, Supporto e Ringraziamenti. Breadcrumb, etichetta di sezione e titolo corrente vengono aggiornati dalla navigazione.</w:t>
       </w:r>
     </w:p>
     <w:p>
       <w:r>
-        <w:t>Le viste utilizzano componenti coerenti: card, griglie informativ</w:t>
-      </w:r>
-      <w:r>
-        <w:t>e, tabelle, barre di avanzamento, badge di stato, dialoghi modali, pannelli di riepilogo e pulsanti primari o secondari. Gli stessi criteri grafici sono applicati alle operazioni di archiviazione, alle conferme, alle esportazioni e ai dettagli di sola lett</w:t>
-      </w:r>
-      <w:r>
-        <w:t>ura, evitando che ogni modulo introduca un comportamento visivo autonomo.</w:t>
+        <w:t>Le viste utilizzano componenti coerenti: card, griglie informative, tabelle, barre di avanzamento, badge di stato, dialoghi modali, pannelli di riepilogo e pulsanti primari o secondari. Gli stessi criteri grafici sono applicati alle operazioni di archiviazione, alle conferme, alle esportazioni e ai dettagli di sola lettura, evitando che ogni modulo introduca un comportamento visivo autonomo.</w:t>
       </w:r>
     </w:p>
     <w:p>
@@ -1347,10 +1330,7 @@
     </w:p>
     <w:p>
       <w:r>
-        <w:t>main.js coordina l’avvio dell’applicazione, la sessione e il caricamento dei moduli. router.js normalizza gli hash, controlla le rotte valide e colle</w:t>
-      </w:r>
-      <w:r>
-        <w:t xml:space="preserve">ga la cronologia del browser. ui.js attiva le viste, </w:t>
+        <w:t xml:space="preserve">main.js coordina l’avvio dell’applicazione, la sessione e il caricamento dei moduli. router.js normalizza gli hash, controlla le rotte valide e collega la cronologia del browser. ui.js attiva le viste, </w:t>
       </w:r>
       <w:r>
         <w:lastRenderedPageBreak/>
@@ -1359,16 +1339,7 @@
     </w:p>
     <w:p>
       <w:r>
-        <w:t>Le funz</w:t>
-      </w:r>
-      <w:r>
-        <w:t>ioni di dominio sono isolate in moduli dedicati. supplyChain.js ricostruisce e presenta i percorsi multilivello; incidentService.js e wizard.js supportano la gestione guidata degli incidenti; auditLog.js gestisce caricamento, filtri, dettaglio e export deg</w:t>
-      </w:r>
-      <w:r>
-        <w:t>li eventi; assessmentManagement.js e assessmentService.js implementano il ciclo Target-Attuale FNCSDP; importExport.js ed export.js producono file XLSX; i18n.js applica le traduzioni dell’interfaccia. Questa separazione limita l’accoppiamento e rende più l</w:t>
-      </w:r>
-      <w:r>
-        <w:t>eggibili le modifiche future.</w:t>
+        <w:t>Le funzioni di dominio sono isolate in moduli dedicati. supplyChain.js ricostruisce e presenta i percorsi multilivello; incidentService.js e wizard.js supportano la gestione guidata degli incidenti; auditLog.js gestisce caricamento, filtri, dettaglio e export degli eventi; assessmentManagement.js e assessmentService.js implementano il ciclo Target-Attuale FNCSDP; importExport.js ed export.js producono file XLSX; i18n.js applica le traduzioni dell’interfaccia. Questa separazione limita l’accoppiamento e rende più leggibili le modifiche future.</w:t>
       </w:r>
     </w:p>
     <w:p>
@@ -1389,21 +1360,12 @@
     </w:p>
     <w:p>
       <w:r>
-        <w:t>style.css definisce la struttura visiva dell’applicazione: palette, spaziature, tipografia, layout a card, tabelle, dialoghi, stati attivi, componenti responsive e temi. wizard.css mantien</w:t>
-      </w:r>
-      <w:r>
-        <w:t>e le regole specifiche del percorso incidenti. Le correzioni finali hanno uniformato le larghezze delle aree FNCSDP, eliminato compressioni inutili, mantenuto i dialoghi entro l’altezza disponibile e garantito pulsanti raggiungibili anche su schermi ridott</w:t>
-      </w:r>
-      <w:r>
-        <w:t>i.</w:t>
+        <w:t>style.css definisce la struttura visiva dell’applicazione: palette, spaziature, tipografia, layout a card, tabelle, dialoghi, stati attivi, componenti responsive e temi. wizard.css mantiene le regole specifiche del percorso incidenti. Le correzioni finali hanno uniformato le larghezze delle aree FNCSDP, eliminato compressioni inutili, mantenuto i dialoghi entro l’altezza disponibile e garantito pulsanti raggiungibili anche su schermi ridotti.</w:t>
       </w:r>
     </w:p>
     <w:p>
       <w:r>
-        <w:t>Le risorse di branding sono raccolte in assets/branding. Il simbolo scelto unisce un percorso centrale, un elemento fortificato e uno scudo, richiamando la finalità dell’applicazione: una via unica e controllata verso la sicurezza e la registrazione aff</w:t>
-      </w:r>
-      <w:r>
-        <w:t>idabile dei dati. Lo stesso segno è utilizzato in formato esteso nella home, in formato compatto nell’header e come favicon nella scheda del browser.</w:t>
+        <w:t>Le risorse di branding sono raccolte in assets/branding. Il simbolo scelto unisce un percorso centrale, un elemento fortificato e uno scudo, richiamando la finalità dell’applicazione: una via unica e controllata verso la sicurezza e la registrazione affidabile dei dati. Lo stesso segno è utilizzato in formato esteso nella home, in formato compatto nell’header e come favicon nella scheda del browser.</w:t>
       </w:r>
     </w:p>
     <w:tbl>
@@ -1554,13 +1516,7 @@
               <w:rPr>
                 <w:sz w:val="20"/>
               </w:rPr>
-              <w:t xml:space="preserve">Home pubblica, area riservata, viste e </w:t>
-            </w:r>
-            <w:r>
-              <w:rPr>
-                <w:sz w:val="20"/>
-              </w:rPr>
-              <w:t>dialoghi</w:t>
+              <w:t>Home pubblica, area riservata, viste e dialoghi</w:t>
             </w:r>
           </w:p>
         </w:tc>
@@ -2073,44 +2029,24 @@
           <w:sz w:val="24"/>
           <w:szCs w:val="24"/>
         </w:rPr>
-        <w:t>3. Tec</w:t>
-      </w:r>
-      <w:r>
-        <w:rPr>
-          <w:rFonts w:ascii="Times New Roman" w:hAnsi="Times New Roman" w:cs="Times New Roman"/>
-          <w:sz w:val="24"/>
-          <w:szCs w:val="24"/>
-        </w:rPr>
-        <w:t>nologie, pubblicazione e integrazione</w:t>
+        <w:t>3. Tecnologie, pubblicazione e integrazione</w:t>
       </w:r>
       <w:bookmarkEnd w:id="7"/>
     </w:p>
     <w:p>
       <w:r>
-        <w:t>Il frontend utilizza HTML5, CSS3 e JavaScript ES6 con moduli nativi. La pubblicazione avviene tramite GitHub Pages a partire dal ramo main del repository. L’assenza di un processo di build complesso consente di verific</w:t>
-      </w:r>
-      <w:r>
-        <w:t>are direttamente i file versionati e rende immediata la corrispondenza tra commit, deployment e versione mostrata nell’interfaccia.</w:t>
+        <w:t>Il frontend utilizza HTML5, CSS3 e JavaScript ES6 con moduli nativi. La pubblicazione avviene tramite GitHub Pages a partire dal ramo main del repository. L’assenza di un processo di build complesso consente di verificare direttamente i file versionati e rende immediata la corrispondenza tra commit, deployment e versione mostrata nell’interfaccia.</w:t>
       </w:r>
     </w:p>
     <w:p>
       <w:r>
-        <w:t>Supabase fornisce autenticazione, sessione, API REST generate sullo schema PostgreSQL e chiamate RPC. L’applicazione invia o</w:t>
-      </w:r>
-      <w:r>
-        <w:t xml:space="preserve">perazioni soltanto sulle risorse previste; privilegi e policy RLS restano applicati sul server. ExcelJS è utilizzato per i file XLSX strutturati, con fogli, intestazioni, larghezze, filtri e metadati. Le funzioni di download creano file lato browser senza </w:t>
-      </w:r>
-      <w:r>
-        <w:t>memorizzare copie permanenti sul server web statico.</w:t>
+        <w:t>Supabase fornisce autenticazione, sessione, API REST generate sullo schema PostgreSQL e chiamate RPC. L’applicazione invia operazioni soltanto sulle risorse previste; privilegi e policy RLS restano applicati sul server. ExcelJS è utilizzato per i file XLSX strutturati, con fogli, intestazioni, larghezze, filtri e metadati. Le funzioni di download creano file lato browser senza memorizzare copie permanenti sul server web statico.</w:t>
       </w:r>
     </w:p>
     <w:p>
       <w:r>
         <w:lastRenderedPageBreak/>
-        <w:t xml:space="preserve">Il versionamento della build nel titolo, nell’header e nel footer rende riconoscibile lo stato pubblicato. Durante il collaudo, ogni patch è stata verificata dopo il completamento del workflow pages </w:t>
-      </w:r>
-      <w:r>
-        <w:t>build and deployment e un ricaricamento forzato del browser. Questo metodo ha evitato di confondere problemi di cache con errori del codice sorgente.</w:t>
+        <w:t>Il versionamento della build nel titolo, nell’header e nel footer rende riconoscibile lo stato pubblicato. Durante il collaudo, ogni patch è stata verificata dopo il completamento del workflow pages build and deployment e un ricaricamento forzato del browser. Questo metodo ha evitato di confondere problemi di cache con errori del codice sorgente.</w:t>
       </w:r>
     </w:p>
     <w:p>
@@ -2130,32 +2066,17 @@
     </w:p>
     <w:p>
       <w:r>
-        <w:t>La home pubblica presenta il nome NIS2 Asset Inventory Manager</w:t>
-      </w:r>
-      <w:r>
-        <w:t xml:space="preserve">, il contesto universitario, l’autore, il corso e l’ambito del Project Work. La descrizione sintetica chiarisce che l’applicazione censisce soggetti NIS2, asset, servizi, fornitori e dipendenze, rappresenta la Supply Chain, gestisce gli incidenti e valuta </w:t>
-      </w:r>
-      <w:r>
-        <w:t>i Profili Target e Attuale secondo il FNCSDP.</w:t>
+        <w:t>La home pubblica presenta il nome NIS2 Asset Inventory Manager, il contesto universitario, l’autore, il corso e l’ambito del Project Work. La descrizione sintetica chiarisce che l’applicazione censisce soggetti NIS2, asset, servizi, fornitori e dipendenze, rappresenta la Supply Chain, gestisce gli incidenti e valuta i Profili Target e Attuale secondo il FNCSDP.</w:t>
       </w:r>
     </w:p>
     <w:p>
       <w:r>
-        <w:t>La sezione Funzionalità principali è articolata in Inventario centralizzato, Dipendenze e Supply Chain, Sicurezza e tracciabilità. I testi sono stati aggiornati nella versione finale per includere persone e res</w:t>
-      </w:r>
-      <w:r>
-        <w:t>ponsabilità, subfornitori, Audit Log, incidenti e Assessment FNCSDP. Il modulo di accesso rimane distinto dalla presentazione e indica che l’area è riservata a personale autorizzato.</w:t>
+        <w:t>La sezione Funzionalità principali è articolata in Inventario centralizzato, Dipendenze e Supply Chain, Sicurezza e tracciabilità. I testi sono stati aggiornati nella versione finale per includere persone e responsabilità, subfornitori, Audit Log, incidenti e Assessment FNCSDP. Il modulo di accesso rimane distinto dalla presentazione e indica che l’area è riservata a personale autorizzato.</w:t>
       </w:r>
     </w:p>
     <w:p>
       <w:r>
-        <w:t>Il logo è collocato in dimensione maggiore accanto al titolo nella pagina</w:t>
-      </w:r>
-      <w:r>
-        <w:t xml:space="preserve"> di login e in formato compatto nell’header delle pagine successive. La favicon è disponibile nei formati necessari ai browser e ai dispositivi. Questa scelta rende il progetto riconoscibile senza sovraccaricare l’interfaccia operativa, nella quale lo spaz</w:t>
-      </w:r>
-      <w:r>
-        <w:t>io deve restare dedicato ai dati e ai comandi.</w:t>
+        <w:t>Il logo è collocato in dimensione maggiore accanto al titolo nella pagina di login e in formato compatto nell’header delle pagine successive. La favicon è disponibile nei formati necessari ai browser e ai dispositivi. Questa scelta rende il progetto riconoscibile senza sovraccaricare l’interfaccia operativa, nella quale lo spazio deve restare dedicato ai dati e ai comandi.</w:t>
       </w:r>
     </w:p>
     <w:p>
@@ -2175,29 +2096,17 @@
     </w:p>
     <w:p>
       <w:r>
-        <w:t>L’accesso utilizza Supabase Auth. Il modulo raccoglie e-mail e password, avvia la sessione e verifica il livello di assurance restituito dal backend. Il compor</w:t>
-      </w:r>
-      <w:r>
-        <w:t>tamento ordinario prevede MFA e livello aal2; l’utenza docente autorizzata può operare in aal1 come eccezione controllata prevista dalle policy del progetto. L’interfaccia mostra l’identità e il livello di accesso senza esporre credenziali o token.</w:t>
+        <w:t>L’accesso utilizza Supabase Auth. Il modulo raccoglie e-mail e password, avvia la sessione e verifica il livello di assurance restituito dal backend. Il comportamento ordinario prevede MFA e livello aal2; l’utenza docente autorizzata può operare in aal1 come eccezione controllata prevista dalle policy del progetto. L’interfaccia mostra l’identità e il livello di accesso senza esporre credenziali o token.</w:t>
       </w:r>
     </w:p>
     <w:p>
       <w:r>
-        <w:t xml:space="preserve">LOGIN, </w:t>
-      </w:r>
-      <w:r>
-        <w:t>LOGOUT e MFA_VERIFICATA vengono registrati tramite una funzione RPC dedicata. Il frontend non possiede autorizzazioni di scrittura diretta sull’Audit Log: invoca esclusivamente il contratto esposto dal backend, che registra identità, livello AAL, ruolo e o</w:t>
-      </w:r>
-      <w:r>
-        <w:t>rigine dell’evento. La separazione impedisce che il client possa generare liberamente eventi arbitrari nel registro.</w:t>
+        <w:t>LOGIN, LOGOUT e MFA_VERIFICATA vengono registrati tramite una funzione RPC dedicata. Il frontend non possiede autorizzazioni di scrittura diretta sull’Audit Log: invoca esclusivamente il contratto esposto dal backend, che registra identità, livello AAL, ruolo e origine dell’evento. La separazione impedisce che il client possa generare liberamente eventi arbitrari nel registro.</w:t>
       </w:r>
     </w:p>
     <w:p>
       <w:r>
-        <w:t>Il router impedisce l’accesso alle viste riservate quando la sessione non è valida. Il logout chiude la sessione, ripristina la home e aggi</w:t>
-      </w:r>
-      <w:r>
-        <w:t>orna lo stato dell’header. Il controllo è completato dalle policy RLS, che restano decisive anche in caso di chiamata diretta alle API. L’interfaccia migliora quindi l’esperienza d’uso, ma non costituisce l’unico livello di protezione.</w:t>
+        <w:t>Il router impedisce l’accesso alle viste riservate quando la sessione non è valida. Il logout chiude la sessione, ripristina la home e aggiorna lo stato dell’header. Il controllo è completato dalle policy RLS, che restano decisive anche in caso di chiamata diretta alle API. L’interfaccia migliora quindi l’esperienza d’uso, ma non costituisce l’unico livello di protezione.</w:t>
       </w:r>
     </w:p>
     <w:p>
@@ -2211,35 +2120,29 @@
           <w:sz w:val="24"/>
           <w:szCs w:val="24"/>
         </w:rPr>
-        <w:t>6. Architettura di n</w:t>
-      </w:r>
-      <w:r>
-        <w:rPr>
-          <w:rFonts w:ascii="Times New Roman" w:hAnsi="Times New Roman" w:cs="Times New Roman"/>
-          <w:sz w:val="24"/>
-          <w:szCs w:val="24"/>
-        </w:rPr>
-        <w:t>avigazione</w:t>
+        <w:t>6. Architettura di navigazione</w:t>
       </w:r>
       <w:bookmarkEnd w:id="10"/>
     </w:p>
     <w:p>
       <w:r>
-        <w:t>La navigazione utilizza URL con hash. Ogni rotta viene normalizzata dal router, collegata a una vista e registrata nella cronologia del browser. Il passaggio tra i moduli non richiede un ricaricamento completo della pagina; breadcrumb, titolo, v</w:t>
-      </w:r>
-      <w:r>
-        <w:t>oce attiva e contenuto vengono aggiornati in modo coordinato. Gli alias mantengono la compatibilità con collegamenti precedenti e riducono gli errori dovuti a varianti del nome della rotta.</w:t>
+        <w:t>La navigazione utilizza URL con hash. Ogni rotta viene normalizzata dal router, collegata a una vista e registrata nella cronologia del browser. Il passaggio tra i moduli non richiede un ricaricamento completo della pagina; breadcrumb, titolo, voce attiva e contenuto vengono aggiornati in modo coordinato. Gli alias mantengono la compatibilità con collegamenti precedenti e riducono gli errori dovuti a varianti del nome della rotta.</w:t>
       </w:r>
     </w:p>
     <w:p>
       <w:r>
-        <w:t>L’architettura parte dalla home pubblica, attraversa autenticazion</w:t>
-      </w:r>
-      <w:r>
-        <w:t xml:space="preserve">e e area </w:t>
+        <w:t xml:space="preserve">L’architettura parte dalla home pubblica, attraversa </w:t>
       </w:r>
       <w:proofErr w:type="spellStart"/>
       <w:r>
+        <w:t>autenticazione</w:t>
+      </w:r>
+      <w:proofErr w:type="spellEnd"/>
+      <w:r>
+        <w:t xml:space="preserve"> e area </w:t>
+      </w:r>
+      <w:proofErr w:type="spellStart"/>
+      <w:r>
         <w:t>applicativa</w:t>
       </w:r>
       <w:proofErr w:type="spellEnd"/>
@@ -2281,10 +2184,7 @@
       </w:r>
       <w:r>
         <w:lastRenderedPageBreak/>
-        <w:t xml:space="preserve">autonomo, separato dalle funzioni operative. La </w:t>
-      </w:r>
-      <w:r>
-        <w:t>figura seguente rappresenta lo stato finale V5 e aggiorna lo schema V4 con identità visiva, lingua e pagina dei ringraziamenti.</w:t>
+        <w:t>autonomo, separato dalle funzioni operative. La figura seguente rappresenta lo stato finale V5 e aggiorna lo schema V4 con identità visiva, lingua e pagina dei ringraziamenti.</w:t>
       </w:r>
     </w:p>
     <w:p>
@@ -2344,15 +2244,7 @@
           <w:color w:val="536875"/>
           <w:sz w:val="21"/>
         </w:rPr>
-        <w:t xml:space="preserve">Figura 1 - Architettura di navigazione frontend V5: dalla home pubblica ai moduli operativi, con Assessment FNCSDP, Audit Log </w:t>
-      </w:r>
-      <w:r>
-        <w:rPr>
-          <w:i/>
-          <w:color w:val="536875"/>
-          <w:sz w:val="21"/>
-        </w:rPr>
-        <w:t>e Ringraziamenti.</w:t>
+        <w:t>Figura 1 - Architettura di navigazione frontend V5: dalla home pubblica ai moduli operativi, con Assessment FNCSDP, Audit Log e Ringraziamenti.</w:t>
       </w:r>
     </w:p>
     <w:p>
@@ -2372,29 +2264,17 @@
     </w:p>
     <w:p>
       <w:r>
-        <w:t>L’area applicativa mantiene un’intestazione stabile e un menu verticale a gruppi espandibili. Questa struttura consente di individuare rapidamente il dominio corrente e di conservare una gerarchia l</w:t>
-      </w:r>
-      <w:r>
-        <w:t>eggibile anche quando le funzioni aumentano. Il titolo di pagina, il breadcrumb e l’etichetta di sezione riducono l’ambiguità, mentre i pulsanti principali sono collocati vicino al contenuto a cui si riferiscono.</w:t>
+        <w:t>L’area applicativa mantiene un’intestazione stabile e un menu verticale a gruppi espandibili. Questa struttura consente di individuare rapidamente il dominio corrente e di conservare una gerarchia leggibile anche quando le funzioni aumentano. Il titolo di pagina, il breadcrumb e l’etichetta di sezione riducono l’ambiguità, mentre i pulsanti principali sono collocati vicino al contenuto a cui si riferiscono.</w:t>
       </w:r>
     </w:p>
     <w:p>
       <w:r>
-        <w:t>Le operazioni che modificano dati usano dia</w:t>
-      </w:r>
-      <w:r>
-        <w:t>loghi con campi, spiegazioni e azioni esplicite. Nei flussi più delicati, come la creazione del Profilo Target, l’utente compila i dati, visualizza un riepilogo, può tornare alla modifica e soltanto dopo conferma la registrazione. Lo stesso principio è app</w:t>
-      </w:r>
-      <w:r>
-        <w:t>licato alle operazioni di archiviazione, approvazione e completamento.</w:t>
+        <w:t>Le operazioni che modificano dati usano dialoghi con campi, spiegazioni e azioni esplicite. Nei flussi più delicati, come la creazione del Profilo Target, l’utente compila i dati, visualizza un riepilogo, può tornare alla modifica e soltanto dopo conferma la registrazione. Lo stesso principio è applicato alle operazioni di archiviazione, approvazione e completamento.</w:t>
       </w:r>
     </w:p>
     <w:p>
       <w:r>
-        <w:t xml:space="preserve">Gli stati sono espressi con termini coerenti: BOZZA, APPROVATO, COMPLETATO, attivo o archiviato. Messaggi contestuali indicano l’esito dell’operazione e la prossima azione consigliata. </w:t>
-      </w:r>
-      <w:r>
-        <w:t>Nel modulo FNCSDP una barra di percorso mostra le otto fasi, così l’utente comprende immediatamente ciò che è stato completato e ciò che rimane da eseguire.</w:t>
+        <w:t>Gli stati sono espressi con termini coerenti: BOZZA, APPROVATO, COMPLETATO, attivo o archiviato. Messaggi contestuali indicano l’esito dell’operazione e la prossima azione consigliata. Nel modulo FNCSDP una barra di percorso mostra le otto fasi, così l’utente comprende immediatamente ciò che è stato completato e ciò che rimane da eseguire.</w:t>
       </w:r>
     </w:p>
     <w:p>
@@ -2414,13 +2294,7 @@
     </w:p>
     <w:p>
       <w:r>
-        <w:t>I moduli operativi condividono struttura e criteri di interazione, ma presentan</w:t>
-      </w:r>
-      <w:r>
-        <w:t>o funzioni specifiche per il dominio trattato. Le liste espongono ricerca, filtri, paginazione o scorrimento controllato; i dettagli separano dati identificativi, relazioni e stato; le operazioni di inserimento e aggiornamento richiamano i cataloghi già pr</w:t>
-      </w:r>
-      <w:r>
-        <w:t>esenti nel database, evitando valori duplicati o non normalizzati.</w:t>
+        <w:t>I moduli operativi condividono struttura e criteri di interazione, ma presentano funzioni specifiche per il dominio trattato. Le liste espongono ricerca, filtri, paginazione o scorrimento controllato; i dettagli separano dati identificativi, relazioni e stato; le operazioni di inserimento e aggiornamento richiamano i cataloghi già presenti nel database, evitando valori duplicati o non normalizzati.</w:t>
       </w:r>
     </w:p>
     <w:p>
@@ -2502,10 +2376,15 @@
       </w:r>
       <w:proofErr w:type="spellEnd"/>
       <w:r>
-        <w:t xml:space="preserve"> dell’organizzazione mediante indicatori relativi ad asset, criticità, servizi, fornitori, Supply Chain, incidenti e Audit Log. Le </w:t>
-      </w:r>
-      <w:r>
-        <w:t>card fungono da punto di ingresso ai moduli e consentono di rilevare rapidamente elementi che richiedono attenzione. I dati derivano dalle viste e dalle query applicative, quindi rispettano la sessione e le policy RLS.</w:t>
+        <w:t xml:space="preserve"> </w:t>
+      </w:r>
+      <w:proofErr w:type="spellStart"/>
+      <w:r>
+        <w:t>dell’organizzazione</w:t>
+      </w:r>
+      <w:proofErr w:type="spellEnd"/>
+      <w:r>
+        <w:t xml:space="preserve"> mediante indicatori relativi ad asset, criticità, servizi, fornitori, Supply Chain, incidenti e Audit Log. Le card fungono da punto di ingresso ai moduli e consentono di rilevare rapidamente elementi che richiedono attenzione. I dati derivano dalle viste e dalle query applicative, quindi rispettano la sessione e le policy RLS.</w:t>
       </w:r>
     </w:p>
     <w:p>
@@ -2527,10 +2406,23 @@
       </w:r>
       <w:proofErr w:type="spellEnd"/>
       <w:r>
-        <w:t xml:space="preserve"> le viste</w:t>
-      </w:r>
-      <w:r>
-        <w:t xml:space="preserve"> analitiche: presenta conteggi e priorità, mentre il dettaglio rimane nei moduli di dominio. Questa separazione limita la densità informativa e mantiene la pagina iniziale utilizzabile anche quando il dataset cresce.</w:t>
+        <w:t xml:space="preserve"> le </w:t>
+      </w:r>
+      <w:proofErr w:type="spellStart"/>
+      <w:r>
+        <w:t>viste</w:t>
+      </w:r>
+      <w:proofErr w:type="spellEnd"/>
+      <w:r>
+        <w:t xml:space="preserve"> </w:t>
+      </w:r>
+      <w:proofErr w:type="spellStart"/>
+      <w:r>
+        <w:t>analitiche</w:t>
+      </w:r>
+      <w:proofErr w:type="spellEnd"/>
+      <w:r>
+        <w:t>: presenta conteggi e priorità, mentre il dettaglio rimane nei moduli di dominio. Questa separazione limita la densità informativa e mantiene la pagina iniziale utilizzabile anche quando il dataset cresce.</w:t>
       </w:r>
     </w:p>
     <w:p>
@@ -2557,21 +2449,12 @@
     </w:p>
     <w:p>
       <w:r>
-        <w:t xml:space="preserve">La sezione </w:t>
-      </w:r>
-      <w:r>
-        <w:t>Azienda gestisce i soggetti NIS2 già censiti, le persone, i ruoli e gli incarichi. L’organizzazione selezionata viene riutilizzata nei moduli successivi, compreso il Profilo Target FNCSDP. L’utente non deve ricreare anagrafiche duplicate: i campi di selezi</w:t>
-      </w:r>
-      <w:r>
-        <w:t>one leggono i record attivi e mostrano codice, denominazione e classificazione.</w:t>
+        <w:t>La sezione Azienda gestisce i soggetti NIS2 già censiti, le persone, i ruoli e gli incarichi. L’organizzazione selezionata viene riutilizzata nei moduli successivi, compreso il Profilo Target FNCSDP. L’utente non deve ricreare anagrafiche duplicate: i campi di selezione leggono i record attivi e mostrano codice, denominazione e classificazione.</w:t>
       </w:r>
     </w:p>
     <w:p>
       <w:r>
-        <w:t xml:space="preserve">Le entità archiviate sono separate dalle liste operative. Gli incarichi e le responsabilità mantengono la loro dimensione temporale, mentre l’interfaccia distingue chiaramente </w:t>
-      </w:r>
-      <w:r>
-        <w:t>record correnti e storici. Questo comportamento rispecchia il modello backend senza esporre all’utente la complessità delle relazioni sottostanti.</w:t>
+        <w:t>Le entità archiviate sono separate dalle liste operative. Gli incarichi e le responsabilità mantengono la loro dimensione temporale, mentre l’interfaccia distingue chiaramente record correnti e storici. Questo comportamento rispecchia il modello backend senza esporre all’utente la complessità delle relazioni sottostanti.</w:t>
       </w:r>
     </w:p>
     <w:p>
@@ -2592,21 +2475,12 @@
     </w:p>
     <w:p>
       <w:r>
-        <w:t xml:space="preserve">L’Inventario Asset consente consultazione, ricerca, filtri, </w:t>
-      </w:r>
-      <w:r>
-        <w:t>inserimento, modifica, dettaglio ed esportazione. I campi collegano asset a categoria, organizzazione e responsabile, utilizzando cataloghi e anagrafiche esistenti. Le criticità NIS2 e le informazioni tecniche sono presentate in forma leggibile, mentre i d</w:t>
-      </w:r>
-      <w:r>
-        <w:t>ettagli estesi rimangono disponibili senza appesantire la tabella principale.</w:t>
+        <w:t>L’Inventario Asset consente consultazione, ricerca, filtri, inserimento, modifica, dettaglio ed esportazione. I campi collegano asset a categoria, organizzazione e responsabile, utilizzando cataloghi e anagrafiche esistenti. Le criticità NIS2 e le informazioni tecniche sono presentate in forma leggibile, mentre i dettagli estesi rimangono disponibili senza appesantire la tabella principale.</w:t>
       </w:r>
     </w:p>
     <w:p>
       <w:r>
-        <w:t>L’archiviazione logica sostituisce la cancellazione fisica. Gli asset archiviati sono esclusi dalle viste operative e consultabili in una sezione separata, con data, utente e mot</w:t>
-      </w:r>
-      <w:r>
-        <w:t>ivazione. L’export dedicato agli archiviati è di sola consultazione e non introduce funzioni di ripristino non previste dal progetto.</w:t>
+        <w:t>L’archiviazione logica sostituisce la cancellazione fisica. Gli asset archiviati sono esclusi dalle viste operative e consultabili in una sezione separata, con data, utente e motivazione. L’export dedicato agli archiviati è di sola consultazione e non introduce funzioni di ripristino non previste dal progetto.</w:t>
       </w:r>
     </w:p>
     <w:p>
@@ -2627,21 +2501,12 @@
     </w:p>
     <w:p>
       <w:r>
-        <w:t xml:space="preserve">I moduli Servizi e Fornitori utilizzano lo stesso impianto dell’inventario: elenco, nuovo record, </w:t>
-      </w:r>
-      <w:r>
-        <w:t>dettaglio, cessazione o archiviazione. I servizi possono essere collegati a organizzazione, asset e fornitori; i fornitori possono partecipare a relazioni gerarchiche e di subfornitura. L’interfaccia presenta codici applicativi stabili e descrizioni, mentr</w:t>
-      </w:r>
-      <w:r>
-        <w:t>e i vincoli di integrità restano applicati dal database.</w:t>
+        <w:t>I moduli Servizi e Fornitori utilizzano lo stesso impianto dell’inventario: elenco, nuovo record, dettaglio, cessazione o archiviazione. I servizi possono essere collegati a organizzazione, asset e fornitori; i fornitori possono partecipare a relazioni gerarchiche e di subfornitura. L’interfaccia presenta codici applicativi stabili e descrizioni, mentre i vincoli di integrità restano applicati dal database.</w:t>
       </w:r>
     </w:p>
     <w:p>
       <w:r>
-        <w:t>Le liste dei cessati mantengono lo storico separato dal lavoro corrente. Questa distinzione è importante per la Supply Chain, poiché una relazione chiusa deve rimanere ricostruibile ma non deve esser</w:t>
-      </w:r>
-      <w:r>
-        <w:t>e proposta come dipendenza attiva.</w:t>
+        <w:t>Le liste dei cessati mantengono lo storico separato dal lavoro corrente. Questa distinzione è importante per la Supply Chain, poiché una relazione chiusa deve rimanere ricostruibile ma non deve essere proposta come dipendenza attiva.</w:t>
       </w:r>
     </w:p>
     <w:p>
@@ -2662,19 +2527,13 @@
     </w:p>
     <w:p>
       <w:r>
-        <w:t>La sezione Relazioni rappresenta le dipendenze tra servizi, asset, fornitori e subfornitori. La Supply Chain distingue percorsi diretti e derivati e presenta livelli, origine, elemento effetti</w:t>
-      </w:r>
-      <w:r>
-        <w:t>vo, tipologia della dipendenza ed eventuale ereditarietà. Il modulo utilizza le viste gerarchiche del backend, evitando di ricostruire nel browser regole che appartengono al database.</w:t>
+        <w:t>La sezione Relazioni rappresenta le dipendenze tra servizi, asset, fornitori e subfornitori. La Supply Chain distingue percorsi diretti e derivati e presenta livelli, origine, elemento effettivo, tipologia della dipendenza ed eventuale ereditarietà. Il modulo utilizza le viste gerarchiche del backend, evitando di ricostruire nel browser regole che appartengono al database.</w:t>
       </w:r>
     </w:p>
     <w:p>
       <w:r>
         <w:lastRenderedPageBreak/>
-        <w:t>L’esportazione XLSX produce un foglio leggibile con colonne dedicate a s</w:t>
-      </w:r>
-      <w:r>
-        <w:t>ervizio radice, servizio origine, asset, fornitore, relazione, percorso e descrizioni. Le larghezze e il ritorno a capo sono impostati per consentire la consultazione anche quando le catene sono articolate.</w:t>
+        <w:t>L’esportazione XLSX produce un foglio leggibile con colonne dedicate a servizio radice, servizio origine, asset, fornitore, relazione, percorso e descrizioni. Le larghezze e il ritorno a capo sono impostati per consentire la consultazione anche quando le catene sono articolate.</w:t>
       </w:r>
     </w:p>
     <w:p>
@@ -2695,21 +2554,12 @@
     </w:p>
     <w:p>
       <w:r>
-        <w:t xml:space="preserve">Il modulo Incidenti </w:t>
-      </w:r>
-      <w:r>
-        <w:t>separa segnalazioni aperte e chiuse e include un percorso guidato per la nuova registrazione. Il wizard raccoglie progressivamente contesto, servizio interessato, tassonomia ACN, descrizione, impatto e riepilogo. La scelta di una procedura guidata riduce i</w:t>
-      </w:r>
-      <w:r>
-        <w:t>l rischio di eventi incompleti e rende più comprensibile la classificazione.</w:t>
+        <w:t>Il modulo Incidenti separa segnalazioni aperte e chiuse e include un percorso guidato per la nuova registrazione. Il wizard raccoglie progressivamente contesto, servizio interessato, tassonomia ACN, descrizione, impatto e riepilogo. La scelta di una procedura guidata riduce il rischio di eventi incompleti e rende più comprensibile la classificazione.</w:t>
       </w:r>
     </w:p>
     <w:p>
       <w:r>
-        <w:t>Il riepilogo finale può essere copiato o esportato e rimane collegato al record persistito. La chiusura dell’incidente è un’operazione esplicita; gli eventi storici restano consul</w:t>
-      </w:r>
-      <w:r>
-        <w:t>tabili e tracciati. Le regole di accesso sono le stesse delle altre tabelle operative.</w:t>
+        <w:t>Il riepilogo finale può essere copiato o esportato e rimane collegato al record persistito. La chiusura dell’incidente è un’operazione esplicita; gli eventi storici restano consultabili e tracciati. Le regole di accesso sono le stesse delle altre tabelle operative.</w:t>
       </w:r>
     </w:p>
     <w:p>
@@ -2766,21 +2616,20 @@
       </w:r>
       <w:proofErr w:type="spellEnd"/>
       <w:r>
-        <w:t xml:space="preserve"> ai Profili Target e Attuale. Il fro</w:t>
-      </w:r>
-      <w:r>
-        <w:t xml:space="preserve">ntend traduce il modello normalizzato del backend in un percorso guidato composto da otto passaggi: creazione del Target, verifica dei sei controlli, approvazione, creazione dell’assessment, compilazione del Profilo Attuale, completamento, visualizzazione </w:t>
-      </w:r>
-      <w:r>
-        <w:t>di score e gap, esportazione XLSX.</w:t>
+        <w:t xml:space="preserve"> ai </w:t>
+      </w:r>
+      <w:proofErr w:type="spellStart"/>
+      <w:r>
+        <w:t>Profili</w:t>
+      </w:r>
+      <w:proofErr w:type="spellEnd"/>
+      <w:r>
+        <w:t xml:space="preserve"> Target e Attuale. Il frontend traduce il modello normalizzato del backend in un percorso guidato composto da otto passaggi: creazione del Target, verifica dei sei controlli, approvazione, creazione dell’assessment, compilazione del Profilo Attuale, completamento, visualizzazione di score e gap, esportazione XLSX.</w:t>
       </w:r>
     </w:p>
     <w:p>
       <w:r>
-        <w:t>I sei controlli iniziali corrispondono alle Subcategory ID.AM-1 - ID.AM-6: sistemi e apparati fisici; piattaforme e applicazioni software; flussi di dati e comunicazioni; sistemi informativi esterni; classificazione e pri</w:t>
-      </w:r>
-      <w:r>
-        <w:t>oritizzazione delle risorse; ruoli e responsabilità cybersecurity. Il sistema li genera automaticamente per evitare inserimenti ripetitivi e mantenere la coerenza con il catalogo backend.</w:t>
+        <w:t>I sei controlli iniziali corrispondono alle Subcategory ID.AM-1 - ID.AM-6: sistemi e apparati fisici; piattaforme e applicazioni software; flussi di dati e comunicazioni; sistemi informativi esterni; classificazione e prioritizzazione delle risorse; ruoli e responsabilità cybersecurity. Il sistema li genera automaticamente per evitare inserimenti ripetitivi e mantenere la coerenza con il catalogo backend.</w:t>
       </w:r>
     </w:p>
     <w:p>
@@ -2801,21 +2650,12 @@
     </w:p>
     <w:p>
       <w:r>
-        <w:t>La creazione del Profilo Target richiede la selez</w:t>
-      </w:r>
-      <w:r>
-        <w:t>ione di un soggetto NIS2 già presente, codice, nome, perimetro e descrizione. Prima della registrazione viene mostrato un riepilogo; l’utente può modificare i dati oppure confermare. Dopo la creazione, i sei controlli sono disponibili con copertura desider</w:t>
-      </w:r>
-      <w:r>
-        <w:t>ata e descrizione. Finché il Target è in bozza, le informazioni possono essere corrette.</w:t>
+        <w:t>La creazione del Profilo Target richiede la selezione di un soggetto NIS2 già presente, codice, nome, perimetro e descrizione. Prima della registrazione viene mostrato un riepilogo; l’utente può modificare i dati oppure confermare. Dopo la creazione, i sei controlli sono disponibili con copertura desiderata e descrizione. Finché il Target è in bozza, le informazioni possono essere corrette.</w:t>
       </w:r>
     </w:p>
     <w:p>
       <w:r>
-        <w:t>L’approvazione rende il Target immutabile e abilita la creazione del Profilo Attuale. L’interfaccia non presenta più campi modificabili ma testi leggibili e stato APPR</w:t>
-      </w:r>
-      <w:r>
-        <w:t>OVATO. Il collegamento al soggetto NIS2 rimane visibile nel riepilogo e consente di comprendere immediatamente il perimetro dell’assessment.</w:t>
+        <w:t>L’approvazione rende il Target immutabile e abilita la creazione del Profilo Attuale. L’interfaccia non presenta più campi modificabili ma testi leggibili e stato APPROVATO. Il collegamento al soggetto NIS2 rimane visibile nel riepilogo e consente di comprendere immediatamente il perimetro dell’assessment.</w:t>
       </w:r>
     </w:p>
     <w:p>
@@ -2836,21 +2676,12 @@
     </w:p>
     <w:p>
       <w:r>
-        <w:t>L’assessment è creato a partire da un Target approvato. La prima misura incompleta vie</w:t>
-      </w:r>
-      <w:r>
-        <w:t>ne aperta automaticamente e il comando Salva e prossimo accompagna l’utente fino al sesto controllo. Ogni misura raccoglie risposta dell’intervistato, grado di copertura, maturità CMMI, note, evidenze e osservazioni dell’assessor.</w:t>
+        <w:t>L’assessment è creato a partire da un Target approvato. La prima misura incompleta viene aperta automaticamente e il comando Salva e prossimo accompagna l’utente fino al sesto controllo. Ogni misura raccoglie risposta dell’intervistato, grado di copertura, maturità CMMI, note, evidenze e osservazioni dell’assessor.</w:t>
       </w:r>
     </w:p>
     <w:p>
       <w:r>
-        <w:t>La maturità è coerente co</w:t>
-      </w:r>
-      <w:r>
-        <w:t>n la copertura: quando la copertura è zero, la maturità diventa non applicabile. L’avanzamento è calcolato sul numero di misure completate e aggiornato dopo ogni salvataggio. Questa impostazione riduce le operazioni manuali e rende evidente lo stato del la</w:t>
-      </w:r>
-      <w:r>
-        <w:t>voro.</w:t>
+        <w:t>La maturità è coerente con la copertura: quando la copertura è zero, la maturità diventa non applicabile. L’avanzamento è calcolato sul numero di misure completate e aggiornato dopo ogni salvataggio. Questa impostazione riduce le operazioni manuali e rende evidente lo stato del lavoro.</w:t>
       </w:r>
     </w:p>
     <w:p>
@@ -2898,18 +2729,12 @@
     </w:p>
     <w:p>
       <w:r>
-        <w:t>Dopo il completamento delle sei misure, il sistema presenta avanzamento, score, gap e maturità media indicativa. La tabella analitica confronta Target e copertura attuale per ciascun controllo, mostra la maturità e consen</w:t>
-      </w:r>
-      <w:r>
-        <w:t>te di visualizzare il dettaglio. Score e gap derivano dalle viste del backend e non vengono ricalcolati con formule autonome nel browser.</w:t>
+        <w:t>Dopo il completamento delle sei misure, il sistema presenta avanzamento, score, gap e maturità media indicativa. La tabella analitica confronta Target e copertura attuale per ciascun controllo, mostra la maturità e consente di visualizzare il dettaglio. Score e gap derivano dalle viste del backend e non vengono ricalcolati con formule autonome nel browser.</w:t>
       </w:r>
     </w:p>
     <w:p>
       <w:r>
-        <w:t>Nel collaudo conclusivo l’assessment ASS-2026-01 collegato al Target PT-2026-01 ha raggiunto il 100 per cento di avanz</w:t>
-      </w:r>
-      <w:r>
-        <w:t>amento, score 67 per cento, gap 33 per cento e maturità media 3,17 su 5. I valori sono stati verificati dopo ricaricamento della pagina e riapertura del dettaglio, confermando la persistenza dei dati.</w:t>
+        <w:t>Nel collaudo conclusivo l’assessment ASS-2026-01 collegato al Target PT-2026-01 ha raggiunto il 100 per cento di avanzamento, score 67 per cento, gap 33 per cento e maturità media 3,17 su 5. I valori sono stati verificati dopo ricaricamento della pagina e riapertura del dettaglio, confermando la persistenza dei dati.</w:t>
       </w:r>
     </w:p>
     <w:p>
@@ -2930,21 +2755,12 @@
     </w:p>
     <w:p>
       <w:r>
-        <w:t>L’esportazione del</w:t>
-      </w:r>
-      <w:r>
-        <w:t>l’assessment produce cinque fogli: Riepilogo, Profilo Target, Profilo Attuale, Mapping FNCSDP e Metadati. Il file conserva le informazioni necessarie a ricostruire il confronto tra postura desiderata e misurata, senza dipendere dalla visualizzazione web.</w:t>
+        <w:t>L’esportazione dell’assessment produce cinque fogli: Riepilogo, Profilo Target, Profilo Attuale, Mapping FNCSDP e Metadati. Il file conserva le informazioni necessarie a ricostruire il confronto tra postura desiderata e misurata, senza dipendere dalla visualizzazione web.</w:t>
       </w:r>
     </w:p>
     <w:p>
       <w:r>
-        <w:t>D</w:t>
-      </w:r>
-      <w:r>
-        <w:t>opo il completamento, i comandi Compila diventano Visualizza. Copertura, maturità, risposte, note ed evidenze restano consultabili ma non modificabili. Il test di sola lettura è stato eseguito su più controlli, chiudendo e riaprendo il dialogo senza perdit</w:t>
-      </w:r>
-      <w:r>
-        <w:t>a di dati e senza possibilità di alterare la misura.</w:t>
+        <w:t>Dopo il completamento, i comandi Compila diventano Visualizza. Copertura, maturità, risposte, note ed evidenze restano consultabili ma non modificabili. Il test di sola lettura è stato eseguito su più controlli, chiudendo e riaprendo il dialogo senza perdita di dati e senza possibilità di alterare la misura.</w:t>
       </w:r>
     </w:p>
     <w:p>
@@ -2971,32 +2787,28 @@
     </w:p>
     <w:p>
       <w:r>
-        <w:t>L’Audit Log espone gli eventi prodotti dal backend in una vista leggibile. La pagina consente ricerca libera, filtro per tabella, entità, operazione, utente e in</w:t>
-      </w:r>
-      <w:r>
-        <w:t>tervallo temporale, paginazione e export dei risultati filtrati. Il dettaglio presenta data, tabella, entità, record, utente, AAL, ruoli e payload JSON precedente e successivo.</w:t>
+        <w:t>L’Audit Log espone gli eventi prodotti dal backend in una vista leggibile. La pagina consente ricerca libera, filtro per tabella, entità, operazione, utente e intervallo temporale, paginazione e export dei risultati filtrati. Il dettaglio presenta data, tabella, entità, record, utente, AAL, ruoli e payload JSON precedente e successivo.</w:t>
       </w:r>
     </w:p>
     <w:p>
       <w:r>
-        <w:t xml:space="preserve">L’integrazione FNCSDP raggruppa le sei tabelle sotto l’entità </w:t>
-      </w:r>
-      <w:r>
-        <w:t>Assessment FNCSDP. La ricerca per codice ASS recupera assessment e misure collegate; la ricerca per codice PT ricostruisce Target, controlli, assessment e misure; la ricerca fncsdp restituisce l’intero perimetro del modulo. I record delle misure sono mostr</w:t>
-      </w:r>
-      <w:r>
-        <w:t>ati con controllo e codice assessment, rendendo il registro comprensibile anche senza conoscere gli identificativi tecnici.</w:t>
+        <w:t>L’integrazione FNCSDP raggruppa le sei tabelle sotto l’entità Assessment FNCSDP. La ricerca per codice ASS recupera assessment e misure collegate; la ricerca per codice PT ricostruisce Target, controlli, assessment e misure; la ricerca fncsdp restituisce l’intero perimetro del modulo. I record delle misure sono mostrati con controllo e codice assessment, rendendo il registro comprensibile anche senza conoscere gli identificativi tecnici.</w:t>
       </w:r>
     </w:p>
     <w:p>
       <w:r>
-        <w:t>L’esportazione Audit Log applica gli stessi filtri mostrati a video. Il collaudo ha verificato 28 eventi nel perimetro FNCSDP e il d</w:t>
-      </w:r>
-      <w:r>
-        <w:t xml:space="preserve">ettaglio di </w:t>
+        <w:t xml:space="preserve">L’esportazione Audit Log applica gli stessi filtri mostrati a video. Il collaudo ha verificato 28 eventi nel perimetro FNCSDP e il </w:t>
       </w:r>
       <w:proofErr w:type="spellStart"/>
       <w:r>
+        <w:t>dettaglio</w:t>
+      </w:r>
+      <w:proofErr w:type="spellEnd"/>
+      <w:r>
+        <w:t xml:space="preserve"> di </w:t>
+      </w:r>
+      <w:proofErr w:type="spellStart"/>
+      <w:r>
         <w:t>eventi</w:t>
       </w:r>
       <w:proofErr w:type="spellEnd"/>
@@ -3017,10 +2829,7 @@
       </w:r>
       <w:proofErr w:type="spellEnd"/>
       <w:r>
-        <w:t xml:space="preserve"> docentepegaso@gmail.com</w:t>
-      </w:r>
-      <w:r>
-        <w:t>.</w:t>
+        <w:t xml:space="preserve"> docentepegaso@gmail.com.</w:t>
       </w:r>
     </w:p>
     <w:p>
@@ -3040,24 +2849,12 @@
     </w:p>
     <w:p>
       <w:r>
-        <w:t>Le funzioni di esportazion</w:t>
-      </w:r>
-      <w:r>
-        <w:t>e sono distribuite nei moduli in cui producono valore operativo. Inventario, archiviati, Supply Chain, incidenti, Audit Log e Assessment generano file distinti e coerenti con il contenuto visualizzato. I fogli includono intestazioni, filtri, larghezze deli</w:t>
-      </w:r>
-      <w:r>
-        <w:t>berate, ritorno a capo, metadati e criteri applicati, così il file rimane interpretabile fuori dall’applicazione.</w:t>
+        <w:t>Le funzioni di esportazione sono distribuite nei moduli in cui producono valore operativo. Inventario, archiviati, Supply Chain, incidenti, Audit Log e Assessment generano file distinti e coerenti con il contenuto visualizzato. I fogli includono intestazioni, filtri, larghezze deliberate, ritorno a capo, metadati e criteri applicati, così il file rimane interpretabile fuori dall’applicazione.</w:t>
       </w:r>
     </w:p>
     <w:p>
       <w:r>
-        <w:t>Il modello ufficiale di importazione asset separa il foglio di inserimento dai valori di supporto ricavati dal database. Questa impostazione g</w:t>
-      </w:r>
-      <w:r>
-        <w:t xml:space="preserve">uida l’utente nella scelta di categoria, organizzazione e responsabile, riduce gli errori di digitazione e conserva il controllo finale sul backend. Le importazioni non aggirano i vincoli: ogni riga viene comunque sottoposta alle regole previste dalle API </w:t>
-      </w:r>
-      <w:r>
-        <w:t>e dal database.</w:t>
+        <w:t>Il modello ufficiale di importazione asset separa il foglio di inserimento dai valori di supporto ricavati dal database. Questa impostazione guida l’utente nella scelta di categoria, organizzazione e responsabile, riduce gli errori di digitazione e conserva il controllo finale sul backend. Le importazioni non aggirano i vincoli: ogni riga viene comunque sottoposta alle regole previste dalle API e dal database.</w:t>
       </w:r>
     </w:p>
     <w:tbl>
@@ -3387,13 +3184,7 @@
               <w:rPr>
                 <w:sz w:val="20"/>
               </w:rPr>
-              <w:t xml:space="preserve">Percorsi diretti e derivati con livelli e </w:t>
-            </w:r>
-            <w:r>
-              <w:rPr>
-                <w:sz w:val="20"/>
-              </w:rPr>
-              <w:t>relazioni</w:t>
+              <w:t>Percorsi diretti e derivati con livelli e relazioni</w:t>
             </w:r>
           </w:p>
         </w:tc>
@@ -3651,43 +3442,23 @@
           <w:sz w:val="24"/>
           <w:szCs w:val="24"/>
         </w:rPr>
-        <w:t xml:space="preserve">12. Supporto, lingua e </w:t>
-      </w:r>
-      <w:r>
-        <w:rPr>
-          <w:rFonts w:ascii="Times New Roman" w:hAnsi="Times New Roman" w:cs="Times New Roman"/>
-          <w:sz w:val="24"/>
-          <w:szCs w:val="24"/>
-        </w:rPr>
-        <w:t>ringraziamenti</w:t>
+        <w:t>12. Supporto, lingua e ringraziamenti</w:t>
       </w:r>
       <w:bookmarkEnd w:id="26"/>
     </w:p>
     <w:p>
       <w:r>
-        <w:t>La pagina Informazioni e guida descrive finalità, architettura, sicurezza e contesto del Project Work. La versione finale riporta 36 tabelle in 3FN, 11 viste principali, autenticazione, RLS, Audit Log, archiviazione logica e metodologia FNCS</w:t>
-      </w:r>
-      <w:r>
-        <w:t>DP. Un riquadro Percorso operativo sintetizza la sequenza Soggetti NIS2, Inventario, Servizi e fornitori, Relazioni e Supply Chain, Incidenti, Assessment FNCSDP, Audit Log ed esportazioni.</w:t>
+        <w:t>La pagina Informazioni e guida descrive finalità, architettura, sicurezza e contesto del Project Work. La versione finale riporta 36 tabelle in 3FN, 11 viste principali, autenticazione, RLS, Audit Log, archiviazione logica e metodologia FNCSDP. Un riquadro Percorso operativo sintetizza la sequenza Soggetti NIS2, Inventario, Servizi e fornitori, Relazioni e Supply Chain, Incidenti, Assessment FNCSDP, Audit Log ed esportazioni.</w:t>
       </w:r>
     </w:p>
     <w:p>
       <w:r>
-        <w:t>Il selettore IT/EN applica le stringhe disponibili senza modificare</w:t>
-      </w:r>
-      <w:r>
-        <w:t xml:space="preserve"> i dati. Il tema chiaro o scuro viene gestito come preferenza di interfaccia. Queste funzioni sono collocate nell’header e restano accessibili in tutte le viste, senza interferire con il contenuto operativo.</w:t>
+        <w:t>Il selettore IT/EN applica le stringhe disponibili senza modificare i dati. Il tema chiaro o scuro viene gestito come preferenza di interfaccia. Queste funzioni sono collocate nell’header e restano accessibili in tutte le viste, senza interferire con il contenuto operativo.</w:t>
       </w:r>
     </w:p>
     <w:p>
       <w:r>
-        <w:t xml:space="preserve">La sezione Ringraziamenti è separata dai gruppi </w:t>
-      </w:r>
-      <w:r>
-        <w:t xml:space="preserve">funzionali. </w:t>
-      </w:r>
-      <w:r>
-        <w:t xml:space="preserve">La </w:t>
+        <w:t xml:space="preserve">La sezione Ringraziamenti è separata dai gruppi funzionali. La </w:t>
       </w:r>
       <w:proofErr w:type="spellStart"/>
       <w:r>
@@ -3703,10 +3474,7 @@
       </w:r>
       <w:proofErr w:type="spellEnd"/>
       <w:r>
-        <w:t xml:space="preserve"> lo s</w:t>
-      </w:r>
-      <w:r>
-        <w:t>tile del progetto e introduce un elemento personale senza confonderlo con le funzioni applicative.</w:t>
+        <w:t xml:space="preserve"> lo stile del progetto e introduce un elemento personale senza confonderlo con le funzioni applicative.</w:t>
       </w:r>
     </w:p>
     <w:p>
@@ -3726,29 +3494,17 @@
     </w:p>
     <w:p>
       <w:r>
-        <w:t>La sicurezza del client è basata sul principio che il browser non è un ambiente affidabile. Il frontend contro</w:t>
-      </w:r>
-      <w:r>
-        <w:t>lla sessione, rotta e stato dei comandi, ma le autorizzazioni decisive sono applicate dal backend tramite privilegi PostgreSQL, RLS, funzioni controllate e trigger. La chiave pubblica utilizzata dal client non concede da sola accesso ai dati; ogni richiest</w:t>
-      </w:r>
-      <w:r>
-        <w:t>a rimane soggetta all’identità e alle policy.</w:t>
+        <w:t>La sicurezza del client è basata sul principio che il browser non è un ambiente affidabile. Il frontend controlla sessione, rotta e stato dei comandi, ma le autorizzazioni decisive sono applicate dal backend tramite privilegi PostgreSQL, RLS, funzioni controllate e trigger. La chiave pubblica utilizzata dal client non concede da sola accesso ai dati; ogni richiesta rimane soggetta all’identità e alle policy.</w:t>
       </w:r>
     </w:p>
     <w:p>
       <w:r>
-        <w:t>Le operazioni sensibili richiedono stati coerenti: un Target deve essere approvato prima di creare un assessment; un assessment deve contenere tutte le misure prima del completamento; un assessment completato e</w:t>
-      </w:r>
-      <w:r>
-        <w:t xml:space="preserve"> un Target approvato diventano di sola lettura. I pulsanti sono abilitati o disabilitati in base allo stato restituito, mentre il backend impedisce comunque transizioni non ammesse.</w:t>
+        <w:t>Le operazioni sensibili richiedono stati coerenti: un Target deve essere approvato prima di creare un assessment; un assessment deve contenere tutte le misure prima del completamento; un assessment completato e un Target approvato diventano di sola lettura. I pulsanti sono abilitati o disabilitati in base allo stato restituito, mentre il backend impedisce comunque transizioni non ammesse.</w:t>
       </w:r>
     </w:p>
     <w:p>
       <w:r>
-        <w:t>Gli errori vengono riportati con messaggi comprensibili e i pulsanti tempo</w:t>
-      </w:r>
-      <w:r>
-        <w:t xml:space="preserve">raneamente disabilitati durante operazioni asincrone. La console finale non ha mostrato errori provenienti da index.html, dai moduli src, da Supabase o dalle risorse del progetto. </w:t>
+        <w:t xml:space="preserve">Gli errori vengono riportati con messaggi comprensibili e i pulsanti temporaneamente disabilitati durante operazioni asincrone. La console finale non ha mostrato errori provenienti da index.html, dai moduli src, da Supabase o dalle risorse del progetto. </w:t>
       </w:r>
     </w:p>
     <w:p>
@@ -3773,27 +3529,18 @@
     </w:p>
     <w:p>
       <w:r>
-        <w:t>Il layout è progettato per desktop, tablet e smartphone. Le griglie riducono il numero di colonne quando lo spazio diminuisce, le tab</w:t>
-      </w:r>
-      <w:r>
-        <w:t>elle utilizzano il ritorno a capo o lo scorrimento controllato, i dialoghi limitano l’altezza e mantengono le azioni raggiungibili. Nel modulo FNCSDP, Profilo Target e Profilo Attuale occupano la larghezza necessaria senza comprimere descrizioni e valori.</w:t>
+        <w:t>Il layout è progettato per desktop, tablet e smartphone. Le griglie riducono il numero di colonne quando lo spazio diminuisce, le tabelle utilizzano il ritorno a capo o lo scorrimento controllato, i dialoghi limitano l’altezza e mantengono le azioni raggiungibili. Nel modulo FNCSDP, Profilo Target e Profilo Attuale occupano la larghezza necessaria senza comprimere descrizioni e valori.</w:t>
       </w:r>
     </w:p>
     <w:p>
       <w:r>
         <w:lastRenderedPageBreak/>
-        <w:t>La struttura HTML utilizza header, nav, main, section, article, footer, titoli gerarchici e label. Il collegamento Vai al contenuto principale consente di saltare la navigazione; i controlli possiedono etichette accessibili; la voce attiva usa aria-current</w:t>
-      </w:r>
-      <w:r>
-        <w:t>; i dialoghi possono essere chiusi con comandi visibili. Il contrasto tra fondo, testo e pulsanti è coerente con il tema scuro e con la variante chiara.</w:t>
+        <w:t>La struttura HTML utilizza header, nav, main, section, article, footer, titoli gerarchici e label. Il collegamento Vai al contenuto principale consente di saltare la navigazione; i controlli possiedono etichette accessibili; la voce attiva usa aria-current; i dialoghi possono essere chiusi con comandi visibili. Il contrasto tra fondo, testo e pulsanti è coerente con il tema scuro e con la variante chiara.</w:t>
       </w:r>
     </w:p>
     <w:p>
       <w:r>
-        <w:t>La coerenza visiva è stata mantenuta anche dopo l’introduzione del logo. Il simbolo è più grande soltan</w:t>
-      </w:r>
-      <w:r>
-        <w:t>to nella home pubblica, mentre nell’header rimane compatto. Card, badge, pulsanti, tabelle e finestre conservano la stessa palette blu, ciano e tonalità di supporto. Il risultato evita sia l’eccesso decorativo sia l’aspetto di un prototipo non rifinito.</w:t>
+        <w:t>La coerenza visiva è stata mantenuta anche dopo l’introduzione del logo. Il simbolo è più grande soltanto nella home pubblica, mentre nell’header rimane compatto. Card, badge, pulsanti, tabelle e finestre conservano la stessa palette blu, ciano e tonalità di supporto. Il risultato evita sia l’eccesso decorativo sia l’aspetto di un prototipo non rifinito.</w:t>
       </w:r>
     </w:p>
     <w:p>
@@ -3807,24 +3554,13 @@
           <w:sz w:val="24"/>
           <w:szCs w:val="24"/>
         </w:rPr>
-        <w:t>15</w:t>
-      </w:r>
-      <w:r>
-        <w:rPr>
-          <w:rFonts w:ascii="Times New Roman" w:hAnsi="Times New Roman" w:cs="Times New Roman"/>
-          <w:sz w:val="24"/>
-          <w:szCs w:val="24"/>
-        </w:rPr>
-        <w:t>. Collaudo funzionale conclusivo</w:t>
+        <w:t>15. Collaudo funzionale conclusivo</w:t>
       </w:r>
       <w:bookmarkEnd w:id="29"/>
     </w:p>
     <w:p>
       <w:r>
-        <w:t xml:space="preserve">Il collaudo è stato eseguito progressivamente durante lo sviluppo e ripetuto sulla build finale. Le verifiche hanno riguardato accesso, navigazione, persistenza, operazioni principali, esportazioni, tracciamento e console. </w:t>
-      </w:r>
-      <w:r>
-        <w:t>Ogni correzione è stata pubblicata tramite GitHub Pages e verificata dopo il completamento del relativo workflow.</w:t>
+        <w:t>Il collaudo è stato eseguito progressivamente durante lo sviluppo e ripetuto sulla build finale. Le verifiche hanno riguardato accesso, navigazione, persistenza, operazioni principali, esportazioni, tracciamento e console. Ogni correzione è stata pubblicata tramite GitHub Pages e verificata dopo il completamento del relativo workflow.</w:t>
       </w:r>
     </w:p>
     <w:tbl>
@@ -4052,13 +3788,7 @@
               <w:rPr>
                 <w:sz w:val="20"/>
               </w:rPr>
-              <w:t xml:space="preserve">Login, </w:t>
-            </w:r>
-            <w:r>
-              <w:rPr>
-                <w:sz w:val="20"/>
-              </w:rPr>
-              <w:t>sessione, identità, logout e audit accessi</w:t>
+              <w:t>Login, sessione, identità, logout e audit accessi</w:t>
             </w:r>
           </w:p>
         </w:tc>
@@ -4289,13 +4019,7 @@
               <w:rPr>
                 <w:sz w:val="20"/>
               </w:rPr>
-              <w:t xml:space="preserve">Percorsi multilivello e export </w:t>
-            </w:r>
-            <w:r>
-              <w:rPr>
-                <w:sz w:val="20"/>
-              </w:rPr>
-              <w:t>XLSX</w:t>
+              <w:t>Percorsi multilivello e export XLSX</w:t>
             </w:r>
           </w:p>
         </w:tc>
@@ -4603,13 +4327,7 @@
               <w:rPr>
                 <w:sz w:val="20"/>
               </w:rPr>
-              <w:t xml:space="preserve">Filtri PT/ASS/FNCSDP, dettaglio JSON ed </w:t>
-            </w:r>
-            <w:r>
-              <w:rPr>
-                <w:sz w:val="20"/>
-              </w:rPr>
-              <w:t>export</w:t>
+              <w:t>Filtri PT/ASS/FNCSDP, dettaglio JSON ed export</w:t>
             </w:r>
           </w:p>
         </w:tc>
@@ -4840,7 +4558,13 @@
               <w:rPr>
                 <w:sz w:val="20"/>
               </w:rPr>
-              <w:t>Workflow GitHub Pages e build 20260730-f12</w:t>
+              <w:t xml:space="preserve">Workflow GitHub Pages e build </w:t>
+            </w:r>
+            <w:r>
+              <w:rPr>
+                <w:sz w:val="20"/>
+              </w:rPr>
+              <w:t>20260730-f11</w:t>
             </w:r>
           </w:p>
         </w:tc>
@@ -4877,13 +4601,7 @@
     </w:p>
     <w:p>
       <w:r>
-        <w:t xml:space="preserve">Il caso FNCSDP utilizzato come </w:t>
-      </w:r>
-      <w:r>
-        <w:t>evidenza finale comprende Target PT-2026-01 in stato APPROVATO e assessment ASS-2026-01 in stato COMPLETATO. L’avanzamento è 100 per cento, lo score 67 per cento, il gap 33 per cento e la maturità media indicativa 3,17 su 5. L’export a cinque fogli, la sol</w:t>
-      </w:r>
-      <w:r>
-        <w:t>a lettura e gli eventi dell’Audit Log sono stati verificati con esito positivo.</w:t>
+        <w:t>Il caso FNCSDP utilizzato come evidenza finale comprende Target PT-2026-01 in stato APPROVATO e assessment ASS-2026-01 in stato COMPLETATO. L’avanzamento è 100 per cento, lo score 67 per cento, il gap 33 per cento e la maturità media indicativa 3,17 su 5. L’export a cinque fogli, la sola lettura e gli eventi dell’Audit Log sono stati verificati con esito positivo.</w:t>
       </w:r>
     </w:p>
     <w:p>
@@ -4903,33 +4621,21 @@
     </w:p>
     <w:p>
       <w:r>
-        <w:t>Il repository conserva index.html e README.md nella radice, il codice applicativo in src, le risorse grafiche in assets/bra</w:t>
-      </w:r>
-      <w:r>
-        <w:t>nding, gli script in sql e la documentazione in docs. La pubblicazione deriva dal ramo main. Il numero di build è aggiornato nei punti visibili dell’interfaccia per rendere riconoscibile la versione effettivamente distribuita.</w:t>
+        <w:t>Il repository conserva index.html e README.md nella radice, il codice applicativo in src, le risorse grafiche in assets/branding, gli script in sql e la documentazione in docs. La pubblicazione deriva dal ramo main. Il numero di build è aggiornato nei punti visibili dell’interfaccia per rendere riconoscibile la versione effettivamente distribuita.</w:t>
       </w:r>
     </w:p>
     <w:p>
       <w:r>
-        <w:t>Il flusso adottato è sviluppo</w:t>
-      </w:r>
-      <w:r>
-        <w:t xml:space="preserve"> e verifica dei file, commit descrittivo, attesa del workflow pages build and deployment, ricaricamento forzato e collaudo. Quando più workflow sono in coda, si attende </w:t>
+        <w:t xml:space="preserve">Il flusso adottato è sviluppo e verifica dei file, commit descrittivo, attesa del workflow pages build and deployment, ricaricamento forzato e collaudo. Quando più workflow sono in coda, si attende </w:t>
       </w:r>
       <w:r>
         <w:lastRenderedPageBreak/>
-        <w:t>il completamento dell’ultimo commit invece di generare modifiche prive di contenuto. Lo</w:t>
-      </w:r>
-      <w:r>
-        <w:t xml:space="preserve"> ZIP locale viene scaricato dopo la chiusura delle modifiche e rappresenta la copia completa allineata al repository.</w:t>
+        <w:t>il completamento dell’ultimo commit invece di generare modifiche prive di contenuto. Lo ZIP locale viene scaricato dopo la chiusura delle modifiche e rappresenta la copia completa allineata al repository.</w:t>
       </w:r>
     </w:p>
     <w:p>
       <w:r>
-        <w:t>La documentazione frontend deve essere conservata in docs insieme al diagramma di navigazione. README.md e docs/README.md saranno rialline</w:t>
-      </w:r>
-      <w:r>
-        <w:t>ati in una fase successiva per riportare la relazione, il modello ER, la pipeline backend, il diagramma frontend e il documento principale del PW.</w:t>
+        <w:t>La documentazione frontend deve essere conservata in docs insieme al diagramma di navigazione. README.md e docs/README.md saranno riallineati in una fase successiva per riportare la relazione, il modello ER, la pipeline backend, il diagramma frontend e il documento principale del PW.</w:t>
       </w:r>
     </w:p>
     <w:p>
@@ -4954,24 +4660,12 @@
     </w:p>
     <w:p>
       <w:r>
-        <w:t>Il frontend del NIS2 Asset Inventory Manager realizza un’interfaccia unitaria per dati operat</w:t>
-      </w:r>
-      <w:r>
-        <w:t>ivi e conformità. L’architettura modulare, la navigazione coerente e l’integrazione con Supabase consentono di utilizzare un backend articolato senza esporre la complessità delle tabelle, delle policy e delle funzioni. Inventario, servizi, fornitori, dipen</w:t>
-      </w:r>
-      <w:r>
-        <w:t>denze, incidenti, Assessment FNCSDP e Audit Log sono riuniti in un percorso comprensibile e verificabile.</w:t>
+        <w:t>Il frontend del NIS2 Asset Inventory Manager realizza un’interfaccia unitaria per dati operativi e conformità. L’architettura modulare, la navigazione coerente e l’integrazione con Supabase consentono di utilizzare un backend articolato senza esporre la complessità delle tabelle, delle policy e delle funzioni. Inventario, servizi, fornitori, dipendenze, incidenti, Assessment FNCSDP e Audit Log sono riuniti in un percorso comprensibile e verificabile.</w:t>
       </w:r>
     </w:p>
     <w:p>
       <w:r>
-        <w:t>Il valore dell’interfaccia non deriva soltanto dal numero di schermate, ma dalla capacità di guidare gli stati e prevenire incoerenze: selezione di so</w:t>
-      </w:r>
-      <w:r>
-        <w:t>ggetti già censiti, conferma prima della creazione, approvazione del Target, compilazione progressiva delle misure, sola lettura dopo il completamento, esportazioni strutturate e ricerca correlata nell’Audit Log. Questi elementi semplificano il lavoro dell</w:t>
-      </w:r>
-      <w:r>
-        <w:t>’utente senza indebolire i controlli del backend.</w:t>
+        <w:t>Il valore dell’interfaccia non deriva soltanto dal numero di schermate, ma dalla capacità di guidare gli stati e prevenire incoerenze: selezione di soggetti già censiti, conferma prima della creazione, approvazione del Target, compilazione progressiva delle misure, sola lettura dopo il completamento, esportazioni strutturate e ricerca correlata nell’Audit Log. Questi elementi semplificano il lavoro dell’utente senza indebolire i controlli del backend.</w:t>
       </w:r>
     </w:p>
     <w:p>
@@ -4982,10 +4676,7 @@
         <w:t>1</w:t>
       </w:r>
       <w:r>
-        <w:t xml:space="preserve"> conclude il collaudo tecnico e funzionale del frontend. Le attività residue riguardano l’allineamento del README, dell’indice docs e del documento principale del Project Work. La prese</w:t>
-      </w:r>
-      <w:r>
-        <w:t>nte relazione e il diagramma di navigazione V5 costituiscono gli allegati tecnici definitivi dedicati all’applicativo web.</w:t>
+        <w:t xml:space="preserve"> conclude il collaudo tecnico e funzionale del frontend. Le attività residue riguardano l’allineamento del README, dell’indice docs e del documento principale del Project Work. La presente relazione e il diagramma di navigazione V5 costituiscono gli allegati tecnici definitivi dedicati all’applicativo web.</w:t>
       </w:r>
     </w:p>
     <w:p>
@@ -5180,13 +4871,7 @@
               <w:rPr>
                 <w:sz w:val="20"/>
               </w:rPr>
-              <w:t xml:space="preserve">index.html e </w:t>
-            </w:r>
-            <w:r>
-              <w:rPr>
-                <w:sz w:val="20"/>
-              </w:rPr>
-              <w:t>style.css</w:t>
+              <w:t>index.html e style.css</w:t>
             </w:r>
           </w:p>
         </w:tc>
@@ -5739,13 +5424,7 @@
               <w:rPr>
                 <w:sz w:val="20"/>
               </w:rPr>
-              <w:t xml:space="preserve">Percorsi </w:t>
-            </w:r>
-            <w:r>
-              <w:rPr>
-                <w:sz w:val="20"/>
-              </w:rPr>
-              <w:t>multilivello ed esportazione</w:t>
+              <w:t>Percorsi multilivello ed esportazione</w:t>
             </w:r>
           </w:p>
         </w:tc>
@@ -6549,11 +6228,39 @@
               <w:spacing w:after="0" w:line="252" w:lineRule="auto"/>
               <w:jc w:val="left"/>
             </w:pPr>
+            <w:proofErr w:type="spellStart"/>
             <w:r>
               <w:rPr>
                 <w:sz w:val="20"/>
               </w:rPr>
-              <w:t>Pubblicazione della build 20260730-f12</w:t>
+              <w:t>Pubblicazione</w:t>
+            </w:r>
+            <w:proofErr w:type="spellEnd"/>
+            <w:r>
+              <w:rPr>
+                <w:sz w:val="20"/>
+              </w:rPr>
+              <w:t xml:space="preserve"> </w:t>
+            </w:r>
+            <w:proofErr w:type="spellStart"/>
+            <w:r>
+              <w:rPr>
+                <w:sz w:val="20"/>
+              </w:rPr>
+              <w:t>della</w:t>
+            </w:r>
+            <w:proofErr w:type="spellEnd"/>
+            <w:r>
+              <w:rPr>
+                <w:sz w:val="20"/>
+              </w:rPr>
+              <w:t xml:space="preserve"> build </w:t>
+            </w:r>
+            <w:r>
+              <w:rPr>
+                <w:sz w:val="20"/>
+              </w:rPr>
+              <w:t>20260730-f11</w:t>
             </w:r>
           </w:p>
         </w:tc>
@@ -6582,13 +6289,7 @@
               <w:rPr>
                 <w:sz w:val="20"/>
               </w:rPr>
-              <w:t>Relazione fr</w:t>
-            </w:r>
-            <w:r>
-              <w:rPr>
-                <w:sz w:val="20"/>
-              </w:rPr>
-              <w:t>ontend v1.0</w:t>
+              <w:t>Relazione frontend v1.0</w:t>
             </w:r>
           </w:p>
         </w:tc>

--- a/docs/Relazione_Tecnica_Frontend_Applicativo_v1.0.docx
+++ b/docs/Relazione_Tecnica_Frontend_Applicativo_v1.0.docx
@@ -125,37 +125,9 @@
           <w:szCs w:val="24"/>
         </w:rPr>
         <w:lastRenderedPageBreak/>
-        <w:t xml:space="preserve">Nota </w:t>
-      </w:r>
-      <w:proofErr w:type="spellStart"/>
-      <w:r>
-        <w:rPr>
-          <w:rFonts w:ascii="Times New Roman" w:hAnsi="Times New Roman" w:cs="Times New Roman"/>
-          <w:sz w:val="24"/>
-          <w:szCs w:val="24"/>
-        </w:rPr>
-        <w:t>sul</w:t>
-      </w:r>
-      <w:proofErr w:type="spellEnd"/>
-      <w:r>
-        <w:rPr>
-          <w:rFonts w:ascii="Times New Roman" w:hAnsi="Times New Roman" w:cs="Times New Roman"/>
-          <w:sz w:val="24"/>
-          <w:szCs w:val="24"/>
-        </w:rPr>
-        <w:t xml:space="preserve"> </w:t>
-      </w:r>
-      <w:proofErr w:type="spellStart"/>
-      <w:r>
-        <w:rPr>
-          <w:rFonts w:ascii="Times New Roman" w:hAnsi="Times New Roman" w:cs="Times New Roman"/>
-          <w:sz w:val="24"/>
-          <w:szCs w:val="24"/>
-        </w:rPr>
-        <w:t>documento</w:t>
+        <w:t>Nota sul documento</w:t>
       </w:r>
       <w:bookmarkEnd w:id="0"/>
-      <w:proofErr w:type="spellEnd"/>
     </w:p>
     <w:p>
       <w:r>
@@ -164,15 +136,7 @@
     </w:p>
     <w:p>
       <w:r>
-        <w:t xml:space="preserve">La versione 1.0 documenta lo stato finale collaudato il 30 luglio 2026. Il frontend è sviluppato con HTML5, CSS e JavaScript modulare, utilizza una navigazione basata su hash, integra autenticazione Supabase, livelli AAL/MFA, funzioni RPC e policy RLS del backend, e comprende i flussi completi per soggetti NIS2, inventario, servizi, fornitori, Supply Chain, incidenti, Audit Log e Assessment FNCSDP. La build di chiusura utilizzata per il controllo </w:t>
-      </w:r>
-      <w:proofErr w:type="spellStart"/>
-      <w:r>
-        <w:t>conclusivo</w:t>
-      </w:r>
-      <w:proofErr w:type="spellEnd"/>
-      <w:r>
-        <w:t xml:space="preserve"> è la </w:t>
+        <w:t xml:space="preserve">La versione 1.0 documenta lo stato finale collaudato il 30 luglio 2026. Il frontend è sviluppato con HTML5, CSS e JavaScript modulare, utilizza una navigazione basata su hash, integra autenticazione Supabase, livelli AAL/MFA, funzioni RPC e policy RLS del backend, e comprende i flussi completi per soggetti NIS2, inventario, servizi, fornitori, Supply Chain, incidenti, Audit Log e Assessment FNCSDP. La build di chiusura utilizzata per il controllo conclusivo è la </w:t>
       </w:r>
       <w:r>
         <w:t>20260730-f11</w:t>
@@ -186,53 +150,15 @@
         <w:pStyle w:val="Titolo1"/>
       </w:pPr>
       <w:bookmarkStart w:id="1" w:name="toc"/>
-      <w:proofErr w:type="spellStart"/>
       <w:r>
         <w:rPr>
           <w:rFonts w:ascii="Times New Roman" w:hAnsi="Times New Roman" w:cs="Times New Roman"/>
           <w:sz w:val="24"/>
           <w:szCs w:val="24"/>
         </w:rPr>
-        <w:t>Indice</w:t>
-      </w:r>
-      <w:proofErr w:type="spellEnd"/>
-      <w:r>
-        <w:rPr>
-          <w:rFonts w:ascii="Times New Roman" w:hAnsi="Times New Roman" w:cs="Times New Roman"/>
-          <w:sz w:val="24"/>
-          <w:szCs w:val="24"/>
-        </w:rPr>
-        <w:t xml:space="preserve"> </w:t>
-      </w:r>
-      <w:proofErr w:type="spellStart"/>
-      <w:r>
-        <w:rPr>
-          <w:rFonts w:ascii="Times New Roman" w:hAnsi="Times New Roman" w:cs="Times New Roman"/>
-          <w:sz w:val="24"/>
-          <w:szCs w:val="24"/>
-        </w:rPr>
-        <w:t>dei</w:t>
-      </w:r>
-      <w:proofErr w:type="spellEnd"/>
-      <w:r>
-        <w:rPr>
-          <w:rFonts w:ascii="Times New Roman" w:hAnsi="Times New Roman" w:cs="Times New Roman"/>
-          <w:sz w:val="24"/>
-          <w:szCs w:val="24"/>
-        </w:rPr>
-        <w:t xml:space="preserve"> </w:t>
-      </w:r>
-      <w:proofErr w:type="spellStart"/>
-      <w:r>
-        <w:rPr>
-          <w:rFonts w:ascii="Times New Roman" w:hAnsi="Times New Roman" w:cs="Times New Roman"/>
-          <w:sz w:val="24"/>
-          <w:szCs w:val="24"/>
-        </w:rPr>
-        <w:t>contenuti</w:t>
+        <w:t>Indice dei contenuti</w:t>
       </w:r>
       <w:bookmarkEnd w:id="1"/>
-      <w:proofErr w:type="spellEnd"/>
     </w:p>
     <w:p>
       <w:pPr>
@@ -276,61 +202,7 @@
             <w:sz w:val="16"/>
             <w:u w:val="single"/>
           </w:rPr>
-          <w:t xml:space="preserve">2.1 </w:t>
-        </w:r>
-        <w:proofErr w:type="spellStart"/>
-        <w:r>
-          <w:rPr>
-            <w:color w:val="2E6B7A"/>
-            <w:sz w:val="16"/>
-            <w:u w:val="single"/>
-          </w:rPr>
-          <w:t>Struttura</w:t>
-        </w:r>
-        <w:proofErr w:type="spellEnd"/>
-        <w:r>
-          <w:rPr>
-            <w:color w:val="2E6B7A"/>
-            <w:sz w:val="16"/>
-            <w:u w:val="single"/>
-          </w:rPr>
-          <w:t xml:space="preserve"> </w:t>
-        </w:r>
-        <w:proofErr w:type="spellStart"/>
-        <w:r>
-          <w:rPr>
-            <w:color w:val="2E6B7A"/>
-            <w:sz w:val="16"/>
-            <w:u w:val="single"/>
-          </w:rPr>
-          <w:t>della</w:t>
-        </w:r>
-        <w:proofErr w:type="spellEnd"/>
-        <w:r>
-          <w:rPr>
-            <w:color w:val="2E6B7A"/>
-            <w:sz w:val="16"/>
-            <w:u w:val="single"/>
-          </w:rPr>
-          <w:t xml:space="preserve"> </w:t>
-        </w:r>
-        <w:proofErr w:type="spellStart"/>
-        <w:r>
-          <w:rPr>
-            <w:color w:val="2E6B7A"/>
-            <w:sz w:val="16"/>
-            <w:u w:val="single"/>
-          </w:rPr>
-          <w:t>pagina</w:t>
-        </w:r>
-        <w:proofErr w:type="spellEnd"/>
-        <w:r>
-          <w:rPr>
-            <w:color w:val="2E6B7A"/>
-            <w:sz w:val="16"/>
-            <w:u w:val="single"/>
-          </w:rPr>
-          <w:t xml:space="preserve"> e componenti condivisi</w:t>
+          <w:t>2.1 Struttura della pagina e componenti condivisi</w:t>
         </w:r>
       </w:hyperlink>
     </w:p>
@@ -346,18 +218,8 @@
             <w:sz w:val="16"/>
             <w:u w:val="single"/>
           </w:rPr>
-          <w:t xml:space="preserve">2.2 Moduli JavaScript </w:t>
+          <w:t>2.2 Moduli JavaScript principali</w:t>
         </w:r>
-        <w:proofErr w:type="spellStart"/>
-        <w:r>
-          <w:rPr>
-            <w:color w:val="2E6B7A"/>
-            <w:sz w:val="16"/>
-            <w:u w:val="single"/>
-          </w:rPr>
-          <w:t>principali</w:t>
-        </w:r>
-        <w:proofErr w:type="spellEnd"/>
       </w:hyperlink>
     </w:p>
     <w:p>
@@ -372,25 +234,7 @@
             <w:sz w:val="16"/>
             <w:u w:val="single"/>
           </w:rPr>
-          <w:t xml:space="preserve">2.3 </w:t>
-        </w:r>
-        <w:proofErr w:type="spellStart"/>
-        <w:r>
-          <w:rPr>
-            <w:color w:val="2E6B7A"/>
-            <w:sz w:val="16"/>
-            <w:u w:val="single"/>
-          </w:rPr>
-          <w:t>Fogli</w:t>
-        </w:r>
-        <w:proofErr w:type="spellEnd"/>
-        <w:r>
-          <w:rPr>
-            <w:color w:val="2E6B7A"/>
-            <w:sz w:val="16"/>
-            <w:u w:val="single"/>
-          </w:rPr>
-          <w:t xml:space="preserve"> di stile e risorse grafiche</w:t>
+          <w:t>2.3 Fogli di stile e risorse grafiche</w:t>
         </w:r>
       </w:hyperlink>
     </w:p>
@@ -512,18 +356,8 @@
             <w:sz w:val="16"/>
             <w:u w:val="single"/>
           </w:rPr>
-          <w:t xml:space="preserve"> </w:t>
+          <w:t xml:space="preserve"> operativa</w:t>
         </w:r>
-        <w:proofErr w:type="spellStart"/>
-        <w:r>
-          <w:rPr>
-            <w:color w:val="2E6B7A"/>
-            <w:sz w:val="16"/>
-            <w:u w:val="single"/>
-          </w:rPr>
-          <w:t>operativa</w:t>
-        </w:r>
-        <w:proofErr w:type="spellEnd"/>
       </w:hyperlink>
     </w:p>
     <w:p>
@@ -538,43 +372,7 @@
             <w:sz w:val="16"/>
             <w:u w:val="single"/>
           </w:rPr>
-          <w:t xml:space="preserve">8.2 </w:t>
-        </w:r>
-        <w:proofErr w:type="spellStart"/>
-        <w:r>
-          <w:rPr>
-            <w:color w:val="2E6B7A"/>
-            <w:sz w:val="16"/>
-            <w:u w:val="single"/>
-          </w:rPr>
-          <w:t>Azienda</w:t>
-        </w:r>
-        <w:proofErr w:type="spellEnd"/>
-        <w:r>
-          <w:rPr>
-            <w:color w:val="2E6B7A"/>
-            <w:sz w:val="16"/>
-            <w:u w:val="single"/>
-          </w:rPr>
-          <w:t xml:space="preserve"> e </w:t>
-        </w:r>
-        <w:proofErr w:type="spellStart"/>
-        <w:r>
-          <w:rPr>
-            <w:color w:val="2E6B7A"/>
-            <w:sz w:val="16"/>
-            <w:u w:val="single"/>
-          </w:rPr>
-          <w:t>soggetti</w:t>
-        </w:r>
-        <w:proofErr w:type="spellEnd"/>
-        <w:r>
-          <w:rPr>
-            <w:color w:val="2E6B7A"/>
-            <w:sz w:val="16"/>
-            <w:u w:val="single"/>
-          </w:rPr>
-          <w:t xml:space="preserve"> NIS2</w:t>
+          <w:t>8.2 Azienda e soggetti NIS2</w:t>
         </w:r>
       </w:hyperlink>
     </w:p>
@@ -590,54 +388,8 @@
             <w:sz w:val="16"/>
             <w:u w:val="single"/>
           </w:rPr>
-          <w:t xml:space="preserve">8.3 </w:t>
+          <w:t>8.3 Inventario e archiviazione logica</w:t>
         </w:r>
-        <w:proofErr w:type="spellStart"/>
-        <w:r>
-          <w:rPr>
-            <w:color w:val="2E6B7A"/>
-            <w:sz w:val="16"/>
-            <w:u w:val="single"/>
-          </w:rPr>
-          <w:t>Inventario</w:t>
-        </w:r>
-        <w:proofErr w:type="spellEnd"/>
-        <w:r>
-          <w:rPr>
-            <w:color w:val="2E6B7A"/>
-            <w:sz w:val="16"/>
-            <w:u w:val="single"/>
-          </w:rPr>
-          <w:t xml:space="preserve"> e </w:t>
-        </w:r>
-        <w:proofErr w:type="spellStart"/>
-        <w:r>
-          <w:rPr>
-            <w:color w:val="2E6B7A"/>
-            <w:sz w:val="16"/>
-            <w:u w:val="single"/>
-          </w:rPr>
-          <w:t>archiviazione</w:t>
-        </w:r>
-        <w:proofErr w:type="spellEnd"/>
-        <w:r>
-          <w:rPr>
-            <w:color w:val="2E6B7A"/>
-            <w:sz w:val="16"/>
-            <w:u w:val="single"/>
-          </w:rPr>
-          <w:t xml:space="preserve"> </w:t>
-        </w:r>
-        <w:proofErr w:type="spellStart"/>
-        <w:r>
-          <w:rPr>
-            <w:color w:val="2E6B7A"/>
-            <w:sz w:val="16"/>
-            <w:u w:val="single"/>
-          </w:rPr>
-          <w:t>logica</w:t>
-        </w:r>
-        <w:proofErr w:type="spellEnd"/>
       </w:hyperlink>
     </w:p>
     <w:p>
@@ -652,36 +404,8 @@
             <w:sz w:val="16"/>
             <w:u w:val="single"/>
           </w:rPr>
-          <w:t xml:space="preserve">8.4 </w:t>
+          <w:t>8.4 Servizi e fornitori</w:t>
         </w:r>
-        <w:proofErr w:type="spellStart"/>
-        <w:r>
-          <w:rPr>
-            <w:color w:val="2E6B7A"/>
-            <w:sz w:val="16"/>
-            <w:u w:val="single"/>
-          </w:rPr>
-          <w:t>Servizi</w:t>
-        </w:r>
-        <w:proofErr w:type="spellEnd"/>
-        <w:r>
-          <w:rPr>
-            <w:color w:val="2E6B7A"/>
-            <w:sz w:val="16"/>
-            <w:u w:val="single"/>
-          </w:rPr>
-          <w:t xml:space="preserve"> e </w:t>
-        </w:r>
-        <w:proofErr w:type="spellStart"/>
-        <w:r>
-          <w:rPr>
-            <w:color w:val="2E6B7A"/>
-            <w:sz w:val="16"/>
-            <w:u w:val="single"/>
-          </w:rPr>
-          <w:t>fornitori</w:t>
-        </w:r>
-        <w:proofErr w:type="spellEnd"/>
       </w:hyperlink>
     </w:p>
     <w:p>
@@ -696,25 +420,7 @@
             <w:sz w:val="16"/>
             <w:u w:val="single"/>
           </w:rPr>
-          <w:t xml:space="preserve">8.5 </w:t>
-        </w:r>
-        <w:proofErr w:type="spellStart"/>
-        <w:r>
-          <w:rPr>
-            <w:color w:val="2E6B7A"/>
-            <w:sz w:val="16"/>
-            <w:u w:val="single"/>
-          </w:rPr>
-          <w:t>Relazioni</w:t>
-        </w:r>
-        <w:proofErr w:type="spellEnd"/>
-        <w:r>
-          <w:rPr>
-            <w:color w:val="2E6B7A"/>
-            <w:sz w:val="16"/>
-            <w:u w:val="single"/>
-          </w:rPr>
-          <w:t xml:space="preserve"> e Supply Chain</w:t>
+          <w:t>8.5 Relazioni e Supply Chain</w:t>
         </w:r>
       </w:hyperlink>
     </w:p>
@@ -730,54 +436,8 @@
             <w:sz w:val="16"/>
             <w:u w:val="single"/>
           </w:rPr>
-          <w:t xml:space="preserve">8.6 </w:t>
+          <w:t>8.6 Gestione degli incidenti</w:t>
         </w:r>
-        <w:proofErr w:type="spellStart"/>
-        <w:r>
-          <w:rPr>
-            <w:color w:val="2E6B7A"/>
-            <w:sz w:val="16"/>
-            <w:u w:val="single"/>
-          </w:rPr>
-          <w:t>Gestione</w:t>
-        </w:r>
-        <w:proofErr w:type="spellEnd"/>
-        <w:r>
-          <w:rPr>
-            <w:color w:val="2E6B7A"/>
-            <w:sz w:val="16"/>
-            <w:u w:val="single"/>
-          </w:rPr>
-          <w:t xml:space="preserve"> </w:t>
-        </w:r>
-        <w:proofErr w:type="spellStart"/>
-        <w:r>
-          <w:rPr>
-            <w:color w:val="2E6B7A"/>
-            <w:sz w:val="16"/>
-            <w:u w:val="single"/>
-          </w:rPr>
-          <w:t>degli</w:t>
-        </w:r>
-        <w:proofErr w:type="spellEnd"/>
-        <w:r>
-          <w:rPr>
-            <w:color w:val="2E6B7A"/>
-            <w:sz w:val="16"/>
-            <w:u w:val="single"/>
-          </w:rPr>
-          <w:t xml:space="preserve"> </w:t>
-        </w:r>
-        <w:proofErr w:type="spellStart"/>
-        <w:r>
-          <w:rPr>
-            <w:color w:val="2E6B7A"/>
-            <w:sz w:val="16"/>
-            <w:u w:val="single"/>
-          </w:rPr>
-          <w:t>incidenti</w:t>
-        </w:r>
-        <w:proofErr w:type="spellEnd"/>
       </w:hyperlink>
     </w:p>
     <w:p>
@@ -807,25 +467,7 @@
             <w:sz w:val="16"/>
             <w:u w:val="single"/>
           </w:rPr>
-          <w:t xml:space="preserve">9.1 </w:t>
-        </w:r>
-        <w:proofErr w:type="spellStart"/>
-        <w:r>
-          <w:rPr>
-            <w:color w:val="2E6B7A"/>
-            <w:sz w:val="16"/>
-            <w:u w:val="single"/>
-          </w:rPr>
-          <w:t>Profilo</w:t>
-        </w:r>
-        <w:proofErr w:type="spellEnd"/>
-        <w:r>
-          <w:rPr>
-            <w:color w:val="2E6B7A"/>
-            <w:sz w:val="16"/>
-            <w:u w:val="single"/>
-          </w:rPr>
-          <w:t xml:space="preserve"> Target</w:t>
+          <w:t>9.1 Profilo Target</w:t>
         </w:r>
       </w:hyperlink>
     </w:p>
@@ -841,54 +483,8 @@
             <w:sz w:val="16"/>
             <w:u w:val="single"/>
           </w:rPr>
-          <w:t xml:space="preserve">9.2 </w:t>
+          <w:t>9.2 Profilo Attuale e misure</w:t>
         </w:r>
-        <w:proofErr w:type="spellStart"/>
-        <w:r>
-          <w:rPr>
-            <w:color w:val="2E6B7A"/>
-            <w:sz w:val="16"/>
-            <w:u w:val="single"/>
-          </w:rPr>
-          <w:t>Profilo</w:t>
-        </w:r>
-        <w:proofErr w:type="spellEnd"/>
-        <w:r>
-          <w:rPr>
-            <w:color w:val="2E6B7A"/>
-            <w:sz w:val="16"/>
-            <w:u w:val="single"/>
-          </w:rPr>
-          <w:t xml:space="preserve"> </w:t>
-        </w:r>
-        <w:proofErr w:type="spellStart"/>
-        <w:r>
-          <w:rPr>
-            <w:color w:val="2E6B7A"/>
-            <w:sz w:val="16"/>
-            <w:u w:val="single"/>
-          </w:rPr>
-          <w:t>Attuale</w:t>
-        </w:r>
-        <w:proofErr w:type="spellEnd"/>
-        <w:r>
-          <w:rPr>
-            <w:color w:val="2E6B7A"/>
-            <w:sz w:val="16"/>
-            <w:u w:val="single"/>
-          </w:rPr>
-          <w:t xml:space="preserve"> e </w:t>
-        </w:r>
-        <w:proofErr w:type="spellStart"/>
-        <w:r>
-          <w:rPr>
-            <w:color w:val="2E6B7A"/>
-            <w:sz w:val="16"/>
-            <w:u w:val="single"/>
-          </w:rPr>
-          <w:t>misure</w:t>
-        </w:r>
-        <w:proofErr w:type="spellEnd"/>
       </w:hyperlink>
     </w:p>
     <w:p>
@@ -903,25 +499,7 @@
             <w:sz w:val="16"/>
             <w:u w:val="single"/>
           </w:rPr>
-          <w:t xml:space="preserve">9.3 </w:t>
-        </w:r>
-        <w:proofErr w:type="spellStart"/>
-        <w:r>
-          <w:rPr>
-            <w:color w:val="2E6B7A"/>
-            <w:sz w:val="16"/>
-            <w:u w:val="single"/>
-          </w:rPr>
-          <w:t>Valutazione</w:t>
-        </w:r>
-        <w:proofErr w:type="spellEnd"/>
-        <w:r>
-          <w:rPr>
-            <w:color w:val="2E6B7A"/>
-            <w:sz w:val="16"/>
-            <w:u w:val="single"/>
-          </w:rPr>
-          <w:t>, score e gap</w:t>
+          <w:t>9.3 Valutazione, score e gap</w:t>
         </w:r>
       </w:hyperlink>
     </w:p>
@@ -937,25 +515,7 @@
             <w:sz w:val="16"/>
             <w:u w:val="single"/>
           </w:rPr>
-          <w:t xml:space="preserve">9.4 </w:t>
-        </w:r>
-        <w:proofErr w:type="spellStart"/>
-        <w:r>
-          <w:rPr>
-            <w:color w:val="2E6B7A"/>
-            <w:sz w:val="16"/>
-            <w:u w:val="single"/>
-          </w:rPr>
-          <w:t>Esportazione</w:t>
-        </w:r>
-        <w:proofErr w:type="spellEnd"/>
-        <w:r>
-          <w:rPr>
-            <w:color w:val="2E6B7A"/>
-            <w:sz w:val="16"/>
-            <w:u w:val="single"/>
-          </w:rPr>
-          <w:t xml:space="preserve"> XLSX e sola lettura</w:t>
+          <w:t>9.4 Esportazione XLSX e sola lettura</w:t>
         </w:r>
       </w:hyperlink>
     </w:p>
@@ -1084,41 +644,13 @@
         <w:spacing w:after="0" w:line="216" w:lineRule="auto"/>
       </w:pPr>
       <w:hyperlink w:anchor="appa">
-        <w:proofErr w:type="spellStart"/>
         <w:r>
           <w:rPr>
             <w:color w:val="2E6B7A"/>
             <w:sz w:val="18"/>
             <w:u w:val="single"/>
           </w:rPr>
-          <w:t>Appendice</w:t>
-        </w:r>
-        <w:proofErr w:type="spellEnd"/>
-        <w:r>
-          <w:rPr>
-            <w:color w:val="2E6B7A"/>
-            <w:sz w:val="18"/>
-            <w:u w:val="single"/>
-          </w:rPr>
-          <w:t xml:space="preserve"> A - </w:t>
-        </w:r>
-        <w:proofErr w:type="spellStart"/>
-        <w:r>
-          <w:rPr>
-            <w:color w:val="2E6B7A"/>
-            <w:sz w:val="18"/>
-            <w:u w:val="single"/>
-          </w:rPr>
-          <w:t>Matrice</w:t>
-        </w:r>
-        <w:proofErr w:type="spellEnd"/>
-        <w:r>
-          <w:rPr>
-            <w:color w:val="2E6B7A"/>
-            <w:sz w:val="18"/>
-            <w:u w:val="single"/>
-          </w:rPr>
-          <w:t xml:space="preserve"> di controllo frontend</w:t>
+          <w:t>Appendice A - Matrice di controllo frontend</w:t>
         </w:r>
       </w:hyperlink>
     </w:p>
@@ -1150,53 +682,13 @@
     </w:p>
     <w:p>
       <w:r>
-        <w:t xml:space="preserve">Il perimetro comprende la home pubblica, l’autenticazione, l’area applicativa </w:t>
-      </w:r>
-      <w:proofErr w:type="spellStart"/>
-      <w:r>
-        <w:t>riservata</w:t>
-      </w:r>
-      <w:proofErr w:type="spellEnd"/>
-      <w:r>
-        <w:t xml:space="preserve">, il menu </w:t>
-      </w:r>
-      <w:proofErr w:type="spellStart"/>
-      <w:r>
-        <w:t>verticale</w:t>
-      </w:r>
-      <w:proofErr w:type="spellEnd"/>
-      <w:r>
-        <w:t xml:space="preserve">, la </w:t>
+        <w:t xml:space="preserve">Il perimetro comprende la home pubblica, l’autenticazione, l’area applicativa riservata, il menu verticale, la </w:t>
       </w:r>
       <w:r>
         <w:t>dashboard</w:t>
       </w:r>
       <w:r>
-        <w:t xml:space="preserve">, le </w:t>
-      </w:r>
-      <w:proofErr w:type="spellStart"/>
-      <w:r>
-        <w:t>anagrafiche</w:t>
-      </w:r>
-      <w:proofErr w:type="spellEnd"/>
-      <w:r>
-        <w:t xml:space="preserve">, </w:t>
-      </w:r>
-      <w:proofErr w:type="spellStart"/>
-      <w:r>
-        <w:t>l’inventario</w:t>
-      </w:r>
-      <w:proofErr w:type="spellEnd"/>
-      <w:r>
-        <w:t xml:space="preserve">, le </w:t>
-      </w:r>
-      <w:proofErr w:type="spellStart"/>
-      <w:r>
-        <w:t>relazioni</w:t>
-      </w:r>
-      <w:proofErr w:type="spellEnd"/>
-      <w:r>
-        <w:t xml:space="preserve"> di Supply Chain, la gestione degli incidenti, l’Assessment FNCSDP, l’Audit Log, le esportazioni, la localizzazione italiana e inglese, il tema chiaro o scuro e la pagina dei ringraziamenti. Non rientrano invece in questo allegato la definizione fisica delle tabelle e la sequenza delle migrazioni SQL, descritte nella relazione tecnica backend.</w:t>
+        <w:t>, le anagrafiche, l’inventario, le relazioni di Supply Chain, la gestione degli incidenti, l’Assessment FNCSDP, l’Audit Log, le esportazioni, la localizzazione italiana e inglese, il tema chiaro o scuro e la pagina dei ringraziamenti. Non rientrano invece in questo allegato la definizione fisica delle tabelle e la sequenza delle migrazioni SQL, descritte nella relazione tecnica backend.</w:t>
       </w:r>
     </w:p>
     <w:p>
@@ -1247,31 +739,7 @@
     </w:p>
     <w:p>
       <w:r>
-        <w:t xml:space="preserve">La pagina è organizzata in aree ricorrenti. L’header contiene il </w:t>
-      </w:r>
-      <w:proofErr w:type="spellStart"/>
-      <w:r>
-        <w:t>marchio</w:t>
-      </w:r>
-      <w:proofErr w:type="spellEnd"/>
-      <w:r>
-        <w:t xml:space="preserve">, il </w:t>
-      </w:r>
-      <w:proofErr w:type="spellStart"/>
-      <w:r>
-        <w:t>collegamento</w:t>
-      </w:r>
-      <w:proofErr w:type="spellEnd"/>
-      <w:r>
-        <w:t xml:space="preserve"> </w:t>
-      </w:r>
-      <w:proofErr w:type="spellStart"/>
-      <w:r>
-        <w:t>alla</w:t>
-      </w:r>
-      <w:proofErr w:type="spellEnd"/>
-      <w:r>
-        <w:t xml:space="preserve"> </w:t>
+        <w:t xml:space="preserve">La pagina è organizzata in aree ricorrenti. L’header contiene il marchio, il collegamento alla </w:t>
       </w:r>
       <w:r>
         <w:t>d</w:t>
@@ -1280,31 +748,7 @@
         <w:t>ashboard</w:t>
       </w:r>
       <w:r>
-        <w:t xml:space="preserve">, il </w:t>
-      </w:r>
-      <w:proofErr w:type="spellStart"/>
-      <w:r>
-        <w:t>comando</w:t>
-      </w:r>
-      <w:proofErr w:type="spellEnd"/>
-      <w:r>
-        <w:t xml:space="preserve"> </w:t>
-      </w:r>
-      <w:proofErr w:type="spellStart"/>
-      <w:r>
-        <w:t>Informazioni</w:t>
-      </w:r>
-      <w:proofErr w:type="spellEnd"/>
-      <w:r>
-        <w:t xml:space="preserve"> e </w:t>
-      </w:r>
-      <w:proofErr w:type="spellStart"/>
-      <w:r>
-        <w:t>guida</w:t>
-      </w:r>
-      <w:proofErr w:type="spellEnd"/>
-      <w:r>
-        <w:t>, l’identità della sessione, il selettore della lingua, il tema e il logout. Nell’area riservata, il menu verticale raggruppa le funzioni per dominio: Azienda, Inventario, Servizi, Fornitori, Relazioni, Incidenti, Sicurezza, Supporto e Ringraziamenti. Breadcrumb, etichetta di sezione e titolo corrente vengono aggiornati dalla navigazione.</w:t>
+        <w:t>, il comando Informazioni e guida, l’identità della sessione, il selettore della lingua, il tema e il logout. Nell’area riservata, il menu verticale raggruppa le funzioni per dominio: Azienda, Inventario, Servizi, Fornitori, Relazioni, Incidenti, Sicurezza, Supporto e Ringraziamenti. Breadcrumb, etichetta di sezione e titolo corrente vengono aggiornati dalla navigazione.</w:t>
       </w:r>
     </w:p>
     <w:p>
@@ -2131,39 +1575,7 @@
     </w:p>
     <w:p>
       <w:r>
-        <w:t xml:space="preserve">L’architettura parte dalla home pubblica, attraversa </w:t>
-      </w:r>
-      <w:proofErr w:type="spellStart"/>
-      <w:r>
-        <w:t>autenticazione</w:t>
-      </w:r>
-      <w:proofErr w:type="spellEnd"/>
-      <w:r>
-        <w:t xml:space="preserve"> e area </w:t>
-      </w:r>
-      <w:proofErr w:type="spellStart"/>
-      <w:r>
-        <w:t>applicativa</w:t>
-      </w:r>
-      <w:proofErr w:type="spellEnd"/>
-      <w:r>
-        <w:t xml:space="preserve">, </w:t>
-      </w:r>
-      <w:proofErr w:type="spellStart"/>
-      <w:r>
-        <w:t>quindi</w:t>
-      </w:r>
-      <w:proofErr w:type="spellEnd"/>
-      <w:r>
-        <w:t xml:space="preserve"> </w:t>
-      </w:r>
-      <w:proofErr w:type="spellStart"/>
-      <w:r>
-        <w:t>raggiunge</w:t>
-      </w:r>
-      <w:proofErr w:type="spellEnd"/>
-      <w:r>
-        <w:t xml:space="preserve"> </w:t>
+        <w:t xml:space="preserve">L’architettura parte dalla home pubblica, attraversa autenticazione e area applicativa, quindi raggiunge </w:t>
       </w:r>
       <w:r>
         <w:t>d</w:t>
@@ -2172,15 +1584,7 @@
         <w:t>ashboard</w:t>
       </w:r>
       <w:r>
-        <w:t xml:space="preserve"> e domini </w:t>
-      </w:r>
-      <w:proofErr w:type="spellStart"/>
-      <w:r>
-        <w:t>operativi</w:t>
-      </w:r>
-      <w:proofErr w:type="spellEnd"/>
-      <w:r>
-        <w:t xml:space="preserve">. La sezione Sicurezza concentra Assessment FNCSDP e Audit Log; Supporto ospita Informazioni e guida; Ringraziamenti è mantenuto come gruppo </w:t>
+        <w:t xml:space="preserve"> e domini operativi. La sezione Sicurezza concentra Assessment FNCSDP e Audit Log; Supporto ospita Informazioni e guida; Ringraziamenti è mantenuto come gruppo </w:t>
       </w:r>
       <w:r>
         <w:lastRenderedPageBreak/>
@@ -2334,20 +1738,9 @@
           <w:sz w:val="24"/>
           <w:szCs w:val="24"/>
         </w:rPr>
-        <w:t xml:space="preserve"> </w:t>
-      </w:r>
-      <w:proofErr w:type="spellStart"/>
-      <w:r>
-        <w:rPr>
-          <w:rFonts w:ascii="Times New Roman" w:hAnsi="Times New Roman" w:cs="Times New Roman"/>
-          <w:color w:val="1F5A73"/>
-          <w:sz w:val="24"/>
-          <w:szCs w:val="24"/>
-        </w:rPr>
-        <w:t>operativa</w:t>
+        <w:t xml:space="preserve"> operativa</w:t>
       </w:r>
       <w:bookmarkEnd w:id="13"/>
-      <w:proofErr w:type="spellEnd"/>
     </w:p>
     <w:p>
       <w:r>
@@ -2360,31 +1753,7 @@
         <w:t>ashboard</w:t>
       </w:r>
       <w:r>
-        <w:t xml:space="preserve"> </w:t>
-      </w:r>
-      <w:proofErr w:type="spellStart"/>
-      <w:r>
-        <w:t>sintetizza</w:t>
-      </w:r>
-      <w:proofErr w:type="spellEnd"/>
-      <w:r>
-        <w:t xml:space="preserve"> lo </w:t>
-      </w:r>
-      <w:proofErr w:type="spellStart"/>
-      <w:r>
-        <w:t>stato</w:t>
-      </w:r>
-      <w:proofErr w:type="spellEnd"/>
-      <w:r>
-        <w:t xml:space="preserve"> </w:t>
-      </w:r>
-      <w:proofErr w:type="spellStart"/>
-      <w:r>
-        <w:t>dell’organizzazione</w:t>
-      </w:r>
-      <w:proofErr w:type="spellEnd"/>
-      <w:r>
-        <w:t xml:space="preserve"> mediante indicatori relativi ad asset, criticità, servizi, fornitori, Supply Chain, incidenti e Audit Log. Le card fungono da punto di ingresso ai moduli e consentono di rilevare rapidamente elementi che richiedono attenzione. I dati derivano dalle viste e dalle query applicative, quindi rispettano la sessione e le policy RLS.</w:t>
+        <w:t xml:space="preserve"> sintetizza lo stato dell’organizzazione mediante indicatori relativi ad asset, criticità, servizi, fornitori, Supply Chain, incidenti e Audit Log. Le card fungono da punto di ingresso ai moduli e consentono di rilevare rapidamente elementi che richiedono attenzione. I dati derivano dalle viste e dalle query applicative, quindi rispettano la sessione e le policy RLS.</w:t>
       </w:r>
     </w:p>
     <w:p>
@@ -2398,31 +1767,7 @@
         <w:t>ashboard</w:t>
       </w:r>
       <w:r>
-        <w:t xml:space="preserve"> non </w:t>
-      </w:r>
-      <w:proofErr w:type="spellStart"/>
-      <w:r>
-        <w:t>sostituisce</w:t>
-      </w:r>
-      <w:proofErr w:type="spellEnd"/>
-      <w:r>
-        <w:t xml:space="preserve"> le </w:t>
-      </w:r>
-      <w:proofErr w:type="spellStart"/>
-      <w:r>
-        <w:t>viste</w:t>
-      </w:r>
-      <w:proofErr w:type="spellEnd"/>
-      <w:r>
-        <w:t xml:space="preserve"> </w:t>
-      </w:r>
-      <w:proofErr w:type="spellStart"/>
-      <w:r>
-        <w:t>analitiche</w:t>
-      </w:r>
-      <w:proofErr w:type="spellEnd"/>
-      <w:r>
-        <w:t>: presenta conteggi e priorità, mentre il dettaglio rimane nei moduli di dominio. Questa separazione limita la densità informativa e mantiene la pagina iniziale utilizzabile anche quando il dataset cresce.</w:t>
+        <w:t xml:space="preserve"> non sostituisce le viste analitiche: presenta conteggi e priorità, mentre il dettaglio rimane nei moduli di dominio. Questa separazione limita la densità informativa e mantiene la pagina iniziale utilizzabile anche quando il dataset cresce.</w:t>
       </w:r>
     </w:p>
     <w:p>
@@ -2586,45 +1931,13 @@
     </w:p>
     <w:p>
       <w:r>
-        <w:t xml:space="preserve">Il modulo Assessment FNCSDP è </w:t>
-      </w:r>
-      <w:proofErr w:type="spellStart"/>
-      <w:r>
-        <w:t>stato</w:t>
-      </w:r>
-      <w:proofErr w:type="spellEnd"/>
-      <w:r>
-        <w:t xml:space="preserve"> </w:t>
-      </w:r>
-      <w:proofErr w:type="spellStart"/>
-      <w:r>
-        <w:t>aggiunto</w:t>
-      </w:r>
-      <w:proofErr w:type="spellEnd"/>
-      <w:r>
-        <w:t xml:space="preserve"> </w:t>
+        <w:t xml:space="preserve">Il modulo Assessment FNCSDP è stato aggiunto </w:t>
       </w:r>
       <w:r>
         <w:t>requisite del</w:t>
       </w:r>
       <w:r>
-        <w:t xml:space="preserve"> Project Work </w:t>
-      </w:r>
-      <w:proofErr w:type="spellStart"/>
-      <w:r>
-        <w:t>relativo</w:t>
-      </w:r>
-      <w:proofErr w:type="spellEnd"/>
-      <w:r>
-        <w:t xml:space="preserve"> ai </w:t>
-      </w:r>
-      <w:proofErr w:type="spellStart"/>
-      <w:r>
-        <w:t>Profili</w:t>
-      </w:r>
-      <w:proofErr w:type="spellEnd"/>
-      <w:r>
-        <w:t xml:space="preserve"> Target e Attuale. Il frontend traduce il modello normalizzato del backend in un percorso guidato composto da otto passaggi: creazione del Target, verifica dei sei controlli, approvazione, creazione dell’assessment, compilazione del Profilo Attuale, completamento, visualizzazione di score e gap, esportazione XLSX.</w:t>
+        <w:t xml:space="preserve"> Project Work relativo ai Profili Target e Attuale. Il frontend traduce il modello normalizzato del backend in un percorso guidato composto da otto passaggi: creazione del Target, verifica dei sei controlli, approvazione, creazione dell’assessment, compilazione del Profilo Attuale, completamento, visualizzazione di score e gap, esportazione XLSX.</w:t>
       </w:r>
     </w:p>
     <w:p>
@@ -2703,27 +2016,7 @@
           <w:szCs w:val="24"/>
         </w:rPr>
         <w:lastRenderedPageBreak/>
-        <w:t xml:space="preserve">9.3 </w:t>
-      </w:r>
-      <w:proofErr w:type="spellStart"/>
-      <w:r>
-        <w:rPr>
-          <w:rFonts w:ascii="Times New Roman" w:hAnsi="Times New Roman" w:cs="Times New Roman"/>
-          <w:color w:val="1F5A73"/>
-          <w:sz w:val="24"/>
-          <w:szCs w:val="24"/>
-        </w:rPr>
-        <w:t>Valutazione</w:t>
-      </w:r>
-      <w:proofErr w:type="spellEnd"/>
-      <w:r>
-        <w:rPr>
-          <w:rFonts w:ascii="Times New Roman" w:hAnsi="Times New Roman" w:cs="Times New Roman"/>
-          <w:color w:val="1F5A73"/>
-          <w:sz w:val="24"/>
-          <w:szCs w:val="24"/>
-        </w:rPr>
-        <w:t>, score e gap</w:t>
+        <w:t>9.3 Valutazione, score e gap</w:t>
       </w:r>
       <w:bookmarkEnd w:id="22"/>
     </w:p>
@@ -2797,39 +2090,7 @@
     </w:p>
     <w:p>
       <w:r>
-        <w:t xml:space="preserve">L’esportazione Audit Log applica gli stessi filtri mostrati a video. Il collaudo ha verificato 28 eventi nel perimetro FNCSDP e il </w:t>
-      </w:r>
-      <w:proofErr w:type="spellStart"/>
-      <w:r>
-        <w:t>dettaglio</w:t>
-      </w:r>
-      <w:proofErr w:type="spellEnd"/>
-      <w:r>
-        <w:t xml:space="preserve"> di </w:t>
-      </w:r>
-      <w:proofErr w:type="spellStart"/>
-      <w:r>
-        <w:t>eventi</w:t>
-      </w:r>
-      <w:proofErr w:type="spellEnd"/>
-      <w:r>
-        <w:t xml:space="preserve"> </w:t>
-      </w:r>
-      <w:proofErr w:type="spellStart"/>
-      <w:r>
-        <w:t>associati</w:t>
-      </w:r>
-      <w:proofErr w:type="spellEnd"/>
-      <w:r>
-        <w:t xml:space="preserve"> </w:t>
-      </w:r>
-      <w:proofErr w:type="spellStart"/>
-      <w:r>
-        <w:t>all’utente</w:t>
-      </w:r>
-      <w:proofErr w:type="spellEnd"/>
-      <w:r>
-        <w:t xml:space="preserve"> docentepegaso@gmail.com.</w:t>
+        <w:t>L’esportazione Audit Log applica gli stessi filtri mostrati a video. Il collaudo ha verificato 28 eventi nel perimetro FNCSDP e il dettaglio di eventi associati all’utente docentepegaso@gmail.com.</w:t>
       </w:r>
     </w:p>
     <w:p>
@@ -3458,23 +2719,7 @@
     </w:p>
     <w:p>
       <w:r>
-        <w:t xml:space="preserve">La sezione Ringraziamenti è separata dai gruppi funzionali. La </w:t>
-      </w:r>
-      <w:proofErr w:type="spellStart"/>
-      <w:r>
-        <w:t>pagina</w:t>
-      </w:r>
-      <w:proofErr w:type="spellEnd"/>
-      <w:r>
-        <w:t xml:space="preserve"> </w:t>
-      </w:r>
-      <w:proofErr w:type="spellStart"/>
-      <w:r>
-        <w:t>mantiene</w:t>
-      </w:r>
-      <w:proofErr w:type="spellEnd"/>
-      <w:r>
-        <w:t xml:space="preserve"> lo stile del progetto e introduce un elemento personale senza confonderlo con le funzioni applicative.</w:t>
+        <w:t>La sezione Ringraziamenti è separata dai gruppi funzionali. La pagina mantiene lo stile del progetto e introduce un elemento personale senza confonderlo con le funzioni applicative.</w:t>
       </w:r>
     </w:p>
     <w:p>
@@ -6228,33 +5473,11 @@
               <w:spacing w:after="0" w:line="252" w:lineRule="auto"/>
               <w:jc w:val="left"/>
             </w:pPr>
-            <w:proofErr w:type="spellStart"/>
             <w:r>
               <w:rPr>
                 <w:sz w:val="20"/>
               </w:rPr>
-              <w:t>Pubblicazione</w:t>
-            </w:r>
-            <w:proofErr w:type="spellEnd"/>
-            <w:r>
-              <w:rPr>
-                <w:sz w:val="20"/>
-              </w:rPr>
-              <w:t xml:space="preserve"> </w:t>
-            </w:r>
-            <w:proofErr w:type="spellStart"/>
-            <w:r>
-              <w:rPr>
-                <w:sz w:val="20"/>
-              </w:rPr>
-              <w:t>della</w:t>
-            </w:r>
-            <w:proofErr w:type="spellEnd"/>
-            <w:r>
-              <w:rPr>
-                <w:sz w:val="20"/>
-              </w:rPr>
-              <w:t xml:space="preserve"> build </w:t>
+              <w:t xml:space="preserve">Pubblicazione della build </w:t>
             </w:r>
             <w:r>
               <w:rPr>
@@ -6539,7 +5762,7 @@
               <w:rPr>
                 <w:sz w:val="20"/>
               </w:rPr>
-              <w:t>Da aggiornare</w:t>
+              <w:t>Completato</w:t>
             </w:r>
           </w:p>
         </w:tc>
@@ -6640,7 +5863,7 @@
               <w:rPr>
                 <w:sz w:val="20"/>
               </w:rPr>
-              <w:t>Da aggiornare</w:t>
+              <w:t>Completato</w:t>
             </w:r>
           </w:p>
         </w:tc>
@@ -6741,7 +5964,7 @@
               <w:rPr>
                 <w:sz w:val="20"/>
               </w:rPr>
-              <w:t>Da riallineare</w:t>
+              <w:t>Completato</w:t>
             </w:r>
           </w:p>
         </w:tc>
@@ -7479,6 +6702,7 @@
     <w:rPr>
       <w:rFonts w:ascii="Times New Roman" w:hAnsi="Times New Roman"/>
       <w:sz w:val="24"/>
+      <w:lang w:val="it-IT"/>
     </w:rPr>
   </w:style>
   <w:style w:type="paragraph" w:styleId="Titolo1">

--- a/docs/Relazione_Tecnica_Frontend_Applicativo_v1.0.docx
+++ b/docs/Relazione_Tecnica_Frontend_Applicativo_v1.0.docx
@@ -50,7 +50,23 @@
           <w:color w:val="2E6B7A"/>
           <w:sz w:val="30"/>
         </w:rPr>
-        <w:t>Architettura dell’interfaccia, navigazione, integrazione Supabase e flussi operativi</w:t>
+        <w:t xml:space="preserve">Architettura dell’interfaccia, navigazione, integrazione </w:t>
+      </w:r>
+      <w:proofErr w:type="spellStart"/>
+      <w:r>
+        <w:rPr>
+          <w:color w:val="2E6B7A"/>
+          <w:sz w:val="30"/>
+        </w:rPr>
+        <w:t>Supabase</w:t>
+      </w:r>
+      <w:proofErr w:type="spellEnd"/>
+      <w:r>
+        <w:rPr>
+          <w:color w:val="2E6B7A"/>
+          <w:sz w:val="30"/>
+        </w:rPr>
+        <w:t xml:space="preserve"> e flussi operativi</w:t>
       </w:r>
     </w:p>
     <w:p>
@@ -68,7 +84,15 @@
         <w:jc w:val="center"/>
       </w:pPr>
       <w:r>
-        <w:t>Applicazione web per la gestione centralizzata di soggetti NIS2, asset, servizi, dipendenze, incidenti e Assessment FNCSDP</w:t>
+        <w:t xml:space="preserve">Applicazione web per la gestione centralizzata di soggetti NIS2, asset, servizi, dipendenze, incidenti e </w:t>
+      </w:r>
+      <w:proofErr w:type="spellStart"/>
+      <w:r>
+        <w:t>Assessment</w:t>
+      </w:r>
+      <w:proofErr w:type="spellEnd"/>
+      <w:r>
+        <w:t xml:space="preserve"> FNCSDP</w:t>
       </w:r>
     </w:p>
     <w:p>
@@ -131,12 +155,68 @@
     </w:p>
     <w:p>
       <w:r>
-        <w:t>La presente relazione costituisce l’allegato tecnico dedicato al frontend del Project Work. Il documento principale del PW rimane il riferimento per la presentazione complessiva del progetto; questa relazione descrive invece l’architettura dell’interfaccia web, la navigazione, l’integrazione con Supabase, i moduli operativi, le esportazioni e le verifiche funzionali eseguite sulla versione pubblicata tramite GitHub Pages.</w:t>
+        <w:t xml:space="preserve">La presente relazione costituisce l’allegato tecnico dedicato al </w:t>
+      </w:r>
+      <w:proofErr w:type="spellStart"/>
+      <w:r>
+        <w:t>frontend</w:t>
+      </w:r>
+      <w:proofErr w:type="spellEnd"/>
+      <w:r>
+        <w:t xml:space="preserve"> del Project Work. Il documento principale del PW rimane il riferimento per la presentazione complessiva del progetto; questa relazione descrive invece l’architettura dell’interfaccia web, la navigazione, l’integrazione con </w:t>
+      </w:r>
+      <w:proofErr w:type="spellStart"/>
+      <w:r>
+        <w:t>Supabase</w:t>
+      </w:r>
+      <w:proofErr w:type="spellEnd"/>
+      <w:r>
+        <w:t>, i moduli operativi, le esportazioni e le verifiche funzionali eseguite sulla versione pubblicata tramite GitHub Pages.</w:t>
       </w:r>
     </w:p>
     <w:p>
       <w:r>
-        <w:t xml:space="preserve">La versione 1.0 documenta lo stato finale collaudato il 30 luglio 2026. Il frontend è sviluppato con HTML5, CSS e JavaScript modulare, utilizza una navigazione basata su hash, integra autenticazione Supabase, livelli AAL/MFA, funzioni RPC e policy RLS del backend, e comprende i flussi completi per soggetti NIS2, inventario, servizi, fornitori, Supply Chain, incidenti, Audit Log e Assessment FNCSDP. La build di chiusura utilizzata per il controllo conclusivo è la </w:t>
+        <w:t xml:space="preserve">La versione 1.0 documenta lo stato finale. Il </w:t>
+      </w:r>
+      <w:proofErr w:type="spellStart"/>
+      <w:r>
+        <w:t>frontend</w:t>
+      </w:r>
+      <w:proofErr w:type="spellEnd"/>
+      <w:r>
+        <w:t xml:space="preserve"> è sviluppato con HTML5, CSS e JavaScript modulare, utilizza una navigazione basata su </w:t>
+      </w:r>
+      <w:proofErr w:type="spellStart"/>
+      <w:r>
+        <w:t>hash</w:t>
+      </w:r>
+      <w:proofErr w:type="spellEnd"/>
+      <w:r>
+        <w:t xml:space="preserve">, integra autenticazione </w:t>
+      </w:r>
+      <w:proofErr w:type="spellStart"/>
+      <w:r>
+        <w:t>Supabase</w:t>
+      </w:r>
+      <w:proofErr w:type="spellEnd"/>
+      <w:r>
+        <w:t xml:space="preserve">, livelli AAL/MFA, funzioni RPC e policy RLS del </w:t>
+      </w:r>
+      <w:proofErr w:type="spellStart"/>
+      <w:r>
+        <w:t>backend</w:t>
+      </w:r>
+      <w:proofErr w:type="spellEnd"/>
+      <w:r>
+        <w:t xml:space="preserve">, e comprende i flussi completi per soggetti NIS2, inventario, servizi, fornitori, Supply Chain, incidenti, Audit Log e </w:t>
+      </w:r>
+      <w:proofErr w:type="spellStart"/>
+      <w:r>
+        <w:t>Assessment</w:t>
+      </w:r>
+      <w:proofErr w:type="spellEnd"/>
+      <w:r>
+        <w:t xml:space="preserve"> FNCSDP. La build di chiusura utilizzata per il controllo conclusivo è la </w:t>
       </w:r>
       <w:r>
         <w:t>20260730-f11</w:t>
@@ -186,7 +266,25 @@
             <w:sz w:val="18"/>
             <w:u w:val="single"/>
           </w:rPr>
-          <w:t>2. Architettura frontend e organizzazione del codice</w:t>
+          <w:t xml:space="preserve">2. Architettura </w:t>
+        </w:r>
+        <w:proofErr w:type="spellStart"/>
+        <w:r>
+          <w:rPr>
+            <w:color w:val="2E6B7A"/>
+            <w:sz w:val="18"/>
+            <w:u w:val="single"/>
+          </w:rPr>
+          <w:t>frontend</w:t>
+        </w:r>
+        <w:proofErr w:type="spellEnd"/>
+        <w:r>
+          <w:rPr>
+            <w:color w:val="2E6B7A"/>
+            <w:sz w:val="18"/>
+            <w:u w:val="single"/>
+          </w:rPr>
+          <w:t xml:space="preserve"> e organizzazione del codice</w:t>
         </w:r>
       </w:hyperlink>
     </w:p>
@@ -451,7 +549,25 @@
             <w:sz w:val="18"/>
             <w:u w:val="single"/>
           </w:rPr>
-          <w:t>9. Assessment FNCSDP</w:t>
+          <w:t xml:space="preserve">9. </w:t>
+        </w:r>
+        <w:proofErr w:type="spellStart"/>
+        <w:r>
+          <w:rPr>
+            <w:color w:val="2E6B7A"/>
+            <w:sz w:val="18"/>
+            <w:u w:val="single"/>
+          </w:rPr>
+          <w:t>Assessment</w:t>
+        </w:r>
+        <w:proofErr w:type="spellEnd"/>
+        <w:r>
+          <w:rPr>
+            <w:color w:val="2E6B7A"/>
+            <w:sz w:val="18"/>
+            <w:u w:val="single"/>
+          </w:rPr>
+          <w:t xml:space="preserve"> FNCSDP</w:t>
         </w:r>
       </w:hyperlink>
     </w:p>
@@ -575,7 +691,25 @@
             <w:sz w:val="18"/>
             <w:u w:val="single"/>
           </w:rPr>
-          <w:t>13. Sicurezza frontend e gestione degli errori</w:t>
+          <w:t xml:space="preserve">13. Sicurezza </w:t>
+        </w:r>
+        <w:proofErr w:type="spellStart"/>
+        <w:r>
+          <w:rPr>
+            <w:color w:val="2E6B7A"/>
+            <w:sz w:val="18"/>
+            <w:u w:val="single"/>
+          </w:rPr>
+          <w:t>frontend</w:t>
+        </w:r>
+        <w:proofErr w:type="spellEnd"/>
+        <w:r>
+          <w:rPr>
+            <w:color w:val="2E6B7A"/>
+            <w:sz w:val="18"/>
+            <w:u w:val="single"/>
+          </w:rPr>
+          <w:t xml:space="preserve"> e gestione degli errori</w:t>
         </w:r>
       </w:hyperlink>
     </w:p>
@@ -650,8 +784,18 @@
             <w:sz w:val="18"/>
             <w:u w:val="single"/>
           </w:rPr>
-          <w:t>Appendice A - Matrice di controllo frontend</w:t>
+          <w:t xml:space="preserve">Appendice A - Matrice di controllo </w:t>
         </w:r>
+        <w:proofErr w:type="spellStart"/>
+        <w:r>
+          <w:rPr>
+            <w:color w:val="2E6B7A"/>
+            <w:sz w:val="18"/>
+            <w:u w:val="single"/>
+          </w:rPr>
+          <w:t>frontend</w:t>
+        </w:r>
+        <w:proofErr w:type="spellEnd"/>
       </w:hyperlink>
     </w:p>
     <w:p>
@@ -677,7 +821,23 @@
     </w:p>
     <w:p>
       <w:r>
-        <w:t>Il frontend traduce il modello relazionale e i controlli di sicurezza del progetto in un ambiente operativo accessibile da browser. La sua finalità è offrire un unico punto di accesso ai dati di asset inventory e conformità, riducendo la frammentazione delle informazioni e guidando l’utente lungo attività che, se eseguite direttamente sul database, richiederebbero conoscenze tecniche non compatibili con l’uso quotidiano.</w:t>
+        <w:t xml:space="preserve">Il </w:t>
+      </w:r>
+      <w:proofErr w:type="spellStart"/>
+      <w:r>
+        <w:t>frontend</w:t>
+      </w:r>
+      <w:proofErr w:type="spellEnd"/>
+      <w:r>
+        <w:t xml:space="preserve"> traduce il modello relazionale e i controlli di sicurezza del progetto in un ambiente operativo accessibile da browser. La sua finalità è offrire un unico punto di accesso ai dati di asset </w:t>
+      </w:r>
+      <w:proofErr w:type="spellStart"/>
+      <w:r>
+        <w:t>inventory</w:t>
+      </w:r>
+      <w:proofErr w:type="spellEnd"/>
+      <w:r>
+        <w:t xml:space="preserve"> e conformità, riducendo la frammentazione delle informazioni e guidando l’utente lungo attività che, se eseguite direttamente sul database, richiederebbero conoscenze tecniche non compatibili con l’uso quotidiano.</w:t>
       </w:r>
     </w:p>
     <w:p>
@@ -688,7 +848,23 @@
         <w:t>dashboard</w:t>
       </w:r>
       <w:r>
-        <w:t>, le anagrafiche, l’inventario, le relazioni di Supply Chain, la gestione degli incidenti, l’Assessment FNCSDP, l’Audit Log, le esportazioni, la localizzazione italiana e inglese, il tema chiaro o scuro e la pagina dei ringraziamenti. Non rientrano invece in questo allegato la definizione fisica delle tabelle e la sequenza delle migrazioni SQL, descritte nella relazione tecnica backend.</w:t>
+        <w:t>, le anagrafiche, l’inventario, le relazioni di Supply Chain, la gestione degli incidenti, l’</w:t>
+      </w:r>
+      <w:proofErr w:type="spellStart"/>
+      <w:r>
+        <w:t>Assessment</w:t>
+      </w:r>
+      <w:proofErr w:type="spellEnd"/>
+      <w:r>
+        <w:t xml:space="preserve"> FNCSDP, l’Audit Log, le esportazioni, la localizzazione italiana e inglese, il tema chiaro o scuro e la pagina dei ringraziamenti. Non rientrano invece in questo allegato la definizione fisica delle tabelle e la sequenza delle migrazioni SQL, descritte nella relazione tecnica </w:t>
+      </w:r>
+      <w:proofErr w:type="spellStart"/>
+      <w:r>
+        <w:t>backend</w:t>
+      </w:r>
+      <w:proofErr w:type="spellEnd"/>
+      <w:r>
+        <w:t>.</w:t>
       </w:r>
     </w:p>
     <w:p>
@@ -707,7 +883,25 @@
           <w:sz w:val="24"/>
           <w:szCs w:val="24"/>
         </w:rPr>
-        <w:t>2. Architettura frontend e organizzazione del codice</w:t>
+        <w:t xml:space="preserve">2. Architettura </w:t>
+      </w:r>
+      <w:proofErr w:type="spellStart"/>
+      <w:r>
+        <w:rPr>
+          <w:rFonts w:ascii="Times New Roman" w:hAnsi="Times New Roman" w:cs="Times New Roman"/>
+          <w:sz w:val="24"/>
+          <w:szCs w:val="24"/>
+        </w:rPr>
+        <w:t>frontend</w:t>
+      </w:r>
+      <w:proofErr w:type="spellEnd"/>
+      <w:r>
+        <w:rPr>
+          <w:rFonts w:ascii="Times New Roman" w:hAnsi="Times New Roman" w:cs="Times New Roman"/>
+          <w:sz w:val="24"/>
+          <w:szCs w:val="24"/>
+        </w:rPr>
+        <w:t xml:space="preserve"> e organizzazione del codice</w:t>
       </w:r>
       <w:bookmarkEnd w:id="3"/>
     </w:p>
@@ -718,7 +912,31 @@
     </w:p>
     <w:p>
       <w:r>
-        <w:t>Il browser esegue l’orchestrazione dell’interfaccia e comunica con Supabase mediante il relativo SDK. Il backend rimane responsabile di autenticazione, autorizzazione RLS, vincoli, funzioni transazionali e persistenza. Il frontend non sostituisce tali controlli: presenta le operazioni disponibili, raccoglie i dati, chiama le API o le funzioni previste e aggiorna la vista in base all’esito restituito.</w:t>
+        <w:t xml:space="preserve">Il browser esegue l’orchestrazione dell’interfaccia e comunica con </w:t>
+      </w:r>
+      <w:proofErr w:type="spellStart"/>
+      <w:r>
+        <w:t>Supabase</w:t>
+      </w:r>
+      <w:proofErr w:type="spellEnd"/>
+      <w:r>
+        <w:t xml:space="preserve"> mediante il relativo SDK. Il </w:t>
+      </w:r>
+      <w:proofErr w:type="spellStart"/>
+      <w:r>
+        <w:t>backend</w:t>
+      </w:r>
+      <w:proofErr w:type="spellEnd"/>
+      <w:r>
+        <w:t xml:space="preserve"> rimane responsabile di autenticazione, autorizzazione RLS, vincoli, funzioni transazionali e persistenza. Il </w:t>
+      </w:r>
+      <w:proofErr w:type="spellStart"/>
+      <w:r>
+        <w:t>frontend</w:t>
+      </w:r>
+      <w:proofErr w:type="spellEnd"/>
+      <w:r>
+        <w:t xml:space="preserve"> non sostituisce tali controlli: presenta le operazioni disponibili, raccoglie i dati, chiama le API o le funzioni previste e aggiorna la vista in base all’esito restituito.</w:t>
       </w:r>
     </w:p>
     <w:p>
@@ -739,7 +957,21 @@
     </w:p>
     <w:p>
       <w:r>
-        <w:t xml:space="preserve">La pagina è organizzata in aree ricorrenti. L’header contiene il marchio, il collegamento alla </w:t>
+        <w:t>La pagina è organizzata in aree ricorrenti. L’</w:t>
+      </w:r>
+      <w:proofErr w:type="spellStart"/>
+      <w:r>
+        <w:t>header</w:t>
+      </w:r>
+      <w:proofErr w:type="spellEnd"/>
+      <w:r>
+        <w:t xml:space="preserve"> contiene il </w:t>
+      </w:r>
+      <w:r>
+        <w:t>logo</w:t>
+      </w:r>
+      <w:r>
+        <w:t xml:space="preserve">, il collegamento alla </w:t>
       </w:r>
       <w:r>
         <w:t>d</w:t>
@@ -748,7 +980,15 @@
         <w:t>ashboard</w:t>
       </w:r>
       <w:r>
-        <w:t>, il comando Informazioni e guida, l’identità della sessione, il selettore della lingua, il tema e il logout. Nell’area riservata, il menu verticale raggruppa le funzioni per dominio: Azienda, Inventario, Servizi, Fornitori, Relazioni, Incidenti, Sicurezza, Supporto e Ringraziamenti. Breadcrumb, etichetta di sezione e titolo corrente vengono aggiornati dalla navigazione.</w:t>
+        <w:t xml:space="preserve">, il comando Informazioni e guida, l’identità della sessione, il selettore della lingua, il tema e il logout. Nell’area riservata, il menu verticale raggruppa le funzioni per dominio: Azienda, Inventario, Servizi, Fornitori, Relazioni, Incidenti, Sicurezza, Supporto e Ringraziamenti. </w:t>
+      </w:r>
+      <w:proofErr w:type="spellStart"/>
+      <w:r>
+        <w:t>Breadcrumb</w:t>
+      </w:r>
+      <w:proofErr w:type="spellEnd"/>
+      <w:r>
+        <w:t>, etichetta di sezione e titolo corrente vengono aggiornati dalla navigazione.</w:t>
       </w:r>
     </w:p>
     <w:p>
@@ -774,11 +1014,43 @@
     </w:p>
     <w:p>
       <w:r>
-        <w:t xml:space="preserve">main.js coordina l’avvio dell’applicazione, la sessione e il caricamento dei moduli. router.js normalizza gli hash, controlla le rotte valide e collega la cronologia del browser. ui.js attiva le viste, </w:t>
+        <w:t xml:space="preserve">main.js coordina l’avvio dell’applicazione, la sessione e il caricamento dei moduli. router.js normalizza gli </w:t>
+      </w:r>
+      <w:proofErr w:type="spellStart"/>
+      <w:r>
+        <w:t>hash</w:t>
+      </w:r>
+      <w:proofErr w:type="spellEnd"/>
+      <w:r>
+        <w:t xml:space="preserve">, controlla le rotte valide e collega la cronologia del browser. ui.js attiva le viste, </w:t>
       </w:r>
       <w:r>
         <w:lastRenderedPageBreak/>
-        <w:t>aggiorna breadcrumb e titoli, gestisce gli stati comuni e mantiene allineata la navigazione. auth.js e i moduli Supabase gestiscono l’accesso, il recupero della sessione e le chiamate al backend.</w:t>
+        <w:t xml:space="preserve">aggiorna </w:t>
+      </w:r>
+      <w:proofErr w:type="spellStart"/>
+      <w:r>
+        <w:t>breadcrumb</w:t>
+      </w:r>
+      <w:proofErr w:type="spellEnd"/>
+      <w:r>
+        <w:t xml:space="preserve"> e titoli, gestisce gli stati comuni e mantiene allineata la navigazione. auth.js e i moduli </w:t>
+      </w:r>
+      <w:proofErr w:type="spellStart"/>
+      <w:r>
+        <w:t>Supabase</w:t>
+      </w:r>
+      <w:proofErr w:type="spellEnd"/>
+      <w:r>
+        <w:t xml:space="preserve"> gestiscono l’accesso, il recupero della sessione e le chiamate al </w:t>
+      </w:r>
+      <w:proofErr w:type="spellStart"/>
+      <w:r>
+        <w:t>backend</w:t>
+      </w:r>
+      <w:proofErr w:type="spellEnd"/>
+      <w:r>
+        <w:t>.</w:t>
       </w:r>
     </w:p>
     <w:p>
@@ -809,7 +1081,23 @@
     </w:p>
     <w:p>
       <w:r>
-        <w:t>Le risorse di branding sono raccolte in assets/branding. Il simbolo scelto unisce un percorso centrale, un elemento fortificato e uno scudo, richiamando la finalità dell’applicazione: una via unica e controllata verso la sicurezza e la registrazione affidabile dei dati. Lo stesso segno è utilizzato in formato esteso nella home, in formato compatto nell’header e come favicon nella scheda del browser.</w:t>
+        <w:t>Le risorse di branding sono raccolte in assets/branding. Il simbolo scelto unisce un percorso centrale, un elemento fortificato e uno scudo, richiamando la finalità dell’applicazione: una via unica e controllata verso la sicurezza e la registrazione affidabile dei dati. Lo stesso segno è utilizzato in formato esteso nella home, in formato compatto nell’</w:t>
+      </w:r>
+      <w:proofErr w:type="spellStart"/>
+      <w:r>
+        <w:t>header</w:t>
+      </w:r>
+      <w:proofErr w:type="spellEnd"/>
+      <w:r>
+        <w:t xml:space="preserve"> e come </w:t>
+      </w:r>
+      <w:proofErr w:type="spellStart"/>
+      <w:r>
+        <w:t>favicon</w:t>
+      </w:r>
+      <w:proofErr w:type="spellEnd"/>
+      <w:r>
+        <w:t xml:space="preserve"> nella scheda del browser.</w:t>
       </w:r>
     </w:p>
     <w:tbl>
@@ -880,8 +1168,18 @@
                 <w:color w:val="FFFFFF"/>
                 <w:sz w:val="21"/>
               </w:rPr>
-              <w:t>Responsabilità frontend</w:t>
-            </w:r>
+              <w:t xml:space="preserve">Responsabilità </w:t>
+            </w:r>
+            <w:proofErr w:type="spellStart"/>
+            <w:r>
+              <w:rPr>
+                <w:b/>
+                <w:color w:val="FFFFFF"/>
+                <w:sz w:val="21"/>
+              </w:rPr>
+              <w:t>frontend</w:t>
+            </w:r>
+            <w:proofErr w:type="spellEnd"/>
           </w:p>
         </w:tc>
         <w:tc>
@@ -1057,11 +1355,19 @@
               <w:spacing w:after="0" w:line="252" w:lineRule="auto"/>
               <w:jc w:val="left"/>
             </w:pPr>
-            <w:r>
-              <w:rPr>
-                <w:sz w:val="20"/>
-              </w:rPr>
-              <w:t>src/main.js</w:t>
+            <w:proofErr w:type="spellStart"/>
+            <w:r>
+              <w:rPr>
+                <w:sz w:val="20"/>
+              </w:rPr>
+              <w:t>src</w:t>
+            </w:r>
+            <w:proofErr w:type="spellEnd"/>
+            <w:r>
+              <w:rPr>
+                <w:sz w:val="20"/>
+              </w:rPr>
+              <w:t>/main.js</w:t>
             </w:r>
           </w:p>
         </w:tc>
@@ -1114,7 +1420,21 @@
               <w:rPr>
                 <w:sz w:val="20"/>
               </w:rPr>
-              <w:t>Rotte hash, cronologia e controllo di accesso</w:t>
+              <w:t xml:space="preserve">Rotte </w:t>
+            </w:r>
+            <w:proofErr w:type="spellStart"/>
+            <w:r>
+              <w:rPr>
+                <w:sz w:val="20"/>
+              </w:rPr>
+              <w:t>hash</w:t>
+            </w:r>
+            <w:proofErr w:type="spellEnd"/>
+            <w:r>
+              <w:rPr>
+                <w:sz w:val="20"/>
+              </w:rPr>
+              <w:t>, cronologia e controllo di accesso</w:t>
             </w:r>
           </w:p>
         </w:tc>
@@ -1134,11 +1454,19 @@
               <w:spacing w:after="0" w:line="252" w:lineRule="auto"/>
               <w:jc w:val="left"/>
             </w:pPr>
-            <w:r>
-              <w:rPr>
-                <w:sz w:val="20"/>
-              </w:rPr>
-              <w:t>src/router.js</w:t>
+            <w:proofErr w:type="spellStart"/>
+            <w:r>
+              <w:rPr>
+                <w:sz w:val="20"/>
+              </w:rPr>
+              <w:t>src</w:t>
+            </w:r>
+            <w:proofErr w:type="spellEnd"/>
+            <w:r>
+              <w:rPr>
+                <w:sz w:val="20"/>
+              </w:rPr>
+              <w:t>/router.js</w:t>
             </w:r>
           </w:p>
         </w:tc>
@@ -1191,7 +1519,21 @@
               <w:rPr>
                 <w:sz w:val="20"/>
               </w:rPr>
-              <w:t>Attivazione viste, titoli, breadcrumb e stati</w:t>
+              <w:t xml:space="preserve">Attivazione viste, titoli, </w:t>
+            </w:r>
+            <w:proofErr w:type="spellStart"/>
+            <w:r>
+              <w:rPr>
+                <w:sz w:val="20"/>
+              </w:rPr>
+              <w:t>breadcrumb</w:t>
+            </w:r>
+            <w:proofErr w:type="spellEnd"/>
+            <w:r>
+              <w:rPr>
+                <w:sz w:val="20"/>
+              </w:rPr>
+              <w:t xml:space="preserve"> e stati</w:t>
             </w:r>
           </w:p>
         </w:tc>
@@ -1211,11 +1553,19 @@
               <w:spacing w:after="0" w:line="252" w:lineRule="auto"/>
               <w:jc w:val="left"/>
             </w:pPr>
-            <w:r>
-              <w:rPr>
-                <w:sz w:val="20"/>
-              </w:rPr>
-              <w:t>src/ui.js</w:t>
+            <w:proofErr w:type="spellStart"/>
+            <w:r>
+              <w:rPr>
+                <w:sz w:val="20"/>
+              </w:rPr>
+              <w:t>src</w:t>
+            </w:r>
+            <w:proofErr w:type="spellEnd"/>
+            <w:r>
+              <w:rPr>
+                <w:sz w:val="20"/>
+              </w:rPr>
+              <w:t>/ui.js</w:t>
             </w:r>
           </w:p>
         </w:tc>
@@ -1268,8 +1618,16 @@
               <w:rPr>
                 <w:sz w:val="20"/>
               </w:rPr>
-              <w:t>Inventario, Supply Chain, incidenti, audit e assessment</w:t>
-            </w:r>
+              <w:t xml:space="preserve">Inventario, Supply Chain, incidenti, audit e </w:t>
+            </w:r>
+            <w:proofErr w:type="spellStart"/>
+            <w:r>
+              <w:rPr>
+                <w:sz w:val="20"/>
+              </w:rPr>
+              <w:t>assessment</w:t>
+            </w:r>
+            <w:proofErr w:type="spellEnd"/>
           </w:p>
         </w:tc>
         <w:tc>
@@ -1288,12 +1646,28 @@
               <w:spacing w:after="0" w:line="252" w:lineRule="auto"/>
               <w:jc w:val="left"/>
             </w:pPr>
-            <w:r>
-              <w:rPr>
-                <w:sz w:val="20"/>
-              </w:rPr>
-              <w:t>src/*.js</w:t>
-            </w:r>
+            <w:proofErr w:type="spellStart"/>
+            <w:r>
+              <w:rPr>
+                <w:sz w:val="20"/>
+              </w:rPr>
+              <w:t>src</w:t>
+            </w:r>
+            <w:proofErr w:type="spellEnd"/>
+            <w:r>
+              <w:rPr>
+                <w:sz w:val="20"/>
+              </w:rPr>
+              <w:t>/*.</w:t>
+            </w:r>
+            <w:proofErr w:type="spellStart"/>
+            <w:r>
+              <w:rPr>
+                <w:sz w:val="20"/>
+              </w:rPr>
+              <w:t>js</w:t>
+            </w:r>
+            <w:proofErr w:type="spellEnd"/>
           </w:p>
         </w:tc>
       </w:tr>
@@ -1365,11 +1739,33 @@
               <w:spacing w:after="0" w:line="252" w:lineRule="auto"/>
               <w:jc w:val="left"/>
             </w:pPr>
-            <w:r>
-              <w:rPr>
-                <w:sz w:val="20"/>
-              </w:rPr>
-              <w:t>src/style.css e src/wizard.css</w:t>
+            <w:proofErr w:type="spellStart"/>
+            <w:r>
+              <w:rPr>
+                <w:sz w:val="20"/>
+              </w:rPr>
+              <w:t>src</w:t>
+            </w:r>
+            <w:proofErr w:type="spellEnd"/>
+            <w:r>
+              <w:rPr>
+                <w:sz w:val="20"/>
+              </w:rPr>
+              <w:t xml:space="preserve">/style.css e </w:t>
+            </w:r>
+            <w:proofErr w:type="spellStart"/>
+            <w:r>
+              <w:rPr>
+                <w:sz w:val="20"/>
+              </w:rPr>
+              <w:t>src</w:t>
+            </w:r>
+            <w:proofErr w:type="spellEnd"/>
+            <w:r>
+              <w:rPr>
+                <w:sz w:val="20"/>
+              </w:rPr>
+              <w:t>/wizard.css</w:t>
             </w:r>
           </w:p>
         </w:tc>
@@ -1422,7 +1818,21 @@
               <w:rPr>
                 <w:sz w:val="20"/>
               </w:rPr>
-              <w:t>Logo, favicon e icone applicative</w:t>
+              <w:t xml:space="preserve">Logo, </w:t>
+            </w:r>
+            <w:proofErr w:type="spellStart"/>
+            <w:r>
+              <w:rPr>
+                <w:sz w:val="20"/>
+              </w:rPr>
+              <w:t>favicon</w:t>
+            </w:r>
+            <w:proofErr w:type="spellEnd"/>
+            <w:r>
+              <w:rPr>
+                <w:sz w:val="20"/>
+              </w:rPr>
+              <w:t xml:space="preserve"> e icone applicative</w:t>
             </w:r>
           </w:p>
         </w:tc>
@@ -1479,18 +1889,95 @@
     </w:p>
     <w:p>
       <w:r>
-        <w:t>Il frontend utilizza HTML5, CSS3 e JavaScript ES6 con moduli nativi. La pubblicazione avviene tramite GitHub Pages a partire dal ramo main del repository. L’assenza di un processo di build complesso consente di verificare direttamente i file versionati e rende immediata la corrispondenza tra commit, deployment e versione mostrata nell’interfaccia.</w:t>
+        <w:t xml:space="preserve">Il </w:t>
+      </w:r>
+      <w:proofErr w:type="spellStart"/>
+      <w:r>
+        <w:t>frontend</w:t>
+      </w:r>
+      <w:proofErr w:type="spellEnd"/>
+      <w:r>
+        <w:t xml:space="preserve"> utilizza HTML5, CSS3 e JavaScript ES6 con moduli nativi. La pubblicazione avviene tramite GitHub Pages a partire dal ramo </w:t>
+      </w:r>
+      <w:proofErr w:type="spellStart"/>
+      <w:r>
+        <w:t>main</w:t>
+      </w:r>
+      <w:proofErr w:type="spellEnd"/>
+      <w:r>
+        <w:t xml:space="preserve"> del repository. L’assenza di un processo di build complesso consente di verificare direttamente i file </w:t>
+      </w:r>
+      <w:proofErr w:type="spellStart"/>
+      <w:r>
+        <w:t>versionati</w:t>
+      </w:r>
+      <w:proofErr w:type="spellEnd"/>
+      <w:r>
+        <w:t xml:space="preserve"> e rende immediata la corrispondenza tra </w:t>
+      </w:r>
+      <w:proofErr w:type="spellStart"/>
+      <w:r>
+        <w:t>commit</w:t>
+      </w:r>
+      <w:proofErr w:type="spellEnd"/>
+      <w:r>
+        <w:t>, deployment e versione mostrata nell’interfaccia.</w:t>
       </w:r>
     </w:p>
     <w:p>
-      <w:r>
-        <w:t>Supabase fornisce autenticazione, sessione, API REST generate sullo schema PostgreSQL e chiamate RPC. L’applicazione invia operazioni soltanto sulle risorse previste; privilegi e policy RLS restano applicati sul server. ExcelJS è utilizzato per i file XLSX strutturati, con fogli, intestazioni, larghezze, filtri e metadati. Le funzioni di download creano file lato browser senza memorizzare copie permanenti sul server web statico.</w:t>
+      <w:proofErr w:type="spellStart"/>
+      <w:r>
+        <w:t>Supabase</w:t>
+      </w:r>
+      <w:proofErr w:type="spellEnd"/>
+      <w:r>
+        <w:t xml:space="preserve"> fornisce autenticazione, sessione, API REST generate sullo schema </w:t>
+      </w:r>
+      <w:proofErr w:type="spellStart"/>
+      <w:r>
+        <w:t>PostgreSQL</w:t>
+      </w:r>
+      <w:proofErr w:type="spellEnd"/>
+      <w:r>
+        <w:t xml:space="preserve"> e chiamate RPC. L’applicazione invia operazioni soltanto sulle risorse previste; privilegi e policy RLS restano applicati sul server. </w:t>
+      </w:r>
+      <w:proofErr w:type="spellStart"/>
+      <w:r>
+        <w:t>ExcelJS</w:t>
+      </w:r>
+      <w:proofErr w:type="spellEnd"/>
+      <w:r>
+        <w:t xml:space="preserve"> è utilizzato per i file XLSX strutturati, con fogli, intestazioni, larghezze, filtri e metadati. Le funzioni di download creano file lato browser senza memorizzare copie permanenti sul server web statico.</w:t>
       </w:r>
     </w:p>
     <w:p>
       <w:r>
         <w:lastRenderedPageBreak/>
-        <w:t>Il versionamento della build nel titolo, nell’header e nel footer rende riconoscibile lo stato pubblicato. Durante il collaudo, ogni patch è stata verificata dopo il completamento del workflow pages build and deployment e un ricaricamento forzato del browser. Questo metodo ha evitato di confondere problemi di cache con errori del codice sorgente.</w:t>
+        <w:t xml:space="preserve">Il </w:t>
+      </w:r>
+      <w:proofErr w:type="spellStart"/>
+      <w:r>
+        <w:t>versionamento</w:t>
+      </w:r>
+      <w:proofErr w:type="spellEnd"/>
+      <w:r>
+        <w:t xml:space="preserve"> della build nel titolo, nell’</w:t>
+      </w:r>
+      <w:proofErr w:type="spellStart"/>
+      <w:r>
+        <w:t>header</w:t>
+      </w:r>
+      <w:proofErr w:type="spellEnd"/>
+      <w:r>
+        <w:t xml:space="preserve"> e nel </w:t>
+      </w:r>
+      <w:proofErr w:type="spellStart"/>
+      <w:r>
+        <w:t>footer</w:t>
+      </w:r>
+      <w:proofErr w:type="spellEnd"/>
+      <w:r>
+        <w:t xml:space="preserve"> rende riconoscibile lo stato pubblicato. Durante il collaudo, ogni patch è stata verificata dopo il completamento del workflow pages build and deployment e un ricaricamento forzato del browser. Questo metodo ha evitato di confondere problemi di cache con errori del codice sorgente.</w:t>
       </w:r>
     </w:p>
     <w:p>
@@ -1515,12 +2002,36 @@
     </w:p>
     <w:p>
       <w:r>
-        <w:t>La sezione Funzionalità principali è articolata in Inventario centralizzato, Dipendenze e Supply Chain, Sicurezza e tracciabilità. I testi sono stati aggiornati nella versione finale per includere persone e responsabilità, subfornitori, Audit Log, incidenti e Assessment FNCSDP. Il modulo di accesso rimane distinto dalla presentazione e indica che l’area è riservata a personale autorizzato.</w:t>
+        <w:t xml:space="preserve">La sezione Funzionalità principali è articolata in Inventario centralizzato, Dipendenze e Supply Chain, Sicurezza e tracciabilità. I testi sono stati aggiornati nella versione finale per includere persone e responsabilità, subfornitori, Audit Log, incidenti e </w:t>
+      </w:r>
+      <w:proofErr w:type="spellStart"/>
+      <w:r>
+        <w:t>Assessment</w:t>
+      </w:r>
+      <w:proofErr w:type="spellEnd"/>
+      <w:r>
+        <w:t xml:space="preserve"> FNCSDP. Il modulo di accesso rimane distinto dalla presentazione e indica che l’area è riservata a personale autorizzato.</w:t>
       </w:r>
     </w:p>
     <w:p>
       <w:r>
-        <w:t>Il logo è collocato in dimensione maggiore accanto al titolo nella pagina di login e in formato compatto nell’header delle pagine successive. La favicon è disponibile nei formati necessari ai browser e ai dispositivi. Questa scelta rende il progetto riconoscibile senza sovraccaricare l’interfaccia operativa, nella quale lo spazio deve restare dedicato ai dati e ai comandi.</w:t>
+        <w:t>Il logo è collocato in dimensione maggiore accanto al titolo nella pagina di login e in formato compatto nell’</w:t>
+      </w:r>
+      <w:proofErr w:type="spellStart"/>
+      <w:r>
+        <w:t>header</w:t>
+      </w:r>
+      <w:proofErr w:type="spellEnd"/>
+      <w:r>
+        <w:t xml:space="preserve"> delle pagine successive. La </w:t>
+      </w:r>
+      <w:proofErr w:type="spellStart"/>
+      <w:r>
+        <w:t>favicon</w:t>
+      </w:r>
+      <w:proofErr w:type="spellEnd"/>
+      <w:r>
+        <w:t xml:space="preserve"> è disponibile nei formati necessari ai browser e ai dispositivi. Questa scelta rende il progetto riconoscibile senza sovraccaricare l’interfaccia operativa, nella quale lo spazio deve restare dedicato ai dati e ai comandi.</w:t>
       </w:r>
     </w:p>
     <w:p>
@@ -1540,17 +2051,73 @@
     </w:p>
     <w:p>
       <w:r>
-        <w:t>L’accesso utilizza Supabase Auth. Il modulo raccoglie e-mail e password, avvia la sessione e verifica il livello di assurance restituito dal backend. Il comportamento ordinario prevede MFA e livello aal2; l’utenza docente autorizzata può operare in aal1 come eccezione controllata prevista dalle policy del progetto. L’interfaccia mostra l’identità e il livello di accesso senza esporre credenziali o token.</w:t>
+        <w:t xml:space="preserve">L’accesso utilizza </w:t>
+      </w:r>
+      <w:proofErr w:type="spellStart"/>
+      <w:r>
+        <w:t>Supabase</w:t>
+      </w:r>
+      <w:proofErr w:type="spellEnd"/>
+      <w:r>
+        <w:t xml:space="preserve"> </w:t>
+      </w:r>
+      <w:proofErr w:type="spellStart"/>
+      <w:r>
+        <w:t>Auth</w:t>
+      </w:r>
+      <w:proofErr w:type="spellEnd"/>
+      <w:r>
+        <w:t xml:space="preserve">. Il modulo raccoglie e-mail e password, avvia la sessione e verifica il livello di </w:t>
+      </w:r>
+      <w:proofErr w:type="spellStart"/>
+      <w:r>
+        <w:t>assurance</w:t>
+      </w:r>
+      <w:proofErr w:type="spellEnd"/>
+      <w:r>
+        <w:t xml:space="preserve"> restituito dal </w:t>
+      </w:r>
+      <w:proofErr w:type="spellStart"/>
+      <w:r>
+        <w:t>backend</w:t>
+      </w:r>
+      <w:proofErr w:type="spellEnd"/>
+      <w:r>
+        <w:t>. Il comportamento ordinario prevede MFA e livello aal2; l’utenza docente autorizzata può operare in aal1 come eccezione controllata prevista dalle policy del progetto. L’interfaccia mostra l’identità e il livello di accesso senza esporre credenziali o token.</w:t>
       </w:r>
     </w:p>
     <w:p>
       <w:r>
-        <w:t>LOGIN, LOGOUT e MFA_VERIFICATA vengono registrati tramite una funzione RPC dedicata. Il frontend non possiede autorizzazioni di scrittura diretta sull’Audit Log: invoca esclusivamente il contratto esposto dal backend, che registra identità, livello AAL, ruolo e origine dell’evento. La separazione impedisce che il client possa generare liberamente eventi arbitrari nel registro.</w:t>
+        <w:t xml:space="preserve">LOGIN, LOGOUT e MFA_VERIFICATA vengono registrati tramite una funzione RPC dedicata. Il </w:t>
+      </w:r>
+      <w:proofErr w:type="spellStart"/>
+      <w:r>
+        <w:t>frontend</w:t>
+      </w:r>
+      <w:proofErr w:type="spellEnd"/>
+      <w:r>
+        <w:t xml:space="preserve"> non possiede autorizzazioni di scrittura diretta sull’Audit Log: invoca esclusivamente il contratto esposto dal </w:t>
+      </w:r>
+      <w:proofErr w:type="spellStart"/>
+      <w:r>
+        <w:t>backend</w:t>
+      </w:r>
+      <w:proofErr w:type="spellEnd"/>
+      <w:r>
+        <w:t>, che registra identità, livello AAL, ruolo e origine dell’evento. La separazione impedisce che il client possa generare liberamente eventi arbitrari nel registro.</w:t>
       </w:r>
     </w:p>
     <w:p>
       <w:r>
-        <w:t>Il router impedisce l’accesso alle viste riservate quando la sessione non è valida. Il logout chiude la sessione, ripristina la home e aggiorna lo stato dell’header. Il controllo è completato dalle policy RLS, che restano decisive anche in caso di chiamata diretta alle API. L’interfaccia migliora quindi l’esperienza d’uso, ma non costituisce l’unico livello di protezione.</w:t>
+        <w:t>Il router impedisce l’accesso alle viste riservate quando la sessione non è valida. Il logout chiude la sessione, ripristina la home e aggiorna lo stato dell’</w:t>
+      </w:r>
+      <w:proofErr w:type="spellStart"/>
+      <w:r>
+        <w:t>header</w:t>
+      </w:r>
+      <w:proofErr w:type="spellEnd"/>
+      <w:r>
+        <w:t>. Il controllo è completato dalle policy RLS, che restano decisive anche in caso di chiamata diretta alle API. L’interfaccia migliora quindi l’esperienza d’uso, ma non costituisce l’unico livello di protezione.</w:t>
       </w:r>
     </w:p>
     <w:p>
@@ -1570,7 +2137,23 @@
     </w:p>
     <w:p>
       <w:r>
-        <w:t>La navigazione utilizza URL con hash. Ogni rotta viene normalizzata dal router, collegata a una vista e registrata nella cronologia del browser. Il passaggio tra i moduli non richiede un ricaricamento completo della pagina; breadcrumb, titolo, voce attiva e contenuto vengono aggiornati in modo coordinato. Gli alias mantengono la compatibilità con collegamenti precedenti e riducono gli errori dovuti a varianti del nome della rotta.</w:t>
+        <w:t xml:space="preserve">La navigazione utilizza URL con </w:t>
+      </w:r>
+      <w:proofErr w:type="spellStart"/>
+      <w:r>
+        <w:t>hash</w:t>
+      </w:r>
+      <w:proofErr w:type="spellEnd"/>
+      <w:r>
+        <w:t xml:space="preserve">. Ogni rotta viene normalizzata dal router, collegata a una vista e registrata nella cronologia del browser. Il passaggio tra i moduli non richiede un ricaricamento completo della pagina; </w:t>
+      </w:r>
+      <w:proofErr w:type="spellStart"/>
+      <w:r>
+        <w:t>breadcrumb</w:t>
+      </w:r>
+      <w:proofErr w:type="spellEnd"/>
+      <w:r>
+        <w:t>, titolo, voce attiva e contenuto vengono aggiornati in modo coordinato. Gli alias mantengono la compatibilità con collegamenti precedenti e riducono gli errori dovuti a varianti del nome della rotta.</w:t>
       </w:r>
     </w:p>
     <w:p>
@@ -1584,7 +2167,15 @@
         <w:t>ashboard</w:t>
       </w:r>
       <w:r>
-        <w:t xml:space="preserve"> e domini operativi. La sezione Sicurezza concentra Assessment FNCSDP e Audit Log; Supporto ospita Informazioni e guida; Ringraziamenti è mantenuto come gruppo </w:t>
+        <w:t xml:space="preserve"> e domini operativi. La sezione Sicurezza concentra </w:t>
+      </w:r>
+      <w:proofErr w:type="spellStart"/>
+      <w:r>
+        <w:t>Assessment</w:t>
+      </w:r>
+      <w:proofErr w:type="spellEnd"/>
+      <w:r>
+        <w:t xml:space="preserve"> FNCSDP e Audit Log; Supporto ospita Informazioni e guida; Ringraziamenti è mantenuto come gruppo </w:t>
       </w:r>
       <w:r>
         <w:lastRenderedPageBreak/>
@@ -1648,7 +2239,43 @@
           <w:color w:val="536875"/>
           <w:sz w:val="21"/>
         </w:rPr>
-        <w:t>Figura 1 - Architettura di navigazione frontend V5: dalla home pubblica ai moduli operativi, con Assessment FNCSDP, Audit Log e Ringraziamenti.</w:t>
+        <w:t xml:space="preserve">Figura 1 - Architettura di navigazione </w:t>
+      </w:r>
+      <w:proofErr w:type="spellStart"/>
+      <w:r>
+        <w:rPr>
+          <w:i/>
+          <w:color w:val="536875"/>
+          <w:sz w:val="21"/>
+        </w:rPr>
+        <w:t>frontend</w:t>
+      </w:r>
+      <w:proofErr w:type="spellEnd"/>
+      <w:r>
+        <w:rPr>
+          <w:i/>
+          <w:color w:val="536875"/>
+          <w:sz w:val="21"/>
+        </w:rPr>
+        <w:t xml:space="preserve"> V5: dalla home pubblica ai moduli operativi, con </w:t>
+      </w:r>
+      <w:proofErr w:type="spellStart"/>
+      <w:r>
+        <w:rPr>
+          <w:i/>
+          <w:color w:val="536875"/>
+          <w:sz w:val="21"/>
+        </w:rPr>
+        <w:t>Assessment</w:t>
+      </w:r>
+      <w:proofErr w:type="spellEnd"/>
+      <w:r>
+        <w:rPr>
+          <w:i/>
+          <w:color w:val="536875"/>
+          <w:sz w:val="21"/>
+        </w:rPr>
+        <w:t xml:space="preserve"> FNCSDP, Audit Log e Ringraziamenti.</w:t>
       </w:r>
     </w:p>
     <w:p>
@@ -1668,7 +2295,15 @@
     </w:p>
     <w:p>
       <w:r>
-        <w:t>L’area applicativa mantiene un’intestazione stabile e un menu verticale a gruppi espandibili. Questa struttura consente di individuare rapidamente il dominio corrente e di conservare una gerarchia leggibile anche quando le funzioni aumentano. Il titolo di pagina, il breadcrumb e l’etichetta di sezione riducono l’ambiguità, mentre i pulsanti principali sono collocati vicino al contenuto a cui si riferiscono.</w:t>
+        <w:t xml:space="preserve">L’area applicativa mantiene un’intestazione stabile e un menu verticale a gruppi espandibili. Questa struttura consente di individuare rapidamente il dominio corrente e di conservare una gerarchia leggibile anche quando le funzioni aumentano. Il titolo di pagina, il </w:t>
+      </w:r>
+      <w:proofErr w:type="spellStart"/>
+      <w:r>
+        <w:t>breadcrumb</w:t>
+      </w:r>
+      <w:proofErr w:type="spellEnd"/>
+      <w:r>
+        <w:t xml:space="preserve"> e l’etichetta di sezione riducono l’ambiguità, mentre i pulsanti principali sono collocati vicino al contenuto a cui si riferiscono.</w:t>
       </w:r>
     </w:p>
     <w:p>
@@ -1799,7 +2434,15 @@
     </w:p>
     <w:p>
       <w:r>
-        <w:t>Le entità archiviate sono separate dalle liste operative. Gli incarichi e le responsabilità mantengono la loro dimensione temporale, mentre l’interfaccia distingue chiaramente record correnti e storici. Questo comportamento rispecchia il modello backend senza esporre all’utente la complessità delle relazioni sottostanti.</w:t>
+        <w:t xml:space="preserve">Le entità archiviate sono separate dalle liste operative. Gli incarichi e le responsabilità mantengono la loro dimensione temporale, mentre l’interfaccia distingue chiaramente record correnti e storici. Questo comportamento rispecchia il modello </w:t>
+      </w:r>
+      <w:proofErr w:type="spellStart"/>
+      <w:r>
+        <w:t>backend</w:t>
+      </w:r>
+      <w:proofErr w:type="spellEnd"/>
+      <w:r>
+        <w:t xml:space="preserve"> senza esporre all’utente la complessità delle relazioni sottostanti.</w:t>
       </w:r>
     </w:p>
     <w:p>
@@ -1872,7 +2515,15 @@
     </w:p>
     <w:p>
       <w:r>
-        <w:t>La sezione Relazioni rappresenta le dipendenze tra servizi, asset, fornitori e subfornitori. La Supply Chain distingue percorsi diretti e derivati e presenta livelli, origine, elemento effettivo, tipologia della dipendenza ed eventuale ereditarietà. Il modulo utilizza le viste gerarchiche del backend, evitando di ricostruire nel browser regole che appartengono al database.</w:t>
+        <w:t xml:space="preserve">La sezione Relazioni rappresenta le dipendenze tra servizi, asset, fornitori e subfornitori. La Supply Chain distingue percorsi diretti e derivati e presenta livelli, origine, elemento effettivo, tipologia della dipendenza ed eventuale ereditarietà. Il modulo utilizza le viste gerarchiche del </w:t>
+      </w:r>
+      <w:proofErr w:type="spellStart"/>
+      <w:r>
+        <w:t>backend</w:t>
+      </w:r>
+      <w:proofErr w:type="spellEnd"/>
+      <w:r>
+        <w:t>, evitando di ricostruire nel browser regole che appartengono al database.</w:t>
       </w:r>
     </w:p>
     <w:p>
@@ -1899,7 +2550,15 @@
     </w:p>
     <w:p>
       <w:r>
-        <w:t>Il modulo Incidenti separa segnalazioni aperte e chiuse e include un percorso guidato per la nuova registrazione. Il wizard raccoglie progressivamente contesto, servizio interessato, tassonomia ACN, descrizione, impatto e riepilogo. La scelta di una procedura guidata riduce il rischio di eventi incompleti e rende più comprensibile la classificazione.</w:t>
+        <w:t xml:space="preserve">Il modulo Incidenti separa segnalazioni aperte e chiuse e include un percorso guidato per la nuova registrazione. Il </w:t>
+      </w:r>
+      <w:proofErr w:type="spellStart"/>
+      <w:r>
+        <w:t>wizard</w:t>
+      </w:r>
+      <w:proofErr w:type="spellEnd"/>
+      <w:r>
+        <w:t xml:space="preserve"> raccoglie progressivamente contesto, servizio interessato, tassonomia ACN, descrizione, impatto e riepilogo. La scelta di una procedura guidata riduce il rischio di eventi incompleti e rende più comprensibile la classificazione.</w:t>
       </w:r>
     </w:p>
     <w:p>
@@ -1925,24 +2584,100 @@
           <w:sz w:val="24"/>
           <w:szCs w:val="24"/>
         </w:rPr>
-        <w:t>9. Assessment FNCSDP</w:t>
+        <w:t xml:space="preserve">9. </w:t>
+      </w:r>
+      <w:proofErr w:type="spellStart"/>
+      <w:r>
+        <w:rPr>
+          <w:rFonts w:ascii="Times New Roman" w:hAnsi="Times New Roman" w:cs="Times New Roman"/>
+          <w:color w:val="1F5A73"/>
+          <w:sz w:val="24"/>
+          <w:szCs w:val="24"/>
+        </w:rPr>
+        <w:t>Assessment</w:t>
+      </w:r>
+      <w:proofErr w:type="spellEnd"/>
+      <w:r>
+        <w:rPr>
+          <w:rFonts w:ascii="Times New Roman" w:hAnsi="Times New Roman" w:cs="Times New Roman"/>
+          <w:color w:val="1F5A73"/>
+          <w:sz w:val="24"/>
+          <w:szCs w:val="24"/>
+        </w:rPr>
+        <w:t xml:space="preserve"> FNCSDP</w:t>
       </w:r>
       <w:bookmarkEnd w:id="19"/>
     </w:p>
     <w:p>
       <w:r>
-        <w:t xml:space="preserve">Il modulo Assessment FNCSDP è stato aggiunto </w:t>
+        <w:t xml:space="preserve">Il modulo </w:t>
+      </w:r>
+      <w:proofErr w:type="spellStart"/>
+      <w:r>
+        <w:t>Assessment</w:t>
+      </w:r>
+      <w:proofErr w:type="spellEnd"/>
+      <w:r>
+        <w:t xml:space="preserve"> FNCSDP è stato aggiunto </w:t>
       </w:r>
       <w:r>
         <w:t>requisite del</w:t>
       </w:r>
       <w:r>
-        <w:t xml:space="preserve"> Project Work relativo ai Profili Target e Attuale. Il frontend traduce il modello normalizzato del backend in un percorso guidato composto da otto passaggi: creazione del Target, verifica dei sei controlli, approvazione, creazione dell’assessment, compilazione del Profilo Attuale, completamento, visualizzazione di score e gap, esportazione XLSX.</w:t>
+        <w:t xml:space="preserve"> Project Work relativo ai Profili Target e Attuale. Il </w:t>
+      </w:r>
+      <w:proofErr w:type="spellStart"/>
+      <w:r>
+        <w:t>frontend</w:t>
+      </w:r>
+      <w:proofErr w:type="spellEnd"/>
+      <w:r>
+        <w:t xml:space="preserve"> traduce il modello normalizzato del </w:t>
+      </w:r>
+      <w:proofErr w:type="spellStart"/>
+      <w:r>
+        <w:t>backend</w:t>
+      </w:r>
+      <w:proofErr w:type="spellEnd"/>
+      <w:r>
+        <w:t xml:space="preserve"> in un percorso guidato composto da otto passaggi: creazione del Target, verifica dei sei controlli, approvazione, creazione dell’</w:t>
+      </w:r>
+      <w:proofErr w:type="spellStart"/>
+      <w:r>
+        <w:t>assessment</w:t>
+      </w:r>
+      <w:proofErr w:type="spellEnd"/>
+      <w:r>
+        <w:t>, compilazione del Profilo Attuale, completamento, visualizzazione di score e gap, esportazione XLSX.</w:t>
       </w:r>
     </w:p>
     <w:p>
       <w:r>
-        <w:t>I sei controlli iniziali corrispondono alle Subcategory ID.AM-1 - ID.AM-6: sistemi e apparati fisici; piattaforme e applicazioni software; flussi di dati e comunicazioni; sistemi informativi esterni; classificazione e prioritizzazione delle risorse; ruoli e responsabilità cybersecurity. Il sistema li genera automaticamente per evitare inserimenti ripetitivi e mantenere la coerenza con il catalogo backend.</w:t>
+        <w:t xml:space="preserve">I sei controlli iniziali corrispondono alle </w:t>
+      </w:r>
+      <w:proofErr w:type="spellStart"/>
+      <w:r>
+        <w:t>Subcategory</w:t>
+      </w:r>
+      <w:proofErr w:type="spellEnd"/>
+      <w:r>
+        <w:t xml:space="preserve"> ID.AM-1 - ID.AM-6: sistemi e apparati fisici; piattaforme e applicazioni software; flussi di dati e comunicazioni; sistemi informativi esterni; classificazione e </w:t>
+      </w:r>
+      <w:proofErr w:type="spellStart"/>
+      <w:r>
+        <w:t>prioritizzazione</w:t>
+      </w:r>
+      <w:proofErr w:type="spellEnd"/>
+      <w:r>
+        <w:t xml:space="preserve"> delle risorse; ruoli e responsabilità cybersecurity. Il sistema li genera automaticamente per evitare inserimenti ripetitivi e mantenere la coerenza con il catalogo </w:t>
+      </w:r>
+      <w:proofErr w:type="spellStart"/>
+      <w:r>
+        <w:t>backend</w:t>
+      </w:r>
+      <w:proofErr w:type="spellEnd"/>
+      <w:r>
+        <w:t>.</w:t>
       </w:r>
     </w:p>
     <w:p>
@@ -1968,7 +2703,15 @@
     </w:p>
     <w:p>
       <w:r>
-        <w:t>L’approvazione rende il Target immutabile e abilita la creazione del Profilo Attuale. L’interfaccia non presenta più campi modificabili ma testi leggibili e stato APPROVATO. Il collegamento al soggetto NIS2 rimane visibile nel riepilogo e consente di comprendere immediatamente il perimetro dell’assessment.</w:t>
+        <w:t>L’approvazione rende il Target immutabile e abilita la creazione del Profilo Attuale. L’interfaccia non presenta più campi modificabili ma testi leggibili e stato APPROVATO. Il collegamento al soggetto NIS2 rimane visibile nel riepilogo e consente di comprendere immediatamente il perimetro dell’</w:t>
+      </w:r>
+      <w:proofErr w:type="spellStart"/>
+      <w:r>
+        <w:t>assessment</w:t>
+      </w:r>
+      <w:proofErr w:type="spellEnd"/>
+      <w:r>
+        <w:t>.</w:t>
       </w:r>
     </w:p>
     <w:p>
@@ -1989,7 +2732,15 @@
     </w:p>
     <w:p>
       <w:r>
-        <w:t>L’assessment è creato a partire da un Target approvato. La prima misura incompleta viene aperta automaticamente e il comando Salva e prossimo accompagna l’utente fino al sesto controllo. Ogni misura raccoglie risposta dell’intervistato, grado di copertura, maturità CMMI, note, evidenze e osservazioni dell’assessor.</w:t>
+        <w:t>L’</w:t>
+      </w:r>
+      <w:proofErr w:type="spellStart"/>
+      <w:r>
+        <w:t>assessment</w:t>
+      </w:r>
+      <w:proofErr w:type="spellEnd"/>
+      <w:r>
+        <w:t xml:space="preserve"> è creato a partire da un Target approvato. La prima misura incompleta viene aperta automaticamente e il comando Salva e prossimo accompagna l’utente fino al sesto controllo. Ogni misura raccoglie risposta dell’intervistato, grado di copertura, maturità CMMI, note, evidenze e osservazioni dell’assessor.</w:t>
       </w:r>
     </w:p>
     <w:p>
@@ -2022,12 +2773,28 @@
     </w:p>
     <w:p>
       <w:r>
-        <w:t>Dopo il completamento delle sei misure, il sistema presenta avanzamento, score, gap e maturità media indicativa. La tabella analitica confronta Target e copertura attuale per ciascun controllo, mostra la maturità e consente di visualizzare il dettaglio. Score e gap derivano dalle viste del backend e non vengono ricalcolati con formule autonome nel browser.</w:t>
+        <w:t xml:space="preserve">Dopo il completamento delle sei misure, il sistema presenta avanzamento, score, gap e maturità media indicativa. La tabella analitica confronta Target e copertura attuale per ciascun controllo, mostra la maturità e consente di visualizzare il dettaglio. Score e gap derivano dalle viste del </w:t>
+      </w:r>
+      <w:proofErr w:type="spellStart"/>
+      <w:r>
+        <w:t>backend</w:t>
+      </w:r>
+      <w:proofErr w:type="spellEnd"/>
+      <w:r>
+        <w:t xml:space="preserve"> e non vengono ricalcolati con formule autonome nel browser.</w:t>
       </w:r>
     </w:p>
     <w:p>
       <w:r>
-        <w:t>Nel collaudo conclusivo l’assessment ASS-2026-01 collegato al Target PT-2026-01 ha raggiunto il 100 per cento di avanzamento, score 67 per cento, gap 33 per cento e maturità media 3,17 su 5. I valori sono stati verificati dopo ricaricamento della pagina e riapertura del dettaglio, confermando la persistenza dei dati.</w:t>
+        <w:t>Nel collaudo conclusivo l’</w:t>
+      </w:r>
+      <w:proofErr w:type="spellStart"/>
+      <w:r>
+        <w:t>assessment</w:t>
+      </w:r>
+      <w:proofErr w:type="spellEnd"/>
+      <w:r>
+        <w:t xml:space="preserve"> ASS-2026-01 collegato al Target PT-2026-01 ha raggiunto il 100 per cento di avanzamento, score 67 per cento, gap 33 per cento e maturità media 3,17 su 5. I valori sono stati verificati dopo ricaricamento della pagina e riapertura del dettaglio, confermando la persistenza dei dati.</w:t>
       </w:r>
     </w:p>
     <w:p>
@@ -2048,7 +2815,15 @@
     </w:p>
     <w:p>
       <w:r>
-        <w:t>L’esportazione dell’assessment produce cinque fogli: Riepilogo, Profilo Target, Profilo Attuale, Mapping FNCSDP e Metadati. Il file conserva le informazioni necessarie a ricostruire il confronto tra postura desiderata e misurata, senza dipendere dalla visualizzazione web.</w:t>
+        <w:t>L’esportazione dell’</w:t>
+      </w:r>
+      <w:proofErr w:type="spellStart"/>
+      <w:r>
+        <w:t>assessment</w:t>
+      </w:r>
+      <w:proofErr w:type="spellEnd"/>
+      <w:r>
+        <w:t xml:space="preserve"> produce cinque fogli: Riepilogo, Profilo Target, Profilo Attuale, Mapping FNCSDP e Metadati. Il file conserva le informazioni necessarie a ricostruire il confronto tra postura desiderata e misurata, senza dipendere dalla visualizzazione web.</w:t>
       </w:r>
     </w:p>
     <w:p>
@@ -2080,12 +2855,58 @@
     </w:p>
     <w:p>
       <w:r>
-        <w:t>L’Audit Log espone gli eventi prodotti dal backend in una vista leggibile. La pagina consente ricerca libera, filtro per tabella, entità, operazione, utente e intervallo temporale, paginazione e export dei risultati filtrati. Il dettaglio presenta data, tabella, entità, record, utente, AAL, ruoli e payload JSON precedente e successivo.</w:t>
+        <w:t xml:space="preserve">L’Audit Log espone gli eventi prodotti dal </w:t>
+      </w:r>
+      <w:proofErr w:type="spellStart"/>
+      <w:r>
+        <w:t>backend</w:t>
+      </w:r>
+      <w:proofErr w:type="spellEnd"/>
+      <w:r>
+        <w:t xml:space="preserve"> in una vista leggibile. La pagina consente ricerca libera, filtro per tabella, entità, operazione, utente e intervallo temporale, paginazione e export dei risultati filtrati. Il dettaglio presenta data, tabella, entità, record, utente, AAL, ruoli e payload JSON precedente e successivo.</w:t>
       </w:r>
     </w:p>
     <w:p>
       <w:r>
-        <w:t>L’integrazione FNCSDP raggruppa le sei tabelle sotto l’entità Assessment FNCSDP. La ricerca per codice ASS recupera assessment e misure collegate; la ricerca per codice PT ricostruisce Target, controlli, assessment e misure; la ricerca fncsdp restituisce l’intero perimetro del modulo. I record delle misure sono mostrati con controllo e codice assessment, rendendo il registro comprensibile anche senza conoscere gli identificativi tecnici.</w:t>
+        <w:t xml:space="preserve">L’integrazione FNCSDP raggruppa le sei tabelle sotto l’entità </w:t>
+      </w:r>
+      <w:proofErr w:type="spellStart"/>
+      <w:r>
+        <w:t>Assessment</w:t>
+      </w:r>
+      <w:proofErr w:type="spellEnd"/>
+      <w:r>
+        <w:t xml:space="preserve"> FNCSDP. La ricerca per codice ASS recupera </w:t>
+      </w:r>
+      <w:proofErr w:type="spellStart"/>
+      <w:r>
+        <w:t>assessment</w:t>
+      </w:r>
+      <w:proofErr w:type="spellEnd"/>
+      <w:r>
+        <w:t xml:space="preserve"> e misure collegate; la ricerca per codice PT ricostruisce Target, controlli, </w:t>
+      </w:r>
+      <w:proofErr w:type="spellStart"/>
+      <w:r>
+        <w:t>assessment</w:t>
+      </w:r>
+      <w:proofErr w:type="spellEnd"/>
+      <w:r>
+        <w:t xml:space="preserve"> e misure; la ricerca </w:t>
+      </w:r>
+      <w:r>
+        <w:t>FNCSDP</w:t>
+      </w:r>
+      <w:r>
+        <w:t xml:space="preserve"> restituisce l’intero perimetro del modulo. I record delle misure sono mostrati con controllo e codice </w:t>
+      </w:r>
+      <w:proofErr w:type="spellStart"/>
+      <w:r>
+        <w:t>assessment</w:t>
+      </w:r>
+      <w:proofErr w:type="spellEnd"/>
+      <w:r>
+        <w:t>, rendendo il registro comprensibile anche senza conoscere gli identificativi tecnici.</w:t>
       </w:r>
     </w:p>
     <w:p>
@@ -2110,12 +2931,28 @@
     </w:p>
     <w:p>
       <w:r>
-        <w:t>Le funzioni di esportazione sono distribuite nei moduli in cui producono valore operativo. Inventario, archiviati, Supply Chain, incidenti, Audit Log e Assessment generano file distinti e coerenti con il contenuto visualizzato. I fogli includono intestazioni, filtri, larghezze deliberate, ritorno a capo, metadati e criteri applicati, così il file rimane interpretabile fuori dall’applicazione.</w:t>
+        <w:t xml:space="preserve">Le funzioni di esportazione sono distribuite nei moduli in cui producono valore operativo. Inventario, archiviati, Supply Chain, incidenti, Audit Log e </w:t>
+      </w:r>
+      <w:proofErr w:type="spellStart"/>
+      <w:r>
+        <w:t>Assessment</w:t>
+      </w:r>
+      <w:proofErr w:type="spellEnd"/>
+      <w:r>
+        <w:t xml:space="preserve"> generano file distinti e coerenti con il contenuto visualizzato. I fogli includono intestazioni, filtri, larghezze deliberate, ritorno a capo, metadati e criteri applicati, così il file rimane interpretabile fuori dall’applicazione.</w:t>
       </w:r>
     </w:p>
     <w:p>
       <w:r>
-        <w:t>Il modello ufficiale di importazione asset separa il foglio di inserimento dai valori di supporto ricavati dal database. Questa impostazione guida l’utente nella scelta di categoria, organizzazione e responsabile, riduce gli errori di digitazione e conserva il controllo finale sul backend. Le importazioni non aggirano i vincoli: ogni riga viene comunque sottoposta alle regole previste dalle API e dal database.</w:t>
+        <w:t xml:space="preserve">Il modello ufficiale di importazione asset separa il foglio di inserimento dai valori di supporto ricavati dal database. Questa impostazione guida l’utente nella scelta di categoria, organizzazione e responsabile, riduce gli errori di digitazione e conserva il controllo finale sul </w:t>
+      </w:r>
+      <w:proofErr w:type="spellStart"/>
+      <w:r>
+        <w:t>backend</w:t>
+      </w:r>
+      <w:proofErr w:type="spellEnd"/>
+      <w:r>
+        <w:t>. Le importazioni non aggirano i vincoli: ogni riga viene comunque sottoposta alle regole previste dalle API e dal database.</w:t>
       </w:r>
     </w:p>
     <w:tbl>
@@ -2547,11 +3384,19 @@
               <w:spacing w:after="0" w:line="252" w:lineRule="auto"/>
               <w:jc w:val="left"/>
             </w:pPr>
-            <w:r>
-              <w:rPr>
-                <w:sz w:val="20"/>
-              </w:rPr>
-              <w:t>Assessment FNCSDP</w:t>
+            <w:proofErr w:type="spellStart"/>
+            <w:r>
+              <w:rPr>
+                <w:sz w:val="20"/>
+              </w:rPr>
+              <w:t>Assessment</w:t>
+            </w:r>
+            <w:proofErr w:type="spellEnd"/>
+            <w:r>
+              <w:rPr>
+                <w:sz w:val="20"/>
+              </w:rPr>
+              <w:t xml:space="preserve"> FNCSDP</w:t>
             </w:r>
           </w:p>
         </w:tc>
@@ -2709,12 +3554,28 @@
     </w:p>
     <w:p>
       <w:r>
-        <w:t>La pagina Informazioni e guida descrive finalità, architettura, sicurezza e contesto del Project Work. La versione finale riporta 36 tabelle in 3FN, 11 viste principali, autenticazione, RLS, Audit Log, archiviazione logica e metodologia FNCSDP. Un riquadro Percorso operativo sintetizza la sequenza Soggetti NIS2, Inventario, Servizi e fornitori, Relazioni e Supply Chain, Incidenti, Assessment FNCSDP, Audit Log ed esportazioni.</w:t>
+        <w:t xml:space="preserve">La pagina Informazioni e guida descrive finalità, architettura, sicurezza e contesto del Project Work. La versione finale riporta 36 tabelle in 3FN, 11 viste principali, autenticazione, RLS, Audit Log, archiviazione logica e metodologia FNCSDP. Un riquadro Percorso operativo sintetizza la sequenza Soggetti NIS2, Inventario, Servizi e fornitori, Relazioni e Supply Chain, Incidenti, </w:t>
+      </w:r>
+      <w:proofErr w:type="spellStart"/>
+      <w:r>
+        <w:t>Assessment</w:t>
+      </w:r>
+      <w:proofErr w:type="spellEnd"/>
+      <w:r>
+        <w:t xml:space="preserve"> FNCSDP, Audit Log ed esportazioni.</w:t>
       </w:r>
     </w:p>
     <w:p>
       <w:r>
-        <w:t>Il selettore IT/EN applica le stringhe disponibili senza modificare i dati. Il tema chiaro o scuro viene gestito come preferenza di interfaccia. Queste funzioni sono collocate nell’header e restano accessibili in tutte le viste, senza interferire con il contenuto operativo.</w:t>
+        <w:t>Il selettore IT/EN applica le stringhe disponibili senza modificare i dati. Il tema chiaro o scuro viene gestito come preferenza di interfaccia. Queste funzioni sono collocate nell’</w:t>
+      </w:r>
+      <w:proofErr w:type="spellStart"/>
+      <w:r>
+        <w:t>header</w:t>
+      </w:r>
+      <w:proofErr w:type="spellEnd"/>
+      <w:r>
+        <w:t xml:space="preserve"> e restano accessibili in tutte le viste, senza interferire con il contenuto operativo.</w:t>
       </w:r>
     </w:p>
     <w:p>
@@ -2733,23 +3594,113 @@
           <w:sz w:val="24"/>
           <w:szCs w:val="24"/>
         </w:rPr>
-        <w:t>13. Sicurezza frontend e gestione degli errori</w:t>
+        <w:t xml:space="preserve">13. Sicurezza </w:t>
+      </w:r>
+      <w:proofErr w:type="spellStart"/>
+      <w:r>
+        <w:rPr>
+          <w:rFonts w:ascii="Times New Roman" w:hAnsi="Times New Roman" w:cs="Times New Roman"/>
+          <w:sz w:val="24"/>
+          <w:szCs w:val="24"/>
+        </w:rPr>
+        <w:t>frontend</w:t>
+      </w:r>
+      <w:proofErr w:type="spellEnd"/>
+      <w:r>
+        <w:rPr>
+          <w:rFonts w:ascii="Times New Roman" w:hAnsi="Times New Roman" w:cs="Times New Roman"/>
+          <w:sz w:val="24"/>
+          <w:szCs w:val="24"/>
+        </w:rPr>
+        <w:t xml:space="preserve"> e gestione degli errori</w:t>
       </w:r>
       <w:bookmarkEnd w:id="27"/>
     </w:p>
     <w:p>
       <w:r>
-        <w:t>La sicurezza del client è basata sul principio che il browser non è un ambiente affidabile. Il frontend controlla sessione, rotta e stato dei comandi, ma le autorizzazioni decisive sono applicate dal backend tramite privilegi PostgreSQL, RLS, funzioni controllate e trigger. La chiave pubblica utilizzata dal client non concede da sola accesso ai dati; ogni richiesta rimane soggetta all’identità e alle policy.</w:t>
+        <w:t xml:space="preserve">La sicurezza del client è basata sul principio che il browser non è un ambiente affidabile. Il </w:t>
+      </w:r>
+      <w:proofErr w:type="spellStart"/>
+      <w:r>
+        <w:t>frontend</w:t>
+      </w:r>
+      <w:proofErr w:type="spellEnd"/>
+      <w:r>
+        <w:t xml:space="preserve"> controlla sessione, rotta e stato dei comandi, ma le autorizzazioni decisive sono applicate dal </w:t>
+      </w:r>
+      <w:proofErr w:type="spellStart"/>
+      <w:r>
+        <w:t>backend</w:t>
+      </w:r>
+      <w:proofErr w:type="spellEnd"/>
+      <w:r>
+        <w:t xml:space="preserve"> tramite privilegi </w:t>
+      </w:r>
+      <w:proofErr w:type="spellStart"/>
+      <w:r>
+        <w:t>PostgreSQL</w:t>
+      </w:r>
+      <w:proofErr w:type="spellEnd"/>
+      <w:r>
+        <w:t>, RLS, funzioni controllate e trigger. La chiave pubblica utilizzata dal client non concede da sola accesso ai dati; ogni richiesta rimane soggetta all’identità e alle policy.</w:t>
       </w:r>
     </w:p>
     <w:p>
       <w:r>
-        <w:t>Le operazioni sensibili richiedono stati coerenti: un Target deve essere approvato prima di creare un assessment; un assessment deve contenere tutte le misure prima del completamento; un assessment completato e un Target approvato diventano di sola lettura. I pulsanti sono abilitati o disabilitati in base allo stato restituito, mentre il backend impedisce comunque transizioni non ammesse.</w:t>
+        <w:t xml:space="preserve">Le operazioni sensibili richiedono stati coerenti: un Target deve essere approvato prima di creare un </w:t>
+      </w:r>
+      <w:proofErr w:type="spellStart"/>
+      <w:r>
+        <w:t>assessment</w:t>
+      </w:r>
+      <w:proofErr w:type="spellEnd"/>
+      <w:r>
+        <w:t xml:space="preserve">; un </w:t>
+      </w:r>
+      <w:proofErr w:type="spellStart"/>
+      <w:r>
+        <w:t>assessment</w:t>
+      </w:r>
+      <w:proofErr w:type="spellEnd"/>
+      <w:r>
+        <w:t xml:space="preserve"> deve contenere tutte le misure prima del completamento; un </w:t>
+      </w:r>
+      <w:proofErr w:type="spellStart"/>
+      <w:r>
+        <w:t>assessment</w:t>
+      </w:r>
+      <w:proofErr w:type="spellEnd"/>
+      <w:r>
+        <w:t xml:space="preserve"> completato e un Target approvato diventano di sola lettura. I pulsanti sono abilitati o disabilitati in base allo stato restituito, mentre il </w:t>
+      </w:r>
+      <w:proofErr w:type="spellStart"/>
+      <w:r>
+        <w:t>backend</w:t>
+      </w:r>
+      <w:proofErr w:type="spellEnd"/>
+      <w:r>
+        <w:t xml:space="preserve"> impedisce comunque transizioni non ammesse.</w:t>
       </w:r>
     </w:p>
     <w:p>
       <w:r>
-        <w:t xml:space="preserve">Gli errori vengono riportati con messaggi comprensibili e i pulsanti temporaneamente disabilitati durante operazioni asincrone. La console finale non ha mostrato errori provenienti da index.html, dai moduli src, da Supabase o dalle risorse del progetto. </w:t>
+        <w:t xml:space="preserve">Gli errori vengono riportati con messaggi comprensibili e i pulsanti temporaneamente disabilitati durante operazioni asincrone. La console finale non ha mostrato errori provenienti da index.html, dai moduli </w:t>
+      </w:r>
+      <w:proofErr w:type="spellStart"/>
+      <w:r>
+        <w:t>src</w:t>
+      </w:r>
+      <w:proofErr w:type="spellEnd"/>
+      <w:r>
+        <w:t xml:space="preserve">, da </w:t>
+      </w:r>
+      <w:proofErr w:type="spellStart"/>
+      <w:r>
+        <w:t>Supabase</w:t>
+      </w:r>
+      <w:proofErr w:type="spellEnd"/>
+      <w:r>
+        <w:t xml:space="preserve"> o dalle risorse del progetto. </w:t>
       </w:r>
     </w:p>
     <w:p>
@@ -2780,12 +3731,76 @@
     <w:p>
       <w:r>
         <w:lastRenderedPageBreak/>
-        <w:t>La struttura HTML utilizza header, nav, main, section, article, footer, titoli gerarchici e label. Il collegamento Vai al contenuto principale consente di saltare la navigazione; i controlli possiedono etichette accessibili; la voce attiva usa aria-current; i dialoghi possono essere chiusi con comandi visibili. Il contrasto tra fondo, testo e pulsanti è coerente con il tema scuro e con la variante chiara.</w:t>
+        <w:t xml:space="preserve">La struttura HTML utilizza </w:t>
+      </w:r>
+      <w:proofErr w:type="spellStart"/>
+      <w:r>
+        <w:t>header</w:t>
+      </w:r>
+      <w:proofErr w:type="spellEnd"/>
+      <w:r>
+        <w:t xml:space="preserve">, </w:t>
+      </w:r>
+      <w:proofErr w:type="spellStart"/>
+      <w:r>
+        <w:t>nav</w:t>
+      </w:r>
+      <w:proofErr w:type="spellEnd"/>
+      <w:r>
+        <w:t xml:space="preserve">, </w:t>
+      </w:r>
+      <w:proofErr w:type="spellStart"/>
+      <w:r>
+        <w:t>main</w:t>
+      </w:r>
+      <w:proofErr w:type="spellEnd"/>
+      <w:r>
+        <w:t xml:space="preserve">, </w:t>
+      </w:r>
+      <w:proofErr w:type="spellStart"/>
+      <w:r>
+        <w:t>section</w:t>
+      </w:r>
+      <w:proofErr w:type="spellEnd"/>
+      <w:r>
+        <w:t xml:space="preserve">, </w:t>
+      </w:r>
+      <w:proofErr w:type="spellStart"/>
+      <w:r>
+        <w:t>article</w:t>
+      </w:r>
+      <w:proofErr w:type="spellEnd"/>
+      <w:r>
+        <w:t xml:space="preserve">, </w:t>
+      </w:r>
+      <w:proofErr w:type="spellStart"/>
+      <w:r>
+        <w:t>footer</w:t>
+      </w:r>
+      <w:proofErr w:type="spellEnd"/>
+      <w:r>
+        <w:t>, titoli gerarchici e label. Il collegamento Vai al contenuto principale consente di saltare la navigazione; i controlli possiedono etichette accessibili; la voce attiva usa aria-</w:t>
+      </w:r>
+      <w:proofErr w:type="spellStart"/>
+      <w:r>
+        <w:t>current</w:t>
+      </w:r>
+      <w:proofErr w:type="spellEnd"/>
+      <w:r>
+        <w:t>; i dialoghi possono essere chiusi con comandi visibili. Il contrasto tra fondo, testo e pulsanti è coerente con il tema scuro e con la variante chiara.</w:t>
       </w:r>
     </w:p>
     <w:p>
       <w:r>
-        <w:t>La coerenza visiva è stata mantenuta anche dopo l’introduzione del logo. Il simbolo è più grande soltanto nella home pubblica, mentre nell’header rimane compatto. Card, badge, pulsanti, tabelle e finestre conservano la stessa palette blu, ciano e tonalità di supporto. Il risultato evita sia l’eccesso decorativo sia l’aspetto di un prototipo non rifinito.</w:t>
+        <w:t>La coerenza visiva è stata mantenuta anche dopo l’introduzione del logo. Il simbolo è più grande soltanto nella home pubblica, mentre nell’</w:t>
+      </w:r>
+      <w:proofErr w:type="spellStart"/>
+      <w:r>
+        <w:t>header</w:t>
+      </w:r>
+      <w:proofErr w:type="spellEnd"/>
+      <w:r>
+        <w:t xml:space="preserve"> rimane compatto. Card, badge, pulsanti, tabelle e finestre conservano la stessa palette blu, ciano e tonalità di supporto. Il risultato evita sia l’eccesso decorativo sia l’aspetto di un prototipo non rifinito.</w:t>
       </w:r>
     </w:p>
     <w:p>
@@ -2956,7 +3971,35 @@
               <w:rPr>
                 <w:sz w:val="20"/>
               </w:rPr>
-              <w:t>Logo esteso, logo header, favicon, testi e tema</w:t>
+              <w:t xml:space="preserve">Logo esteso, logo </w:t>
+            </w:r>
+            <w:proofErr w:type="spellStart"/>
+            <w:r>
+              <w:rPr>
+                <w:sz w:val="20"/>
+              </w:rPr>
+              <w:t>header</w:t>
+            </w:r>
+            <w:proofErr w:type="spellEnd"/>
+            <w:r>
+              <w:rPr>
+                <w:sz w:val="20"/>
+              </w:rPr>
+              <w:t xml:space="preserve">, </w:t>
+            </w:r>
+            <w:proofErr w:type="spellStart"/>
+            <w:r>
+              <w:rPr>
+                <w:sz w:val="20"/>
+              </w:rPr>
+              <w:t>favicon</w:t>
+            </w:r>
+            <w:proofErr w:type="spellEnd"/>
+            <w:r>
+              <w:rPr>
+                <w:sz w:val="20"/>
+              </w:rPr>
+              <w:t>, testi e tema</w:t>
             </w:r>
           </w:p>
         </w:tc>
@@ -3110,7 +4153,49 @@
               <w:rPr>
                 <w:sz w:val="20"/>
               </w:rPr>
-              <w:t>Menu verticale, hash, breadcrumb, refresh e cronologia</w:t>
+              <w:t xml:space="preserve">Menu verticale, </w:t>
+            </w:r>
+            <w:proofErr w:type="spellStart"/>
+            <w:r>
+              <w:rPr>
+                <w:sz w:val="20"/>
+              </w:rPr>
+              <w:t>hash</w:t>
+            </w:r>
+            <w:proofErr w:type="spellEnd"/>
+            <w:r>
+              <w:rPr>
+                <w:sz w:val="20"/>
+              </w:rPr>
+              <w:t xml:space="preserve">, </w:t>
+            </w:r>
+            <w:proofErr w:type="spellStart"/>
+            <w:r>
+              <w:rPr>
+                <w:sz w:val="20"/>
+              </w:rPr>
+              <w:t>breadcrumb</w:t>
+            </w:r>
+            <w:proofErr w:type="spellEnd"/>
+            <w:r>
+              <w:rPr>
+                <w:sz w:val="20"/>
+              </w:rPr>
+              <w:t xml:space="preserve">, </w:t>
+            </w:r>
+            <w:proofErr w:type="spellStart"/>
+            <w:r>
+              <w:rPr>
+                <w:sz w:val="20"/>
+              </w:rPr>
+              <w:t>refresh</w:t>
+            </w:r>
+            <w:proofErr w:type="spellEnd"/>
+            <w:r>
+              <w:rPr>
+                <w:sz w:val="20"/>
+              </w:rPr>
+              <w:t xml:space="preserve"> e cronologia</w:t>
             </w:r>
           </w:p>
         </w:tc>
@@ -3337,11 +4422,19 @@
               <w:spacing w:after="0" w:line="252" w:lineRule="auto"/>
               <w:jc w:val="left"/>
             </w:pPr>
-            <w:r>
-              <w:rPr>
-                <w:sz w:val="20"/>
-              </w:rPr>
-              <w:t>Wizard, riepilogo, aperti e chiusi</w:t>
+            <w:proofErr w:type="spellStart"/>
+            <w:r>
+              <w:rPr>
+                <w:sz w:val="20"/>
+              </w:rPr>
+              <w:t>Wizard</w:t>
+            </w:r>
+            <w:proofErr w:type="spellEnd"/>
+            <w:r>
+              <w:rPr>
+                <w:sz w:val="20"/>
+              </w:rPr>
+              <w:t>, riepilogo, aperti e chiusi</w:t>
             </w:r>
           </w:p>
         </w:tc>
@@ -3390,12 +4483,14 @@
               <w:spacing w:after="0" w:line="252" w:lineRule="auto"/>
               <w:jc w:val="left"/>
             </w:pPr>
+            <w:proofErr w:type="spellStart"/>
             <w:r>
               <w:rPr>
                 <w:sz w:val="20"/>
               </w:rPr>
               <w:t>Assessment</w:t>
             </w:r>
+            <w:proofErr w:type="spellEnd"/>
           </w:p>
         </w:tc>
         <w:tc>
@@ -3649,8 +4744,16 @@
               <w:rPr>
                 <w:sz w:val="20"/>
               </w:rPr>
-              <w:t>F5 e riapertura di Target e assessment</w:t>
-            </w:r>
+              <w:t xml:space="preserve">F5 e riapertura di Target e </w:t>
+            </w:r>
+            <w:proofErr w:type="spellStart"/>
+            <w:r>
+              <w:rPr>
+                <w:sz w:val="20"/>
+              </w:rPr>
+              <w:t>assessment</w:t>
+            </w:r>
+            <w:proofErr w:type="spellEnd"/>
           </w:p>
         </w:tc>
         <w:tc>
@@ -3846,7 +4949,15 @@
     </w:p>
     <w:p>
       <w:r>
-        <w:t>Il caso FNCSDP utilizzato come evidenza finale comprende Target PT-2026-01 in stato APPROVATO e assessment ASS-2026-01 in stato COMPLETATO. L’avanzamento è 100 per cento, lo score 67 per cento, il gap 33 per cento e la maturità media indicativa 3,17 su 5. L’export a cinque fogli, la sola lettura e gli eventi dell’Audit Log sono stati verificati con esito positivo.</w:t>
+        <w:t xml:space="preserve">Il caso FNCSDP utilizzato come evidenza finale comprende Target PT-2026-01 in stato APPROVATO e </w:t>
+      </w:r>
+      <w:proofErr w:type="spellStart"/>
+      <w:r>
+        <w:t>assessment</w:t>
+      </w:r>
+      <w:proofErr w:type="spellEnd"/>
+      <w:r>
+        <w:t xml:space="preserve"> ASS-2026-01 in stato COMPLETATO. L’avanzamento è 100 per cento, lo score 67 per cento, il gap 33 per cento e la maturità media indicativa 3,17 su 5. L’export a cinque fogli, la sola lettura e gli eventi dell’Audit Log sono stati verificati con esito positivo.</w:t>
       </w:r>
     </w:p>
     <w:p>
@@ -3866,21 +4977,64 @@
     </w:p>
     <w:p>
       <w:r>
-        <w:t>Il repository conserva index.html e README.md nella radice, il codice applicativo in src, le risorse grafiche in assets/branding, gli script in sql e la documentazione in docs. La pubblicazione deriva dal ramo main. Il numero di build è aggiornato nei punti visibili dell’interfaccia per rendere riconoscibile la versione effettivamente distribuita.</w:t>
+        <w:t xml:space="preserve">Il repository conserva index.html e README.md nella radice, il codice applicativo in </w:t>
+      </w:r>
+      <w:proofErr w:type="spellStart"/>
+      <w:r>
+        <w:t>src</w:t>
+      </w:r>
+      <w:proofErr w:type="spellEnd"/>
+      <w:r>
+        <w:t xml:space="preserve">, le risorse grafiche in assets/branding, gli script in </w:t>
+      </w:r>
+      <w:proofErr w:type="spellStart"/>
+      <w:r>
+        <w:t>sql</w:t>
+      </w:r>
+      <w:proofErr w:type="spellEnd"/>
+      <w:r>
+        <w:t xml:space="preserve"> e la documentazione in </w:t>
+      </w:r>
+      <w:proofErr w:type="spellStart"/>
+      <w:r>
+        <w:t>docs</w:t>
+      </w:r>
+      <w:proofErr w:type="spellEnd"/>
+      <w:r>
+        <w:t xml:space="preserve">. La pubblicazione deriva dal ramo </w:t>
+      </w:r>
+      <w:proofErr w:type="spellStart"/>
+      <w:r>
+        <w:t>main</w:t>
+      </w:r>
+      <w:proofErr w:type="spellEnd"/>
+      <w:r>
+        <w:t>. Il numero di build è aggiornato nei punti visibili dell’interfaccia per rendere riconoscibile la versione effettivamente distribuita.</w:t>
       </w:r>
     </w:p>
     <w:p>
       <w:r>
-        <w:t xml:space="preserve">Il flusso adottato è sviluppo e verifica dei file, commit descrittivo, attesa del workflow pages build and deployment, ricaricamento forzato e collaudo. Quando più workflow sono in coda, si attende </w:t>
+        <w:t xml:space="preserve">Il flusso adottato è sviluppo e verifica dei file, </w:t>
+      </w:r>
+      <w:proofErr w:type="spellStart"/>
+      <w:r>
+        <w:t>commit</w:t>
+      </w:r>
+      <w:proofErr w:type="spellEnd"/>
+      <w:r>
+        <w:t xml:space="preserve"> descrittivo, attesa del workflow pages build and deployment, ricaricamento forzato e collaudo. Quando più workflow sono in coda, si attende </w:t>
       </w:r>
       <w:r>
         <w:lastRenderedPageBreak/>
-        <w:t>il completamento dell’ultimo commit invece di generare modifiche prive di contenuto. Lo ZIP locale viene scaricato dopo la chiusura delle modifiche e rappresenta la copia completa allineata al repository.</w:t>
-      </w:r>
-    </w:p>
-    <w:p>
-      <w:r>
-        <w:t>La documentazione frontend deve essere conservata in docs insieme al diagramma di navigazione. README.md e docs/README.md saranno riallineati in una fase successiva per riportare la relazione, il modello ER, la pipeline backend, il diagramma frontend e il documento principale del PW.</w:t>
+        <w:t xml:space="preserve">il completamento dell’ultimo </w:t>
+      </w:r>
+      <w:proofErr w:type="spellStart"/>
+      <w:r>
+        <w:t>commit</w:t>
+      </w:r>
+      <w:proofErr w:type="spellEnd"/>
+      <w:r>
+        <w:t xml:space="preserve"> invece di generare modifiche prive di contenuto. Lo ZIP locale viene scaricato dopo la chiusura delle modifiche e rappresenta la copia completa allineata al repository.</w:t>
       </w:r>
     </w:p>
     <w:p>
@@ -3905,12 +5059,52 @@
     </w:p>
     <w:p>
       <w:r>
-        <w:t>Il frontend del NIS2 Asset Inventory Manager realizza un’interfaccia unitaria per dati operativi e conformità. L’architettura modulare, la navigazione coerente e l’integrazione con Supabase consentono di utilizzare un backend articolato senza esporre la complessità delle tabelle, delle policy e delle funzioni. Inventario, servizi, fornitori, dipendenze, incidenti, Assessment FNCSDP e Audit Log sono riuniti in un percorso comprensibile e verificabile.</w:t>
+        <w:t xml:space="preserve">Il </w:t>
+      </w:r>
+      <w:proofErr w:type="spellStart"/>
+      <w:r>
+        <w:t>frontend</w:t>
+      </w:r>
+      <w:proofErr w:type="spellEnd"/>
+      <w:r>
+        <w:t xml:space="preserve"> del NIS2 Asset Inventory Manager realizza un’interfaccia unitaria per dati operativi e conformità. L’architettura modulare, la navigazione coerente e l’integrazione con </w:t>
+      </w:r>
+      <w:proofErr w:type="spellStart"/>
+      <w:r>
+        <w:t>Supabase</w:t>
+      </w:r>
+      <w:proofErr w:type="spellEnd"/>
+      <w:r>
+        <w:t xml:space="preserve"> consentono di utilizzare un </w:t>
+      </w:r>
+      <w:proofErr w:type="spellStart"/>
+      <w:r>
+        <w:t>backend</w:t>
+      </w:r>
+      <w:proofErr w:type="spellEnd"/>
+      <w:r>
+        <w:t xml:space="preserve"> articolato senza esporre la complessità delle tabelle, delle policy e delle funzioni. Inventario, servizi, fornitori, dipendenze, incidenti, </w:t>
+      </w:r>
+      <w:proofErr w:type="spellStart"/>
+      <w:r>
+        <w:t>Assessment</w:t>
+      </w:r>
+      <w:proofErr w:type="spellEnd"/>
+      <w:r>
+        <w:t xml:space="preserve"> FNCSDP e Audit Log sono riuniti in un percorso comprensibile e verificabile.</w:t>
       </w:r>
     </w:p>
     <w:p>
       <w:r>
-        <w:t>Il valore dell’interfaccia non deriva soltanto dal numero di schermate, ma dalla capacità di guidare gli stati e prevenire incoerenze: selezione di soggetti già censiti, conferma prima della creazione, approvazione del Target, compilazione progressiva delle misure, sola lettura dopo il completamento, esportazioni strutturate e ricerca correlata nell’Audit Log. Questi elementi semplificano il lavoro dell’utente senza indebolire i controlli del backend.</w:t>
+        <w:t xml:space="preserve">Il valore dell’interfaccia non deriva soltanto dal numero di schermate, ma dalla capacità di guidare gli stati e prevenire incoerenze: selezione di soggetti già censiti, conferma prima della creazione, approvazione del Target, compilazione progressiva delle misure, sola lettura dopo il completamento, esportazioni strutturate e ricerca correlata nell’Audit Log. Questi elementi semplificano il lavoro dell’utente senza indebolire i controlli del </w:t>
+      </w:r>
+      <w:proofErr w:type="spellStart"/>
+      <w:r>
+        <w:t>backend</w:t>
+      </w:r>
+      <w:proofErr w:type="spellEnd"/>
+      <w:r>
+        <w:t>.</w:t>
       </w:r>
     </w:p>
     <w:p>
@@ -3921,7 +5115,23 @@
         <w:t>1</w:t>
       </w:r>
       <w:r>
-        <w:t xml:space="preserve"> conclude il collaudo tecnico e funzionale del frontend. Le attività residue riguardano l’allineamento del README, dell’indice docs e del documento principale del Project Work. La presente relazione e il diagramma di navigazione V5 costituiscono gli allegati tecnici definitivi dedicati all’applicativo web.</w:t>
+        <w:t xml:space="preserve"> conclude il collaudo tecnico e funzionale del </w:t>
+      </w:r>
+      <w:proofErr w:type="spellStart"/>
+      <w:r>
+        <w:t>frontend</w:t>
+      </w:r>
+      <w:proofErr w:type="spellEnd"/>
+      <w:r>
+        <w:t xml:space="preserve">. Le attività residue riguardano l’allineamento del README, dell’indice </w:t>
+      </w:r>
+      <w:proofErr w:type="spellStart"/>
+      <w:r>
+        <w:t>docs</w:t>
+      </w:r>
+      <w:proofErr w:type="spellEnd"/>
+      <w:r>
+        <w:t xml:space="preserve"> e del documento principale del Project Work. La presente relazione e il diagramma di navigazione V5 costituiscono gli allegati tecnici definitivi dedicati all’applicativo web.</w:t>
       </w:r>
     </w:p>
     <w:p>
@@ -3936,9 +5146,14 @@
       <w:bookmarkStart w:id="32" w:name="appa"/>
       <w:r>
         <w:lastRenderedPageBreak/>
-        <w:t>Appendice A - Matrice di controllo frontend</w:t>
+        <w:t xml:space="preserve">Appendice A - Matrice di controllo </w:t>
+      </w:r>
+      <w:proofErr w:type="spellStart"/>
+      <w:r>
+        <w:t>frontend</w:t>
       </w:r>
       <w:bookmarkEnd w:id="32"/>
+      <w:proofErr w:type="spellEnd"/>
     </w:p>
     <w:tbl>
       <w:tblPr>
@@ -4193,8 +5408,16 @@
               <w:rPr>
                 <w:sz w:val="20"/>
               </w:rPr>
-              <w:t>Navigazione hash</w:t>
-            </w:r>
+              <w:t xml:space="preserve">Navigazione </w:t>
+            </w:r>
+            <w:proofErr w:type="spellStart"/>
+            <w:r>
+              <w:rPr>
+                <w:sz w:val="20"/>
+              </w:rPr>
+              <w:t>hash</w:t>
+            </w:r>
+            <w:proofErr w:type="spellEnd"/>
           </w:p>
         </w:tc>
         <w:tc>
@@ -4213,11 +5436,19 @@
               <w:spacing w:after="0" w:line="252" w:lineRule="auto"/>
               <w:jc w:val="left"/>
             </w:pPr>
-            <w:r>
-              <w:rPr>
-                <w:sz w:val="20"/>
-              </w:rPr>
-              <w:t>src/router.js</w:t>
+            <w:proofErr w:type="spellStart"/>
+            <w:r>
+              <w:rPr>
+                <w:sz w:val="20"/>
+              </w:rPr>
+              <w:t>src</w:t>
+            </w:r>
+            <w:proofErr w:type="spellEnd"/>
+            <w:r>
+              <w:rPr>
+                <w:sz w:val="20"/>
+              </w:rPr>
+              <w:t>/router.js</w:t>
             </w:r>
           </w:p>
         </w:tc>
@@ -4314,11 +5545,33 @@
               <w:spacing w:after="0" w:line="252" w:lineRule="auto"/>
               <w:jc w:val="left"/>
             </w:pPr>
-            <w:r>
-              <w:rPr>
-                <w:sz w:val="20"/>
-              </w:rPr>
-              <w:t>src/main.js e src/ui.js</w:t>
+            <w:proofErr w:type="spellStart"/>
+            <w:r>
+              <w:rPr>
+                <w:sz w:val="20"/>
+              </w:rPr>
+              <w:t>src</w:t>
+            </w:r>
+            <w:proofErr w:type="spellEnd"/>
+            <w:r>
+              <w:rPr>
+                <w:sz w:val="20"/>
+              </w:rPr>
+              <w:t xml:space="preserve">/main.js e </w:t>
+            </w:r>
+            <w:proofErr w:type="spellStart"/>
+            <w:r>
+              <w:rPr>
+                <w:sz w:val="20"/>
+              </w:rPr>
+              <w:t>src</w:t>
+            </w:r>
+            <w:proofErr w:type="spellEnd"/>
+            <w:r>
+              <w:rPr>
+                <w:sz w:val="20"/>
+              </w:rPr>
+              <w:t>/ui.js</w:t>
             </w:r>
           </w:p>
         </w:tc>
@@ -4366,7 +5619,21 @@
               <w:rPr>
                 <w:sz w:val="20"/>
               </w:rPr>
-              <w:t>Sessione, viste, breadcrumb e stati</w:t>
+              <w:t xml:space="preserve">Sessione, viste, </w:t>
+            </w:r>
+            <w:proofErr w:type="spellStart"/>
+            <w:r>
+              <w:rPr>
+                <w:sz w:val="20"/>
+              </w:rPr>
+              <w:t>breadcrumb</w:t>
+            </w:r>
+            <w:proofErr w:type="spellEnd"/>
+            <w:r>
+              <w:rPr>
+                <w:sz w:val="20"/>
+              </w:rPr>
+              <w:t xml:space="preserve"> e stati</w:t>
             </w:r>
           </w:p>
         </w:tc>
@@ -4415,12 +5682,28 @@
               <w:spacing w:after="0" w:line="252" w:lineRule="auto"/>
               <w:jc w:val="left"/>
             </w:pPr>
-            <w:r>
-              <w:rPr>
-                <w:sz w:val="20"/>
-              </w:rPr>
-              <w:t>src/auth.js e moduli Supabase</w:t>
-            </w:r>
+            <w:proofErr w:type="spellStart"/>
+            <w:r>
+              <w:rPr>
+                <w:sz w:val="20"/>
+              </w:rPr>
+              <w:t>src</w:t>
+            </w:r>
+            <w:proofErr w:type="spellEnd"/>
+            <w:r>
+              <w:rPr>
+                <w:sz w:val="20"/>
+              </w:rPr>
+              <w:t xml:space="preserve">/auth.js e moduli </w:t>
+            </w:r>
+            <w:proofErr w:type="spellStart"/>
+            <w:r>
+              <w:rPr>
+                <w:sz w:val="20"/>
+              </w:rPr>
+              <w:t>Supabase</w:t>
+            </w:r>
+            <w:proofErr w:type="spellEnd"/>
           </w:p>
         </w:tc>
         <w:tc>
@@ -4520,8 +5803,16 @@
               <w:rPr>
                 <w:sz w:val="20"/>
               </w:rPr>
-              <w:t>index.html e moduli src</w:t>
-            </w:r>
+              <w:t xml:space="preserve">index.html e moduli </w:t>
+            </w:r>
+            <w:proofErr w:type="spellStart"/>
+            <w:r>
+              <w:rPr>
+                <w:sz w:val="20"/>
+              </w:rPr>
+              <w:t>src</w:t>
+            </w:r>
+            <w:proofErr w:type="spellEnd"/>
           </w:p>
         </w:tc>
         <w:tc>
@@ -4617,11 +5908,19 @@
               <w:spacing w:after="0" w:line="252" w:lineRule="auto"/>
               <w:jc w:val="left"/>
             </w:pPr>
-            <w:r>
-              <w:rPr>
-                <w:sz w:val="20"/>
-              </w:rPr>
-              <w:t>src/supplyChain.js</w:t>
+            <w:proofErr w:type="spellStart"/>
+            <w:r>
+              <w:rPr>
+                <w:sz w:val="20"/>
+              </w:rPr>
+              <w:t>src</w:t>
+            </w:r>
+            <w:proofErr w:type="spellEnd"/>
+            <w:r>
+              <w:rPr>
+                <w:sz w:val="20"/>
+              </w:rPr>
+              <w:t>/supplyChain.js</w:t>
             </w:r>
           </w:p>
         </w:tc>
@@ -4718,11 +6017,19 @@
               <w:spacing w:after="0" w:line="252" w:lineRule="auto"/>
               <w:jc w:val="left"/>
             </w:pPr>
-            <w:r>
-              <w:rPr>
-                <w:sz w:val="20"/>
-              </w:rPr>
-              <w:t>src/incidentService.js, wizard.js e wizard.css</w:t>
+            <w:proofErr w:type="spellStart"/>
+            <w:r>
+              <w:rPr>
+                <w:sz w:val="20"/>
+              </w:rPr>
+              <w:t>src</w:t>
+            </w:r>
+            <w:proofErr w:type="spellEnd"/>
+            <w:r>
+              <w:rPr>
+                <w:sz w:val="20"/>
+              </w:rPr>
+              <w:t>/incidentService.js, wizard.js e wizard.css</w:t>
             </w:r>
           </w:p>
         </w:tc>
@@ -4795,11 +6102,19 @@
               <w:spacing w:after="0" w:line="252" w:lineRule="auto"/>
               <w:jc w:val="left"/>
             </w:pPr>
-            <w:r>
-              <w:rPr>
-                <w:sz w:val="20"/>
-              </w:rPr>
-              <w:t>Assessment FNCSDP</w:t>
+            <w:proofErr w:type="spellStart"/>
+            <w:r>
+              <w:rPr>
+                <w:sz w:val="20"/>
+              </w:rPr>
+              <w:t>Assessment</w:t>
+            </w:r>
+            <w:proofErr w:type="spellEnd"/>
+            <w:r>
+              <w:rPr>
+                <w:sz w:val="20"/>
+              </w:rPr>
+              <w:t xml:space="preserve"> FNCSDP</w:t>
             </w:r>
           </w:p>
         </w:tc>
@@ -4920,11 +6235,19 @@
               <w:spacing w:after="0" w:line="252" w:lineRule="auto"/>
               <w:jc w:val="left"/>
             </w:pPr>
-            <w:r>
-              <w:rPr>
-                <w:sz w:val="20"/>
-              </w:rPr>
-              <w:t>src/auditLog.js</w:t>
+            <w:proofErr w:type="spellStart"/>
+            <w:r>
+              <w:rPr>
+                <w:sz w:val="20"/>
+              </w:rPr>
+              <w:t>src</w:t>
+            </w:r>
+            <w:proofErr w:type="spellEnd"/>
+            <w:r>
+              <w:rPr>
+                <w:sz w:val="20"/>
+              </w:rPr>
+              <w:t>/auditLog.js</w:t>
             </w:r>
           </w:p>
         </w:tc>
@@ -5021,11 +6344,19 @@
               <w:spacing w:after="0" w:line="252" w:lineRule="auto"/>
               <w:jc w:val="left"/>
             </w:pPr>
-            <w:r>
-              <w:rPr>
-                <w:sz w:val="20"/>
-              </w:rPr>
-              <w:t>src/importExport.js ed export.js</w:t>
+            <w:proofErr w:type="spellStart"/>
+            <w:r>
+              <w:rPr>
+                <w:sz w:val="20"/>
+              </w:rPr>
+              <w:t>src</w:t>
+            </w:r>
+            <w:proofErr w:type="spellEnd"/>
+            <w:r>
+              <w:rPr>
+                <w:sz w:val="20"/>
+              </w:rPr>
+              <w:t>/importExport.js ed export.js</w:t>
             </w:r>
           </w:p>
         </w:tc>
@@ -5122,11 +6453,19 @@
               <w:spacing w:after="0" w:line="252" w:lineRule="auto"/>
               <w:jc w:val="left"/>
             </w:pPr>
-            <w:r>
-              <w:rPr>
-                <w:sz w:val="20"/>
-              </w:rPr>
-              <w:t>src/i18n.js</w:t>
+            <w:proofErr w:type="spellStart"/>
+            <w:r>
+              <w:rPr>
+                <w:sz w:val="20"/>
+              </w:rPr>
+              <w:t>src</w:t>
+            </w:r>
+            <w:proofErr w:type="spellEnd"/>
+            <w:r>
+              <w:rPr>
+                <w:sz w:val="20"/>
+              </w:rPr>
+              <w:t>/i18n.js</w:t>
             </w:r>
           </w:p>
         </w:tc>
@@ -5203,8 +6542,16 @@
               <w:rPr>
                 <w:sz w:val="20"/>
               </w:rPr>
-              <w:t>Logo e favicon</w:t>
-            </w:r>
+              <w:t xml:space="preserve">Logo e </w:t>
+            </w:r>
+            <w:proofErr w:type="spellStart"/>
+            <w:r>
+              <w:rPr>
+                <w:sz w:val="20"/>
+              </w:rPr>
+              <w:t>favicon</w:t>
+            </w:r>
+            <w:proofErr w:type="spellEnd"/>
           </w:p>
         </w:tc>
         <w:tc>
@@ -5275,7 +6622,21 @@
               <w:rPr>
                 <w:sz w:val="20"/>
               </w:rPr>
-              <w:t>Identità visiva della home, header e browser</w:t>
+              <w:t xml:space="preserve">Identità visiva della home, </w:t>
+            </w:r>
+            <w:proofErr w:type="spellStart"/>
+            <w:r>
+              <w:rPr>
+                <w:sz w:val="20"/>
+              </w:rPr>
+              <w:t>header</w:t>
+            </w:r>
+            <w:proofErr w:type="spellEnd"/>
+            <w:r>
+              <w:rPr>
+                <w:sz w:val="20"/>
+              </w:rPr>
+              <w:t xml:space="preserve"> e browser</w:t>
             </w:r>
           </w:p>
         </w:tc>
@@ -5429,8 +6790,16 @@
               <w:rPr>
                 <w:sz w:val="20"/>
               </w:rPr>
-              <w:t>GitHub Pages - main</w:t>
-            </w:r>
+              <w:t xml:space="preserve">GitHub Pages - </w:t>
+            </w:r>
+            <w:proofErr w:type="spellStart"/>
+            <w:r>
+              <w:rPr>
+                <w:sz w:val="20"/>
+              </w:rPr>
+              <w:t>main</w:t>
+            </w:r>
+            <w:proofErr w:type="spellEnd"/>
           </w:p>
         </w:tc>
         <w:tc>
@@ -5512,7 +6881,21 @@
               <w:rPr>
                 <w:sz w:val="20"/>
               </w:rPr>
-              <w:t>Relazione frontend v1.0</w:t>
+              <w:t xml:space="preserve">Relazione </w:t>
+            </w:r>
+            <w:proofErr w:type="spellStart"/>
+            <w:r>
+              <w:rPr>
+                <w:sz w:val="20"/>
+              </w:rPr>
+              <w:t>frontend</w:t>
+            </w:r>
+            <w:proofErr w:type="spellEnd"/>
+            <w:r>
+              <w:rPr>
+                <w:sz w:val="20"/>
+              </w:rPr>
+              <w:t xml:space="preserve"> v1.0</w:t>
             </w:r>
           </w:p>
         </w:tc>
@@ -5532,11 +6915,19 @@
               <w:spacing w:after="0" w:line="252" w:lineRule="auto"/>
               <w:jc w:val="left"/>
             </w:pPr>
-            <w:r>
-              <w:rPr>
-                <w:sz w:val="20"/>
-              </w:rPr>
-              <w:t>docs/Relazione_Tecnica_Frontend_Applicativo_v1.0.docx</w:t>
+            <w:proofErr w:type="spellStart"/>
+            <w:r>
+              <w:rPr>
+                <w:sz w:val="20"/>
+              </w:rPr>
+              <w:t>docs</w:t>
+            </w:r>
+            <w:proofErr w:type="spellEnd"/>
+            <w:r>
+              <w:rPr>
+                <w:sz w:val="20"/>
+              </w:rPr>
+              <w:t>/Relazione_Tecnica_Frontend_Applicativo_v1.0.docx</w:t>
             </w:r>
           </w:p>
         </w:tc>
@@ -5633,11 +7024,19 @@
               <w:spacing w:after="0" w:line="252" w:lineRule="auto"/>
               <w:jc w:val="left"/>
             </w:pPr>
-            <w:r>
-              <w:rPr>
-                <w:sz w:val="20"/>
-              </w:rPr>
-              <w:t>docs/diagrammi/Diagramma_Navigazione_Frontend_v5.pdf</w:t>
+            <w:proofErr w:type="spellStart"/>
+            <w:r>
+              <w:rPr>
+                <w:sz w:val="20"/>
+              </w:rPr>
+              <w:t>docs</w:t>
+            </w:r>
+            <w:proofErr w:type="spellEnd"/>
+            <w:r>
+              <w:rPr>
+                <w:sz w:val="20"/>
+              </w:rPr>
+              <w:t>/diagrammi/Diagramma_Navigazione_Frontend_v5.pdf</w:t>
             </w:r>
           </w:p>
         </w:tc>
@@ -5887,8 +7286,16 @@
               <w:rPr>
                 <w:sz w:val="20"/>
               </w:rPr>
-              <w:t>Mappa dei file in docs</w:t>
-            </w:r>
+              <w:t xml:space="preserve">Mappa dei file in </w:t>
+            </w:r>
+            <w:proofErr w:type="spellStart"/>
+            <w:r>
+              <w:rPr>
+                <w:sz w:val="20"/>
+              </w:rPr>
+              <w:t>docs</w:t>
+            </w:r>
+            <w:proofErr w:type="spellEnd"/>
           </w:p>
         </w:tc>
       </w:tr>
@@ -6047,7 +7454,21 @@
       <w:rPr>
         <w:sz w:val="20"/>
       </w:rPr>
-      <w:t xml:space="preserve">Relazione Tecnica Frontend Applicativo - Pagina </w:t>
+      <w:t xml:space="preserve">Relazione Tecnica </w:t>
+    </w:r>
+    <w:proofErr w:type="spellStart"/>
+    <w:r>
+      <w:rPr>
+        <w:sz w:val="20"/>
+      </w:rPr>
+      <w:t>Frontend</w:t>
+    </w:r>
+    <w:proofErr w:type="spellEnd"/>
+    <w:r>
+      <w:rPr>
+        <w:sz w:val="20"/>
+      </w:rPr>
+      <w:t xml:space="preserve"> Applicativo - Pagina </w:t>
     </w:r>
     <w:r>
       <w:fldChar w:fldCharType="begin"/>
